--- a/CMPE314- Project Report .docx
+++ b/CMPE314- Project Report .docx
@@ -4810,10 +4810,10 @@
         <w:tblLook w:val="04A0" w:firstRow="1" w:lastRow="0" w:firstColumn="1" w:lastColumn="0" w:noHBand="0" w:noVBand="1"/>
       </w:tblPr>
       <w:tblGrid>
-        <w:gridCol w:w="2428"/>
-        <w:gridCol w:w="3489"/>
-        <w:gridCol w:w="1710"/>
-        <w:gridCol w:w="1723"/>
+        <w:gridCol w:w="1915"/>
+        <w:gridCol w:w="3850"/>
+        <w:gridCol w:w="1496"/>
+        <w:gridCol w:w="2089"/>
       </w:tblGrid>
       <w:tr>
         <w:trPr>
@@ -4937,7 +4937,7 @@
                 <w:sz w:val="24"/>
                 <w:szCs w:val="24"/>
               </w:rPr>
-              <w:t>Stakeholder Analysis</w:t>
+              <w:t>Frontend Development and Design</w:t>
             </w:r>
           </w:p>
         </w:tc>
@@ -4961,7 +4961,7 @@
                 <w:sz w:val="24"/>
                 <w:szCs w:val="24"/>
               </w:rPr>
-              <w:t>Identified and profiled all stakeholders</w:t>
+              <w:t>Designing and building an Interactive UI interface for the Web App</w:t>
             </w:r>
           </w:p>
         </w:tc>
@@ -4979,14 +4979,16 @@
                 <w:szCs w:val="24"/>
               </w:rPr>
             </w:pPr>
+            <w:proofErr w:type="spellStart"/>
             <w:r>
               <w:rPr>
                 <w:rFonts w:ascii="Times New Roman" w:hAnsi="Times New Roman" w:cs="Times New Roman"/>
                 <w:sz w:val="24"/>
                 <w:szCs w:val="24"/>
               </w:rPr>
-              <w:t>Alice</w:t>
-            </w:r>
+              <w:t>Lamine</w:t>
+            </w:r>
+            <w:proofErr w:type="spellEnd"/>
           </w:p>
         </w:tc>
         <w:tc>
@@ -5003,13 +5005,23 @@
                 <w:szCs w:val="24"/>
               </w:rPr>
             </w:pPr>
+            <w:proofErr w:type="spellStart"/>
             <w:r>
               <w:rPr>
                 <w:rFonts w:ascii="Times New Roman" w:hAnsi="Times New Roman" w:cs="Times New Roman"/>
                 <w:sz w:val="24"/>
                 <w:szCs w:val="24"/>
               </w:rPr>
-              <w:t>Bob, Charlie</w:t>
+              <w:t>Jaciara</w:t>
+            </w:r>
+            <w:proofErr w:type="spellEnd"/>
+            <w:r>
+              <w:rPr>
+                <w:rFonts w:ascii="Times New Roman" w:hAnsi="Times New Roman" w:cs="Times New Roman"/>
+                <w:sz w:val="24"/>
+                <w:szCs w:val="24"/>
+              </w:rPr>
+              <w:t xml:space="preserve"> Annette</w:t>
             </w:r>
           </w:p>
         </w:tc>
@@ -5035,7 +5047,7 @@
                 <w:sz w:val="24"/>
                 <w:szCs w:val="24"/>
               </w:rPr>
-              <w:t>Use Case Modelling</w:t>
+              <w:t>Backend Logic and Testing</w:t>
             </w:r>
           </w:p>
         </w:tc>
@@ -5059,7 +5071,7 @@
                 <w:sz w:val="24"/>
                 <w:szCs w:val="24"/>
               </w:rPr>
-              <w:t>Created all use case diagrams and descriptions</w:t>
+              <w:t>Building server-side functionality, API endpoints, and business logic for the platform, as well as writing and executing tests to ensure system reliability and correctness</w:t>
             </w:r>
           </w:p>
         </w:tc>
@@ -5083,8 +5095,18 @@
                 <w:sz w:val="24"/>
                 <w:szCs w:val="24"/>
               </w:rPr>
-              <w:t>Bob</w:t>
-            </w:r>
+              <w:t xml:space="preserve">Christy </w:t>
+            </w:r>
+            <w:proofErr w:type="spellStart"/>
+            <w:r>
+              <w:rPr>
+                <w:rFonts w:ascii="Times New Roman" w:hAnsi="Times New Roman" w:cs="Times New Roman"/>
+                <w:sz w:val="24"/>
+                <w:szCs w:val="24"/>
+              </w:rPr>
+              <w:t>Lumbidi</w:t>
+            </w:r>
+            <w:proofErr w:type="spellEnd"/>
           </w:p>
         </w:tc>
         <w:tc>
@@ -5101,14 +5123,78 @@
                 <w:szCs w:val="24"/>
               </w:rPr>
             </w:pPr>
+            <w:proofErr w:type="spellStart"/>
             <w:r>
               <w:rPr>
                 <w:rFonts w:ascii="Times New Roman" w:hAnsi="Times New Roman" w:cs="Times New Roman"/>
                 <w:sz w:val="24"/>
                 <w:szCs w:val="24"/>
               </w:rPr>
-              <w:t>Alice</w:t>
-            </w:r>
+              <w:t>Lamine</w:t>
+            </w:r>
+            <w:proofErr w:type="spellEnd"/>
+            <w:r>
+              <w:rPr>
+                <w:rFonts w:ascii="Times New Roman" w:hAnsi="Times New Roman" w:cs="Times New Roman"/>
+                <w:sz w:val="24"/>
+                <w:szCs w:val="24"/>
+              </w:rPr>
+              <w:t xml:space="preserve"> </w:t>
+            </w:r>
+            <w:proofErr w:type="spellStart"/>
+            <w:r>
+              <w:rPr>
+                <w:rFonts w:ascii="Times New Roman" w:hAnsi="Times New Roman" w:cs="Times New Roman"/>
+                <w:sz w:val="24"/>
+                <w:szCs w:val="24"/>
+              </w:rPr>
+              <w:t>Diamoutene</w:t>
+            </w:r>
+            <w:proofErr w:type="spellEnd"/>
+            <w:r>
+              <w:rPr>
+                <w:rFonts w:ascii="Times New Roman" w:hAnsi="Times New Roman" w:cs="Times New Roman"/>
+                <w:sz w:val="24"/>
+                <w:szCs w:val="24"/>
+              </w:rPr>
+              <w:t>,</w:t>
+            </w:r>
+            <w:r>
+              <w:rPr>
+                <w:rFonts w:ascii="Times New Roman" w:hAnsi="Times New Roman" w:cs="Times New Roman"/>
+                <w:sz w:val="24"/>
+                <w:szCs w:val="24"/>
+              </w:rPr>
+              <w:t xml:space="preserve"> </w:t>
+            </w:r>
+            <w:proofErr w:type="spellStart"/>
+            <w:r>
+              <w:rPr>
+                <w:rFonts w:ascii="Times New Roman" w:hAnsi="Times New Roman" w:cs="Times New Roman"/>
+                <w:sz w:val="24"/>
+                <w:szCs w:val="24"/>
+              </w:rPr>
+              <w:t>Tinotenda</w:t>
+            </w:r>
+            <w:proofErr w:type="spellEnd"/>
+            <w:r>
+              <w:rPr>
+                <w:rFonts w:ascii="Times New Roman" w:hAnsi="Times New Roman" w:cs="Times New Roman"/>
+                <w:sz w:val="24"/>
+                <w:szCs w:val="24"/>
+              </w:rPr>
+              <w:t xml:space="preserve"> </w:t>
+            </w:r>
+            <w:proofErr w:type="spellStart"/>
+            <w:r>
+              <w:rPr>
+                <w:rFonts w:ascii="Times New Roman" w:hAnsi="Times New Roman" w:cs="Times New Roman"/>
+                <w:sz w:val="24"/>
+                <w:szCs w:val="24"/>
+              </w:rPr>
+              <w:t>Mupati</w:t>
+            </w:r>
+            <w:proofErr w:type="spellEnd"/>
           </w:p>
         </w:tc>
       </w:tr>
@@ -5133,7 +5219,7 @@
                 <w:sz w:val="24"/>
                 <w:szCs w:val="24"/>
               </w:rPr>
-              <w:t>Class Diagram</w:t>
+              <w:t>Report Compilation</w:t>
             </w:r>
           </w:p>
         </w:tc>
@@ -5157,7 +5243,25 @@
                 <w:sz w:val="24"/>
                 <w:szCs w:val="24"/>
               </w:rPr>
-              <w:t>Designed the static structure of the system</w:t>
+              <w:t xml:space="preserve">Gathering </w:t>
+            </w:r>
+            <w:proofErr w:type="gramStart"/>
+            <w:r>
+              <w:rPr>
+                <w:rFonts w:ascii="Times New Roman" w:hAnsi="Times New Roman" w:cs="Times New Roman"/>
+                <w:sz w:val="24"/>
+                <w:szCs w:val="24"/>
+              </w:rPr>
+              <w:t>information ,</w:t>
+            </w:r>
+            <w:proofErr w:type="gramEnd"/>
+            <w:r>
+              <w:rPr>
+                <w:rFonts w:ascii="Times New Roman" w:hAnsi="Times New Roman" w:cs="Times New Roman"/>
+                <w:sz w:val="24"/>
+                <w:szCs w:val="24"/>
+              </w:rPr>
+              <w:t xml:space="preserve"> Researching and formatting the report</w:t>
             </w:r>
           </w:p>
         </w:tc>
@@ -5181,7 +5285,7 @@
                 <w:sz w:val="24"/>
                 <w:szCs w:val="24"/>
               </w:rPr>
-              <w:t>Charlie</w:t>
+              <w:t>Mahisa Ahadi</w:t>
             </w:r>
           </w:p>
         </w:tc>
@@ -5205,122 +5309,6 @@
                 <w:sz w:val="24"/>
                 <w:szCs w:val="24"/>
               </w:rPr>
-              <w:t>David</w:t>
-            </w:r>
-          </w:p>
-        </w:tc>
-      </w:tr>
-      <w:tr>
-        <w:tc>
-          <w:tcPr>
-            <w:cnfStyle w:val="001000000000" w:firstRow="0" w:lastRow="0" w:firstColumn="1" w:lastColumn="0" w:oddVBand="0" w:evenVBand="0" w:oddHBand="0" w:evenHBand="0" w:firstRowFirstColumn="0" w:firstRowLastColumn="0" w:lastRowFirstColumn="0" w:lastRowLastColumn="0"/>
-            <w:tcW w:w="0" w:type="auto"/>
-            <w:hideMark/>
-          </w:tcPr>
-          <w:p>
-            <w:pPr>
-              <w:rPr>
-                <w:rFonts w:ascii="Times New Roman" w:hAnsi="Times New Roman" w:cs="Times New Roman"/>
-                <w:sz w:val="24"/>
-                <w:szCs w:val="24"/>
-              </w:rPr>
-            </w:pPr>
-            <w:r>
-              <w:rPr>
-                <w:rFonts w:ascii="Times New Roman" w:hAnsi="Times New Roman" w:cs="Times New Roman"/>
-                <w:sz w:val="24"/>
-                <w:szCs w:val="24"/>
-              </w:rPr>
-              <w:t>Report Compilation</w:t>
-            </w:r>
-          </w:p>
-        </w:tc>
-        <w:tc>
-          <w:tcPr>
-            <w:tcW w:w="0" w:type="auto"/>
-            <w:hideMark/>
-          </w:tcPr>
-          <w:p>
-            <w:pPr>
-              <w:cnfStyle w:val="000000000000" w:firstRow="0" w:lastRow="0" w:firstColumn="0" w:lastColumn="0" w:oddVBand="0" w:evenVBand="0" w:oddHBand="0" w:evenHBand="0" w:firstRowFirstColumn="0" w:firstRowLastColumn="0" w:lastRowFirstColumn="0" w:lastRowLastColumn="0"/>
-              <w:rPr>
-                <w:rFonts w:ascii="Times New Roman" w:hAnsi="Times New Roman" w:cs="Times New Roman"/>
-                <w:sz w:val="24"/>
-                <w:szCs w:val="24"/>
-              </w:rPr>
-            </w:pPr>
-            <w:r>
-              <w:rPr>
-                <w:rFonts w:ascii="Times New Roman" w:hAnsi="Times New Roman" w:cs="Times New Roman"/>
-                <w:sz w:val="24"/>
-                <w:szCs w:val="24"/>
-              </w:rPr>
-              <w:t xml:space="preserve">Gathering </w:t>
-            </w:r>
-            <w:proofErr w:type="gramStart"/>
-            <w:r>
-              <w:rPr>
-                <w:rFonts w:ascii="Times New Roman" w:hAnsi="Times New Roman" w:cs="Times New Roman"/>
-                <w:sz w:val="24"/>
-                <w:szCs w:val="24"/>
-              </w:rPr>
-              <w:t>information ,</w:t>
-            </w:r>
-            <w:proofErr w:type="gramEnd"/>
-            <w:r>
-              <w:rPr>
-                <w:rFonts w:ascii="Times New Roman" w:hAnsi="Times New Roman" w:cs="Times New Roman"/>
-                <w:sz w:val="24"/>
-                <w:szCs w:val="24"/>
-              </w:rPr>
-              <w:t xml:space="preserve"> Researching and formatting the report</w:t>
-            </w:r>
-          </w:p>
-        </w:tc>
-        <w:tc>
-          <w:tcPr>
-            <w:tcW w:w="0" w:type="auto"/>
-            <w:hideMark/>
-          </w:tcPr>
-          <w:p>
-            <w:pPr>
-              <w:cnfStyle w:val="000000000000" w:firstRow="0" w:lastRow="0" w:firstColumn="0" w:lastColumn="0" w:oddVBand="0" w:evenVBand="0" w:oddHBand="0" w:evenHBand="0" w:firstRowFirstColumn="0" w:firstRowLastColumn="0" w:lastRowFirstColumn="0" w:lastRowLastColumn="0"/>
-              <w:rPr>
-                <w:rFonts w:ascii="Times New Roman" w:hAnsi="Times New Roman" w:cs="Times New Roman"/>
-                <w:sz w:val="24"/>
-                <w:szCs w:val="24"/>
-              </w:rPr>
-            </w:pPr>
-            <w:r>
-              <w:rPr>
-                <w:rFonts w:ascii="Times New Roman" w:hAnsi="Times New Roman" w:cs="Times New Roman"/>
-                <w:sz w:val="24"/>
-                <w:szCs w:val="24"/>
-              </w:rPr>
-              <w:t>Mahisa Ahadi</w:t>
-            </w:r>
-          </w:p>
-        </w:tc>
-        <w:tc>
-          <w:tcPr>
-            <w:tcW w:w="0" w:type="auto"/>
-            <w:hideMark/>
-          </w:tcPr>
-          <w:p>
-            <w:pPr>
-              <w:cnfStyle w:val="000000000000" w:firstRow="0" w:lastRow="0" w:firstColumn="0" w:lastColumn="0" w:oddVBand="0" w:evenVBand="0" w:oddHBand="0" w:evenHBand="0" w:firstRowFirstColumn="0" w:firstRowLastColumn="0" w:lastRowFirstColumn="0" w:lastRowLastColumn="0"/>
-              <w:rPr>
-                <w:rFonts w:ascii="Times New Roman" w:hAnsi="Times New Roman" w:cs="Times New Roman"/>
-                <w:sz w:val="24"/>
-                <w:szCs w:val="24"/>
-              </w:rPr>
-            </w:pPr>
-            <w:r>
-              <w:rPr>
-                <w:rFonts w:ascii="Times New Roman" w:hAnsi="Times New Roman" w:cs="Times New Roman"/>
-                <w:sz w:val="24"/>
-                <w:szCs w:val="24"/>
-              </w:rPr>
               <w:t>All members</w:t>
             </w:r>
           </w:p>
@@ -5333,112 +5321,6 @@
                 <w:szCs w:val="24"/>
               </w:rPr>
             </w:pPr>
-          </w:p>
-        </w:tc>
-      </w:tr>
-      <w:tr>
-        <w:tc>
-          <w:tcPr>
-            <w:cnfStyle w:val="001000000000" w:firstRow="0" w:lastRow="0" w:firstColumn="1" w:lastColumn="0" w:oddVBand="0" w:evenVBand="0" w:oddHBand="0" w:evenHBand="0" w:firstRowFirstColumn="0" w:firstRowLastColumn="0" w:lastRowFirstColumn="0" w:lastRowLastColumn="0"/>
-            <w:tcW w:w="0" w:type="auto"/>
-          </w:tcPr>
-          <w:p>
-            <w:pPr>
-              <w:rPr>
-                <w:rFonts w:ascii="Times New Roman" w:hAnsi="Times New Roman" w:cs="Times New Roman"/>
-                <w:sz w:val="24"/>
-                <w:szCs w:val="24"/>
-              </w:rPr>
-            </w:pPr>
-            <w:r>
-              <w:rPr>
-                <w:rFonts w:ascii="Times New Roman" w:hAnsi="Times New Roman" w:cs="Times New Roman"/>
-                <w:sz w:val="24"/>
-                <w:szCs w:val="24"/>
-              </w:rPr>
-              <w:t>Frontend Development and Design</w:t>
-            </w:r>
-          </w:p>
-        </w:tc>
-        <w:tc>
-          <w:tcPr>
-            <w:tcW w:w="0" w:type="auto"/>
-          </w:tcPr>
-          <w:p>
-            <w:pPr>
-              <w:cnfStyle w:val="000000000000" w:firstRow="0" w:lastRow="0" w:firstColumn="0" w:lastColumn="0" w:oddVBand="0" w:evenVBand="0" w:oddHBand="0" w:evenHBand="0" w:firstRowFirstColumn="0" w:firstRowLastColumn="0" w:lastRowFirstColumn="0" w:lastRowLastColumn="0"/>
-              <w:rPr>
-                <w:rFonts w:ascii="Times New Roman" w:hAnsi="Times New Roman" w:cs="Times New Roman"/>
-                <w:sz w:val="24"/>
-                <w:szCs w:val="24"/>
-              </w:rPr>
-            </w:pPr>
-            <w:r>
-              <w:rPr>
-                <w:rFonts w:ascii="Times New Roman" w:hAnsi="Times New Roman" w:cs="Times New Roman"/>
-                <w:sz w:val="24"/>
-                <w:szCs w:val="24"/>
-              </w:rPr>
-              <w:t>Designing and building an Interactive UI interface for the Web App</w:t>
-            </w:r>
-          </w:p>
-        </w:tc>
-        <w:tc>
-          <w:tcPr>
-            <w:tcW w:w="0" w:type="auto"/>
-          </w:tcPr>
-          <w:p>
-            <w:pPr>
-              <w:cnfStyle w:val="000000000000" w:firstRow="0" w:lastRow="0" w:firstColumn="0" w:lastColumn="0" w:oddVBand="0" w:evenVBand="0" w:oddHBand="0" w:evenHBand="0" w:firstRowFirstColumn="0" w:firstRowLastColumn="0" w:lastRowFirstColumn="0" w:lastRowLastColumn="0"/>
-              <w:rPr>
-                <w:rFonts w:ascii="Times New Roman" w:hAnsi="Times New Roman" w:cs="Times New Roman"/>
-                <w:sz w:val="24"/>
-                <w:szCs w:val="24"/>
-              </w:rPr>
-            </w:pPr>
-            <w:proofErr w:type="spellStart"/>
-            <w:r>
-              <w:rPr>
-                <w:rFonts w:ascii="Times New Roman" w:hAnsi="Times New Roman" w:cs="Times New Roman"/>
-                <w:sz w:val="24"/>
-                <w:szCs w:val="24"/>
-              </w:rPr>
-              <w:t>Lamine</w:t>
-            </w:r>
-            <w:proofErr w:type="spellEnd"/>
-          </w:p>
-        </w:tc>
-        <w:tc>
-          <w:tcPr>
-            <w:tcW w:w="0" w:type="auto"/>
-          </w:tcPr>
-          <w:p>
-            <w:pPr>
-              <w:cnfStyle w:val="000000000000" w:firstRow="0" w:lastRow="0" w:firstColumn="0" w:lastColumn="0" w:oddVBand="0" w:evenVBand="0" w:oddHBand="0" w:evenHBand="0" w:firstRowFirstColumn="0" w:firstRowLastColumn="0" w:lastRowFirstColumn="0" w:lastRowLastColumn="0"/>
-              <w:rPr>
-                <w:rFonts w:ascii="Times New Roman" w:hAnsi="Times New Roman" w:cs="Times New Roman"/>
-                <w:sz w:val="24"/>
-                <w:szCs w:val="24"/>
-              </w:rPr>
-            </w:pPr>
-            <w:proofErr w:type="spellStart"/>
-            <w:r>
-              <w:rPr>
-                <w:rFonts w:ascii="Times New Roman" w:hAnsi="Times New Roman" w:cs="Times New Roman"/>
-                <w:sz w:val="24"/>
-                <w:szCs w:val="24"/>
-              </w:rPr>
-              <w:t>Jaciara</w:t>
-            </w:r>
-            <w:proofErr w:type="spellEnd"/>
-            <w:r>
-              <w:rPr>
-                <w:rFonts w:ascii="Times New Roman" w:hAnsi="Times New Roman" w:cs="Times New Roman"/>
-                <w:sz w:val="24"/>
-                <w:szCs w:val="24"/>
-              </w:rPr>
-              <w:t xml:space="preserve"> Annette</w:t>
-            </w:r>
           </w:p>
         </w:tc>
       </w:tr>
@@ -5678,7 +5560,6 @@
           <w:sz w:val="24"/>
           <w:szCs w:val="24"/>
         </w:rPr>
-        <w:lastRenderedPageBreak/>
         <w:t>Primary:</w:t>
       </w:r>
       <w:r>
@@ -5711,6 +5592,7 @@
           <w:sz w:val="24"/>
           <w:szCs w:val="24"/>
         </w:rPr>
+        <w:lastRenderedPageBreak/>
         <w:t>Secondary:</w:t>
       </w:r>
       <w:r>
@@ -11526,15 +11408,6 @@
   </w:num>
   <w:num w:numId="24">
     <w:abstractNumId w:val="11"/>
-    <w:lvlOverride w:ilvl="0"/>
-    <w:lvlOverride w:ilvl="1"/>
-    <w:lvlOverride w:ilvl="2"/>
-    <w:lvlOverride w:ilvl="3"/>
-    <w:lvlOverride w:ilvl="4"/>
-    <w:lvlOverride w:ilvl="5"/>
-    <w:lvlOverride w:ilvl="6"/>
-    <w:lvlOverride w:ilvl="7"/>
-    <w:lvlOverride w:ilvl="8"/>
   </w:num>
 </w:numbering>
 </file>
@@ -12011,6 +11884,7 @@
   <w:style w:type="character" w:default="1" w:styleId="DefaultParagraphFont">
     <w:name w:val="Default Paragraph Font"/>
     <w:uiPriority w:val="1"/>
+    <w:semiHidden/>
     <w:unhideWhenUsed/>
   </w:style>
   <w:style w:type="table" w:default="1" w:styleId="TableNormal">

--- a/CMPE314- Project Report .docx
+++ b/CMPE314- Project Report .docx
@@ -92,7 +92,13 @@
         <w:rPr>
           <w:sz w:val="32"/>
         </w:rPr>
-        <w:t>Name of Your Software System]</w:t>
+        <w:t>Online Quiz Platform</w:t>
+      </w:r>
+      <w:r>
+        <w:rPr>
+          <w:sz w:val="32"/>
+        </w:rPr>
+        <w:t>]</w:t>
       </w:r>
     </w:p>
     <w:p>
@@ -5453,37 +5459,63 @@
       </w:r>
       <w:bookmarkEnd w:id="9"/>
     </w:p>
-    <w:p>
-      <w:pPr>
-        <w:rPr>
-          <w:rFonts w:ascii="Times New Roman" w:hAnsi="Times New Roman" w:cs="Times New Roman"/>
-          <w:sz w:val="24"/>
-          <w:szCs w:val="24"/>
-        </w:rPr>
-      </w:pPr>
-      <w:r>
-        <w:rPr>
-          <w:rFonts w:ascii="Times New Roman" w:hAnsi="Times New Roman" w:cs="Times New Roman"/>
-          <w:sz w:val="24"/>
-          <w:szCs w:val="24"/>
-        </w:rPr>
-        <w:t>I</w:t>
-      </w:r>
-      <w:r>
-        <w:rPr>
-          <w:rFonts w:ascii="Times New Roman" w:hAnsi="Times New Roman" w:cs="Times New Roman"/>
-          <w:sz w:val="24"/>
-          <w:szCs w:val="24"/>
-        </w:rPr>
-        <w:t>nclude a Gantt chart showing your schedule for completing different project phases.</w:t>
-      </w:r>
-    </w:p>
+    <w:p/>
+    <w:p>
+      <w:r>
+        <w:rPr>
+          <w:noProof/>
+        </w:rPr>
+        <w:drawing>
+          <wp:inline distT="0" distB="0" distL="0" distR="0" wp14:anchorId="4D8D741E" wp14:editId="0AD9CD6B">
+            <wp:extent cx="5943600" cy="1560830"/>
+            <wp:effectExtent l="0" t="0" r="0" b="1270"/>
+            <wp:docPr id="2" name="Picture 2"/>
+            <wp:cNvGraphicFramePr>
+              <a:graphicFrameLocks xmlns:a="http://schemas.openxmlformats.org/drawingml/2006/main" noChangeAspect="1"/>
+            </wp:cNvGraphicFramePr>
+            <a:graphic xmlns:a="http://schemas.openxmlformats.org/drawingml/2006/main">
+              <a:graphicData uri="http://schemas.openxmlformats.org/drawingml/2006/picture">
+                <pic:pic xmlns:pic="http://schemas.openxmlformats.org/drawingml/2006/picture">
+                  <pic:nvPicPr>
+                    <pic:cNvPr id="2" name="Picture 2"/>
+                    <pic:cNvPicPr/>
+                  </pic:nvPicPr>
+                  <pic:blipFill>
+                    <a:blip r:embed="rId7" cstate="print">
+                      <a:extLst>
+                        <a:ext uri="{28A0092B-C50C-407E-A947-70E740481C1C}">
+                          <a14:useLocalDpi xmlns:a14="http://schemas.microsoft.com/office/drawing/2010/main" val="0"/>
+                        </a:ext>
+                      </a:extLst>
+                    </a:blip>
+                    <a:stretch>
+                      <a:fillRect/>
+                    </a:stretch>
+                  </pic:blipFill>
+                  <pic:spPr>
+                    <a:xfrm>
+                      <a:off x="0" y="0"/>
+                      <a:ext cx="5943600" cy="1560830"/>
+                    </a:xfrm>
+                    <a:prstGeom prst="rect">
+                      <a:avLst/>
+                    </a:prstGeom>
+                  </pic:spPr>
+                </pic:pic>
+              </a:graphicData>
+            </a:graphic>
+          </wp:inline>
+        </w:drawing>
+      </w:r>
+    </w:p>
+    <w:p/>
     <w:p>
       <w:pPr>
         <w:pStyle w:val="Heading1"/>
       </w:pPr>
       <w:bookmarkStart w:id="10" w:name="_Toc223948341"/>
       <w:r>
+        <w:lastRenderedPageBreak/>
         <w:t>Chapter 3: Stakeholder &amp; Requirements Elicitation</w:t>
       </w:r>
       <w:bookmarkEnd w:id="10"/>
@@ -5568,7 +5600,57 @@
           <w:sz w:val="24"/>
           <w:szCs w:val="24"/>
         </w:rPr>
-        <w:t> Those who directly interact with the system (e.g., Users, Admins).</w:t>
+        <w:t> </w:t>
+      </w:r>
+      <w:r>
+        <w:rPr>
+          <w:rFonts w:ascii="Times New Roman" w:hAnsi="Times New Roman" w:cs="Times New Roman"/>
+          <w:sz w:val="24"/>
+          <w:szCs w:val="24"/>
+        </w:rPr>
+        <w:t xml:space="preserve">Students </w:t>
+      </w:r>
+      <w:r>
+        <w:rPr>
+          <w:rFonts w:ascii="Times New Roman" w:hAnsi="Times New Roman" w:cs="Times New Roman"/>
+          <w:sz w:val="24"/>
+          <w:szCs w:val="24"/>
+        </w:rPr>
+        <w:t>(Need to have a secure exam and see their results instantly)</w:t>
+      </w:r>
+      <w:r>
+        <w:rPr>
+          <w:rFonts w:ascii="Times New Roman" w:hAnsi="Times New Roman" w:cs="Times New Roman"/>
+          <w:sz w:val="24"/>
+          <w:szCs w:val="24"/>
+        </w:rPr>
+        <w:t xml:space="preserve">, </w:t>
+      </w:r>
+    </w:p>
+    <w:p>
+      <w:pPr>
+        <w:pStyle w:val="ListParagraph"/>
+        <w:rPr>
+          <w:rFonts w:ascii="Times New Roman" w:hAnsi="Times New Roman" w:cs="Times New Roman"/>
+          <w:sz w:val="24"/>
+          <w:szCs w:val="24"/>
+        </w:rPr>
+      </w:pPr>
+      <w:r>
+        <w:rPr>
+          <w:rFonts w:ascii="Times New Roman" w:hAnsi="Times New Roman" w:cs="Times New Roman"/>
+          <w:sz w:val="24"/>
+          <w:szCs w:val="24"/>
+        </w:rPr>
+        <w:t xml:space="preserve">Teachers </w:t>
+      </w:r>
+      <w:r>
+        <w:rPr>
+          <w:rFonts w:ascii="Times New Roman" w:hAnsi="Times New Roman" w:cs="Times New Roman"/>
+          <w:sz w:val="24"/>
+          <w:szCs w:val="24"/>
+        </w:rPr>
+        <w:t>(Needs to manage exams, save time and be able to create quizzes easily).</w:t>
       </w:r>
     </w:p>
     <w:p>
@@ -5592,7 +5674,6 @@
           <w:sz w:val="24"/>
           <w:szCs w:val="24"/>
         </w:rPr>
-        <w:lastRenderedPageBreak/>
         <w:t>Secondary:</w:t>
       </w:r>
       <w:r>
@@ -5601,47 +5682,102 @@
           <w:sz w:val="24"/>
           <w:szCs w:val="24"/>
         </w:rPr>
-        <w:t> Those who are affected by the system but do not use it directly (e.g., Management, Regulatory Bodies).</w:t>
-      </w:r>
-    </w:p>
-    <w:p>
-      <w:pPr>
-        <w:rPr>
-          <w:rFonts w:ascii="Times New Roman" w:hAnsi="Times New Roman" w:cs="Times New Roman"/>
-          <w:sz w:val="24"/>
-          <w:szCs w:val="24"/>
-        </w:rPr>
-      </w:pPr>
-    </w:p>
-    <w:p>
-      <w:pPr>
-        <w:rPr>
-          <w:rFonts w:ascii="Times New Roman" w:hAnsi="Times New Roman" w:cs="Times New Roman"/>
-          <w:sz w:val="24"/>
-          <w:szCs w:val="24"/>
-        </w:rPr>
-      </w:pPr>
-    </w:p>
-    <w:p>
-      <w:pPr>
-        <w:rPr>
-          <w:rFonts w:ascii="Times New Roman" w:hAnsi="Times New Roman" w:cs="Times New Roman"/>
-          <w:sz w:val="24"/>
-          <w:szCs w:val="24"/>
-        </w:rPr>
-      </w:pPr>
-    </w:p>
-    <w:p>
-      <w:pPr>
-        <w:rPr>
-          <w:rFonts w:ascii="Times New Roman" w:hAnsi="Times New Roman" w:cs="Times New Roman"/>
-          <w:sz w:val="24"/>
-          <w:szCs w:val="24"/>
-        </w:rPr>
-      </w:pPr>
-    </w:p>
-    <w:p>
-      <w:pPr>
+        <w:t> </w:t>
+      </w:r>
+      <w:r>
+        <w:rPr>
+          <w:rFonts w:ascii="Times New Roman" w:hAnsi="Times New Roman" w:cs="Times New Roman"/>
+          <w:sz w:val="24"/>
+          <w:szCs w:val="24"/>
+        </w:rPr>
+        <w:t>System Administrator</w:t>
+      </w:r>
+      <w:r>
+        <w:rPr>
+          <w:rFonts w:ascii="Times New Roman" w:hAnsi="Times New Roman" w:cs="Times New Roman"/>
+          <w:sz w:val="24"/>
+          <w:szCs w:val="24"/>
+        </w:rPr>
+        <w:t xml:space="preserve"> (</w:t>
+      </w:r>
+      <w:r>
+        <w:rPr>
+          <w:rFonts w:ascii="Times New Roman" w:hAnsi="Times New Roman" w:cs="Times New Roman"/>
+          <w:sz w:val="24"/>
+          <w:szCs w:val="24"/>
+        </w:rPr>
+        <w:t>Manages user permissions and system backups</w:t>
+      </w:r>
+      <w:r>
+        <w:rPr>
+          <w:rFonts w:ascii="Times New Roman" w:hAnsi="Times New Roman" w:cs="Times New Roman"/>
+          <w:sz w:val="24"/>
+          <w:szCs w:val="24"/>
+        </w:rPr>
+        <w:t>),</w:t>
+      </w:r>
+    </w:p>
+    <w:p>
+      <w:pPr>
+        <w:pStyle w:val="ListParagraph"/>
+        <w:rPr>
+          <w:rFonts w:ascii="Times New Roman" w:hAnsi="Times New Roman" w:cs="Times New Roman"/>
+          <w:sz w:val="24"/>
+          <w:szCs w:val="24"/>
+        </w:rPr>
+      </w:pPr>
+      <w:r>
+        <w:rPr>
+          <w:rFonts w:ascii="Times New Roman" w:hAnsi="Times New Roman" w:cs="Times New Roman"/>
+          <w:sz w:val="24"/>
+          <w:szCs w:val="24"/>
+        </w:rPr>
+        <w:t>University Administrators</w:t>
+      </w:r>
+      <w:r>
+        <w:rPr>
+          <w:rFonts w:ascii="Times New Roman" w:hAnsi="Times New Roman" w:cs="Times New Roman"/>
+          <w:sz w:val="24"/>
+          <w:szCs w:val="24"/>
+        </w:rPr>
+        <w:t xml:space="preserve"> (</w:t>
+      </w:r>
+      <w:r>
+        <w:rPr>
+          <w:rFonts w:ascii="Times New Roman" w:hAnsi="Times New Roman" w:cs="Times New Roman"/>
+          <w:sz w:val="24"/>
+          <w:szCs w:val="24"/>
+        </w:rPr>
+        <w:t>Need to Approve and manage system usage,</w:t>
+      </w:r>
+      <w:r>
+        <w:rPr>
+          <w:rFonts w:ascii="Times New Roman" w:hAnsi="Times New Roman" w:cs="Times New Roman"/>
+          <w:sz w:val="24"/>
+          <w:szCs w:val="24"/>
+        </w:rPr>
+        <w:t xml:space="preserve"> </w:t>
+      </w:r>
+      <w:r>
+        <w:rPr>
+          <w:rFonts w:ascii="Times New Roman" w:hAnsi="Times New Roman" w:cs="Times New Roman"/>
+          <w:sz w:val="24"/>
+          <w:szCs w:val="24"/>
+        </w:rPr>
+        <w:t>monitor overall performance and reports, ensure compliance with academic policies</w:t>
+      </w:r>
+      <w:r>
+        <w:rPr>
+          <w:rFonts w:ascii="Times New Roman" w:hAnsi="Times New Roman" w:cs="Times New Roman"/>
+          <w:sz w:val="24"/>
+          <w:szCs w:val="24"/>
+        </w:rPr>
+        <w:t>)</w:t>
+      </w:r>
+    </w:p>
+    <w:p>
+      <w:pPr>
+        <w:pStyle w:val="ListParagraph"/>
         <w:rPr>
           <w:rFonts w:ascii="Times New Roman" w:hAnsi="Times New Roman" w:cs="Times New Roman"/>
           <w:sz w:val="24"/>
@@ -5678,7 +5814,94 @@
           <w:sz w:val="24"/>
           <w:szCs w:val="24"/>
         </w:rPr>
-        <w:t>For key stakeholders, describe their interest, influence, and specific requirements they might have.</w:t>
+        <w:t>There are 2 key stakeholders (students and teachers). Students want easy, and fast way to take quizzes and get the results</w:t>
+      </w:r>
+      <w:r>
+        <w:rPr>
+          <w:rFonts w:ascii="Times New Roman" w:hAnsi="Times New Roman" w:cs="Times New Roman"/>
+          <w:sz w:val="24"/>
+          <w:szCs w:val="24"/>
+        </w:rPr>
+        <w:t>, also the instructors want an easy way to create, manage, and also evaluate quizzes. The students don’t control the system, but</w:t>
+      </w:r>
+      <w:r>
+        <w:rPr>
+          <w:rFonts w:ascii="Times New Roman" w:hAnsi="Times New Roman" w:cs="Times New Roman"/>
+          <w:sz w:val="24"/>
+          <w:szCs w:val="24"/>
+        </w:rPr>
+        <w:t xml:space="preserve"> their feedback effect the usability of the system. </w:t>
+      </w:r>
+      <w:proofErr w:type="gramStart"/>
+      <w:r>
+        <w:rPr>
+          <w:rFonts w:ascii="Times New Roman" w:hAnsi="Times New Roman" w:cs="Times New Roman"/>
+          <w:sz w:val="24"/>
+          <w:szCs w:val="24"/>
+        </w:rPr>
+        <w:t>So</w:t>
+      </w:r>
+      <w:proofErr w:type="gramEnd"/>
+      <w:r>
+        <w:rPr>
+          <w:rFonts w:ascii="Times New Roman" w:hAnsi="Times New Roman" w:cs="Times New Roman"/>
+          <w:sz w:val="24"/>
+          <w:szCs w:val="24"/>
+        </w:rPr>
+        <w:t xml:space="preserve"> their influence is medium. The influence of the teachers is </w:t>
+      </w:r>
+      <w:proofErr w:type="gramStart"/>
+      <w:r>
+        <w:rPr>
+          <w:rFonts w:ascii="Times New Roman" w:hAnsi="Times New Roman" w:cs="Times New Roman"/>
+          <w:sz w:val="24"/>
+          <w:szCs w:val="24"/>
+        </w:rPr>
+        <w:t>high ,</w:t>
+      </w:r>
+      <w:proofErr w:type="gramEnd"/>
+      <w:r>
+        <w:rPr>
+          <w:rFonts w:ascii="Times New Roman" w:hAnsi="Times New Roman" w:cs="Times New Roman"/>
+          <w:sz w:val="24"/>
+          <w:szCs w:val="24"/>
+        </w:rPr>
+        <w:t xml:space="preserve"> since they define quiz content and affect system requirements.</w:t>
+      </w:r>
+    </w:p>
+    <w:p>
+      <w:pPr>
+        <w:rPr>
+          <w:rFonts w:ascii="Times New Roman" w:hAnsi="Times New Roman" w:cs="Times New Roman"/>
+          <w:sz w:val="24"/>
+          <w:szCs w:val="24"/>
+        </w:rPr>
+      </w:pPr>
+      <w:r>
+        <w:rPr>
+          <w:rFonts w:ascii="Times New Roman" w:hAnsi="Times New Roman" w:cs="Times New Roman"/>
+          <w:sz w:val="24"/>
+          <w:szCs w:val="24"/>
+        </w:rPr>
+        <w:t>Specific Requirements (students</w:t>
+      </w:r>
+      <w:proofErr w:type="gramStart"/>
+      <w:r>
+        <w:rPr>
+          <w:rFonts w:ascii="Times New Roman" w:hAnsi="Times New Roman" w:cs="Times New Roman"/>
+          <w:sz w:val="24"/>
+          <w:szCs w:val="24"/>
+        </w:rPr>
+        <w:t>) :</w:t>
+      </w:r>
+      <w:proofErr w:type="gramEnd"/>
+      <w:r>
+        <w:rPr>
+          <w:rFonts w:ascii="Times New Roman" w:hAnsi="Times New Roman" w:cs="Times New Roman"/>
+          <w:sz w:val="24"/>
+          <w:szCs w:val="24"/>
+        </w:rPr>
+        <w:t xml:space="preserve"> The system must have a simple login and user-friendly interface. It must have the ability to take quizzes easily without errors. It must give the student instant result. It must have timer and clear instructions during quizzes. </w:t>
       </w:r>
     </w:p>
     <w:p>
@@ -5691,17 +5914,30 @@
           <w:szCs w:val="24"/>
         </w:rPr>
       </w:pPr>
-    </w:p>
-    <w:p>
-      <w:pPr>
-        <w:rPr>
-          <w:rFonts w:ascii="Times New Roman" w:hAnsi="Times New Roman" w:cs="Times New Roman"/>
-          <w:b/>
-          <w:bCs/>
-          <w:sz w:val="24"/>
-          <w:szCs w:val="24"/>
-        </w:rPr>
-      </w:pPr>
+      <w:r>
+        <w:rPr>
+          <w:rFonts w:ascii="Times New Roman" w:hAnsi="Times New Roman" w:cs="Times New Roman"/>
+          <w:sz w:val="24"/>
+          <w:szCs w:val="24"/>
+        </w:rPr>
+        <w:t>Specific Re</w:t>
+      </w:r>
+      <w:r>
+        <w:rPr>
+          <w:rFonts w:ascii="Times New Roman" w:hAnsi="Times New Roman" w:cs="Times New Roman"/>
+          <w:sz w:val="24"/>
+          <w:szCs w:val="24"/>
+        </w:rPr>
+        <w:t>quirements (teachers): The system must provide creation, edition, and deletion of the quizzes for the teachers. T</w:t>
+      </w:r>
+      <w:r>
+        <w:rPr>
+          <w:rFonts w:ascii="Times New Roman" w:hAnsi="Times New Roman" w:cs="Times New Roman"/>
+          <w:sz w:val="24"/>
+          <w:szCs w:val="24"/>
+        </w:rPr>
+        <w:t>he teachers must be able to add different types of questions, and have access to student performance reports. The system must give automatic grading and result analysis.</w:t>
+      </w:r>
     </w:p>
     <w:p>
       <w:pPr>
@@ -5746,35 +5982,26 @@
           <w:sz w:val="24"/>
           <w:szCs w:val="24"/>
         </w:rPr>
-        <w:t>Detail the methods from your proposal that you actually employed (e.g., "We conducted brainstorming sessions and created user personas to derive initial requirements.").</w:t>
-      </w:r>
-    </w:p>
-    <w:p>
-      <w:pPr>
-        <w:rPr>
-          <w:rFonts w:ascii="Times New Roman" w:hAnsi="Times New Roman" w:cs="Times New Roman"/>
-          <w:sz w:val="24"/>
-          <w:szCs w:val="24"/>
-        </w:rPr>
-      </w:pPr>
-    </w:p>
-    <w:p>
-      <w:pPr>
-        <w:rPr>
-          <w:rFonts w:ascii="Times New Roman" w:hAnsi="Times New Roman" w:cs="Times New Roman"/>
-          <w:sz w:val="24"/>
-          <w:szCs w:val="24"/>
-        </w:rPr>
-      </w:pPr>
-    </w:p>
-    <w:p>
-      <w:pPr>
-        <w:rPr>
-          <w:rFonts w:ascii="Times New Roman" w:hAnsi="Times New Roman" w:cs="Times New Roman"/>
-          <w:sz w:val="24"/>
-          <w:szCs w:val="24"/>
-        </w:rPr>
-      </w:pPr>
+        <w:t xml:space="preserve">We used brainstorming sessions in the team in order to find the main features and define the system scope. We also created user personas (student and teacher) to understand each </w:t>
+      </w:r>
+      <w:proofErr w:type="gramStart"/>
+      <w:r>
+        <w:rPr>
+          <w:rFonts w:ascii="Times New Roman" w:hAnsi="Times New Roman" w:cs="Times New Roman"/>
+          <w:sz w:val="24"/>
+          <w:szCs w:val="24"/>
+        </w:rPr>
+        <w:t>role ,</w:t>
+      </w:r>
+      <w:proofErr w:type="gramEnd"/>
+      <w:r>
+        <w:rPr>
+          <w:rFonts w:ascii="Times New Roman" w:hAnsi="Times New Roman" w:cs="Times New Roman"/>
+          <w:sz w:val="24"/>
+          <w:szCs w:val="24"/>
+        </w:rPr>
+        <w:t xml:space="preserve"> what they need, and their expectations. At the end, scenario-based discussions were used to see how the users interact with the system and extract functional requirements.</w:t>
+      </w:r>
     </w:p>
     <w:p>
       <w:pPr>
@@ -5833,32 +6060,16 @@
     <w:p>
       <w:pPr>
         <w:pStyle w:val="Heading1"/>
+        <w:rPr>
+          <w:sz w:val="24"/>
+        </w:rPr>
       </w:pPr>
       <w:bookmarkStart w:id="14" w:name="_Toc223948345"/>
       <w:r>
+        <w:lastRenderedPageBreak/>
         <w:t>Chapter 4: Requirements Specification</w:t>
       </w:r>
       <w:bookmarkEnd w:id="14"/>
-    </w:p>
-    <w:p>
-      <w:pPr>
-        <w:rPr>
-          <w:rFonts w:ascii="Times New Roman" w:hAnsi="Times New Roman" w:cs="Times New Roman"/>
-          <w:b/>
-          <w:bCs/>
-          <w:sz w:val="24"/>
-          <w:szCs w:val="24"/>
-        </w:rPr>
-      </w:pPr>
-    </w:p>
-    <w:p>
-      <w:pPr>
-        <w:rPr>
-          <w:rFonts w:ascii="Times New Roman" w:hAnsi="Times New Roman" w:cs="Times New Roman"/>
-          <w:sz w:val="24"/>
-          <w:szCs w:val="24"/>
-        </w:rPr>
-      </w:pPr>
     </w:p>
     <w:p>
       <w:pPr>
@@ -5889,51 +6100,6 @@
       <w:r>
         <w:rPr>
           <w:rFonts w:ascii="Times New Roman" w:hAnsi="Times New Roman" w:cs="Times New Roman"/>
-          <w:sz w:val="24"/>
-          <w:szCs w:val="24"/>
-        </w:rPr>
-        <w:lastRenderedPageBreak/>
-        <w:t>List the system's functionalities in a structured way. Use a consistent format. You can number them (e.g., FR-001) for traceability.</w:t>
-      </w:r>
-    </w:p>
-    <w:p>
-      <w:pPr>
-        <w:numPr>
-          <w:ilvl w:val="1"/>
-          <w:numId w:val="9"/>
-        </w:numPr>
-        <w:rPr>
-          <w:rFonts w:ascii="Times New Roman" w:hAnsi="Times New Roman" w:cs="Times New Roman"/>
-          <w:sz w:val="24"/>
-          <w:szCs w:val="24"/>
-        </w:rPr>
-      </w:pPr>
-      <w:r>
-        <w:rPr>
-          <w:rFonts w:ascii="Times New Roman" w:hAnsi="Times New Roman" w:cs="Times New Roman"/>
-          <w:i/>
-          <w:iCs/>
-          <w:sz w:val="24"/>
-          <w:szCs w:val="24"/>
-        </w:rPr>
-        <w:t>Format Example:</w:t>
-      </w:r>
-    </w:p>
-    <w:p>
-      <w:pPr>
-        <w:numPr>
-          <w:ilvl w:val="2"/>
-          <w:numId w:val="9"/>
-        </w:numPr>
-        <w:rPr>
-          <w:rFonts w:ascii="Times New Roman" w:hAnsi="Times New Roman" w:cs="Times New Roman"/>
-          <w:sz w:val="24"/>
-          <w:szCs w:val="24"/>
-        </w:rPr>
-      </w:pPr>
-      <w:r>
-        <w:rPr>
-          <w:rFonts w:ascii="Times New Roman" w:hAnsi="Times New Roman" w:cs="Times New Roman"/>
           <w:b/>
           <w:bCs/>
           <w:sz w:val="24"/>
@@ -5947,21 +6113,16 @@
           <w:sz w:val="24"/>
           <w:szCs w:val="24"/>
         </w:rPr>
-        <w:t> FR-001</w:t>
-      </w:r>
-    </w:p>
-    <w:p>
-      <w:pPr>
-        <w:numPr>
-          <w:ilvl w:val="2"/>
-          <w:numId w:val="9"/>
-        </w:numPr>
-        <w:rPr>
-          <w:rFonts w:ascii="Times New Roman" w:hAnsi="Times New Roman" w:cs="Times New Roman"/>
-          <w:sz w:val="24"/>
-          <w:szCs w:val="24"/>
-        </w:rPr>
-      </w:pPr>
+        <w:t> FR-01</w:t>
+      </w:r>
+      <w:r>
+        <w:rPr>
+          <w:rFonts w:ascii="Times New Roman" w:hAnsi="Times New Roman" w:cs="Times New Roman"/>
+          <w:sz w:val="24"/>
+          <w:szCs w:val="24"/>
+        </w:rPr>
+        <w:t xml:space="preserve">   </w:t>
+      </w:r>
       <w:r>
         <w:rPr>
           <w:rFonts w:ascii="Times New Roman" w:hAnsi="Times New Roman" w:cs="Times New Roman"/>
@@ -5980,19 +6141,14 @@
         </w:rPr>
         <w:t> User Registration</w:t>
       </w:r>
-    </w:p>
-    <w:p>
-      <w:pPr>
-        <w:numPr>
-          <w:ilvl w:val="2"/>
-          <w:numId w:val="9"/>
-        </w:numPr>
-        <w:rPr>
-          <w:rFonts w:ascii="Times New Roman" w:hAnsi="Times New Roman" w:cs="Times New Roman"/>
-          <w:sz w:val="24"/>
-          <w:szCs w:val="24"/>
-        </w:rPr>
-      </w:pPr>
+      <w:r>
+        <w:rPr>
+          <w:rFonts w:ascii="Times New Roman" w:hAnsi="Times New Roman" w:cs="Times New Roman"/>
+          <w:sz w:val="24"/>
+          <w:szCs w:val="24"/>
+        </w:rPr>
+        <w:t xml:space="preserve">    </w:t>
+      </w:r>
       <w:r>
         <w:rPr>
           <w:rFonts w:ascii="Times New Roman" w:hAnsi="Times New Roman" w:cs="Times New Roman"/>
@@ -6009,35 +6165,1652 @@
           <w:sz w:val="24"/>
           <w:szCs w:val="24"/>
         </w:rPr>
-        <w:t> The system shall allow a new user to register for an account by providing a valid email address, full name, and a password.</w:t>
-      </w:r>
-    </w:p>
-    <w:p>
-      <w:pPr>
-        <w:rPr>
-          <w:rFonts w:ascii="Times New Roman" w:hAnsi="Times New Roman" w:cs="Times New Roman"/>
-          <w:sz w:val="24"/>
-          <w:szCs w:val="24"/>
-        </w:rPr>
-      </w:pPr>
-    </w:p>
-    <w:p>
-      <w:pPr>
-        <w:rPr>
-          <w:rFonts w:ascii="Times New Roman" w:hAnsi="Times New Roman" w:cs="Times New Roman"/>
-          <w:sz w:val="24"/>
-          <w:szCs w:val="24"/>
-        </w:rPr>
-      </w:pPr>
-    </w:p>
-    <w:p>
-      <w:pPr>
-        <w:rPr>
-          <w:rFonts w:ascii="Times New Roman" w:hAnsi="Times New Roman" w:cs="Times New Roman"/>
-          <w:sz w:val="24"/>
-          <w:szCs w:val="24"/>
-        </w:rPr>
-      </w:pPr>
+        <w:t xml:space="preserve"> The system shall allow </w:t>
+      </w:r>
+      <w:r>
+        <w:rPr>
+          <w:rFonts w:ascii="Times New Roman" w:hAnsi="Times New Roman" w:cs="Times New Roman"/>
+          <w:sz w:val="24"/>
+          <w:szCs w:val="24"/>
+        </w:rPr>
+        <w:t xml:space="preserve">users (students and teacher) to create an account using student number/user </w:t>
+      </w:r>
+      <w:r>
+        <w:rPr>
+          <w:rFonts w:ascii="Times New Roman" w:hAnsi="Times New Roman" w:cs="Times New Roman"/>
+          <w:sz w:val="24"/>
+          <w:szCs w:val="24"/>
+        </w:rPr>
+        <w:t>name/email address,</w:t>
+      </w:r>
+      <w:r>
+        <w:rPr>
+          <w:rFonts w:ascii="Times New Roman" w:hAnsi="Times New Roman" w:cs="Times New Roman"/>
+          <w:sz w:val="24"/>
+          <w:szCs w:val="24"/>
+        </w:rPr>
+        <w:t xml:space="preserve"> and password</w:t>
+      </w:r>
+      <w:r>
+        <w:rPr>
+          <w:rFonts w:ascii="Times New Roman" w:hAnsi="Times New Roman" w:cs="Times New Roman"/>
+          <w:sz w:val="24"/>
+          <w:szCs w:val="24"/>
+        </w:rPr>
+        <w:t>.</w:t>
+      </w:r>
+    </w:p>
+    <w:p>
+      <w:pPr>
+        <w:rPr>
+          <w:rFonts w:ascii="Times New Roman" w:hAnsi="Times New Roman" w:cs="Times New Roman"/>
+          <w:sz w:val="24"/>
+          <w:szCs w:val="24"/>
+        </w:rPr>
+      </w:pPr>
+      <w:r>
+        <w:rPr>
+          <w:rFonts w:ascii="Times New Roman" w:hAnsi="Times New Roman" w:cs="Times New Roman"/>
+          <w:b/>
+          <w:bCs/>
+          <w:sz w:val="24"/>
+          <w:szCs w:val="24"/>
+        </w:rPr>
+        <w:t>ID:</w:t>
+      </w:r>
+      <w:r>
+        <w:rPr>
+          <w:rFonts w:ascii="Times New Roman" w:hAnsi="Times New Roman" w:cs="Times New Roman"/>
+          <w:sz w:val="24"/>
+          <w:szCs w:val="24"/>
+        </w:rPr>
+        <w:t> FR-0</w:t>
+      </w:r>
+      <w:r>
+        <w:rPr>
+          <w:rFonts w:ascii="Times New Roman" w:hAnsi="Times New Roman" w:cs="Times New Roman"/>
+          <w:sz w:val="24"/>
+          <w:szCs w:val="24"/>
+        </w:rPr>
+        <w:t xml:space="preserve">2   </w:t>
+      </w:r>
+      <w:r>
+        <w:rPr>
+          <w:rFonts w:ascii="Times New Roman" w:hAnsi="Times New Roman" w:cs="Times New Roman"/>
+          <w:b/>
+          <w:bCs/>
+          <w:sz w:val="24"/>
+          <w:szCs w:val="24"/>
+        </w:rPr>
+        <w:t>Title:</w:t>
+      </w:r>
+      <w:r>
+        <w:rPr>
+          <w:rFonts w:ascii="Times New Roman" w:hAnsi="Times New Roman" w:cs="Times New Roman"/>
+          <w:sz w:val="24"/>
+          <w:szCs w:val="24"/>
+        </w:rPr>
+        <w:t xml:space="preserve"> User </w:t>
+      </w:r>
+      <w:r>
+        <w:rPr>
+          <w:rFonts w:ascii="Times New Roman" w:hAnsi="Times New Roman" w:cs="Times New Roman"/>
+          <w:sz w:val="24"/>
+          <w:szCs w:val="24"/>
+        </w:rPr>
+        <w:t xml:space="preserve">login    </w:t>
+      </w:r>
+      <w:r>
+        <w:rPr>
+          <w:rFonts w:ascii="Times New Roman" w:hAnsi="Times New Roman" w:cs="Times New Roman"/>
+          <w:b/>
+          <w:bCs/>
+          <w:sz w:val="24"/>
+          <w:szCs w:val="24"/>
+        </w:rPr>
+        <w:t>Description:</w:t>
+      </w:r>
+      <w:r>
+        <w:rPr>
+          <w:rFonts w:ascii="Times New Roman" w:hAnsi="Times New Roman" w:cs="Times New Roman"/>
+          <w:sz w:val="24"/>
+          <w:szCs w:val="24"/>
+        </w:rPr>
+        <w:t xml:space="preserve"> The system shall allow </w:t>
+      </w:r>
+      <w:r>
+        <w:rPr>
+          <w:rFonts w:ascii="Times New Roman" w:hAnsi="Times New Roman" w:cs="Times New Roman"/>
+          <w:sz w:val="24"/>
+          <w:szCs w:val="24"/>
+        </w:rPr>
+        <w:t xml:space="preserve">users (students and teacher) to </w:t>
+      </w:r>
+      <w:r>
+        <w:rPr>
+          <w:rFonts w:ascii="Times New Roman" w:hAnsi="Times New Roman" w:cs="Times New Roman"/>
+          <w:sz w:val="24"/>
+          <w:szCs w:val="24"/>
+        </w:rPr>
+        <w:t>enter to the system securely</w:t>
+      </w:r>
+      <w:r>
+        <w:rPr>
+          <w:rFonts w:ascii="Times New Roman" w:hAnsi="Times New Roman" w:cs="Times New Roman"/>
+          <w:sz w:val="24"/>
+          <w:szCs w:val="24"/>
+        </w:rPr>
+        <w:t>.</w:t>
+      </w:r>
+    </w:p>
+    <w:p>
+      <w:pPr>
+        <w:rPr>
+          <w:rFonts w:ascii="Times New Roman" w:hAnsi="Times New Roman" w:cs="Times New Roman"/>
+          <w:sz w:val="24"/>
+          <w:szCs w:val="24"/>
+        </w:rPr>
+      </w:pPr>
+      <w:r>
+        <w:rPr>
+          <w:rFonts w:ascii="Times New Roman" w:hAnsi="Times New Roman" w:cs="Times New Roman"/>
+          <w:b/>
+          <w:bCs/>
+          <w:sz w:val="24"/>
+          <w:szCs w:val="24"/>
+        </w:rPr>
+        <w:t>ID:</w:t>
+      </w:r>
+      <w:r>
+        <w:rPr>
+          <w:rFonts w:ascii="Times New Roman" w:hAnsi="Times New Roman" w:cs="Times New Roman"/>
+          <w:sz w:val="24"/>
+          <w:szCs w:val="24"/>
+        </w:rPr>
+        <w:t> FR-0</w:t>
+      </w:r>
+      <w:r>
+        <w:rPr>
+          <w:rFonts w:ascii="Times New Roman" w:hAnsi="Times New Roman" w:cs="Times New Roman"/>
+          <w:sz w:val="24"/>
+          <w:szCs w:val="24"/>
+        </w:rPr>
+        <w:t>3</w:t>
+      </w:r>
+      <w:r>
+        <w:rPr>
+          <w:rFonts w:ascii="Times New Roman" w:hAnsi="Times New Roman" w:cs="Times New Roman"/>
+          <w:sz w:val="24"/>
+          <w:szCs w:val="24"/>
+        </w:rPr>
+        <w:t xml:space="preserve">   </w:t>
+      </w:r>
+      <w:r>
+        <w:rPr>
+          <w:rFonts w:ascii="Times New Roman" w:hAnsi="Times New Roman" w:cs="Times New Roman"/>
+          <w:b/>
+          <w:bCs/>
+          <w:sz w:val="24"/>
+          <w:szCs w:val="24"/>
+        </w:rPr>
+        <w:t>Title:</w:t>
+      </w:r>
+      <w:r>
+        <w:rPr>
+          <w:rFonts w:ascii="Times New Roman" w:hAnsi="Times New Roman" w:cs="Times New Roman"/>
+          <w:sz w:val="24"/>
+          <w:szCs w:val="24"/>
+        </w:rPr>
+        <w:t> </w:t>
+      </w:r>
+      <w:r>
+        <w:rPr>
+          <w:rFonts w:ascii="Times New Roman" w:hAnsi="Times New Roman" w:cs="Times New Roman"/>
+          <w:sz w:val="24"/>
+          <w:szCs w:val="24"/>
+        </w:rPr>
+        <w:t xml:space="preserve">Profile management  </w:t>
+      </w:r>
+      <w:r>
+        <w:rPr>
+          <w:rFonts w:ascii="Times New Roman" w:hAnsi="Times New Roman" w:cs="Times New Roman"/>
+          <w:sz w:val="24"/>
+          <w:szCs w:val="24"/>
+        </w:rPr>
+        <w:t xml:space="preserve"> </w:t>
+      </w:r>
+      <w:r>
+        <w:rPr>
+          <w:rFonts w:ascii="Times New Roman" w:hAnsi="Times New Roman" w:cs="Times New Roman"/>
+          <w:b/>
+          <w:bCs/>
+          <w:sz w:val="24"/>
+          <w:szCs w:val="24"/>
+        </w:rPr>
+        <w:t>Description:</w:t>
+      </w:r>
+      <w:r>
+        <w:rPr>
+          <w:rFonts w:ascii="Times New Roman" w:hAnsi="Times New Roman" w:cs="Times New Roman"/>
+          <w:sz w:val="24"/>
+          <w:szCs w:val="24"/>
+        </w:rPr>
+        <w:t> T</w:t>
+      </w:r>
+      <w:r>
+        <w:rPr>
+          <w:rFonts w:ascii="Times New Roman" w:hAnsi="Times New Roman" w:cs="Times New Roman"/>
+          <w:sz w:val="24"/>
+          <w:szCs w:val="24"/>
+        </w:rPr>
+        <w:t>he system shall allow the authenticated user to view and edit their personal data, including name and password.</w:t>
+      </w:r>
+    </w:p>
+    <w:p>
+      <w:pPr>
+        <w:rPr>
+          <w:rFonts w:ascii="Times New Roman" w:hAnsi="Times New Roman" w:cs="Times New Roman"/>
+          <w:sz w:val="24"/>
+          <w:szCs w:val="24"/>
+        </w:rPr>
+      </w:pPr>
+      <w:r>
+        <w:rPr>
+          <w:rFonts w:ascii="Times New Roman" w:hAnsi="Times New Roman" w:cs="Times New Roman"/>
+          <w:b/>
+          <w:bCs/>
+          <w:sz w:val="24"/>
+          <w:szCs w:val="24"/>
+        </w:rPr>
+        <w:t>ID:</w:t>
+      </w:r>
+      <w:r>
+        <w:rPr>
+          <w:rFonts w:ascii="Times New Roman" w:hAnsi="Times New Roman" w:cs="Times New Roman"/>
+          <w:sz w:val="24"/>
+          <w:szCs w:val="24"/>
+        </w:rPr>
+        <w:t> FR-0</w:t>
+      </w:r>
+      <w:r>
+        <w:rPr>
+          <w:rFonts w:ascii="Times New Roman" w:hAnsi="Times New Roman" w:cs="Times New Roman"/>
+          <w:sz w:val="24"/>
+          <w:szCs w:val="24"/>
+        </w:rPr>
+        <w:t>4</w:t>
+      </w:r>
+      <w:r>
+        <w:rPr>
+          <w:rFonts w:ascii="Times New Roman" w:hAnsi="Times New Roman" w:cs="Times New Roman"/>
+          <w:sz w:val="24"/>
+          <w:szCs w:val="24"/>
+        </w:rPr>
+        <w:t xml:space="preserve">   </w:t>
+      </w:r>
+      <w:r>
+        <w:rPr>
+          <w:rFonts w:ascii="Times New Roman" w:hAnsi="Times New Roman" w:cs="Times New Roman"/>
+          <w:b/>
+          <w:bCs/>
+          <w:sz w:val="24"/>
+          <w:szCs w:val="24"/>
+        </w:rPr>
+        <w:t>Title:</w:t>
+      </w:r>
+      <w:r>
+        <w:rPr>
+          <w:rFonts w:ascii="Times New Roman" w:hAnsi="Times New Roman" w:cs="Times New Roman"/>
+          <w:sz w:val="24"/>
+          <w:szCs w:val="24"/>
+        </w:rPr>
+        <w:t> </w:t>
+      </w:r>
+      <w:r>
+        <w:rPr>
+          <w:rFonts w:ascii="Times New Roman" w:hAnsi="Times New Roman" w:cs="Times New Roman"/>
+          <w:sz w:val="24"/>
+          <w:szCs w:val="24"/>
+        </w:rPr>
+        <w:t>Instructor admin login</w:t>
+      </w:r>
+      <w:r>
+        <w:rPr>
+          <w:rFonts w:ascii="Times New Roman" w:hAnsi="Times New Roman" w:cs="Times New Roman"/>
+          <w:sz w:val="24"/>
+          <w:szCs w:val="24"/>
+        </w:rPr>
+        <w:t xml:space="preserve">   </w:t>
+      </w:r>
+      <w:r>
+        <w:rPr>
+          <w:rFonts w:ascii="Times New Roman" w:hAnsi="Times New Roman" w:cs="Times New Roman"/>
+          <w:b/>
+          <w:bCs/>
+          <w:sz w:val="24"/>
+          <w:szCs w:val="24"/>
+        </w:rPr>
+        <w:t>Description:</w:t>
+      </w:r>
+      <w:r>
+        <w:rPr>
+          <w:rFonts w:ascii="Times New Roman" w:hAnsi="Times New Roman" w:cs="Times New Roman"/>
+          <w:sz w:val="24"/>
+          <w:szCs w:val="24"/>
+        </w:rPr>
+        <w:t> </w:t>
+      </w:r>
+      <w:r>
+        <w:rPr>
+          <w:rFonts w:ascii="Times New Roman" w:hAnsi="Times New Roman" w:cs="Times New Roman"/>
+          <w:sz w:val="24"/>
+          <w:szCs w:val="24"/>
+        </w:rPr>
+        <w:t xml:space="preserve">The system must allow the </w:t>
+      </w:r>
+      <w:proofErr w:type="gramStart"/>
+      <w:r>
+        <w:rPr>
+          <w:rFonts w:ascii="Times New Roman" w:hAnsi="Times New Roman" w:cs="Times New Roman"/>
+          <w:sz w:val="24"/>
+          <w:szCs w:val="24"/>
+        </w:rPr>
+        <w:t>Instructor</w:t>
+      </w:r>
+      <w:proofErr w:type="gramEnd"/>
+      <w:r>
+        <w:rPr>
+          <w:rFonts w:ascii="Times New Roman" w:hAnsi="Times New Roman" w:cs="Times New Roman"/>
+          <w:sz w:val="24"/>
+          <w:szCs w:val="24"/>
+        </w:rPr>
+        <w:t xml:space="preserve"> to log in with administrative credentials, ensuring exclusive access to the management panel</w:t>
+      </w:r>
+    </w:p>
+    <w:p>
+      <w:pPr>
+        <w:rPr>
+          <w:rFonts w:ascii="Times New Roman" w:hAnsi="Times New Roman" w:cs="Times New Roman"/>
+          <w:sz w:val="24"/>
+          <w:szCs w:val="24"/>
+        </w:rPr>
+      </w:pPr>
+      <w:r>
+        <w:rPr>
+          <w:rFonts w:ascii="Times New Roman" w:hAnsi="Times New Roman" w:cs="Times New Roman"/>
+          <w:b/>
+          <w:bCs/>
+          <w:sz w:val="24"/>
+          <w:szCs w:val="24"/>
+        </w:rPr>
+        <w:t>ID:</w:t>
+      </w:r>
+      <w:r>
+        <w:rPr>
+          <w:rFonts w:ascii="Times New Roman" w:hAnsi="Times New Roman" w:cs="Times New Roman"/>
+          <w:sz w:val="24"/>
+          <w:szCs w:val="24"/>
+        </w:rPr>
+        <w:t> FR-0</w:t>
+      </w:r>
+      <w:r>
+        <w:rPr>
+          <w:rFonts w:ascii="Times New Roman" w:hAnsi="Times New Roman" w:cs="Times New Roman"/>
+          <w:sz w:val="24"/>
+          <w:szCs w:val="24"/>
+        </w:rPr>
+        <w:t>5</w:t>
+      </w:r>
+      <w:r>
+        <w:rPr>
+          <w:rFonts w:ascii="Times New Roman" w:hAnsi="Times New Roman" w:cs="Times New Roman"/>
+          <w:sz w:val="24"/>
+          <w:szCs w:val="24"/>
+        </w:rPr>
+        <w:t xml:space="preserve">   </w:t>
+      </w:r>
+      <w:r>
+        <w:rPr>
+          <w:rFonts w:ascii="Times New Roman" w:hAnsi="Times New Roman" w:cs="Times New Roman"/>
+          <w:b/>
+          <w:bCs/>
+          <w:sz w:val="24"/>
+          <w:szCs w:val="24"/>
+        </w:rPr>
+        <w:t>Title:</w:t>
+      </w:r>
+      <w:r>
+        <w:rPr>
+          <w:rFonts w:ascii="Times New Roman" w:hAnsi="Times New Roman" w:cs="Times New Roman"/>
+          <w:sz w:val="24"/>
+          <w:szCs w:val="24"/>
+        </w:rPr>
+        <w:t> </w:t>
+      </w:r>
+      <w:r>
+        <w:rPr>
+          <w:rFonts w:ascii="Times New Roman" w:hAnsi="Times New Roman" w:cs="Times New Roman"/>
+          <w:sz w:val="24"/>
+          <w:szCs w:val="24"/>
+        </w:rPr>
+        <w:t>View Available Quizzes</w:t>
+      </w:r>
+      <w:r>
+        <w:rPr>
+          <w:rFonts w:ascii="Times New Roman" w:hAnsi="Times New Roman" w:cs="Times New Roman"/>
+          <w:sz w:val="24"/>
+          <w:szCs w:val="24"/>
+        </w:rPr>
+        <w:t xml:space="preserve"> </w:t>
+      </w:r>
+      <w:r>
+        <w:rPr>
+          <w:rFonts w:ascii="Times New Roman" w:hAnsi="Times New Roman" w:cs="Times New Roman"/>
+          <w:b/>
+          <w:bCs/>
+          <w:sz w:val="24"/>
+          <w:szCs w:val="24"/>
+        </w:rPr>
+        <w:t>Description:</w:t>
+      </w:r>
+      <w:r>
+        <w:rPr>
+          <w:rFonts w:ascii="Times New Roman" w:hAnsi="Times New Roman" w:cs="Times New Roman"/>
+          <w:sz w:val="24"/>
+          <w:szCs w:val="24"/>
+        </w:rPr>
+        <w:t> </w:t>
+      </w:r>
+      <w:r>
+        <w:rPr>
+          <w:rFonts w:ascii="Times New Roman" w:hAnsi="Times New Roman" w:cs="Times New Roman"/>
+          <w:sz w:val="24"/>
+          <w:szCs w:val="24"/>
+        </w:rPr>
+        <w:t>The system shall display to the authenticated user a list of available quizzes.</w:t>
+      </w:r>
+    </w:p>
+    <w:p>
+      <w:pPr>
+        <w:rPr>
+          <w:rFonts w:ascii="Times New Roman" w:hAnsi="Times New Roman" w:cs="Times New Roman"/>
+          <w:sz w:val="24"/>
+          <w:szCs w:val="24"/>
+        </w:rPr>
+      </w:pPr>
+      <w:r>
+        <w:rPr>
+          <w:rFonts w:ascii="Times New Roman" w:hAnsi="Times New Roman" w:cs="Times New Roman"/>
+          <w:b/>
+          <w:bCs/>
+          <w:sz w:val="24"/>
+          <w:szCs w:val="24"/>
+        </w:rPr>
+        <w:t>ID:</w:t>
+      </w:r>
+      <w:r>
+        <w:rPr>
+          <w:rFonts w:ascii="Times New Roman" w:hAnsi="Times New Roman" w:cs="Times New Roman"/>
+          <w:sz w:val="24"/>
+          <w:szCs w:val="24"/>
+        </w:rPr>
+        <w:t> FR-0</w:t>
+      </w:r>
+      <w:r>
+        <w:rPr>
+          <w:rFonts w:ascii="Times New Roman" w:hAnsi="Times New Roman" w:cs="Times New Roman"/>
+          <w:sz w:val="24"/>
+          <w:szCs w:val="24"/>
+        </w:rPr>
+        <w:t>6</w:t>
+      </w:r>
+      <w:r>
+        <w:rPr>
+          <w:rFonts w:ascii="Times New Roman" w:hAnsi="Times New Roman" w:cs="Times New Roman"/>
+          <w:sz w:val="24"/>
+          <w:szCs w:val="24"/>
+        </w:rPr>
+        <w:t xml:space="preserve">   </w:t>
+      </w:r>
+      <w:r>
+        <w:rPr>
+          <w:rFonts w:ascii="Times New Roman" w:hAnsi="Times New Roman" w:cs="Times New Roman"/>
+          <w:b/>
+          <w:bCs/>
+          <w:sz w:val="24"/>
+          <w:szCs w:val="24"/>
+        </w:rPr>
+        <w:t>Title:</w:t>
+      </w:r>
+      <w:r>
+        <w:rPr>
+          <w:rFonts w:ascii="Times New Roman" w:hAnsi="Times New Roman" w:cs="Times New Roman"/>
+          <w:sz w:val="24"/>
+          <w:szCs w:val="24"/>
+        </w:rPr>
+        <w:t> </w:t>
+      </w:r>
+      <w:r>
+        <w:rPr>
+          <w:rFonts w:ascii="Times New Roman" w:hAnsi="Times New Roman" w:cs="Times New Roman"/>
+          <w:sz w:val="24"/>
+          <w:szCs w:val="24"/>
+        </w:rPr>
+        <w:t>Take Quiz</w:t>
+      </w:r>
+      <w:r>
+        <w:rPr>
+          <w:rFonts w:ascii="Times New Roman" w:hAnsi="Times New Roman" w:cs="Times New Roman"/>
+          <w:sz w:val="24"/>
+          <w:szCs w:val="24"/>
+        </w:rPr>
+        <w:t xml:space="preserve">   </w:t>
+      </w:r>
+      <w:r>
+        <w:rPr>
+          <w:rFonts w:ascii="Times New Roman" w:hAnsi="Times New Roman" w:cs="Times New Roman"/>
+          <w:b/>
+          <w:bCs/>
+          <w:sz w:val="24"/>
+          <w:szCs w:val="24"/>
+        </w:rPr>
+        <w:t>Description:</w:t>
+      </w:r>
+      <w:r>
+        <w:rPr>
+          <w:rFonts w:ascii="Times New Roman" w:hAnsi="Times New Roman" w:cs="Times New Roman"/>
+          <w:sz w:val="24"/>
+          <w:szCs w:val="24"/>
+        </w:rPr>
+        <w:t> </w:t>
+      </w:r>
+      <w:r>
+        <w:rPr>
+          <w:rFonts w:ascii="Times New Roman" w:hAnsi="Times New Roman" w:cs="Times New Roman"/>
+          <w:sz w:val="24"/>
+          <w:szCs w:val="24"/>
+        </w:rPr>
+        <w:t>The system shall allow the user to select a quiz and answer the questions one at a time.</w:t>
+      </w:r>
+    </w:p>
+    <w:p>
+      <w:pPr>
+        <w:rPr>
+          <w:rFonts w:ascii="Times New Roman" w:hAnsi="Times New Roman" w:cs="Times New Roman"/>
+          <w:sz w:val="24"/>
+          <w:szCs w:val="24"/>
+        </w:rPr>
+      </w:pPr>
+      <w:r>
+        <w:rPr>
+          <w:rFonts w:ascii="Times New Roman" w:hAnsi="Times New Roman" w:cs="Times New Roman"/>
+          <w:b/>
+          <w:bCs/>
+          <w:sz w:val="24"/>
+          <w:szCs w:val="24"/>
+        </w:rPr>
+        <w:t>ID:</w:t>
+      </w:r>
+      <w:r>
+        <w:rPr>
+          <w:rFonts w:ascii="Times New Roman" w:hAnsi="Times New Roman" w:cs="Times New Roman"/>
+          <w:sz w:val="24"/>
+          <w:szCs w:val="24"/>
+        </w:rPr>
+        <w:t> FR-0</w:t>
+      </w:r>
+      <w:r>
+        <w:rPr>
+          <w:rFonts w:ascii="Times New Roman" w:hAnsi="Times New Roman" w:cs="Times New Roman"/>
+          <w:sz w:val="24"/>
+          <w:szCs w:val="24"/>
+        </w:rPr>
+        <w:t>7</w:t>
+      </w:r>
+      <w:r>
+        <w:rPr>
+          <w:rFonts w:ascii="Times New Roman" w:hAnsi="Times New Roman" w:cs="Times New Roman"/>
+          <w:sz w:val="24"/>
+          <w:szCs w:val="24"/>
+        </w:rPr>
+        <w:t xml:space="preserve">   </w:t>
+      </w:r>
+      <w:r>
+        <w:rPr>
+          <w:rFonts w:ascii="Times New Roman" w:hAnsi="Times New Roman" w:cs="Times New Roman"/>
+          <w:b/>
+          <w:bCs/>
+          <w:sz w:val="24"/>
+          <w:szCs w:val="24"/>
+        </w:rPr>
+        <w:t>Title:</w:t>
+      </w:r>
+      <w:r>
+        <w:rPr>
+          <w:rFonts w:ascii="Times New Roman" w:hAnsi="Times New Roman" w:cs="Times New Roman"/>
+          <w:sz w:val="24"/>
+          <w:szCs w:val="24"/>
+        </w:rPr>
+        <w:t> </w:t>
+      </w:r>
+      <w:r>
+        <w:t xml:space="preserve"> </w:t>
+      </w:r>
+      <w:r>
+        <w:rPr>
+          <w:rFonts w:ascii="Times New Roman" w:hAnsi="Times New Roman" w:cs="Times New Roman"/>
+          <w:sz w:val="24"/>
+          <w:szCs w:val="24"/>
+        </w:rPr>
+        <w:t>Automatic Scoring</w:t>
+      </w:r>
+      <w:r>
+        <w:rPr>
+          <w:rFonts w:ascii="Times New Roman" w:hAnsi="Times New Roman" w:cs="Times New Roman"/>
+          <w:sz w:val="24"/>
+          <w:szCs w:val="24"/>
+        </w:rPr>
+        <w:t xml:space="preserve">   </w:t>
+      </w:r>
+      <w:r>
+        <w:rPr>
+          <w:rFonts w:ascii="Times New Roman" w:hAnsi="Times New Roman" w:cs="Times New Roman"/>
+          <w:b/>
+          <w:bCs/>
+          <w:sz w:val="24"/>
+          <w:szCs w:val="24"/>
+        </w:rPr>
+        <w:t>Description:</w:t>
+      </w:r>
+      <w:r>
+        <w:rPr>
+          <w:rFonts w:ascii="Times New Roman" w:hAnsi="Times New Roman" w:cs="Times New Roman"/>
+          <w:sz w:val="24"/>
+          <w:szCs w:val="24"/>
+        </w:rPr>
+        <w:t> </w:t>
+      </w:r>
+      <w:r>
+        <w:rPr>
+          <w:rFonts w:ascii="Times New Roman" w:hAnsi="Times New Roman" w:cs="Times New Roman"/>
+          <w:sz w:val="24"/>
+          <w:szCs w:val="24"/>
+        </w:rPr>
+        <w:t>At the end of the quiz, the system should automatically calculate the total score based on the number of correct answers and present the result to the user.</w:t>
+      </w:r>
+    </w:p>
+    <w:p>
+      <w:pPr>
+        <w:rPr>
+          <w:rFonts w:ascii="Times New Roman" w:hAnsi="Times New Roman" w:cs="Times New Roman"/>
+          <w:sz w:val="24"/>
+          <w:szCs w:val="24"/>
+        </w:rPr>
+      </w:pPr>
+      <w:r>
+        <w:rPr>
+          <w:rFonts w:ascii="Times New Roman" w:hAnsi="Times New Roman" w:cs="Times New Roman"/>
+          <w:b/>
+          <w:bCs/>
+          <w:sz w:val="24"/>
+          <w:szCs w:val="24"/>
+        </w:rPr>
+        <w:t>ID:</w:t>
+      </w:r>
+      <w:r>
+        <w:rPr>
+          <w:rFonts w:ascii="Times New Roman" w:hAnsi="Times New Roman" w:cs="Times New Roman"/>
+          <w:sz w:val="24"/>
+          <w:szCs w:val="24"/>
+        </w:rPr>
+        <w:t> FR-0</w:t>
+      </w:r>
+      <w:r>
+        <w:rPr>
+          <w:rFonts w:ascii="Times New Roman" w:hAnsi="Times New Roman" w:cs="Times New Roman"/>
+          <w:sz w:val="24"/>
+          <w:szCs w:val="24"/>
+        </w:rPr>
+        <w:t>8</w:t>
+      </w:r>
+      <w:r>
+        <w:rPr>
+          <w:rFonts w:ascii="Times New Roman" w:hAnsi="Times New Roman" w:cs="Times New Roman"/>
+          <w:sz w:val="24"/>
+          <w:szCs w:val="24"/>
+        </w:rPr>
+        <w:t xml:space="preserve">   </w:t>
+      </w:r>
+      <w:r>
+        <w:rPr>
+          <w:rFonts w:ascii="Times New Roman" w:hAnsi="Times New Roman" w:cs="Times New Roman"/>
+          <w:b/>
+          <w:bCs/>
+          <w:sz w:val="24"/>
+          <w:szCs w:val="24"/>
+        </w:rPr>
+        <w:t>Title:</w:t>
+      </w:r>
+      <w:r>
+        <w:rPr>
+          <w:rFonts w:ascii="Times New Roman" w:hAnsi="Times New Roman" w:cs="Times New Roman"/>
+          <w:sz w:val="24"/>
+          <w:szCs w:val="24"/>
+        </w:rPr>
+        <w:t> </w:t>
+      </w:r>
+      <w:r>
+        <w:rPr>
+          <w:rFonts w:ascii="Times New Roman" w:hAnsi="Times New Roman" w:cs="Times New Roman"/>
+          <w:sz w:val="24"/>
+          <w:szCs w:val="24"/>
+        </w:rPr>
+        <w:t>Quiz Result Summary</w:t>
+      </w:r>
+      <w:r>
+        <w:rPr>
+          <w:rFonts w:ascii="Times New Roman" w:hAnsi="Times New Roman" w:cs="Times New Roman"/>
+          <w:sz w:val="24"/>
+          <w:szCs w:val="24"/>
+        </w:rPr>
+        <w:t xml:space="preserve">  </w:t>
+      </w:r>
+      <w:r>
+        <w:rPr>
+          <w:rFonts w:ascii="Times New Roman" w:hAnsi="Times New Roman" w:cs="Times New Roman"/>
+          <w:sz w:val="24"/>
+          <w:szCs w:val="24"/>
+        </w:rPr>
+        <w:t xml:space="preserve"> </w:t>
+      </w:r>
+      <w:r>
+        <w:rPr>
+          <w:rFonts w:ascii="Times New Roman" w:hAnsi="Times New Roman" w:cs="Times New Roman"/>
+          <w:b/>
+          <w:bCs/>
+          <w:sz w:val="24"/>
+          <w:szCs w:val="24"/>
+        </w:rPr>
+        <w:t>Description:</w:t>
+      </w:r>
+      <w:r>
+        <w:rPr>
+          <w:rFonts w:ascii="Times New Roman" w:hAnsi="Times New Roman" w:cs="Times New Roman"/>
+          <w:sz w:val="24"/>
+          <w:szCs w:val="24"/>
+        </w:rPr>
+        <w:t> </w:t>
+      </w:r>
+      <w:r>
+        <w:rPr>
+          <w:rFonts w:ascii="Times New Roman" w:hAnsi="Times New Roman" w:cs="Times New Roman"/>
+          <w:sz w:val="24"/>
+          <w:szCs w:val="24"/>
+        </w:rPr>
+        <w:t>The system should display a summary at the end of the quiz indicating which answers the user got right and which ones got wrong, showing the correct answers for each question.</w:t>
+      </w:r>
+    </w:p>
+    <w:p>
+      <w:pPr>
+        <w:rPr>
+          <w:rFonts w:ascii="Times New Roman" w:hAnsi="Times New Roman" w:cs="Times New Roman"/>
+          <w:sz w:val="24"/>
+          <w:szCs w:val="24"/>
+        </w:rPr>
+      </w:pPr>
+      <w:r>
+        <w:rPr>
+          <w:rFonts w:ascii="Times New Roman" w:hAnsi="Times New Roman" w:cs="Times New Roman"/>
+          <w:b/>
+          <w:bCs/>
+          <w:sz w:val="24"/>
+          <w:szCs w:val="24"/>
+        </w:rPr>
+        <w:t>ID:</w:t>
+      </w:r>
+      <w:r>
+        <w:rPr>
+          <w:rFonts w:ascii="Times New Roman" w:hAnsi="Times New Roman" w:cs="Times New Roman"/>
+          <w:sz w:val="24"/>
+          <w:szCs w:val="24"/>
+        </w:rPr>
+        <w:t> FR-0</w:t>
+      </w:r>
+      <w:r>
+        <w:rPr>
+          <w:rFonts w:ascii="Times New Roman" w:hAnsi="Times New Roman" w:cs="Times New Roman"/>
+          <w:sz w:val="24"/>
+          <w:szCs w:val="24"/>
+        </w:rPr>
+        <w:t>9</w:t>
+      </w:r>
+      <w:r>
+        <w:rPr>
+          <w:rFonts w:ascii="Times New Roman" w:hAnsi="Times New Roman" w:cs="Times New Roman"/>
+          <w:sz w:val="24"/>
+          <w:szCs w:val="24"/>
+        </w:rPr>
+        <w:t xml:space="preserve">   </w:t>
+      </w:r>
+      <w:r>
+        <w:rPr>
+          <w:rFonts w:ascii="Times New Roman" w:hAnsi="Times New Roman" w:cs="Times New Roman"/>
+          <w:b/>
+          <w:bCs/>
+          <w:sz w:val="24"/>
+          <w:szCs w:val="24"/>
+        </w:rPr>
+        <w:t>Title:</w:t>
+      </w:r>
+      <w:r>
+        <w:rPr>
+          <w:rFonts w:ascii="Times New Roman" w:hAnsi="Times New Roman" w:cs="Times New Roman"/>
+          <w:sz w:val="24"/>
+          <w:szCs w:val="24"/>
+        </w:rPr>
+        <w:t> </w:t>
+      </w:r>
+      <w:r>
+        <w:rPr>
+          <w:rFonts w:ascii="Times New Roman" w:hAnsi="Times New Roman" w:cs="Times New Roman"/>
+          <w:sz w:val="24"/>
+          <w:szCs w:val="24"/>
+        </w:rPr>
+        <w:t>View Quiz History</w:t>
+      </w:r>
+      <w:r>
+        <w:rPr>
+          <w:rFonts w:ascii="Times New Roman" w:hAnsi="Times New Roman" w:cs="Times New Roman"/>
+          <w:sz w:val="24"/>
+          <w:szCs w:val="24"/>
+        </w:rPr>
+        <w:t xml:space="preserve">    </w:t>
+      </w:r>
+      <w:r>
+        <w:rPr>
+          <w:rFonts w:ascii="Times New Roman" w:hAnsi="Times New Roman" w:cs="Times New Roman"/>
+          <w:b/>
+          <w:bCs/>
+          <w:sz w:val="24"/>
+          <w:szCs w:val="24"/>
+        </w:rPr>
+        <w:t>Description:</w:t>
+      </w:r>
+      <w:r>
+        <w:rPr>
+          <w:rFonts w:ascii="Times New Roman" w:hAnsi="Times New Roman" w:cs="Times New Roman"/>
+          <w:sz w:val="24"/>
+          <w:szCs w:val="24"/>
+        </w:rPr>
+        <w:t> </w:t>
+      </w:r>
+      <w:r>
+        <w:rPr>
+          <w:rFonts w:ascii="Times New Roman" w:hAnsi="Times New Roman" w:cs="Times New Roman"/>
+          <w:sz w:val="24"/>
+          <w:szCs w:val="24"/>
+        </w:rPr>
+        <w:t>The system shall allow the user to view his or her history of completed quizzes and scores.</w:t>
+      </w:r>
+    </w:p>
+    <w:p>
+      <w:pPr>
+        <w:rPr>
+          <w:rFonts w:ascii="Times New Roman" w:hAnsi="Times New Roman" w:cs="Times New Roman"/>
+          <w:sz w:val="24"/>
+          <w:szCs w:val="24"/>
+        </w:rPr>
+      </w:pPr>
+      <w:r>
+        <w:rPr>
+          <w:rFonts w:ascii="Times New Roman" w:hAnsi="Times New Roman" w:cs="Times New Roman"/>
+          <w:b/>
+          <w:bCs/>
+          <w:sz w:val="24"/>
+          <w:szCs w:val="24"/>
+        </w:rPr>
+        <w:t>ID:</w:t>
+      </w:r>
+      <w:r>
+        <w:rPr>
+          <w:rFonts w:ascii="Times New Roman" w:hAnsi="Times New Roman" w:cs="Times New Roman"/>
+          <w:sz w:val="24"/>
+          <w:szCs w:val="24"/>
+        </w:rPr>
+        <w:t> FR-</w:t>
+      </w:r>
+      <w:r>
+        <w:rPr>
+          <w:rFonts w:ascii="Times New Roman" w:hAnsi="Times New Roman" w:cs="Times New Roman"/>
+          <w:sz w:val="24"/>
+          <w:szCs w:val="24"/>
+        </w:rPr>
+        <w:t>10</w:t>
+      </w:r>
+      <w:r>
+        <w:rPr>
+          <w:rFonts w:ascii="Times New Roman" w:hAnsi="Times New Roman" w:cs="Times New Roman"/>
+          <w:sz w:val="24"/>
+          <w:szCs w:val="24"/>
+        </w:rPr>
+        <w:t xml:space="preserve">  </w:t>
+      </w:r>
+      <w:r>
+        <w:rPr>
+          <w:rFonts w:ascii="Times New Roman" w:hAnsi="Times New Roman" w:cs="Times New Roman"/>
+          <w:sz w:val="24"/>
+          <w:szCs w:val="24"/>
+        </w:rPr>
+        <w:t xml:space="preserve"> </w:t>
+      </w:r>
+      <w:r>
+        <w:rPr>
+          <w:rFonts w:ascii="Times New Roman" w:hAnsi="Times New Roman" w:cs="Times New Roman"/>
+          <w:b/>
+          <w:bCs/>
+          <w:sz w:val="24"/>
+          <w:szCs w:val="24"/>
+        </w:rPr>
+        <w:t>Title:</w:t>
+      </w:r>
+      <w:r>
+        <w:rPr>
+          <w:rFonts w:ascii="Times New Roman" w:hAnsi="Times New Roman" w:cs="Times New Roman"/>
+          <w:sz w:val="24"/>
+          <w:szCs w:val="24"/>
+        </w:rPr>
+        <w:t> </w:t>
+      </w:r>
+      <w:r>
+        <w:rPr>
+          <w:rFonts w:ascii="Times New Roman" w:hAnsi="Times New Roman" w:cs="Times New Roman"/>
+          <w:sz w:val="24"/>
+          <w:szCs w:val="24"/>
+        </w:rPr>
+        <w:t>Quiz Management</w:t>
+      </w:r>
+      <w:r>
+        <w:rPr>
+          <w:rFonts w:ascii="Times New Roman" w:hAnsi="Times New Roman" w:cs="Times New Roman"/>
+          <w:sz w:val="24"/>
+          <w:szCs w:val="24"/>
+        </w:rPr>
+        <w:t xml:space="preserve">    </w:t>
+      </w:r>
+      <w:r>
+        <w:rPr>
+          <w:rFonts w:ascii="Times New Roman" w:hAnsi="Times New Roman" w:cs="Times New Roman"/>
+          <w:sz w:val="24"/>
+          <w:szCs w:val="24"/>
+        </w:rPr>
+        <w:t xml:space="preserve"> </w:t>
+      </w:r>
+      <w:r>
+        <w:rPr>
+          <w:rFonts w:ascii="Times New Roman" w:hAnsi="Times New Roman" w:cs="Times New Roman"/>
+          <w:b/>
+          <w:bCs/>
+          <w:sz w:val="24"/>
+          <w:szCs w:val="24"/>
+        </w:rPr>
+        <w:t>Description:</w:t>
+      </w:r>
+      <w:r>
+        <w:rPr>
+          <w:rFonts w:ascii="Times New Roman" w:hAnsi="Times New Roman" w:cs="Times New Roman"/>
+          <w:sz w:val="24"/>
+          <w:szCs w:val="24"/>
+        </w:rPr>
+        <w:t> </w:t>
+      </w:r>
+      <w:r>
+        <w:rPr>
+          <w:rFonts w:ascii="Times New Roman" w:hAnsi="Times New Roman" w:cs="Times New Roman"/>
+          <w:sz w:val="24"/>
+          <w:szCs w:val="24"/>
+        </w:rPr>
+        <w:t xml:space="preserve">The system should allow the </w:t>
+      </w:r>
+      <w:proofErr w:type="gramStart"/>
+      <w:r>
+        <w:rPr>
+          <w:rFonts w:ascii="Times New Roman" w:hAnsi="Times New Roman" w:cs="Times New Roman"/>
+          <w:sz w:val="24"/>
+          <w:szCs w:val="24"/>
+        </w:rPr>
+        <w:t>Instructor</w:t>
+      </w:r>
+      <w:proofErr w:type="gramEnd"/>
+      <w:r>
+        <w:rPr>
+          <w:rFonts w:ascii="Times New Roman" w:hAnsi="Times New Roman" w:cs="Times New Roman"/>
+          <w:sz w:val="24"/>
+          <w:szCs w:val="24"/>
+        </w:rPr>
+        <w:t xml:space="preserve"> to create, edit, and delete quizzes.</w:t>
+      </w:r>
+    </w:p>
+    <w:p>
+      <w:pPr>
+        <w:rPr>
+          <w:rFonts w:ascii="Times New Roman" w:hAnsi="Times New Roman" w:cs="Times New Roman"/>
+          <w:sz w:val="24"/>
+          <w:szCs w:val="24"/>
+        </w:rPr>
+      </w:pPr>
+      <w:r>
+        <w:rPr>
+          <w:rFonts w:ascii="Times New Roman" w:hAnsi="Times New Roman" w:cs="Times New Roman"/>
+          <w:b/>
+          <w:bCs/>
+          <w:sz w:val="24"/>
+          <w:szCs w:val="24"/>
+        </w:rPr>
+        <w:t>ID:</w:t>
+      </w:r>
+      <w:r>
+        <w:rPr>
+          <w:rFonts w:ascii="Times New Roman" w:hAnsi="Times New Roman" w:cs="Times New Roman"/>
+          <w:sz w:val="24"/>
+          <w:szCs w:val="24"/>
+        </w:rPr>
+        <w:t> FR-</w:t>
+      </w:r>
+      <w:r>
+        <w:rPr>
+          <w:rFonts w:ascii="Times New Roman" w:hAnsi="Times New Roman" w:cs="Times New Roman"/>
+          <w:sz w:val="24"/>
+          <w:szCs w:val="24"/>
+        </w:rPr>
+        <w:t>11</w:t>
+      </w:r>
+      <w:r>
+        <w:rPr>
+          <w:rFonts w:ascii="Times New Roman" w:hAnsi="Times New Roman" w:cs="Times New Roman"/>
+          <w:sz w:val="24"/>
+          <w:szCs w:val="24"/>
+        </w:rPr>
+        <w:t xml:space="preserve">   </w:t>
+      </w:r>
+      <w:r>
+        <w:rPr>
+          <w:rFonts w:ascii="Times New Roman" w:hAnsi="Times New Roman" w:cs="Times New Roman"/>
+          <w:b/>
+          <w:bCs/>
+          <w:sz w:val="24"/>
+          <w:szCs w:val="24"/>
+        </w:rPr>
+        <w:t>Title:</w:t>
+      </w:r>
+      <w:r>
+        <w:rPr>
+          <w:rFonts w:ascii="Times New Roman" w:hAnsi="Times New Roman" w:cs="Times New Roman"/>
+          <w:sz w:val="24"/>
+          <w:szCs w:val="24"/>
+        </w:rPr>
+        <w:t> </w:t>
+      </w:r>
+      <w:r>
+        <w:rPr>
+          <w:rFonts w:ascii="Times New Roman" w:hAnsi="Times New Roman" w:cs="Times New Roman"/>
+          <w:sz w:val="24"/>
+          <w:szCs w:val="24"/>
+        </w:rPr>
+        <w:t>Question Management</w:t>
+      </w:r>
+      <w:r>
+        <w:rPr>
+          <w:rFonts w:ascii="Times New Roman" w:hAnsi="Times New Roman" w:cs="Times New Roman"/>
+          <w:sz w:val="24"/>
+          <w:szCs w:val="24"/>
+        </w:rPr>
+        <w:t xml:space="preserve">   </w:t>
+      </w:r>
+      <w:r>
+        <w:rPr>
+          <w:rFonts w:ascii="Times New Roman" w:hAnsi="Times New Roman" w:cs="Times New Roman"/>
+          <w:b/>
+          <w:bCs/>
+          <w:sz w:val="24"/>
+          <w:szCs w:val="24"/>
+        </w:rPr>
+        <w:t>Description:</w:t>
+      </w:r>
+      <w:r>
+        <w:rPr>
+          <w:rFonts w:ascii="Times New Roman" w:hAnsi="Times New Roman" w:cs="Times New Roman"/>
+          <w:sz w:val="24"/>
+          <w:szCs w:val="24"/>
+        </w:rPr>
+        <w:t> </w:t>
+      </w:r>
+      <w:r>
+        <w:rPr>
+          <w:rFonts w:ascii="Times New Roman" w:hAnsi="Times New Roman" w:cs="Times New Roman"/>
+          <w:sz w:val="24"/>
+          <w:szCs w:val="24"/>
+        </w:rPr>
+        <w:t>The system must allow the instructor to add, edit, and remove questions from a quiz.</w:t>
+      </w:r>
+    </w:p>
+    <w:p>
+      <w:pPr>
+        <w:rPr>
+          <w:rFonts w:ascii="Times New Roman" w:hAnsi="Times New Roman" w:cs="Times New Roman"/>
+          <w:sz w:val="24"/>
+          <w:szCs w:val="24"/>
+        </w:rPr>
+      </w:pPr>
+      <w:r>
+        <w:rPr>
+          <w:rFonts w:ascii="Times New Roman" w:hAnsi="Times New Roman" w:cs="Times New Roman"/>
+          <w:b/>
+          <w:bCs/>
+          <w:sz w:val="24"/>
+          <w:szCs w:val="24"/>
+        </w:rPr>
+        <w:t>ID:</w:t>
+      </w:r>
+      <w:r>
+        <w:rPr>
+          <w:rFonts w:ascii="Times New Roman" w:hAnsi="Times New Roman" w:cs="Times New Roman"/>
+          <w:sz w:val="24"/>
+          <w:szCs w:val="24"/>
+        </w:rPr>
+        <w:t> FR-</w:t>
+      </w:r>
+      <w:r>
+        <w:rPr>
+          <w:rFonts w:ascii="Times New Roman" w:hAnsi="Times New Roman" w:cs="Times New Roman"/>
+          <w:sz w:val="24"/>
+          <w:szCs w:val="24"/>
+        </w:rPr>
+        <w:t>12</w:t>
+      </w:r>
+      <w:r>
+        <w:rPr>
+          <w:rFonts w:ascii="Times New Roman" w:hAnsi="Times New Roman" w:cs="Times New Roman"/>
+          <w:sz w:val="24"/>
+          <w:szCs w:val="24"/>
+        </w:rPr>
+        <w:t xml:space="preserve">   </w:t>
+      </w:r>
+      <w:r>
+        <w:rPr>
+          <w:rFonts w:ascii="Times New Roman" w:hAnsi="Times New Roman" w:cs="Times New Roman"/>
+          <w:b/>
+          <w:bCs/>
+          <w:sz w:val="24"/>
+          <w:szCs w:val="24"/>
+        </w:rPr>
+        <w:t>Title:</w:t>
+      </w:r>
+      <w:r>
+        <w:rPr>
+          <w:rFonts w:ascii="Times New Roman" w:hAnsi="Times New Roman" w:cs="Times New Roman"/>
+          <w:sz w:val="24"/>
+          <w:szCs w:val="24"/>
+        </w:rPr>
+        <w:t> </w:t>
+      </w:r>
+      <w:r>
+        <w:rPr>
+          <w:rFonts w:ascii="Times New Roman" w:hAnsi="Times New Roman" w:cs="Times New Roman"/>
+          <w:sz w:val="24"/>
+          <w:szCs w:val="24"/>
+        </w:rPr>
+        <w:t xml:space="preserve"> </w:t>
+      </w:r>
+      <w:r>
+        <w:rPr>
+          <w:rFonts w:ascii="Times New Roman" w:hAnsi="Times New Roman" w:cs="Times New Roman"/>
+          <w:sz w:val="24"/>
+          <w:szCs w:val="24"/>
+        </w:rPr>
+        <w:t>Question Type Support</w:t>
+      </w:r>
+      <w:r>
+        <w:rPr>
+          <w:rFonts w:ascii="Times New Roman" w:hAnsi="Times New Roman" w:cs="Times New Roman"/>
+          <w:sz w:val="24"/>
+          <w:szCs w:val="24"/>
+        </w:rPr>
+        <w:t xml:space="preserve">   </w:t>
+      </w:r>
+      <w:r>
+        <w:rPr>
+          <w:rFonts w:ascii="Times New Roman" w:hAnsi="Times New Roman" w:cs="Times New Roman"/>
+          <w:sz w:val="24"/>
+          <w:szCs w:val="24"/>
+        </w:rPr>
+        <w:t xml:space="preserve"> </w:t>
+      </w:r>
+      <w:r>
+        <w:rPr>
+          <w:rFonts w:ascii="Times New Roman" w:hAnsi="Times New Roman" w:cs="Times New Roman"/>
+          <w:b/>
+          <w:bCs/>
+          <w:sz w:val="24"/>
+          <w:szCs w:val="24"/>
+        </w:rPr>
+        <w:t>Description:</w:t>
+      </w:r>
+      <w:r>
+        <w:rPr>
+          <w:rFonts w:ascii="Times New Roman" w:hAnsi="Times New Roman" w:cs="Times New Roman"/>
+          <w:sz w:val="24"/>
+          <w:szCs w:val="24"/>
+        </w:rPr>
+        <w:t> </w:t>
+      </w:r>
+      <w:r>
+        <w:rPr>
+          <w:rFonts w:ascii="Times New Roman" w:hAnsi="Times New Roman" w:cs="Times New Roman"/>
+          <w:sz w:val="24"/>
+          <w:szCs w:val="24"/>
+        </w:rPr>
+        <w:t>The system must support the creation of different types of questions,</w:t>
+      </w:r>
+      <w:r>
+        <w:rPr>
+          <w:rFonts w:ascii="Times New Roman" w:hAnsi="Times New Roman" w:cs="Times New Roman"/>
+          <w:sz w:val="24"/>
+          <w:szCs w:val="24"/>
+        </w:rPr>
+        <w:t xml:space="preserve"> </w:t>
+      </w:r>
+      <w:r>
+        <w:rPr>
+          <w:rFonts w:ascii="Times New Roman" w:hAnsi="Times New Roman" w:cs="Times New Roman"/>
+          <w:sz w:val="24"/>
+          <w:szCs w:val="24"/>
+        </w:rPr>
+        <w:t xml:space="preserve">allowing the </w:t>
+      </w:r>
+      <w:proofErr w:type="gramStart"/>
+      <w:r>
+        <w:rPr>
+          <w:rFonts w:ascii="Times New Roman" w:hAnsi="Times New Roman" w:cs="Times New Roman"/>
+          <w:sz w:val="24"/>
+          <w:szCs w:val="24"/>
+        </w:rPr>
+        <w:t>Instructor</w:t>
+      </w:r>
+      <w:proofErr w:type="gramEnd"/>
+      <w:r>
+        <w:rPr>
+          <w:rFonts w:ascii="Times New Roman" w:hAnsi="Times New Roman" w:cs="Times New Roman"/>
+          <w:sz w:val="24"/>
+          <w:szCs w:val="24"/>
+        </w:rPr>
+        <w:t xml:space="preserve"> to select the desired format at the time of creation.</w:t>
+      </w:r>
+    </w:p>
+    <w:p>
+      <w:pPr>
+        <w:rPr>
+          <w:rFonts w:ascii="Times New Roman" w:hAnsi="Times New Roman" w:cs="Times New Roman"/>
+          <w:sz w:val="24"/>
+          <w:szCs w:val="24"/>
+        </w:rPr>
+      </w:pPr>
+      <w:r>
+        <w:rPr>
+          <w:rFonts w:ascii="Times New Roman" w:hAnsi="Times New Roman" w:cs="Times New Roman"/>
+          <w:b/>
+          <w:bCs/>
+          <w:sz w:val="24"/>
+          <w:szCs w:val="24"/>
+        </w:rPr>
+        <w:t>ID:</w:t>
+      </w:r>
+      <w:r>
+        <w:rPr>
+          <w:rFonts w:ascii="Times New Roman" w:hAnsi="Times New Roman" w:cs="Times New Roman"/>
+          <w:sz w:val="24"/>
+          <w:szCs w:val="24"/>
+        </w:rPr>
+        <w:t> FR-</w:t>
+      </w:r>
+      <w:r>
+        <w:rPr>
+          <w:rFonts w:ascii="Times New Roman" w:hAnsi="Times New Roman" w:cs="Times New Roman"/>
+          <w:sz w:val="24"/>
+          <w:szCs w:val="24"/>
+        </w:rPr>
+        <w:t>13</w:t>
+      </w:r>
+      <w:r>
+        <w:rPr>
+          <w:rFonts w:ascii="Times New Roman" w:hAnsi="Times New Roman" w:cs="Times New Roman"/>
+          <w:sz w:val="24"/>
+          <w:szCs w:val="24"/>
+        </w:rPr>
+        <w:t xml:space="preserve">   </w:t>
+      </w:r>
+      <w:r>
+        <w:rPr>
+          <w:rFonts w:ascii="Times New Roman" w:hAnsi="Times New Roman" w:cs="Times New Roman"/>
+          <w:b/>
+          <w:bCs/>
+          <w:sz w:val="24"/>
+          <w:szCs w:val="24"/>
+        </w:rPr>
+        <w:t>Title:</w:t>
+      </w:r>
+      <w:r>
+        <w:rPr>
+          <w:rFonts w:ascii="Times New Roman" w:hAnsi="Times New Roman" w:cs="Times New Roman"/>
+          <w:sz w:val="24"/>
+          <w:szCs w:val="24"/>
+        </w:rPr>
+        <w:t> </w:t>
+      </w:r>
+      <w:r>
+        <w:rPr>
+          <w:rFonts w:ascii="Times New Roman" w:hAnsi="Times New Roman" w:cs="Times New Roman"/>
+          <w:sz w:val="24"/>
+          <w:szCs w:val="24"/>
+        </w:rPr>
+        <w:t>Quiz Scheduling</w:t>
+      </w:r>
+      <w:r>
+        <w:rPr>
+          <w:rFonts w:ascii="Times New Roman" w:hAnsi="Times New Roman" w:cs="Times New Roman"/>
+          <w:sz w:val="24"/>
+          <w:szCs w:val="24"/>
+        </w:rPr>
+        <w:t xml:space="preserve">   </w:t>
+      </w:r>
+      <w:r>
+        <w:rPr>
+          <w:rFonts w:ascii="Times New Roman" w:hAnsi="Times New Roman" w:cs="Times New Roman"/>
+          <w:b/>
+          <w:bCs/>
+          <w:sz w:val="24"/>
+          <w:szCs w:val="24"/>
+        </w:rPr>
+        <w:t>Description:</w:t>
+      </w:r>
+      <w:r>
+        <w:t xml:space="preserve"> </w:t>
+      </w:r>
+      <w:r>
+        <w:rPr>
+          <w:rFonts w:ascii="Times New Roman" w:hAnsi="Times New Roman" w:cs="Times New Roman"/>
+          <w:sz w:val="24"/>
+          <w:szCs w:val="24"/>
+        </w:rPr>
+        <w:t xml:space="preserve">The system shall allow the </w:t>
+      </w:r>
+      <w:proofErr w:type="gramStart"/>
+      <w:r>
+        <w:rPr>
+          <w:rFonts w:ascii="Times New Roman" w:hAnsi="Times New Roman" w:cs="Times New Roman"/>
+          <w:sz w:val="24"/>
+          <w:szCs w:val="24"/>
+        </w:rPr>
+        <w:t>Instructor</w:t>
+      </w:r>
+      <w:proofErr w:type="gramEnd"/>
+      <w:r>
+        <w:rPr>
+          <w:rFonts w:ascii="Times New Roman" w:hAnsi="Times New Roman" w:cs="Times New Roman"/>
+          <w:sz w:val="24"/>
+          <w:szCs w:val="24"/>
+        </w:rPr>
+        <w:t xml:space="preserve"> to set a start date and an end date for each quiz.</w:t>
+      </w:r>
+      <w:r>
+        <w:rPr>
+          <w:rFonts w:ascii="Times New Roman" w:hAnsi="Times New Roman" w:cs="Times New Roman"/>
+          <w:sz w:val="24"/>
+          <w:szCs w:val="24"/>
+        </w:rPr>
+        <w:t> </w:t>
+      </w:r>
+    </w:p>
+    <w:p>
+      <w:pPr>
+        <w:rPr>
+          <w:rFonts w:ascii="Times New Roman" w:hAnsi="Times New Roman" w:cs="Times New Roman"/>
+          <w:sz w:val="24"/>
+          <w:szCs w:val="24"/>
+        </w:rPr>
+      </w:pPr>
+      <w:r>
+        <w:rPr>
+          <w:rFonts w:ascii="Times New Roman" w:hAnsi="Times New Roman" w:cs="Times New Roman"/>
+          <w:b/>
+          <w:bCs/>
+          <w:sz w:val="24"/>
+          <w:szCs w:val="24"/>
+        </w:rPr>
+        <w:t>ID:</w:t>
+      </w:r>
+      <w:r>
+        <w:rPr>
+          <w:rFonts w:ascii="Times New Roman" w:hAnsi="Times New Roman" w:cs="Times New Roman"/>
+          <w:sz w:val="24"/>
+          <w:szCs w:val="24"/>
+        </w:rPr>
+        <w:t> FR-</w:t>
+      </w:r>
+      <w:r>
+        <w:rPr>
+          <w:rFonts w:ascii="Times New Roman" w:hAnsi="Times New Roman" w:cs="Times New Roman"/>
+          <w:sz w:val="24"/>
+          <w:szCs w:val="24"/>
+        </w:rPr>
+        <w:t>14</w:t>
+      </w:r>
+      <w:r>
+        <w:rPr>
+          <w:rFonts w:ascii="Times New Roman" w:hAnsi="Times New Roman" w:cs="Times New Roman"/>
+          <w:sz w:val="24"/>
+          <w:szCs w:val="24"/>
+        </w:rPr>
+        <w:t xml:space="preserve">   </w:t>
+      </w:r>
+      <w:r>
+        <w:rPr>
+          <w:rFonts w:ascii="Times New Roman" w:hAnsi="Times New Roman" w:cs="Times New Roman"/>
+          <w:b/>
+          <w:bCs/>
+          <w:sz w:val="24"/>
+          <w:szCs w:val="24"/>
+        </w:rPr>
+        <w:t>Title:</w:t>
+      </w:r>
+      <w:r>
+        <w:rPr>
+          <w:rFonts w:ascii="Times New Roman" w:hAnsi="Times New Roman" w:cs="Times New Roman"/>
+          <w:sz w:val="24"/>
+          <w:szCs w:val="24"/>
+        </w:rPr>
+        <w:t> </w:t>
+      </w:r>
+      <w:r>
+        <w:rPr>
+          <w:rFonts w:ascii="Times New Roman" w:hAnsi="Times New Roman" w:cs="Times New Roman"/>
+          <w:sz w:val="24"/>
+          <w:szCs w:val="24"/>
+        </w:rPr>
+        <w:t>View Student Results</w:t>
+      </w:r>
+      <w:r>
+        <w:rPr>
+          <w:rFonts w:ascii="Times New Roman" w:hAnsi="Times New Roman" w:cs="Times New Roman"/>
+          <w:sz w:val="24"/>
+          <w:szCs w:val="24"/>
+        </w:rPr>
+        <w:t xml:space="preserve">   </w:t>
+      </w:r>
+      <w:r>
+        <w:rPr>
+          <w:rFonts w:ascii="Times New Roman" w:hAnsi="Times New Roman" w:cs="Times New Roman"/>
+          <w:b/>
+          <w:bCs/>
+          <w:sz w:val="24"/>
+          <w:szCs w:val="24"/>
+        </w:rPr>
+        <w:t>Description:</w:t>
+      </w:r>
+      <w:r>
+        <w:rPr>
+          <w:rFonts w:ascii="Times New Roman" w:hAnsi="Times New Roman" w:cs="Times New Roman"/>
+          <w:sz w:val="24"/>
+          <w:szCs w:val="24"/>
+        </w:rPr>
+        <w:t> </w:t>
+      </w:r>
+      <w:r>
+        <w:rPr>
+          <w:rFonts w:ascii="Times New Roman" w:hAnsi="Times New Roman" w:cs="Times New Roman"/>
+          <w:sz w:val="24"/>
+          <w:szCs w:val="24"/>
+        </w:rPr>
+        <w:t xml:space="preserve">The system shall allow the </w:t>
+      </w:r>
+      <w:proofErr w:type="gramStart"/>
+      <w:r>
+        <w:rPr>
+          <w:rFonts w:ascii="Times New Roman" w:hAnsi="Times New Roman" w:cs="Times New Roman"/>
+          <w:sz w:val="24"/>
+          <w:szCs w:val="24"/>
+        </w:rPr>
+        <w:t>Instructor</w:t>
+      </w:r>
+      <w:proofErr w:type="gramEnd"/>
+      <w:r>
+        <w:rPr>
+          <w:rFonts w:ascii="Times New Roman" w:hAnsi="Times New Roman" w:cs="Times New Roman"/>
+          <w:sz w:val="24"/>
+          <w:szCs w:val="24"/>
+        </w:rPr>
+        <w:t xml:space="preserve"> to consult users' results</w:t>
+      </w:r>
+    </w:p>
+    <w:p>
+      <w:pPr>
+        <w:rPr>
+          <w:rFonts w:ascii="Times New Roman" w:hAnsi="Times New Roman" w:cs="Times New Roman"/>
+          <w:sz w:val="24"/>
+          <w:szCs w:val="24"/>
+        </w:rPr>
+      </w:pPr>
+      <w:r>
+        <w:rPr>
+          <w:rFonts w:ascii="Times New Roman" w:hAnsi="Times New Roman" w:cs="Times New Roman"/>
+          <w:b/>
+          <w:bCs/>
+          <w:sz w:val="24"/>
+          <w:szCs w:val="24"/>
+        </w:rPr>
+        <w:t>ID:</w:t>
+      </w:r>
+      <w:r>
+        <w:rPr>
+          <w:rFonts w:ascii="Times New Roman" w:hAnsi="Times New Roman" w:cs="Times New Roman"/>
+          <w:sz w:val="24"/>
+          <w:szCs w:val="24"/>
+        </w:rPr>
+        <w:t> FR-</w:t>
+      </w:r>
+      <w:r>
+        <w:rPr>
+          <w:rFonts w:ascii="Times New Roman" w:hAnsi="Times New Roman" w:cs="Times New Roman"/>
+          <w:sz w:val="24"/>
+          <w:szCs w:val="24"/>
+        </w:rPr>
+        <w:t>15</w:t>
+      </w:r>
+      <w:r>
+        <w:rPr>
+          <w:rFonts w:ascii="Times New Roman" w:hAnsi="Times New Roman" w:cs="Times New Roman"/>
+          <w:sz w:val="24"/>
+          <w:szCs w:val="24"/>
+        </w:rPr>
+        <w:t xml:space="preserve">   </w:t>
+      </w:r>
+      <w:r>
+        <w:rPr>
+          <w:rFonts w:ascii="Times New Roman" w:hAnsi="Times New Roman" w:cs="Times New Roman"/>
+          <w:b/>
+          <w:bCs/>
+          <w:sz w:val="24"/>
+          <w:szCs w:val="24"/>
+        </w:rPr>
+        <w:t>Title:</w:t>
+      </w:r>
+      <w:r>
+        <w:rPr>
+          <w:rFonts w:ascii="Times New Roman" w:hAnsi="Times New Roman" w:cs="Times New Roman"/>
+          <w:sz w:val="24"/>
+          <w:szCs w:val="24"/>
+        </w:rPr>
+        <w:t> </w:t>
+      </w:r>
+      <w:r>
+        <w:rPr>
+          <w:rFonts w:ascii="Times New Roman" w:hAnsi="Times New Roman" w:cs="Times New Roman"/>
+          <w:sz w:val="24"/>
+          <w:szCs w:val="24"/>
+        </w:rPr>
+        <w:t>Quiz Timer</w:t>
+      </w:r>
+      <w:r>
+        <w:rPr>
+          <w:rFonts w:ascii="Times New Roman" w:hAnsi="Times New Roman" w:cs="Times New Roman"/>
+          <w:sz w:val="24"/>
+          <w:szCs w:val="24"/>
+        </w:rPr>
+        <w:t xml:space="preserve">    </w:t>
+      </w:r>
+      <w:r>
+        <w:rPr>
+          <w:rFonts w:ascii="Times New Roman" w:hAnsi="Times New Roman" w:cs="Times New Roman"/>
+          <w:b/>
+          <w:bCs/>
+          <w:sz w:val="24"/>
+          <w:szCs w:val="24"/>
+        </w:rPr>
+        <w:t>Description:</w:t>
+      </w:r>
+      <w:r>
+        <w:rPr>
+          <w:rFonts w:ascii="Times New Roman" w:hAnsi="Times New Roman" w:cs="Times New Roman"/>
+          <w:sz w:val="24"/>
+          <w:szCs w:val="24"/>
+        </w:rPr>
+        <w:t> </w:t>
+      </w:r>
+      <w:r>
+        <w:rPr>
+          <w:rFonts w:ascii="Times New Roman" w:hAnsi="Times New Roman" w:cs="Times New Roman"/>
+          <w:sz w:val="24"/>
+          <w:szCs w:val="24"/>
+        </w:rPr>
+        <w:t xml:space="preserve">The system shall allow the </w:t>
+      </w:r>
+      <w:proofErr w:type="gramStart"/>
+      <w:r>
+        <w:rPr>
+          <w:rFonts w:ascii="Times New Roman" w:hAnsi="Times New Roman" w:cs="Times New Roman"/>
+          <w:sz w:val="24"/>
+          <w:szCs w:val="24"/>
+        </w:rPr>
+        <w:t>Instructor</w:t>
+      </w:r>
+      <w:proofErr w:type="gramEnd"/>
+      <w:r>
+        <w:rPr>
+          <w:rFonts w:ascii="Times New Roman" w:hAnsi="Times New Roman" w:cs="Times New Roman"/>
+          <w:sz w:val="24"/>
+          <w:szCs w:val="24"/>
+        </w:rPr>
+        <w:t xml:space="preserve"> to set a time for the completion of the quiz.</w:t>
+      </w:r>
     </w:p>
     <w:p>
       <w:pPr>
@@ -6056,152 +7829,222 @@
           <w:numId w:val="0"/>
         </w:numPr>
         <w:ind w:left="360" w:hanging="360"/>
-      </w:pPr>
-      <w:bookmarkStart w:id="16" w:name="_Toc223948347"/>
-      <w:r>
-        <w:t>4.2 Non</w:t>
-      </w:r>
-      <w:r>
-        <w:t>-Functional Requirements (NFRs)</w:t>
-      </w:r>
-      <w:bookmarkEnd w:id="16"/>
-    </w:p>
-    <w:p>
-      <w:pPr>
-        <w:rPr>
-          <w:rFonts w:ascii="Times New Roman" w:hAnsi="Times New Roman" w:cs="Times New Roman"/>
-          <w:sz w:val="24"/>
-          <w:szCs w:val="24"/>
-        </w:rPr>
-      </w:pPr>
-      <w:r>
-        <w:rPr>
-          <w:rFonts w:ascii="Times New Roman" w:hAnsi="Times New Roman" w:cs="Times New Roman"/>
-          <w:sz w:val="24"/>
-          <w:szCs w:val="24"/>
-        </w:rPr>
-        <w:t>Specify the quality attributes. Categorize them.</w:t>
-      </w:r>
-    </w:p>
-    <w:p>
-      <w:pPr>
-        <w:numPr>
-          <w:ilvl w:val="1"/>
-          <w:numId w:val="9"/>
-        </w:numPr>
-        <w:rPr>
-          <w:rFonts w:ascii="Times New Roman" w:hAnsi="Times New Roman" w:cs="Times New Roman"/>
-          <w:sz w:val="24"/>
-          <w:szCs w:val="24"/>
-        </w:rPr>
-      </w:pPr>
-      <w:r>
-        <w:rPr>
-          <w:rFonts w:ascii="Times New Roman" w:hAnsi="Times New Roman" w:cs="Times New Roman"/>
+        <w:rPr>
+          <w:b w:val="0"/>
+          <w:bCs w:val="0"/>
           <w:i/>
           <w:iCs/>
-          <w:sz w:val="24"/>
-          <w:szCs w:val="24"/>
-        </w:rPr>
-        <w:t>Performance:</w:t>
-      </w:r>
-      <w:r>
-        <w:rPr>
-          <w:rFonts w:ascii="Times New Roman" w:hAnsi="Times New Roman" w:cs="Times New Roman"/>
-          <w:sz w:val="24"/>
-          <w:szCs w:val="24"/>
-        </w:rPr>
-        <w:t> "The system shall load the dashboard in under 2 seconds."</w:t>
-      </w:r>
-    </w:p>
-    <w:p>
-      <w:pPr>
-        <w:numPr>
-          <w:ilvl w:val="1"/>
-          <w:numId w:val="9"/>
-        </w:numPr>
-        <w:rPr>
-          <w:rFonts w:ascii="Times New Roman" w:hAnsi="Times New Roman" w:cs="Times New Roman"/>
-          <w:sz w:val="24"/>
-          <w:szCs w:val="24"/>
-        </w:rPr>
-      </w:pPr>
-      <w:r>
-        <w:rPr>
-          <w:rFonts w:ascii="Times New Roman" w:hAnsi="Times New Roman" w:cs="Times New Roman"/>
-          <w:i/>
-          <w:iCs/>
-          <w:sz w:val="24"/>
-          <w:szCs w:val="24"/>
-        </w:rPr>
-        <w:t>Security:</w:t>
-      </w:r>
-      <w:r>
-        <w:rPr>
-          <w:rFonts w:ascii="Times New Roman" w:hAnsi="Times New Roman" w:cs="Times New Roman"/>
-          <w:sz w:val="24"/>
-          <w:szCs w:val="24"/>
-        </w:rPr>
-        <w:t> "All user passwords shall be stored in an encrypted format."</w:t>
-      </w:r>
-    </w:p>
-    <w:p>
-      <w:pPr>
-        <w:numPr>
-          <w:ilvl w:val="1"/>
-          <w:numId w:val="9"/>
-        </w:numPr>
-        <w:rPr>
-          <w:rFonts w:ascii="Times New Roman" w:hAnsi="Times New Roman" w:cs="Times New Roman"/>
-          <w:sz w:val="24"/>
-          <w:szCs w:val="24"/>
-        </w:rPr>
-      </w:pPr>
-      <w:r>
-        <w:rPr>
-          <w:rFonts w:ascii="Times New Roman" w:hAnsi="Times New Roman" w:cs="Times New Roman"/>
-          <w:i/>
-          <w:iCs/>
-          <w:sz w:val="24"/>
-          <w:szCs w:val="24"/>
-        </w:rPr>
-        <w:t>Usability:</w:t>
-      </w:r>
-      <w:r>
-        <w:rPr>
-          <w:rFonts w:ascii="Times New Roman" w:hAnsi="Times New Roman" w:cs="Times New Roman"/>
-          <w:sz w:val="24"/>
-          <w:szCs w:val="24"/>
-        </w:rPr>
-        <w:t> "The interface shall be intuitive enough for a non-technical user to learn basic functions within 10 minutes."</w:t>
-      </w:r>
-    </w:p>
-    <w:p>
-      <w:pPr>
-        <w:rPr>
-          <w:rFonts w:ascii="Times New Roman" w:hAnsi="Times New Roman" w:cs="Times New Roman"/>
-          <w:sz w:val="24"/>
-          <w:szCs w:val="24"/>
-        </w:rPr>
-      </w:pPr>
-    </w:p>
-    <w:p>
-      <w:pPr>
-        <w:rPr>
-          <w:rFonts w:ascii="Times New Roman" w:hAnsi="Times New Roman" w:cs="Times New Roman"/>
-          <w:sz w:val="24"/>
-          <w:szCs w:val="24"/>
-        </w:rPr>
-      </w:pPr>
-    </w:p>
-    <w:p>
-      <w:pPr>
-        <w:rPr>
-          <w:rFonts w:ascii="Times New Roman" w:hAnsi="Times New Roman" w:cs="Times New Roman"/>
-          <w:sz w:val="24"/>
-          <w:szCs w:val="24"/>
-        </w:rPr>
-      </w:pPr>
+        </w:rPr>
+      </w:pPr>
+      <w:bookmarkStart w:id="16" w:name="_Toc223948347"/>
+      <w:r>
+        <w:t>4.2 Non</w:t>
+      </w:r>
+      <w:r>
+        <w:t>-Functional Requirements (NFRs)</w:t>
+      </w:r>
+      <w:bookmarkEnd w:id="16"/>
+    </w:p>
+    <w:p>
+      <w:r>
+        <w:t xml:space="preserve">NFR-01: Password </w:t>
+      </w:r>
+      <w:proofErr w:type="gramStart"/>
+      <w:r>
+        <w:t>Security</w:t>
+      </w:r>
+      <w:r>
+        <w:t xml:space="preserve"> :</w:t>
+      </w:r>
+      <w:proofErr w:type="gramEnd"/>
+      <w:r>
+        <w:t xml:space="preserve"> </w:t>
+      </w:r>
+      <w:r>
+        <w:t>The system shall store users' passwords securely using appropriate hash functions.</w:t>
+      </w:r>
+    </w:p>
+    <w:p>
+      <w:r>
+        <w:t xml:space="preserve">NFR-02: Access </w:t>
+      </w:r>
+      <w:proofErr w:type="gramStart"/>
+      <w:r>
+        <w:t>Control</w:t>
+      </w:r>
+      <w:r>
+        <w:t xml:space="preserve"> :</w:t>
+      </w:r>
+      <w:proofErr w:type="gramEnd"/>
+      <w:r>
+        <w:t xml:space="preserve"> </w:t>
+      </w:r>
+      <w:r>
+        <w:t>Only the Authenticated Instructor can access the admin panel, with no access for regular users.</w:t>
+      </w:r>
+    </w:p>
+    <w:p>
+      <w:r>
+        <w:t xml:space="preserve">NFR-03: Browser </w:t>
+      </w:r>
+      <w:proofErr w:type="gramStart"/>
+      <w:r>
+        <w:t>Compatibility</w:t>
+      </w:r>
+      <w:r>
+        <w:t xml:space="preserve"> :</w:t>
+      </w:r>
+      <w:proofErr w:type="gramEnd"/>
+      <w:r>
+        <w:t xml:space="preserve"> </w:t>
+      </w:r>
+      <w:r>
+        <w:t>The application must be compatible with the latest browsers: Google Chrome, Mozilla Firefox, Safari, and Microsoft Edge.</w:t>
+      </w:r>
+    </w:p>
+    <w:p>
+      <w:r>
+        <w:t>NFR-04: Data Recovery (Reliability</w:t>
+      </w:r>
+      <w:proofErr w:type="gramStart"/>
+      <w:r>
+        <w:t>)</w:t>
+      </w:r>
+      <w:r>
+        <w:t xml:space="preserve"> :</w:t>
+      </w:r>
+      <w:proofErr w:type="gramEnd"/>
+      <w:r>
+        <w:t xml:space="preserve"> </w:t>
+      </w:r>
+      <w:r>
+        <w:t>The system shall ensure that user data and quizzes are not lost in the event of a network failure during a quiz run, returning to their previous state after</w:t>
+      </w:r>
+    </w:p>
+    <w:p>
+      <w:r>
+        <w:t>reconnection.</w:t>
+      </w:r>
+    </w:p>
+    <w:p>
+      <w:r>
+        <w:t xml:space="preserve">NFR-05: System </w:t>
+      </w:r>
+      <w:proofErr w:type="gramStart"/>
+      <w:r>
+        <w:t>Availability</w:t>
+      </w:r>
+      <w:r>
+        <w:t xml:space="preserve"> :</w:t>
+      </w:r>
+      <w:proofErr w:type="gramEnd"/>
+      <w:r>
+        <w:t xml:space="preserve"> </w:t>
+      </w:r>
+      <w:r>
+        <w:t>The system shall be available at all times, except during scheduled maintenance periods</w:t>
+      </w:r>
+    </w:p>
+    <w:p>
+      <w:r>
+        <w:t xml:space="preserve">NFR-06: Database Design </w:t>
+      </w:r>
+      <w:proofErr w:type="gramStart"/>
+      <w:r>
+        <w:t>Documentation</w:t>
+      </w:r>
+      <w:r>
+        <w:t xml:space="preserve"> :</w:t>
+      </w:r>
+      <w:proofErr w:type="gramEnd"/>
+      <w:r>
+        <w:t xml:space="preserve"> </w:t>
+      </w:r>
+      <w:r>
+        <w:t>The database must be accompanied by an entity-relationship diagram</w:t>
+      </w:r>
+    </w:p>
+    <w:p>
+      <w:r>
+        <w:t>NFR-07: Usability &amp; UI Consistency</w:t>
+      </w:r>
+      <w:r>
+        <w:t xml:space="preserve">: </w:t>
+      </w:r>
+      <w:r>
+        <w:t>Navigation elements must be consistent across all pages and the system should provide immediate visual feedback for actions such as selecting a response or submitting a form.</w:t>
+      </w:r>
+    </w:p>
+    <w:p>
+      <w:r>
+        <w:t>NFR-08: Performance (Loading Time)</w:t>
+      </w:r>
+      <w:r>
+        <w:t xml:space="preserve">: </w:t>
+      </w:r>
+      <w:r>
+        <w:t>The loading time of each page should not exceed 3 seconds on standard broadband connections.</w:t>
+      </w:r>
+    </w:p>
+    <w:p>
+      <w:r>
+        <w:t>NFR-09: Data Integrity</w:t>
+      </w:r>
+      <w:r>
+        <w:t xml:space="preserve">: </w:t>
+      </w:r>
+      <w:r>
+        <w:t>The system shall ensure data integrity by ensuring that the score given to each quiz matches exactly the number of correct answers, without calculation failures or duplicate records of answers.</w:t>
+      </w:r>
+    </w:p>
+    <w:p>
+      <w:r>
+        <w:t>NFR-10: Privacy &amp; Consent</w:t>
+      </w:r>
+      <w:r>
+        <w:t xml:space="preserve">: </w:t>
+      </w:r>
+      <w:r>
+        <w:t>The system shall not collect sensitive data from users without informed consent.</w:t>
+      </w:r>
+    </w:p>
+    <w:p>
+      <w:r>
+        <w:t xml:space="preserve">NFR-11: Legal </w:t>
+      </w:r>
+      <w:proofErr w:type="gramStart"/>
+      <w:r>
+        <w:t>Compliance</w:t>
+      </w:r>
+      <w:r>
+        <w:t xml:space="preserve"> :</w:t>
+      </w:r>
+      <w:proofErr w:type="gramEnd"/>
+      <w:r>
+        <w:t xml:space="preserve"> </w:t>
+      </w:r>
+      <w:r>
+        <w:t>The development and operation of the system must comply with current copyright and intellectual property laws.</w:t>
+      </w:r>
+    </w:p>
+    <w:p>
+      <w:r>
+        <w:t>NFR-12: Audit Logging</w:t>
+      </w:r>
+      <w:r>
+        <w:t xml:space="preserve">: </w:t>
+      </w:r>
+      <w:r>
+        <w:t xml:space="preserve">The system must maintain an audit trail for all actions performed by the </w:t>
+      </w:r>
+      <w:proofErr w:type="gramStart"/>
+      <w:r>
+        <w:t>Instructor</w:t>
+      </w:r>
+      <w:proofErr w:type="gramEnd"/>
+      <w:r>
+        <w:t>, including creating, editing, and deleting quizzes and questions.</w:t>
+      </w:r>
     </w:p>
     <w:p>
       <w:pPr>
@@ -6263,47 +8106,10 @@
       </w:pPr>
       <w:bookmarkStart w:id="17" w:name="_Toc223948348"/>
       <w:r>
+        <w:lastRenderedPageBreak/>
         <w:t>Chapter 5: System Modelling</w:t>
       </w:r>
       <w:bookmarkEnd w:id="17"/>
-    </w:p>
-    <w:p>
-      <w:pPr>
-        <w:rPr>
-          <w:rFonts w:ascii="Times New Roman" w:hAnsi="Times New Roman" w:cs="Times New Roman"/>
-          <w:sz w:val="24"/>
-          <w:szCs w:val="24"/>
-        </w:rPr>
-      </w:pPr>
-      <w:r>
-        <w:rPr>
-          <w:rFonts w:ascii="Times New Roman" w:hAnsi="Times New Roman" w:cs="Times New Roman"/>
-          <w:sz w:val="24"/>
-          <w:szCs w:val="24"/>
-        </w:rPr>
-        <w:br/>
-      </w:r>
-      <w:r>
-        <w:rPr>
-          <w:rFonts w:ascii="Times New Roman" w:hAnsi="Times New Roman" w:cs="Times New Roman"/>
-          <w:i/>
-          <w:iCs/>
-          <w:sz w:val="24"/>
-          <w:szCs w:val="24"/>
-        </w:rPr>
-        <w:t>This is the core technical chapter. All diagrams must be professionally drawn, clear, and include a brief explanatory text.</w:t>
-      </w:r>
-    </w:p>
-    <w:p>
-      <w:pPr>
-        <w:rPr>
-          <w:rFonts w:ascii="Times New Roman" w:hAnsi="Times New Roman" w:cs="Times New Roman"/>
-          <w:b/>
-          <w:bCs/>
-          <w:sz w:val="24"/>
-          <w:szCs w:val="24"/>
-        </w:rPr>
-      </w:pPr>
     </w:p>
     <w:p>
       <w:pPr>
@@ -6315,54 +8121,87 @@
       </w:pPr>
       <w:bookmarkStart w:id="18" w:name="_Toc223948349"/>
       <w:r>
+        <w:t>Use Case Model</w:t>
+      </w:r>
+      <w:bookmarkEnd w:id="18"/>
+    </w:p>
+    <w:p>
+      <w:pPr>
+        <w:pStyle w:val="Heading3"/>
+      </w:pPr>
+      <w:bookmarkStart w:id="19" w:name="_Toc223948350"/>
+      <w:r>
+        <w:t>Use Case Diagram</w:t>
+      </w:r>
+      <w:bookmarkEnd w:id="19"/>
+    </w:p>
+    <w:p>
+      <w:pPr>
+        <w:rPr>
+          <w:rFonts w:ascii="Times New Roman" w:hAnsi="Times New Roman" w:cs="Times New Roman"/>
+          <w:sz w:val="24"/>
+          <w:szCs w:val="24"/>
+        </w:rPr>
+      </w:pPr>
+      <w:r>
+        <w:rPr>
+          <w:noProof/>
+        </w:rPr>
+        <w:drawing>
+          <wp:inline distT="0" distB="0" distL="0" distR="0" wp14:anchorId="1C1FA840" wp14:editId="66E35F6E">
+            <wp:extent cx="4335625" cy="7103129"/>
+            <wp:effectExtent l="0" t="0" r="8255" b="2540"/>
+            <wp:docPr id="3" name="Image 1"/>
+            <wp:cNvGraphicFramePr>
+              <a:graphicFrameLocks xmlns:a="http://schemas.openxmlformats.org/drawingml/2006/main"/>
+            </wp:cNvGraphicFramePr>
+            <a:graphic xmlns:a="http://schemas.openxmlformats.org/drawingml/2006/main">
+              <a:graphicData uri="http://schemas.openxmlformats.org/drawingml/2006/picture">
+                <pic:pic xmlns:pic="http://schemas.openxmlformats.org/drawingml/2006/picture">
+                  <pic:nvPicPr>
+                    <pic:cNvPr id="1" name="Image 1"/>
+                    <pic:cNvPicPr>
+                      <a:picLocks/>
+                    </pic:cNvPicPr>
+                  </pic:nvPicPr>
+                  <pic:blipFill>
+                    <a:blip r:embed="rId8" cstate="print"/>
+                    <a:stretch>
+                      <a:fillRect/>
+                    </a:stretch>
+                  </pic:blipFill>
+                  <pic:spPr>
+                    <a:xfrm>
+                      <a:off x="0" y="0"/>
+                      <a:ext cx="4353108" cy="7131772"/>
+                    </a:xfrm>
+                    <a:prstGeom prst="rect">
+                      <a:avLst/>
+                    </a:prstGeom>
+                  </pic:spPr>
+                </pic:pic>
+              </a:graphicData>
+            </a:graphic>
+          </wp:inline>
+        </w:drawing>
+      </w:r>
+    </w:p>
+    <w:p>
+      <w:pPr>
+        <w:rPr>
+          <w:rFonts w:ascii="Times New Roman" w:hAnsi="Times New Roman" w:cs="Times New Roman"/>
+          <w:sz w:val="24"/>
+          <w:szCs w:val="24"/>
+        </w:rPr>
+      </w:pPr>
+    </w:p>
+    <w:p>
+      <w:pPr>
+        <w:pStyle w:val="Heading3"/>
+      </w:pPr>
+      <w:bookmarkStart w:id="20" w:name="_Toc223948351"/>
+      <w:r>
         <w:lastRenderedPageBreak/>
-        <w:t>Use Case Model</w:t>
-      </w:r>
-      <w:bookmarkEnd w:id="18"/>
-    </w:p>
-    <w:p>
-      <w:pPr>
-        <w:rPr>
-          <w:rFonts w:ascii="Times New Roman" w:hAnsi="Times New Roman" w:cs="Times New Roman"/>
-          <w:sz w:val="24"/>
-          <w:szCs w:val="24"/>
-        </w:rPr>
-      </w:pPr>
-    </w:p>
-    <w:p>
-      <w:pPr>
-        <w:pStyle w:val="Heading3"/>
-      </w:pPr>
-      <w:bookmarkStart w:id="19" w:name="_Toc223948350"/>
-      <w:r>
-        <w:t>Use Case Diagram</w:t>
-      </w:r>
-      <w:bookmarkEnd w:id="19"/>
-    </w:p>
-    <w:p>
-      <w:pPr>
-        <w:rPr>
-          <w:rFonts w:ascii="Times New Roman" w:hAnsi="Times New Roman" w:cs="Times New Roman"/>
-          <w:sz w:val="24"/>
-          <w:szCs w:val="24"/>
-        </w:rPr>
-      </w:pPr>
-    </w:p>
-    <w:p>
-      <w:pPr>
-        <w:rPr>
-          <w:rFonts w:ascii="Times New Roman" w:hAnsi="Times New Roman" w:cs="Times New Roman"/>
-          <w:sz w:val="24"/>
-          <w:szCs w:val="24"/>
-        </w:rPr>
-      </w:pPr>
-    </w:p>
-    <w:p>
-      <w:pPr>
-        <w:pStyle w:val="Heading3"/>
-      </w:pPr>
-      <w:bookmarkStart w:id="20" w:name="_Toc223948351"/>
-      <w:r>
         <w:t>Detailed Use Case Descriptions:</w:t>
       </w:r>
       <w:bookmarkEnd w:id="20"/>
@@ -6771,7 +8610,6 @@
       </w:pPr>
       <w:bookmarkStart w:id="26" w:name="_Toc223948357"/>
       <w:r>
-        <w:lastRenderedPageBreak/>
         <w:t>5.4 Data Flow Model</w:t>
       </w:r>
       <w:bookmarkEnd w:id="26"/>
@@ -7500,6 +9338,7 @@
           <w:sz w:val="24"/>
           <w:szCs w:val="24"/>
         </w:rPr>
+        <w:lastRenderedPageBreak/>
         <w:t>Test cases for key functionalities (table format)</w:t>
       </w:r>
       <w:r>
@@ -7783,7 +9622,6 @@
           <w:sz w:val="24"/>
           <w:szCs w:val="24"/>
         </w:rPr>
-        <w:lastRenderedPageBreak/>
         <w:t>Briefly recap the project, the problem solved, and the key models produced.</w:t>
       </w:r>
     </w:p>
@@ -7854,6 +9692,7 @@
           <w:sz w:val="24"/>
           <w:szCs w:val="24"/>
         </w:rPr>
+        <w:lastRenderedPageBreak/>
         <w:t>Discuss technical, collaborative, or planning challenges and what you learned from them.</w:t>
       </w:r>
     </w:p>
@@ -8986,7 +10825,7 @@
         <w:sz w:val="20"/>
       </w:rPr>
     </w:lvl>
-    <w:lvl w:ilvl="3" w:tentative="1">
+    <w:lvl w:ilvl="3">
       <w:start w:val="1"/>
       <w:numFmt w:val="bullet"/>
       <w:lvlText w:val=""/>

--- a/CMPE314- Project Report .docx
+++ b/CMPE314- Project Report .docx
@@ -6284,15 +6284,7 @@
           <w:sz w:val="24"/>
           <w:szCs w:val="24"/>
         </w:rPr>
-        <w:t xml:space="preserve">users (students and teacher) to </w:t>
-      </w:r>
-      <w:r>
-        <w:rPr>
-          <w:rFonts w:ascii="Times New Roman" w:hAnsi="Times New Roman" w:cs="Times New Roman"/>
-          <w:sz w:val="24"/>
-          <w:szCs w:val="24"/>
-        </w:rPr>
-        <w:t>enter to the system securely</w:t>
+        <w:t>users (students and teacher) to enter to the system securely</w:t>
       </w:r>
       <w:r>
         <w:rPr>
@@ -6335,15 +6327,7 @@
           <w:sz w:val="24"/>
           <w:szCs w:val="24"/>
         </w:rPr>
-        <w:t>3</w:t>
-      </w:r>
-      <w:r>
-        <w:rPr>
-          <w:rFonts w:ascii="Times New Roman" w:hAnsi="Times New Roman" w:cs="Times New Roman"/>
-          <w:sz w:val="24"/>
-          <w:szCs w:val="24"/>
-        </w:rPr>
-        <w:t xml:space="preserve">   </w:t>
+        <w:t xml:space="preserve">3   </w:t>
       </w:r>
       <w:r>
         <w:rPr>
@@ -6438,15 +6422,7 @@
           <w:sz w:val="24"/>
           <w:szCs w:val="24"/>
         </w:rPr>
-        <w:t>4</w:t>
-      </w:r>
-      <w:r>
-        <w:rPr>
-          <w:rFonts w:ascii="Times New Roman" w:hAnsi="Times New Roman" w:cs="Times New Roman"/>
-          <w:sz w:val="24"/>
-          <w:szCs w:val="24"/>
-        </w:rPr>
-        <w:t xml:space="preserve">   </w:t>
+        <w:t xml:space="preserve">4   </w:t>
       </w:r>
       <w:r>
         <w:rPr>
@@ -6559,15 +6535,7 @@
           <w:sz w:val="24"/>
           <w:szCs w:val="24"/>
         </w:rPr>
-        <w:t>5</w:t>
-      </w:r>
-      <w:r>
-        <w:rPr>
-          <w:rFonts w:ascii="Times New Roman" w:hAnsi="Times New Roman" w:cs="Times New Roman"/>
-          <w:sz w:val="24"/>
-          <w:szCs w:val="24"/>
-        </w:rPr>
-        <w:t xml:space="preserve">   </w:t>
+        <w:t xml:space="preserve">5   </w:t>
       </w:r>
       <w:r>
         <w:rPr>
@@ -6662,15 +6630,7 @@
           <w:sz w:val="24"/>
           <w:szCs w:val="24"/>
         </w:rPr>
-        <w:t>6</w:t>
-      </w:r>
-      <w:r>
-        <w:rPr>
-          <w:rFonts w:ascii="Times New Roman" w:hAnsi="Times New Roman" w:cs="Times New Roman"/>
-          <w:sz w:val="24"/>
-          <w:szCs w:val="24"/>
-        </w:rPr>
-        <w:t xml:space="preserve">   </w:t>
+        <w:t xml:space="preserve">6   </w:t>
       </w:r>
       <w:r>
         <w:rPr>
@@ -6765,15 +6725,7 @@
           <w:sz w:val="24"/>
           <w:szCs w:val="24"/>
         </w:rPr>
-        <w:t>7</w:t>
-      </w:r>
-      <w:r>
-        <w:rPr>
-          <w:rFonts w:ascii="Times New Roman" w:hAnsi="Times New Roman" w:cs="Times New Roman"/>
-          <w:sz w:val="24"/>
-          <w:szCs w:val="24"/>
-        </w:rPr>
-        <w:t xml:space="preserve">   </w:t>
+        <w:t xml:space="preserve">7   </w:t>
       </w:r>
       <w:r>
         <w:rPr>
@@ -6871,15 +6823,7 @@
           <w:sz w:val="24"/>
           <w:szCs w:val="24"/>
         </w:rPr>
-        <w:t>8</w:t>
-      </w:r>
-      <w:r>
-        <w:rPr>
-          <w:rFonts w:ascii="Times New Roman" w:hAnsi="Times New Roman" w:cs="Times New Roman"/>
-          <w:sz w:val="24"/>
-          <w:szCs w:val="24"/>
-        </w:rPr>
-        <w:t xml:space="preserve">   </w:t>
+        <w:t xml:space="preserve">8   </w:t>
       </w:r>
       <w:r>
         <w:rPr>
@@ -7723,15 +7667,7 @@
           <w:sz w:val="24"/>
           <w:szCs w:val="24"/>
         </w:rPr>
-        <w:t>15</w:t>
-      </w:r>
-      <w:r>
-        <w:rPr>
-          <w:rFonts w:ascii="Times New Roman" w:hAnsi="Times New Roman" w:cs="Times New Roman"/>
-          <w:sz w:val="24"/>
-          <w:szCs w:val="24"/>
-        </w:rPr>
-        <w:t xml:space="preserve">   </w:t>
+        <w:t xml:space="preserve">15   </w:t>
       </w:r>
       <w:r>
         <w:rPr>
@@ -7851,91 +7787,70 @@
       </w:r>
       <w:proofErr w:type="gramStart"/>
       <w:r>
-        <w:t>Security</w:t>
-      </w:r>
-      <w:r>
-        <w:t xml:space="preserve"> :</w:t>
+        <w:t>Security :</w:t>
       </w:r>
       <w:proofErr w:type="gramEnd"/>
       <w:r>
+        <w:t xml:space="preserve"> The system shall store users' passwords securely using appropriate hash functions.</w:t>
+      </w:r>
+    </w:p>
+    <w:p>
+      <w:r>
+        <w:t xml:space="preserve">NFR-02: Access </w:t>
+      </w:r>
+      <w:proofErr w:type="gramStart"/>
+      <w:r>
+        <w:t>Control :</w:t>
+      </w:r>
+      <w:proofErr w:type="gramEnd"/>
+      <w:r>
         <w:t xml:space="preserve"> </w:t>
       </w:r>
       <w:r>
-        <w:t>The system shall store users' passwords securely using appropriate hash functions.</w:t>
-      </w:r>
-    </w:p>
-    <w:p>
-      <w:r>
-        <w:t xml:space="preserve">NFR-02: Access </w:t>
+        <w:t>Only the Authenticated Instructor can access the admin panel, with no access for regular users.</w:t>
+      </w:r>
+    </w:p>
+    <w:p>
+      <w:r>
+        <w:t xml:space="preserve">NFR-03: Browser </w:t>
       </w:r>
       <w:proofErr w:type="gramStart"/>
       <w:r>
-        <w:t>Control</w:t>
-      </w:r>
-      <w:r>
-        <w:t xml:space="preserve"> :</w:t>
+        <w:t>Compatibility :</w:t>
       </w:r>
       <w:proofErr w:type="gramEnd"/>
       <w:r>
         <w:t xml:space="preserve"> </w:t>
       </w:r>
       <w:r>
-        <w:t>Only the Authenticated Instructor can access the admin panel, with no access for regular users.</w:t>
-      </w:r>
-    </w:p>
-    <w:p>
-      <w:r>
-        <w:t xml:space="preserve">NFR-03: Browser </w:t>
+        <w:t>The application must be compatible with the latest browsers: Google Chrome, Mozilla Firefox, Safari, and Microsoft Edge.</w:t>
+      </w:r>
+    </w:p>
+    <w:p>
+      <w:r>
+        <w:t>NFR-04: Data Recovery (Reliability</w:t>
       </w:r>
       <w:proofErr w:type="gramStart"/>
       <w:r>
-        <w:t>Compatibility</w:t>
-      </w:r>
-      <w:r>
-        <w:t xml:space="preserve"> :</w:t>
+        <w:t>) :</w:t>
       </w:r>
       <w:proofErr w:type="gramEnd"/>
       <w:r>
-        <w:t xml:space="preserve"> </w:t>
-      </w:r>
-      <w:r>
-        <w:t>The application must be compatible with the latest browsers: Google Chrome, Mozilla Firefox, Safari, and Microsoft Edge.</w:t>
-      </w:r>
-    </w:p>
-    <w:p>
-      <w:r>
-        <w:t>NFR-04: Data Recovery (Reliability</w:t>
+        <w:t xml:space="preserve"> The system shall ensure that user data and quizzes are not lost in the event of a network failure during a quiz run, returning to their previous state after</w:t>
+      </w:r>
+    </w:p>
+    <w:p>
+      <w:r>
+        <w:t>reconnection.</w:t>
+      </w:r>
+    </w:p>
+    <w:p>
+      <w:r>
+        <w:t xml:space="preserve">NFR-05: System </w:t>
       </w:r>
       <w:proofErr w:type="gramStart"/>
       <w:r>
-        <w:t>)</w:t>
-      </w:r>
-      <w:r>
-        <w:t xml:space="preserve"> :</w:t>
-      </w:r>
-      <w:proofErr w:type="gramEnd"/>
-      <w:r>
-        <w:t xml:space="preserve"> </w:t>
-      </w:r>
-      <w:r>
-        <w:t>The system shall ensure that user data and quizzes are not lost in the event of a network failure during a quiz run, returning to their previous state after</w:t>
-      </w:r>
-    </w:p>
-    <w:p>
-      <w:r>
-        <w:t>reconnection.</w:t>
-      </w:r>
-    </w:p>
-    <w:p>
-      <w:r>
-        <w:t xml:space="preserve">NFR-05: System </w:t>
-      </w:r>
-      <w:proofErr w:type="gramStart"/>
-      <w:r>
-        <w:t>Availability</w:t>
-      </w:r>
-      <w:r>
-        <w:t xml:space="preserve"> :</w:t>
+        <w:t>Availability :</w:t>
       </w:r>
       <w:proofErr w:type="gramEnd"/>
       <w:r>
@@ -8211,23 +8126,6 @@
     </w:p>
     <w:p>
       <w:pPr>
-        <w:rPr>
-          <w:rFonts w:ascii="Times New Roman" w:hAnsi="Times New Roman" w:cs="Times New Roman"/>
-          <w:sz w:val="24"/>
-          <w:szCs w:val="24"/>
-        </w:rPr>
-      </w:pPr>
-      <w:r>
-        <w:rPr>
-          <w:rFonts w:ascii="Times New Roman" w:hAnsi="Times New Roman" w:cs="Times New Roman"/>
-          <w:sz w:val="24"/>
-          <w:szCs w:val="24"/>
-        </w:rPr>
-        <w:t>Use a template for critical use cases.</w:t>
-      </w:r>
-    </w:p>
-    <w:p>
-      <w:pPr>
         <w:numPr>
           <w:ilvl w:val="2"/>
           <w:numId w:val="10"/>
@@ -8378,7 +8276,23 @@
           <w:sz w:val="24"/>
           <w:szCs w:val="24"/>
         </w:rPr>
-        <w:t> 1. User enters email and password. 2. System validates credentials. 3. System redirects to dashboard.</w:t>
+        <w:t xml:space="preserve"> 1. User enters </w:t>
+      </w:r>
+      <w:r>
+        <w:rPr>
+          <w:rFonts w:ascii="Times New Roman" w:hAnsi="Times New Roman" w:cs="Times New Roman"/>
+          <w:sz w:val="24"/>
+          <w:szCs w:val="24"/>
+        </w:rPr>
+        <w:t>username/student number/</w:t>
+      </w:r>
+      <w:r>
+        <w:rPr>
+          <w:rFonts w:ascii="Times New Roman" w:hAnsi="Times New Roman" w:cs="Times New Roman"/>
+          <w:sz w:val="24"/>
+          <w:szCs w:val="24"/>
+        </w:rPr>
+        <w:t>email and password. 2. System validates credentials. 3. System redirects to dashboard.</w:t>
       </w:r>
     </w:p>
     <w:p>
@@ -8414,12 +8328,5752 @@
     </w:p>
     <w:p>
       <w:pPr>
-        <w:rPr>
-          <w:rFonts w:ascii="Times New Roman" w:hAnsi="Times New Roman" w:cs="Times New Roman"/>
-          <w:b/>
-          <w:bCs/>
-          <w:sz w:val="24"/>
-          <w:szCs w:val="24"/>
+        <w:numPr>
+          <w:ilvl w:val="1"/>
+          <w:numId w:val="10"/>
+        </w:numPr>
+        <w:rPr>
+          <w:rFonts w:ascii="Times New Roman" w:hAnsi="Times New Roman" w:cs="Times New Roman"/>
+          <w:sz w:val="24"/>
+          <w:szCs w:val="24"/>
+        </w:rPr>
+      </w:pPr>
+    </w:p>
+    <w:p>
+      <w:pPr>
+        <w:numPr>
+          <w:ilvl w:val="2"/>
+          <w:numId w:val="10"/>
+        </w:numPr>
+        <w:rPr>
+          <w:rFonts w:ascii="Times New Roman" w:hAnsi="Times New Roman" w:cs="Times New Roman"/>
+          <w:sz w:val="24"/>
+          <w:szCs w:val="24"/>
+        </w:rPr>
+      </w:pPr>
+      <w:r>
+        <w:rPr>
+          <w:rFonts w:ascii="Times New Roman" w:hAnsi="Times New Roman" w:cs="Times New Roman"/>
+          <w:i/>
+          <w:iCs/>
+          <w:sz w:val="24"/>
+          <w:szCs w:val="24"/>
+        </w:rPr>
+        <w:t>Use Case Name:</w:t>
+      </w:r>
+      <w:r>
+        <w:rPr>
+          <w:rFonts w:ascii="Times New Roman" w:hAnsi="Times New Roman" w:cs="Times New Roman"/>
+          <w:sz w:val="24"/>
+          <w:szCs w:val="24"/>
+        </w:rPr>
+        <w:t> </w:t>
+      </w:r>
+      <w:r>
+        <w:rPr>
+          <w:rFonts w:ascii="Times New Roman" w:hAnsi="Times New Roman" w:cs="Times New Roman"/>
+          <w:sz w:val="24"/>
+          <w:szCs w:val="24"/>
+        </w:rPr>
+        <w:t>Sign Up</w:t>
+      </w:r>
+    </w:p>
+    <w:p>
+      <w:pPr>
+        <w:numPr>
+          <w:ilvl w:val="2"/>
+          <w:numId w:val="10"/>
+        </w:numPr>
+        <w:rPr>
+          <w:rFonts w:ascii="Times New Roman" w:hAnsi="Times New Roman" w:cs="Times New Roman"/>
+          <w:sz w:val="24"/>
+          <w:szCs w:val="24"/>
+        </w:rPr>
+      </w:pPr>
+      <w:r>
+        <w:rPr>
+          <w:rFonts w:ascii="Times New Roman" w:hAnsi="Times New Roman" w:cs="Times New Roman"/>
+          <w:i/>
+          <w:iCs/>
+          <w:sz w:val="24"/>
+          <w:szCs w:val="24"/>
+        </w:rPr>
+        <w:t>Actor:</w:t>
+      </w:r>
+      <w:r>
+        <w:rPr>
+          <w:rFonts w:ascii="Times New Roman" w:hAnsi="Times New Roman" w:cs="Times New Roman"/>
+          <w:sz w:val="24"/>
+          <w:szCs w:val="24"/>
+        </w:rPr>
+        <w:t> User</w:t>
+      </w:r>
+    </w:p>
+    <w:p>
+      <w:pPr>
+        <w:numPr>
+          <w:ilvl w:val="2"/>
+          <w:numId w:val="10"/>
+        </w:numPr>
+        <w:rPr>
+          <w:rFonts w:ascii="Times New Roman" w:hAnsi="Times New Roman" w:cs="Times New Roman"/>
+          <w:sz w:val="24"/>
+          <w:szCs w:val="24"/>
+        </w:rPr>
+      </w:pPr>
+      <w:r>
+        <w:rPr>
+          <w:rFonts w:ascii="Times New Roman" w:hAnsi="Times New Roman" w:cs="Times New Roman"/>
+          <w:i/>
+          <w:iCs/>
+          <w:sz w:val="24"/>
+          <w:szCs w:val="24"/>
+        </w:rPr>
+        <w:t>Pre-condition:</w:t>
+      </w:r>
+      <w:r>
+        <w:rPr>
+          <w:rFonts w:ascii="Times New Roman" w:hAnsi="Times New Roman" w:cs="Times New Roman"/>
+          <w:sz w:val="24"/>
+          <w:szCs w:val="24"/>
+        </w:rPr>
+        <w:t> </w:t>
+      </w:r>
+      <w:r>
+        <w:rPr>
+          <w:rFonts w:ascii="Times New Roman" w:hAnsi="Times New Roman" w:cs="Times New Roman"/>
+          <w:sz w:val="24"/>
+          <w:szCs w:val="24"/>
+        </w:rPr>
+        <w:t>User isn’t registered</w:t>
+      </w:r>
+      <w:r>
+        <w:rPr>
+          <w:rFonts w:ascii="Times New Roman" w:hAnsi="Times New Roman" w:cs="Times New Roman"/>
+          <w:sz w:val="24"/>
+          <w:szCs w:val="24"/>
+        </w:rPr>
+        <w:t>.</w:t>
+      </w:r>
+    </w:p>
+    <w:p>
+      <w:pPr>
+        <w:numPr>
+          <w:ilvl w:val="2"/>
+          <w:numId w:val="10"/>
+        </w:numPr>
+        <w:rPr>
+          <w:rFonts w:ascii="Times New Roman" w:hAnsi="Times New Roman" w:cs="Times New Roman"/>
+          <w:sz w:val="24"/>
+          <w:szCs w:val="24"/>
+        </w:rPr>
+      </w:pPr>
+      <w:r>
+        <w:rPr>
+          <w:rFonts w:ascii="Times New Roman" w:hAnsi="Times New Roman" w:cs="Times New Roman"/>
+          <w:i/>
+          <w:iCs/>
+          <w:sz w:val="24"/>
+          <w:szCs w:val="24"/>
+        </w:rPr>
+        <w:t>Post-condition:</w:t>
+      </w:r>
+      <w:r>
+        <w:rPr>
+          <w:rFonts w:ascii="Times New Roman" w:hAnsi="Times New Roman" w:cs="Times New Roman"/>
+          <w:sz w:val="24"/>
+          <w:szCs w:val="24"/>
+        </w:rPr>
+        <w:t> </w:t>
+      </w:r>
+      <w:proofErr w:type="gramStart"/>
+      <w:r>
+        <w:rPr>
+          <w:rFonts w:ascii="Times New Roman" w:hAnsi="Times New Roman" w:cs="Times New Roman"/>
+          <w:sz w:val="24"/>
+          <w:szCs w:val="24"/>
+        </w:rPr>
+        <w:t>New</w:t>
+      </w:r>
+      <w:proofErr w:type="gramEnd"/>
+      <w:r>
+        <w:rPr>
+          <w:rFonts w:ascii="Times New Roman" w:hAnsi="Times New Roman" w:cs="Times New Roman"/>
+          <w:sz w:val="24"/>
+          <w:szCs w:val="24"/>
+        </w:rPr>
+        <w:t xml:space="preserve"> account will be created</w:t>
+      </w:r>
+      <w:r>
+        <w:rPr>
+          <w:rFonts w:ascii="Times New Roman" w:hAnsi="Times New Roman" w:cs="Times New Roman"/>
+          <w:sz w:val="24"/>
+          <w:szCs w:val="24"/>
+        </w:rPr>
+        <w:t>.</w:t>
+      </w:r>
+    </w:p>
+    <w:p>
+      <w:pPr>
+        <w:numPr>
+          <w:ilvl w:val="2"/>
+          <w:numId w:val="10"/>
+        </w:numPr>
+        <w:rPr>
+          <w:rFonts w:ascii="Times New Roman" w:hAnsi="Times New Roman" w:cs="Times New Roman"/>
+          <w:sz w:val="24"/>
+          <w:szCs w:val="24"/>
+        </w:rPr>
+      </w:pPr>
+      <w:r>
+        <w:rPr>
+          <w:rFonts w:ascii="Times New Roman" w:hAnsi="Times New Roman" w:cs="Times New Roman"/>
+          <w:i/>
+          <w:iCs/>
+          <w:sz w:val="24"/>
+          <w:szCs w:val="24"/>
+        </w:rPr>
+        <w:t>Main Success Scenario:</w:t>
+      </w:r>
+      <w:r>
+        <w:rPr>
+          <w:rFonts w:ascii="Times New Roman" w:hAnsi="Times New Roman" w:cs="Times New Roman"/>
+          <w:sz w:val="24"/>
+          <w:szCs w:val="24"/>
+        </w:rPr>
+        <w:t> </w:t>
+      </w:r>
+      <w:r>
+        <w:rPr>
+          <w:rFonts w:ascii="Times New Roman" w:hAnsi="Times New Roman" w:cs="Times New Roman"/>
+          <w:sz w:val="24"/>
+          <w:szCs w:val="24"/>
+        </w:rPr>
+        <w:t xml:space="preserve">1.user gives username/student number/email and password </w:t>
+      </w:r>
+      <w:proofErr w:type="gramStart"/>
+      <w:r>
+        <w:rPr>
+          <w:rFonts w:ascii="Times New Roman" w:hAnsi="Times New Roman" w:cs="Times New Roman"/>
+          <w:sz w:val="24"/>
+          <w:szCs w:val="24"/>
+        </w:rPr>
+        <w:t>2.system</w:t>
+      </w:r>
+      <w:proofErr w:type="gramEnd"/>
+      <w:r>
+        <w:rPr>
+          <w:rFonts w:ascii="Times New Roman" w:hAnsi="Times New Roman" w:cs="Times New Roman"/>
+          <w:sz w:val="24"/>
+          <w:szCs w:val="24"/>
+        </w:rPr>
+        <w:t xml:space="preserve"> will check them if they are validated 3.account will be created </w:t>
+      </w:r>
+    </w:p>
+    <w:p>
+      <w:pPr>
+        <w:numPr>
+          <w:ilvl w:val="2"/>
+          <w:numId w:val="10"/>
+        </w:numPr>
+        <w:rPr>
+          <w:rFonts w:ascii="Times New Roman" w:hAnsi="Times New Roman" w:cs="Times New Roman"/>
+          <w:sz w:val="24"/>
+          <w:szCs w:val="24"/>
+        </w:rPr>
+      </w:pPr>
+      <w:r>
+        <w:rPr>
+          <w:rFonts w:ascii="Times New Roman" w:hAnsi="Times New Roman" w:cs="Times New Roman"/>
+          <w:i/>
+          <w:iCs/>
+          <w:sz w:val="24"/>
+          <w:szCs w:val="24"/>
+        </w:rPr>
+        <w:t>Alternate Flows:</w:t>
+      </w:r>
+      <w:r>
+        <w:rPr>
+          <w:rFonts w:ascii="Times New Roman" w:hAnsi="Times New Roman" w:cs="Times New Roman"/>
+          <w:sz w:val="24"/>
+          <w:szCs w:val="24"/>
+        </w:rPr>
+        <w:t> </w:t>
+      </w:r>
+      <w:r>
+        <w:rPr>
+          <w:rFonts w:ascii="Times New Roman" w:hAnsi="Times New Roman" w:cs="Times New Roman"/>
+          <w:sz w:val="24"/>
+          <w:szCs w:val="24"/>
+        </w:rPr>
+        <w:t xml:space="preserve">email already exist, invalid email format, weak password </w:t>
+      </w:r>
+    </w:p>
+    <w:p>
+      <w:pPr>
+        <w:numPr>
+          <w:ilvl w:val="1"/>
+          <w:numId w:val="10"/>
+        </w:numPr>
+        <w:rPr>
+          <w:rFonts w:ascii="Times New Roman" w:hAnsi="Times New Roman" w:cs="Times New Roman"/>
+          <w:sz w:val="24"/>
+          <w:szCs w:val="24"/>
+        </w:rPr>
+      </w:pPr>
+    </w:p>
+    <w:p>
+      <w:pPr>
+        <w:numPr>
+          <w:ilvl w:val="2"/>
+          <w:numId w:val="10"/>
+        </w:numPr>
+        <w:rPr>
+          <w:rFonts w:ascii="Times New Roman" w:hAnsi="Times New Roman" w:cs="Times New Roman"/>
+          <w:sz w:val="24"/>
+          <w:szCs w:val="24"/>
+        </w:rPr>
+      </w:pPr>
+      <w:r>
+        <w:rPr>
+          <w:rFonts w:ascii="Times New Roman" w:hAnsi="Times New Roman" w:cs="Times New Roman"/>
+          <w:i/>
+          <w:iCs/>
+          <w:sz w:val="24"/>
+          <w:szCs w:val="24"/>
+        </w:rPr>
+        <w:t>Use Case Name:</w:t>
+      </w:r>
+      <w:r>
+        <w:rPr>
+          <w:rFonts w:ascii="Times New Roman" w:hAnsi="Times New Roman" w:cs="Times New Roman"/>
+          <w:sz w:val="24"/>
+          <w:szCs w:val="24"/>
+        </w:rPr>
+        <w:t> </w:t>
+      </w:r>
+      <w:r>
+        <w:rPr>
+          <w:rFonts w:ascii="Times New Roman" w:hAnsi="Times New Roman" w:cs="Times New Roman"/>
+          <w:sz w:val="24"/>
+          <w:szCs w:val="24"/>
+        </w:rPr>
+        <w:t>View Profile</w:t>
+      </w:r>
+    </w:p>
+    <w:p>
+      <w:pPr>
+        <w:numPr>
+          <w:ilvl w:val="2"/>
+          <w:numId w:val="10"/>
+        </w:numPr>
+        <w:rPr>
+          <w:rFonts w:ascii="Times New Roman" w:hAnsi="Times New Roman" w:cs="Times New Roman"/>
+          <w:sz w:val="24"/>
+          <w:szCs w:val="24"/>
+        </w:rPr>
+      </w:pPr>
+      <w:r>
+        <w:rPr>
+          <w:rFonts w:ascii="Times New Roman" w:hAnsi="Times New Roman" w:cs="Times New Roman"/>
+          <w:i/>
+          <w:iCs/>
+          <w:sz w:val="24"/>
+          <w:szCs w:val="24"/>
+        </w:rPr>
+        <w:t>Actor:</w:t>
+      </w:r>
+      <w:r>
+        <w:rPr>
+          <w:rFonts w:ascii="Times New Roman" w:hAnsi="Times New Roman" w:cs="Times New Roman"/>
+          <w:sz w:val="24"/>
+          <w:szCs w:val="24"/>
+        </w:rPr>
+        <w:t> User</w:t>
+      </w:r>
+    </w:p>
+    <w:p>
+      <w:pPr>
+        <w:numPr>
+          <w:ilvl w:val="2"/>
+          <w:numId w:val="10"/>
+        </w:numPr>
+        <w:rPr>
+          <w:rFonts w:ascii="Times New Roman" w:hAnsi="Times New Roman" w:cs="Times New Roman"/>
+          <w:sz w:val="24"/>
+          <w:szCs w:val="24"/>
+        </w:rPr>
+      </w:pPr>
+      <w:r>
+        <w:rPr>
+          <w:rFonts w:ascii="Times New Roman" w:hAnsi="Times New Roman" w:cs="Times New Roman"/>
+          <w:i/>
+          <w:iCs/>
+          <w:sz w:val="24"/>
+          <w:szCs w:val="24"/>
+        </w:rPr>
+        <w:t>Pre-condition:</w:t>
+      </w:r>
+      <w:r>
+        <w:rPr>
+          <w:rFonts w:ascii="Times New Roman" w:hAnsi="Times New Roman" w:cs="Times New Roman"/>
+          <w:sz w:val="24"/>
+          <w:szCs w:val="24"/>
+        </w:rPr>
+        <w:t> </w:t>
+      </w:r>
+      <w:r>
+        <w:rPr>
+          <w:rFonts w:ascii="Times New Roman" w:hAnsi="Times New Roman" w:cs="Times New Roman"/>
+          <w:sz w:val="24"/>
+          <w:szCs w:val="24"/>
+        </w:rPr>
+        <w:t>User logged in</w:t>
+      </w:r>
+    </w:p>
+    <w:p>
+      <w:pPr>
+        <w:numPr>
+          <w:ilvl w:val="2"/>
+          <w:numId w:val="10"/>
+        </w:numPr>
+        <w:rPr>
+          <w:rFonts w:ascii="Times New Roman" w:hAnsi="Times New Roman" w:cs="Times New Roman"/>
+          <w:sz w:val="24"/>
+          <w:szCs w:val="24"/>
+        </w:rPr>
+      </w:pPr>
+      <w:r>
+        <w:rPr>
+          <w:rFonts w:ascii="Times New Roman" w:hAnsi="Times New Roman" w:cs="Times New Roman"/>
+          <w:i/>
+          <w:iCs/>
+          <w:sz w:val="24"/>
+          <w:szCs w:val="24"/>
+        </w:rPr>
+        <w:t>Post-condition:</w:t>
+      </w:r>
+      <w:r>
+        <w:rPr>
+          <w:rFonts w:ascii="Times New Roman" w:hAnsi="Times New Roman" w:cs="Times New Roman"/>
+          <w:sz w:val="24"/>
+          <w:szCs w:val="24"/>
+        </w:rPr>
+        <w:t> </w:t>
+      </w:r>
+      <w:r>
+        <w:rPr>
+          <w:rFonts w:ascii="Times New Roman" w:hAnsi="Times New Roman" w:cs="Times New Roman"/>
+          <w:sz w:val="24"/>
+          <w:szCs w:val="24"/>
+        </w:rPr>
+        <w:t>Profile displayed</w:t>
+      </w:r>
+    </w:p>
+    <w:p>
+      <w:pPr>
+        <w:numPr>
+          <w:ilvl w:val="2"/>
+          <w:numId w:val="10"/>
+        </w:numPr>
+        <w:rPr>
+          <w:rFonts w:ascii="Times New Roman" w:hAnsi="Times New Roman" w:cs="Times New Roman"/>
+          <w:sz w:val="24"/>
+          <w:szCs w:val="24"/>
+        </w:rPr>
+      </w:pPr>
+      <w:r>
+        <w:rPr>
+          <w:rFonts w:ascii="Times New Roman" w:hAnsi="Times New Roman" w:cs="Times New Roman"/>
+          <w:i/>
+          <w:iCs/>
+          <w:sz w:val="24"/>
+          <w:szCs w:val="24"/>
+        </w:rPr>
+        <w:t>Main Success Scenario:</w:t>
+      </w:r>
+      <w:r>
+        <w:rPr>
+          <w:rFonts w:ascii="Times New Roman" w:hAnsi="Times New Roman" w:cs="Times New Roman"/>
+          <w:sz w:val="24"/>
+          <w:szCs w:val="24"/>
+        </w:rPr>
+        <w:t> </w:t>
+      </w:r>
+      <w:r>
+        <w:rPr>
+          <w:rFonts w:ascii="Times New Roman" w:hAnsi="Times New Roman" w:cs="Times New Roman"/>
+          <w:sz w:val="24"/>
+          <w:szCs w:val="24"/>
+        </w:rPr>
+        <w:t xml:space="preserve">1.user selects profile 2. System retrieves data 3. Display shown </w:t>
+      </w:r>
+    </w:p>
+    <w:p>
+      <w:pPr>
+        <w:numPr>
+          <w:ilvl w:val="2"/>
+          <w:numId w:val="10"/>
+        </w:numPr>
+        <w:rPr>
+          <w:rFonts w:ascii="Times New Roman" w:hAnsi="Times New Roman" w:cs="Times New Roman"/>
+          <w:sz w:val="24"/>
+          <w:szCs w:val="24"/>
+        </w:rPr>
+      </w:pPr>
+      <w:r>
+        <w:rPr>
+          <w:rFonts w:ascii="Times New Roman" w:hAnsi="Times New Roman" w:cs="Times New Roman"/>
+          <w:i/>
+          <w:iCs/>
+          <w:sz w:val="24"/>
+          <w:szCs w:val="24"/>
+        </w:rPr>
+        <w:t>Alternate Flows:</w:t>
+      </w:r>
+      <w:r>
+        <w:rPr>
+          <w:rFonts w:ascii="Times New Roman" w:hAnsi="Times New Roman" w:cs="Times New Roman"/>
+          <w:sz w:val="24"/>
+          <w:szCs w:val="24"/>
+        </w:rPr>
+        <w:t> </w:t>
+      </w:r>
+      <w:r>
+        <w:rPr>
+          <w:rFonts w:ascii="Times New Roman" w:hAnsi="Times New Roman" w:cs="Times New Roman"/>
+          <w:sz w:val="24"/>
+          <w:szCs w:val="24"/>
+        </w:rPr>
+        <w:t>Data retrieval error</w:t>
+      </w:r>
+    </w:p>
+    <w:p>
+      <w:pPr>
+        <w:rPr>
+          <w:rFonts w:ascii="Times New Roman" w:hAnsi="Times New Roman" w:cs="Times New Roman"/>
+          <w:sz w:val="24"/>
+          <w:szCs w:val="24"/>
+        </w:rPr>
+      </w:pPr>
+    </w:p>
+    <w:p>
+      <w:pPr>
+        <w:rPr>
+          <w:rFonts w:ascii="Times New Roman" w:hAnsi="Times New Roman" w:cs="Times New Roman"/>
+          <w:sz w:val="24"/>
+          <w:szCs w:val="24"/>
+        </w:rPr>
+      </w:pPr>
+    </w:p>
+    <w:p>
+      <w:pPr>
+        <w:rPr>
+          <w:rFonts w:ascii="Times New Roman" w:hAnsi="Times New Roman" w:cs="Times New Roman"/>
+          <w:sz w:val="24"/>
+          <w:szCs w:val="24"/>
+        </w:rPr>
+      </w:pPr>
+    </w:p>
+    <w:p>
+      <w:pPr>
+        <w:rPr>
+          <w:rFonts w:ascii="Times New Roman" w:hAnsi="Times New Roman" w:cs="Times New Roman"/>
+          <w:sz w:val="24"/>
+          <w:szCs w:val="24"/>
+        </w:rPr>
+      </w:pPr>
+    </w:p>
+    <w:p>
+      <w:pPr>
+        <w:rPr>
+          <w:rFonts w:ascii="Times New Roman" w:hAnsi="Times New Roman" w:cs="Times New Roman"/>
+          <w:sz w:val="24"/>
+          <w:szCs w:val="24"/>
+        </w:rPr>
+      </w:pPr>
+    </w:p>
+    <w:p>
+      <w:pPr>
+        <w:numPr>
+          <w:ilvl w:val="1"/>
+          <w:numId w:val="10"/>
+        </w:numPr>
+        <w:rPr>
+          <w:rFonts w:ascii="Times New Roman" w:hAnsi="Times New Roman" w:cs="Times New Roman"/>
+          <w:sz w:val="24"/>
+          <w:szCs w:val="24"/>
+        </w:rPr>
+      </w:pPr>
+    </w:p>
+    <w:p>
+      <w:pPr>
+        <w:numPr>
+          <w:ilvl w:val="2"/>
+          <w:numId w:val="10"/>
+        </w:numPr>
+        <w:rPr>
+          <w:rFonts w:ascii="Times New Roman" w:hAnsi="Times New Roman" w:cs="Times New Roman"/>
+          <w:sz w:val="24"/>
+          <w:szCs w:val="24"/>
+        </w:rPr>
+      </w:pPr>
+      <w:r>
+        <w:rPr>
+          <w:rFonts w:ascii="Times New Roman" w:hAnsi="Times New Roman" w:cs="Times New Roman"/>
+          <w:i/>
+          <w:iCs/>
+          <w:sz w:val="24"/>
+          <w:szCs w:val="24"/>
+        </w:rPr>
+        <w:t>Use Case Name:</w:t>
+      </w:r>
+      <w:r>
+        <w:rPr>
+          <w:rFonts w:ascii="Times New Roman" w:hAnsi="Times New Roman" w:cs="Times New Roman"/>
+          <w:sz w:val="24"/>
+          <w:szCs w:val="24"/>
+        </w:rPr>
+        <w:t> </w:t>
+      </w:r>
+      <w:r>
+        <w:rPr>
+          <w:rFonts w:ascii="Times New Roman" w:hAnsi="Times New Roman" w:cs="Times New Roman"/>
+          <w:sz w:val="24"/>
+          <w:szCs w:val="24"/>
+        </w:rPr>
+        <w:t>Edit Profile</w:t>
+      </w:r>
+    </w:p>
+    <w:p>
+      <w:pPr>
+        <w:numPr>
+          <w:ilvl w:val="2"/>
+          <w:numId w:val="10"/>
+        </w:numPr>
+        <w:rPr>
+          <w:rFonts w:ascii="Times New Roman" w:hAnsi="Times New Roman" w:cs="Times New Roman"/>
+          <w:sz w:val="24"/>
+          <w:szCs w:val="24"/>
+        </w:rPr>
+      </w:pPr>
+      <w:r>
+        <w:rPr>
+          <w:rFonts w:ascii="Times New Roman" w:hAnsi="Times New Roman" w:cs="Times New Roman"/>
+          <w:i/>
+          <w:iCs/>
+          <w:sz w:val="24"/>
+          <w:szCs w:val="24"/>
+        </w:rPr>
+        <w:t>Actor:</w:t>
+      </w:r>
+      <w:r>
+        <w:rPr>
+          <w:rFonts w:ascii="Times New Roman" w:hAnsi="Times New Roman" w:cs="Times New Roman"/>
+          <w:sz w:val="24"/>
+          <w:szCs w:val="24"/>
+        </w:rPr>
+        <w:t> User</w:t>
+      </w:r>
+    </w:p>
+    <w:p>
+      <w:pPr>
+        <w:numPr>
+          <w:ilvl w:val="2"/>
+          <w:numId w:val="10"/>
+        </w:numPr>
+        <w:rPr>
+          <w:rFonts w:ascii="Times New Roman" w:hAnsi="Times New Roman" w:cs="Times New Roman"/>
+          <w:sz w:val="24"/>
+          <w:szCs w:val="24"/>
+        </w:rPr>
+      </w:pPr>
+      <w:r>
+        <w:rPr>
+          <w:rFonts w:ascii="Times New Roman" w:hAnsi="Times New Roman" w:cs="Times New Roman"/>
+          <w:i/>
+          <w:iCs/>
+          <w:sz w:val="24"/>
+          <w:szCs w:val="24"/>
+        </w:rPr>
+        <w:t>Pre-condition:</w:t>
+      </w:r>
+      <w:r>
+        <w:rPr>
+          <w:rFonts w:ascii="Times New Roman" w:hAnsi="Times New Roman" w:cs="Times New Roman"/>
+          <w:sz w:val="24"/>
+          <w:szCs w:val="24"/>
+        </w:rPr>
+        <w:t> </w:t>
+      </w:r>
+      <w:r>
+        <w:rPr>
+          <w:rFonts w:ascii="Times New Roman" w:hAnsi="Times New Roman" w:cs="Times New Roman"/>
+          <w:sz w:val="24"/>
+          <w:szCs w:val="24"/>
+        </w:rPr>
+        <w:t>User logged in</w:t>
+      </w:r>
+    </w:p>
+    <w:p>
+      <w:pPr>
+        <w:numPr>
+          <w:ilvl w:val="2"/>
+          <w:numId w:val="10"/>
+        </w:numPr>
+        <w:rPr>
+          <w:rFonts w:ascii="Times New Roman" w:hAnsi="Times New Roman" w:cs="Times New Roman"/>
+          <w:sz w:val="24"/>
+          <w:szCs w:val="24"/>
+        </w:rPr>
+      </w:pPr>
+      <w:r>
+        <w:rPr>
+          <w:rFonts w:ascii="Times New Roman" w:hAnsi="Times New Roman" w:cs="Times New Roman"/>
+          <w:i/>
+          <w:iCs/>
+          <w:sz w:val="24"/>
+          <w:szCs w:val="24"/>
+        </w:rPr>
+        <w:t>Post-condition:</w:t>
+      </w:r>
+      <w:r>
+        <w:rPr>
+          <w:rFonts w:ascii="Times New Roman" w:hAnsi="Times New Roman" w:cs="Times New Roman"/>
+          <w:sz w:val="24"/>
+          <w:szCs w:val="24"/>
+        </w:rPr>
+        <w:t> </w:t>
+      </w:r>
+      <w:r>
+        <w:rPr>
+          <w:rFonts w:ascii="Times New Roman" w:hAnsi="Times New Roman" w:cs="Times New Roman"/>
+          <w:sz w:val="24"/>
+          <w:szCs w:val="24"/>
+        </w:rPr>
+        <w:t xml:space="preserve">Profile </w:t>
+      </w:r>
+      <w:r>
+        <w:rPr>
+          <w:rFonts w:ascii="Times New Roman" w:hAnsi="Times New Roman" w:cs="Times New Roman"/>
+          <w:sz w:val="24"/>
+          <w:szCs w:val="24"/>
+        </w:rPr>
+        <w:t>updated</w:t>
+      </w:r>
+    </w:p>
+    <w:p>
+      <w:pPr>
+        <w:numPr>
+          <w:ilvl w:val="2"/>
+          <w:numId w:val="10"/>
+        </w:numPr>
+        <w:rPr>
+          <w:rFonts w:ascii="Times New Roman" w:hAnsi="Times New Roman" w:cs="Times New Roman"/>
+          <w:sz w:val="24"/>
+          <w:szCs w:val="24"/>
+        </w:rPr>
+      </w:pPr>
+      <w:r>
+        <w:rPr>
+          <w:rFonts w:ascii="Times New Roman" w:hAnsi="Times New Roman" w:cs="Times New Roman"/>
+          <w:i/>
+          <w:iCs/>
+          <w:sz w:val="24"/>
+          <w:szCs w:val="24"/>
+        </w:rPr>
+        <w:t>Main Success Scenario:</w:t>
+      </w:r>
+      <w:r>
+        <w:rPr>
+          <w:rFonts w:ascii="Times New Roman" w:hAnsi="Times New Roman" w:cs="Times New Roman"/>
+          <w:sz w:val="24"/>
+          <w:szCs w:val="24"/>
+        </w:rPr>
+        <w:t> </w:t>
+      </w:r>
+      <w:proofErr w:type="gramStart"/>
+      <w:r>
+        <w:rPr>
+          <w:rFonts w:ascii="Times New Roman" w:hAnsi="Times New Roman" w:cs="Times New Roman"/>
+          <w:sz w:val="24"/>
+          <w:szCs w:val="24"/>
+        </w:rPr>
+        <w:t>1.User</w:t>
+      </w:r>
+      <w:proofErr w:type="gramEnd"/>
+      <w:r>
+        <w:rPr>
+          <w:rFonts w:ascii="Times New Roman" w:hAnsi="Times New Roman" w:cs="Times New Roman"/>
+          <w:sz w:val="24"/>
+          <w:szCs w:val="24"/>
+        </w:rPr>
+        <w:t xml:space="preserve"> edits fields 2.Submit changes 3.System saves updated </w:t>
+      </w:r>
+    </w:p>
+    <w:p>
+      <w:pPr>
+        <w:numPr>
+          <w:ilvl w:val="2"/>
+          <w:numId w:val="10"/>
+        </w:numPr>
+        <w:rPr>
+          <w:rFonts w:ascii="Times New Roman" w:hAnsi="Times New Roman" w:cs="Times New Roman"/>
+          <w:sz w:val="24"/>
+          <w:szCs w:val="24"/>
+        </w:rPr>
+      </w:pPr>
+      <w:r>
+        <w:rPr>
+          <w:rFonts w:ascii="Times New Roman" w:hAnsi="Times New Roman" w:cs="Times New Roman"/>
+          <w:i/>
+          <w:iCs/>
+          <w:sz w:val="24"/>
+          <w:szCs w:val="24"/>
+        </w:rPr>
+        <w:t>Alternate Flows:</w:t>
+      </w:r>
+      <w:r>
+        <w:rPr>
+          <w:rFonts w:ascii="Times New Roman" w:hAnsi="Times New Roman" w:cs="Times New Roman"/>
+          <w:sz w:val="24"/>
+          <w:szCs w:val="24"/>
+        </w:rPr>
+        <w:t> </w:t>
+      </w:r>
+      <w:r>
+        <w:rPr>
+          <w:rFonts w:ascii="Times New Roman" w:hAnsi="Times New Roman" w:cs="Times New Roman"/>
+          <w:sz w:val="24"/>
+          <w:szCs w:val="24"/>
+        </w:rPr>
+        <w:t>Invalid data, save failure</w:t>
+      </w:r>
+    </w:p>
+    <w:p>
+      <w:pPr>
+        <w:numPr>
+          <w:ilvl w:val="1"/>
+          <w:numId w:val="10"/>
+        </w:numPr>
+        <w:rPr>
+          <w:rFonts w:ascii="Times New Roman" w:hAnsi="Times New Roman" w:cs="Times New Roman"/>
+          <w:sz w:val="24"/>
+          <w:szCs w:val="24"/>
+        </w:rPr>
+      </w:pPr>
+    </w:p>
+    <w:p>
+      <w:pPr>
+        <w:numPr>
+          <w:ilvl w:val="2"/>
+          <w:numId w:val="10"/>
+        </w:numPr>
+        <w:rPr>
+          <w:rFonts w:ascii="Times New Roman" w:hAnsi="Times New Roman" w:cs="Times New Roman"/>
+          <w:sz w:val="24"/>
+          <w:szCs w:val="24"/>
+        </w:rPr>
+      </w:pPr>
+      <w:r>
+        <w:rPr>
+          <w:rFonts w:ascii="Times New Roman" w:hAnsi="Times New Roman" w:cs="Times New Roman"/>
+          <w:i/>
+          <w:iCs/>
+          <w:sz w:val="24"/>
+          <w:szCs w:val="24"/>
+        </w:rPr>
+        <w:t>Use Case Name:</w:t>
+      </w:r>
+      <w:r>
+        <w:rPr>
+          <w:rFonts w:ascii="Times New Roman" w:hAnsi="Times New Roman" w:cs="Times New Roman"/>
+          <w:sz w:val="24"/>
+          <w:szCs w:val="24"/>
+        </w:rPr>
+        <w:t> </w:t>
+      </w:r>
+      <w:r>
+        <w:rPr>
+          <w:rFonts w:ascii="Times New Roman" w:hAnsi="Times New Roman" w:cs="Times New Roman"/>
+          <w:sz w:val="24"/>
+          <w:szCs w:val="24"/>
+        </w:rPr>
+        <w:t>View available quizzes</w:t>
+      </w:r>
+    </w:p>
+    <w:p>
+      <w:pPr>
+        <w:numPr>
+          <w:ilvl w:val="2"/>
+          <w:numId w:val="10"/>
+        </w:numPr>
+        <w:rPr>
+          <w:rFonts w:ascii="Times New Roman" w:hAnsi="Times New Roman" w:cs="Times New Roman"/>
+          <w:sz w:val="24"/>
+          <w:szCs w:val="24"/>
+        </w:rPr>
+      </w:pPr>
+      <w:r>
+        <w:rPr>
+          <w:rFonts w:ascii="Times New Roman" w:hAnsi="Times New Roman" w:cs="Times New Roman"/>
+          <w:i/>
+          <w:iCs/>
+          <w:sz w:val="24"/>
+          <w:szCs w:val="24"/>
+        </w:rPr>
+        <w:t>Actor:</w:t>
+      </w:r>
+      <w:r>
+        <w:rPr>
+          <w:rFonts w:ascii="Times New Roman" w:hAnsi="Times New Roman" w:cs="Times New Roman"/>
+          <w:sz w:val="24"/>
+          <w:szCs w:val="24"/>
+        </w:rPr>
+        <w:t> User</w:t>
+      </w:r>
+    </w:p>
+    <w:p>
+      <w:pPr>
+        <w:numPr>
+          <w:ilvl w:val="2"/>
+          <w:numId w:val="10"/>
+        </w:numPr>
+        <w:rPr>
+          <w:rFonts w:ascii="Times New Roman" w:hAnsi="Times New Roman" w:cs="Times New Roman"/>
+          <w:sz w:val="24"/>
+          <w:szCs w:val="24"/>
+        </w:rPr>
+      </w:pPr>
+      <w:r>
+        <w:rPr>
+          <w:rFonts w:ascii="Times New Roman" w:hAnsi="Times New Roman" w:cs="Times New Roman"/>
+          <w:i/>
+          <w:iCs/>
+          <w:sz w:val="24"/>
+          <w:szCs w:val="24"/>
+        </w:rPr>
+        <w:t>Pre-condition:</w:t>
+      </w:r>
+      <w:r>
+        <w:rPr>
+          <w:rFonts w:ascii="Times New Roman" w:hAnsi="Times New Roman" w:cs="Times New Roman"/>
+          <w:sz w:val="24"/>
+          <w:szCs w:val="24"/>
+        </w:rPr>
+        <w:t> </w:t>
+      </w:r>
+      <w:r>
+        <w:rPr>
+          <w:rFonts w:ascii="Times New Roman" w:hAnsi="Times New Roman" w:cs="Times New Roman"/>
+          <w:sz w:val="24"/>
+          <w:szCs w:val="24"/>
+        </w:rPr>
+        <w:t>User logged in</w:t>
+      </w:r>
+    </w:p>
+    <w:p>
+      <w:pPr>
+        <w:numPr>
+          <w:ilvl w:val="2"/>
+          <w:numId w:val="10"/>
+        </w:numPr>
+        <w:rPr>
+          <w:rFonts w:ascii="Times New Roman" w:hAnsi="Times New Roman" w:cs="Times New Roman"/>
+          <w:sz w:val="24"/>
+          <w:szCs w:val="24"/>
+        </w:rPr>
+      </w:pPr>
+      <w:r>
+        <w:rPr>
+          <w:rFonts w:ascii="Times New Roman" w:hAnsi="Times New Roman" w:cs="Times New Roman"/>
+          <w:i/>
+          <w:iCs/>
+          <w:sz w:val="24"/>
+          <w:szCs w:val="24"/>
+        </w:rPr>
+        <w:t>Post-condition:</w:t>
+      </w:r>
+      <w:r>
+        <w:rPr>
+          <w:rFonts w:ascii="Times New Roman" w:hAnsi="Times New Roman" w:cs="Times New Roman"/>
+          <w:sz w:val="24"/>
+          <w:szCs w:val="24"/>
+        </w:rPr>
+        <w:t> </w:t>
+      </w:r>
+      <w:r>
+        <w:rPr>
+          <w:rFonts w:ascii="Times New Roman" w:hAnsi="Times New Roman" w:cs="Times New Roman"/>
+          <w:sz w:val="24"/>
+          <w:szCs w:val="24"/>
+        </w:rPr>
+        <w:t>Quiz list displayed</w:t>
+      </w:r>
+    </w:p>
+    <w:p>
+      <w:pPr>
+        <w:numPr>
+          <w:ilvl w:val="2"/>
+          <w:numId w:val="10"/>
+        </w:numPr>
+        <w:rPr>
+          <w:rFonts w:ascii="Times New Roman" w:hAnsi="Times New Roman" w:cs="Times New Roman"/>
+          <w:sz w:val="24"/>
+          <w:szCs w:val="24"/>
+        </w:rPr>
+      </w:pPr>
+      <w:r>
+        <w:rPr>
+          <w:rFonts w:ascii="Times New Roman" w:hAnsi="Times New Roman" w:cs="Times New Roman"/>
+          <w:i/>
+          <w:iCs/>
+          <w:sz w:val="24"/>
+          <w:szCs w:val="24"/>
+        </w:rPr>
+        <w:t>Main Success Scenario:</w:t>
+      </w:r>
+      <w:r>
+        <w:rPr>
+          <w:rFonts w:ascii="Times New Roman" w:hAnsi="Times New Roman" w:cs="Times New Roman"/>
+          <w:sz w:val="24"/>
+          <w:szCs w:val="24"/>
+        </w:rPr>
+        <w:t> </w:t>
+      </w:r>
+      <w:proofErr w:type="gramStart"/>
+      <w:r>
+        <w:rPr>
+          <w:rFonts w:ascii="Times New Roman" w:hAnsi="Times New Roman" w:cs="Times New Roman"/>
+          <w:sz w:val="24"/>
+          <w:szCs w:val="24"/>
+        </w:rPr>
+        <w:t>1.User</w:t>
+      </w:r>
+      <w:proofErr w:type="gramEnd"/>
+      <w:r>
+        <w:rPr>
+          <w:rFonts w:ascii="Times New Roman" w:hAnsi="Times New Roman" w:cs="Times New Roman"/>
+          <w:sz w:val="24"/>
+          <w:szCs w:val="24"/>
+        </w:rPr>
+        <w:t xml:space="preserve"> requests quizzes 2.System fetches list 3.Display quizzes </w:t>
+      </w:r>
+    </w:p>
+    <w:p>
+      <w:pPr>
+        <w:numPr>
+          <w:ilvl w:val="2"/>
+          <w:numId w:val="10"/>
+        </w:numPr>
+        <w:rPr>
+          <w:rFonts w:ascii="Times New Roman" w:hAnsi="Times New Roman" w:cs="Times New Roman"/>
+          <w:sz w:val="24"/>
+          <w:szCs w:val="24"/>
+        </w:rPr>
+      </w:pPr>
+      <w:r>
+        <w:rPr>
+          <w:rFonts w:ascii="Times New Roman" w:hAnsi="Times New Roman" w:cs="Times New Roman"/>
+          <w:i/>
+          <w:iCs/>
+          <w:sz w:val="24"/>
+          <w:szCs w:val="24"/>
+        </w:rPr>
+        <w:t>Alternate Flows:</w:t>
+      </w:r>
+      <w:r>
+        <w:rPr>
+          <w:rFonts w:ascii="Times New Roman" w:hAnsi="Times New Roman" w:cs="Times New Roman"/>
+          <w:sz w:val="24"/>
+          <w:szCs w:val="24"/>
+        </w:rPr>
+        <w:t> </w:t>
+      </w:r>
+      <w:r>
+        <w:rPr>
+          <w:rFonts w:ascii="Times New Roman" w:hAnsi="Times New Roman" w:cs="Times New Roman"/>
+          <w:sz w:val="24"/>
+          <w:szCs w:val="24"/>
+        </w:rPr>
+        <w:t>No quizzes available</w:t>
+      </w:r>
+    </w:p>
+    <w:p>
+      <w:pPr>
+        <w:numPr>
+          <w:ilvl w:val="1"/>
+          <w:numId w:val="10"/>
+        </w:numPr>
+        <w:rPr>
+          <w:rFonts w:ascii="Times New Roman" w:hAnsi="Times New Roman" w:cs="Times New Roman"/>
+          <w:sz w:val="24"/>
+          <w:szCs w:val="24"/>
+        </w:rPr>
+      </w:pPr>
+    </w:p>
+    <w:p>
+      <w:pPr>
+        <w:numPr>
+          <w:ilvl w:val="2"/>
+          <w:numId w:val="10"/>
+        </w:numPr>
+        <w:rPr>
+          <w:rFonts w:ascii="Times New Roman" w:hAnsi="Times New Roman" w:cs="Times New Roman"/>
+          <w:sz w:val="24"/>
+          <w:szCs w:val="24"/>
+        </w:rPr>
+      </w:pPr>
+      <w:r>
+        <w:rPr>
+          <w:rFonts w:ascii="Times New Roman" w:hAnsi="Times New Roman" w:cs="Times New Roman"/>
+          <w:i/>
+          <w:iCs/>
+          <w:sz w:val="24"/>
+          <w:szCs w:val="24"/>
+        </w:rPr>
+        <w:t>Use Case Name:</w:t>
+      </w:r>
+      <w:r>
+        <w:rPr>
+          <w:rFonts w:ascii="Times New Roman" w:hAnsi="Times New Roman" w:cs="Times New Roman"/>
+          <w:sz w:val="24"/>
+          <w:szCs w:val="24"/>
+        </w:rPr>
+        <w:t> </w:t>
+      </w:r>
+      <w:r>
+        <w:rPr>
+          <w:rFonts w:ascii="Times New Roman" w:hAnsi="Times New Roman" w:cs="Times New Roman"/>
+          <w:sz w:val="24"/>
+          <w:szCs w:val="24"/>
+        </w:rPr>
+        <w:t>Take quiz</w:t>
+      </w:r>
+    </w:p>
+    <w:p>
+      <w:pPr>
+        <w:numPr>
+          <w:ilvl w:val="2"/>
+          <w:numId w:val="10"/>
+        </w:numPr>
+        <w:rPr>
+          <w:rFonts w:ascii="Times New Roman" w:hAnsi="Times New Roman" w:cs="Times New Roman"/>
+          <w:sz w:val="24"/>
+          <w:szCs w:val="24"/>
+        </w:rPr>
+      </w:pPr>
+      <w:r>
+        <w:rPr>
+          <w:rFonts w:ascii="Times New Roman" w:hAnsi="Times New Roman" w:cs="Times New Roman"/>
+          <w:i/>
+          <w:iCs/>
+          <w:sz w:val="24"/>
+          <w:szCs w:val="24"/>
+        </w:rPr>
+        <w:t>Actor:</w:t>
+      </w:r>
+      <w:r>
+        <w:rPr>
+          <w:rFonts w:ascii="Times New Roman" w:hAnsi="Times New Roman" w:cs="Times New Roman"/>
+          <w:sz w:val="24"/>
+          <w:szCs w:val="24"/>
+        </w:rPr>
+        <w:t> User</w:t>
+      </w:r>
+    </w:p>
+    <w:p>
+      <w:pPr>
+        <w:numPr>
+          <w:ilvl w:val="2"/>
+          <w:numId w:val="10"/>
+        </w:numPr>
+        <w:rPr>
+          <w:rFonts w:ascii="Times New Roman" w:hAnsi="Times New Roman" w:cs="Times New Roman"/>
+          <w:sz w:val="24"/>
+          <w:szCs w:val="24"/>
+        </w:rPr>
+      </w:pPr>
+      <w:r>
+        <w:rPr>
+          <w:rFonts w:ascii="Times New Roman" w:hAnsi="Times New Roman" w:cs="Times New Roman"/>
+          <w:i/>
+          <w:iCs/>
+          <w:sz w:val="24"/>
+          <w:szCs w:val="24"/>
+        </w:rPr>
+        <w:t>Pre-condition:</w:t>
+      </w:r>
+      <w:r>
+        <w:rPr>
+          <w:rFonts w:ascii="Times New Roman" w:hAnsi="Times New Roman" w:cs="Times New Roman"/>
+          <w:sz w:val="24"/>
+          <w:szCs w:val="24"/>
+        </w:rPr>
+        <w:t> </w:t>
+      </w:r>
+      <w:r>
+        <w:rPr>
+          <w:rFonts w:ascii="Times New Roman" w:hAnsi="Times New Roman" w:cs="Times New Roman"/>
+          <w:sz w:val="24"/>
+          <w:szCs w:val="24"/>
+        </w:rPr>
+        <w:t>Quiz available</w:t>
+      </w:r>
+    </w:p>
+    <w:p>
+      <w:pPr>
+        <w:numPr>
+          <w:ilvl w:val="2"/>
+          <w:numId w:val="10"/>
+        </w:numPr>
+        <w:rPr>
+          <w:rFonts w:ascii="Times New Roman" w:hAnsi="Times New Roman" w:cs="Times New Roman"/>
+          <w:sz w:val="24"/>
+          <w:szCs w:val="24"/>
+        </w:rPr>
+      </w:pPr>
+      <w:r>
+        <w:rPr>
+          <w:rFonts w:ascii="Times New Roman" w:hAnsi="Times New Roman" w:cs="Times New Roman"/>
+          <w:i/>
+          <w:iCs/>
+          <w:sz w:val="24"/>
+          <w:szCs w:val="24"/>
+        </w:rPr>
+        <w:t>Post-condition:</w:t>
+      </w:r>
+      <w:r>
+        <w:rPr>
+          <w:rFonts w:ascii="Times New Roman" w:hAnsi="Times New Roman" w:cs="Times New Roman"/>
+          <w:sz w:val="24"/>
+          <w:szCs w:val="24"/>
+        </w:rPr>
+        <w:t> </w:t>
+      </w:r>
+      <w:r>
+        <w:rPr>
+          <w:rFonts w:ascii="Times New Roman" w:hAnsi="Times New Roman" w:cs="Times New Roman"/>
+          <w:sz w:val="24"/>
+          <w:szCs w:val="24"/>
+        </w:rPr>
+        <w:t>Answer submitted</w:t>
+      </w:r>
+    </w:p>
+    <w:p>
+      <w:pPr>
+        <w:numPr>
+          <w:ilvl w:val="2"/>
+          <w:numId w:val="10"/>
+        </w:numPr>
+        <w:rPr>
+          <w:rFonts w:ascii="Times New Roman" w:hAnsi="Times New Roman" w:cs="Times New Roman"/>
+          <w:sz w:val="24"/>
+          <w:szCs w:val="24"/>
+        </w:rPr>
+      </w:pPr>
+      <w:r>
+        <w:rPr>
+          <w:rFonts w:ascii="Times New Roman" w:hAnsi="Times New Roman" w:cs="Times New Roman"/>
+          <w:i/>
+          <w:iCs/>
+          <w:sz w:val="24"/>
+          <w:szCs w:val="24"/>
+        </w:rPr>
+        <w:t>Main Success Scenario:</w:t>
+      </w:r>
+      <w:r>
+        <w:rPr>
+          <w:rFonts w:ascii="Times New Roman" w:hAnsi="Times New Roman" w:cs="Times New Roman"/>
+          <w:sz w:val="24"/>
+          <w:szCs w:val="24"/>
+        </w:rPr>
+        <w:t> </w:t>
+      </w:r>
+      <w:r>
+        <w:rPr>
+          <w:rFonts w:ascii="Times New Roman" w:hAnsi="Times New Roman" w:cs="Times New Roman"/>
+          <w:sz w:val="24"/>
+          <w:szCs w:val="24"/>
+        </w:rPr>
+        <w:t xml:space="preserve">1.user selects quiz </w:t>
+      </w:r>
+      <w:proofErr w:type="gramStart"/>
+      <w:r>
+        <w:rPr>
+          <w:rFonts w:ascii="Times New Roman" w:hAnsi="Times New Roman" w:cs="Times New Roman"/>
+          <w:sz w:val="24"/>
+          <w:szCs w:val="24"/>
+        </w:rPr>
+        <w:t>2.answer</w:t>
+      </w:r>
+      <w:proofErr w:type="gramEnd"/>
+      <w:r>
+        <w:rPr>
+          <w:rFonts w:ascii="Times New Roman" w:hAnsi="Times New Roman" w:cs="Times New Roman"/>
+          <w:sz w:val="24"/>
+          <w:szCs w:val="24"/>
+        </w:rPr>
+        <w:t xml:space="preserve"> questions 3.submit quiz</w:t>
+      </w:r>
+    </w:p>
+    <w:p>
+      <w:pPr>
+        <w:numPr>
+          <w:ilvl w:val="2"/>
+          <w:numId w:val="10"/>
+        </w:numPr>
+        <w:rPr>
+          <w:rFonts w:ascii="Times New Roman" w:hAnsi="Times New Roman" w:cs="Times New Roman"/>
+          <w:sz w:val="24"/>
+          <w:szCs w:val="24"/>
+        </w:rPr>
+      </w:pPr>
+      <w:r>
+        <w:rPr>
+          <w:rFonts w:ascii="Times New Roman" w:hAnsi="Times New Roman" w:cs="Times New Roman"/>
+          <w:i/>
+          <w:iCs/>
+          <w:sz w:val="24"/>
+          <w:szCs w:val="24"/>
+        </w:rPr>
+        <w:t>Alternate Flows:</w:t>
+      </w:r>
+      <w:r>
+        <w:rPr>
+          <w:rFonts w:ascii="Times New Roman" w:hAnsi="Times New Roman" w:cs="Times New Roman"/>
+          <w:sz w:val="24"/>
+          <w:szCs w:val="24"/>
+        </w:rPr>
+        <w:t> </w:t>
+      </w:r>
+      <w:r>
+        <w:rPr>
+          <w:rFonts w:ascii="Times New Roman" w:hAnsi="Times New Roman" w:cs="Times New Roman"/>
+          <w:sz w:val="24"/>
+          <w:szCs w:val="24"/>
+        </w:rPr>
+        <w:t xml:space="preserve">Timer </w:t>
+      </w:r>
+      <w:proofErr w:type="gramStart"/>
+      <w:r>
+        <w:rPr>
+          <w:rFonts w:ascii="Times New Roman" w:hAnsi="Times New Roman" w:cs="Times New Roman"/>
+          <w:sz w:val="24"/>
+          <w:szCs w:val="24"/>
+        </w:rPr>
+        <w:t>expires ,</w:t>
+      </w:r>
+      <w:proofErr w:type="gramEnd"/>
+      <w:r>
+        <w:rPr>
+          <w:rFonts w:ascii="Times New Roman" w:hAnsi="Times New Roman" w:cs="Times New Roman"/>
+          <w:sz w:val="24"/>
+          <w:szCs w:val="24"/>
+        </w:rPr>
+        <w:t xml:space="preserve"> user exits early</w:t>
+      </w:r>
+    </w:p>
+    <w:p>
+      <w:pPr>
+        <w:rPr>
+          <w:rFonts w:ascii="Times New Roman" w:hAnsi="Times New Roman" w:cs="Times New Roman"/>
+          <w:sz w:val="24"/>
+          <w:szCs w:val="24"/>
+        </w:rPr>
+      </w:pPr>
+    </w:p>
+    <w:p>
+      <w:pPr>
+        <w:rPr>
+          <w:rFonts w:ascii="Times New Roman" w:hAnsi="Times New Roman" w:cs="Times New Roman"/>
+          <w:sz w:val="24"/>
+          <w:szCs w:val="24"/>
+        </w:rPr>
+      </w:pPr>
+    </w:p>
+    <w:p>
+      <w:pPr>
+        <w:rPr>
+          <w:rFonts w:ascii="Times New Roman" w:hAnsi="Times New Roman" w:cs="Times New Roman"/>
+          <w:sz w:val="24"/>
+          <w:szCs w:val="24"/>
+        </w:rPr>
+      </w:pPr>
+    </w:p>
+    <w:p>
+      <w:pPr>
+        <w:rPr>
+          <w:rFonts w:ascii="Times New Roman" w:hAnsi="Times New Roman" w:cs="Times New Roman"/>
+          <w:sz w:val="24"/>
+          <w:szCs w:val="24"/>
+        </w:rPr>
+      </w:pPr>
+    </w:p>
+    <w:p>
+      <w:pPr>
+        <w:rPr>
+          <w:rFonts w:ascii="Times New Roman" w:hAnsi="Times New Roman" w:cs="Times New Roman"/>
+          <w:sz w:val="24"/>
+          <w:szCs w:val="24"/>
+        </w:rPr>
+      </w:pPr>
+    </w:p>
+    <w:p>
+      <w:pPr>
+        <w:rPr>
+          <w:rFonts w:ascii="Times New Roman" w:hAnsi="Times New Roman" w:cs="Times New Roman"/>
+          <w:sz w:val="24"/>
+          <w:szCs w:val="24"/>
+        </w:rPr>
+      </w:pPr>
+    </w:p>
+    <w:p>
+      <w:pPr>
+        <w:rPr>
+          <w:rFonts w:ascii="Times New Roman" w:hAnsi="Times New Roman" w:cs="Times New Roman"/>
+          <w:sz w:val="24"/>
+          <w:szCs w:val="24"/>
+        </w:rPr>
+      </w:pPr>
+    </w:p>
+    <w:p>
+      <w:pPr>
+        <w:numPr>
+          <w:ilvl w:val="2"/>
+          <w:numId w:val="10"/>
+        </w:numPr>
+        <w:rPr>
+          <w:rFonts w:ascii="Times New Roman" w:hAnsi="Times New Roman" w:cs="Times New Roman"/>
+          <w:sz w:val="24"/>
+          <w:szCs w:val="24"/>
+        </w:rPr>
+      </w:pPr>
+      <w:r>
+        <w:rPr>
+          <w:rFonts w:ascii="Times New Roman" w:hAnsi="Times New Roman" w:cs="Times New Roman"/>
+          <w:i/>
+          <w:iCs/>
+          <w:sz w:val="24"/>
+          <w:szCs w:val="24"/>
+        </w:rPr>
+        <w:lastRenderedPageBreak/>
+        <w:t>Use Case Name:</w:t>
+      </w:r>
+      <w:r>
+        <w:rPr>
+          <w:rFonts w:ascii="Times New Roman" w:hAnsi="Times New Roman" w:cs="Times New Roman"/>
+          <w:sz w:val="24"/>
+          <w:szCs w:val="24"/>
+        </w:rPr>
+        <w:t> </w:t>
+      </w:r>
+      <w:r>
+        <w:rPr>
+          <w:rFonts w:ascii="Times New Roman" w:hAnsi="Times New Roman" w:cs="Times New Roman"/>
+          <w:sz w:val="24"/>
+          <w:szCs w:val="24"/>
+        </w:rPr>
+        <w:t>View result</w:t>
+      </w:r>
+    </w:p>
+    <w:p>
+      <w:pPr>
+        <w:numPr>
+          <w:ilvl w:val="2"/>
+          <w:numId w:val="10"/>
+        </w:numPr>
+        <w:rPr>
+          <w:rFonts w:ascii="Times New Roman" w:hAnsi="Times New Roman" w:cs="Times New Roman"/>
+          <w:sz w:val="24"/>
+          <w:szCs w:val="24"/>
+        </w:rPr>
+      </w:pPr>
+      <w:r>
+        <w:rPr>
+          <w:rFonts w:ascii="Times New Roman" w:hAnsi="Times New Roman" w:cs="Times New Roman"/>
+          <w:i/>
+          <w:iCs/>
+          <w:sz w:val="24"/>
+          <w:szCs w:val="24"/>
+        </w:rPr>
+        <w:t>Actor:</w:t>
+      </w:r>
+      <w:r>
+        <w:rPr>
+          <w:rFonts w:ascii="Times New Roman" w:hAnsi="Times New Roman" w:cs="Times New Roman"/>
+          <w:sz w:val="24"/>
+          <w:szCs w:val="24"/>
+        </w:rPr>
+        <w:t> User</w:t>
+      </w:r>
+    </w:p>
+    <w:p>
+      <w:pPr>
+        <w:numPr>
+          <w:ilvl w:val="2"/>
+          <w:numId w:val="10"/>
+        </w:numPr>
+        <w:rPr>
+          <w:rFonts w:ascii="Times New Roman" w:hAnsi="Times New Roman" w:cs="Times New Roman"/>
+          <w:sz w:val="24"/>
+          <w:szCs w:val="24"/>
+        </w:rPr>
+      </w:pPr>
+      <w:r>
+        <w:rPr>
+          <w:rFonts w:ascii="Times New Roman" w:hAnsi="Times New Roman" w:cs="Times New Roman"/>
+          <w:i/>
+          <w:iCs/>
+          <w:sz w:val="24"/>
+          <w:szCs w:val="24"/>
+        </w:rPr>
+        <w:t>Pre-condition:</w:t>
+      </w:r>
+      <w:r>
+        <w:rPr>
+          <w:rFonts w:ascii="Times New Roman" w:hAnsi="Times New Roman" w:cs="Times New Roman"/>
+          <w:sz w:val="24"/>
+          <w:szCs w:val="24"/>
+        </w:rPr>
+        <w:t> </w:t>
+      </w:r>
+      <w:r>
+        <w:rPr>
+          <w:rFonts w:ascii="Times New Roman" w:hAnsi="Times New Roman" w:cs="Times New Roman"/>
+          <w:sz w:val="24"/>
+          <w:szCs w:val="24"/>
+        </w:rPr>
+        <w:t>Quiz completed</w:t>
+      </w:r>
+    </w:p>
+    <w:p>
+      <w:pPr>
+        <w:numPr>
+          <w:ilvl w:val="2"/>
+          <w:numId w:val="10"/>
+        </w:numPr>
+        <w:rPr>
+          <w:rFonts w:ascii="Times New Roman" w:hAnsi="Times New Roman" w:cs="Times New Roman"/>
+          <w:sz w:val="24"/>
+          <w:szCs w:val="24"/>
+        </w:rPr>
+      </w:pPr>
+      <w:r>
+        <w:rPr>
+          <w:rFonts w:ascii="Times New Roman" w:hAnsi="Times New Roman" w:cs="Times New Roman"/>
+          <w:i/>
+          <w:iCs/>
+          <w:sz w:val="24"/>
+          <w:szCs w:val="24"/>
+        </w:rPr>
+        <w:t>Post-condition:</w:t>
+      </w:r>
+      <w:r>
+        <w:rPr>
+          <w:rFonts w:ascii="Times New Roman" w:hAnsi="Times New Roman" w:cs="Times New Roman"/>
+          <w:sz w:val="24"/>
+          <w:szCs w:val="24"/>
+        </w:rPr>
+        <w:t> </w:t>
+      </w:r>
+      <w:r>
+        <w:rPr>
+          <w:rFonts w:ascii="Times New Roman" w:hAnsi="Times New Roman" w:cs="Times New Roman"/>
+          <w:sz w:val="24"/>
+          <w:szCs w:val="24"/>
+        </w:rPr>
+        <w:t>Score displayed</w:t>
+      </w:r>
+    </w:p>
+    <w:p>
+      <w:pPr>
+        <w:numPr>
+          <w:ilvl w:val="2"/>
+          <w:numId w:val="10"/>
+        </w:numPr>
+        <w:rPr>
+          <w:rFonts w:ascii="Times New Roman" w:hAnsi="Times New Roman" w:cs="Times New Roman"/>
+          <w:sz w:val="24"/>
+          <w:szCs w:val="24"/>
+        </w:rPr>
+      </w:pPr>
+      <w:r>
+        <w:rPr>
+          <w:rFonts w:ascii="Times New Roman" w:hAnsi="Times New Roman" w:cs="Times New Roman"/>
+          <w:i/>
+          <w:iCs/>
+          <w:sz w:val="24"/>
+          <w:szCs w:val="24"/>
+        </w:rPr>
+        <w:t>Main Success Scenario:</w:t>
+      </w:r>
+      <w:r>
+        <w:rPr>
+          <w:rFonts w:ascii="Times New Roman" w:hAnsi="Times New Roman" w:cs="Times New Roman"/>
+          <w:sz w:val="24"/>
+          <w:szCs w:val="24"/>
+        </w:rPr>
+        <w:t> </w:t>
+      </w:r>
+      <w:r>
+        <w:rPr>
+          <w:rFonts w:ascii="Times New Roman" w:hAnsi="Times New Roman" w:cs="Times New Roman"/>
+          <w:sz w:val="24"/>
+          <w:szCs w:val="24"/>
+        </w:rPr>
+        <w:t xml:space="preserve">1.user selects result </w:t>
+      </w:r>
+      <w:proofErr w:type="gramStart"/>
+      <w:r>
+        <w:rPr>
+          <w:rFonts w:ascii="Times New Roman" w:hAnsi="Times New Roman" w:cs="Times New Roman"/>
+          <w:sz w:val="24"/>
+          <w:szCs w:val="24"/>
+        </w:rPr>
+        <w:t>2.system</w:t>
+      </w:r>
+      <w:proofErr w:type="gramEnd"/>
+      <w:r>
+        <w:rPr>
+          <w:rFonts w:ascii="Times New Roman" w:hAnsi="Times New Roman" w:cs="Times New Roman"/>
+          <w:sz w:val="24"/>
+          <w:szCs w:val="24"/>
+        </w:rPr>
+        <w:t xml:space="preserve"> retrieves score 3.Display result </w:t>
+      </w:r>
+    </w:p>
+    <w:p>
+      <w:pPr>
+        <w:numPr>
+          <w:ilvl w:val="2"/>
+          <w:numId w:val="10"/>
+        </w:numPr>
+        <w:rPr>
+          <w:rFonts w:ascii="Times New Roman" w:hAnsi="Times New Roman" w:cs="Times New Roman"/>
+          <w:sz w:val="24"/>
+          <w:szCs w:val="24"/>
+        </w:rPr>
+      </w:pPr>
+      <w:r>
+        <w:rPr>
+          <w:rFonts w:ascii="Times New Roman" w:hAnsi="Times New Roman" w:cs="Times New Roman"/>
+          <w:i/>
+          <w:iCs/>
+          <w:sz w:val="24"/>
+          <w:szCs w:val="24"/>
+        </w:rPr>
+        <w:t>Alternate Flows:</w:t>
+      </w:r>
+      <w:r>
+        <w:rPr>
+          <w:rFonts w:ascii="Times New Roman" w:hAnsi="Times New Roman" w:cs="Times New Roman"/>
+          <w:sz w:val="24"/>
+          <w:szCs w:val="24"/>
+        </w:rPr>
+        <w:t> </w:t>
+      </w:r>
+      <w:r>
+        <w:rPr>
+          <w:rFonts w:ascii="Times New Roman" w:hAnsi="Times New Roman" w:cs="Times New Roman"/>
+          <w:sz w:val="24"/>
+          <w:szCs w:val="24"/>
+        </w:rPr>
+        <w:t>Result not found</w:t>
+      </w:r>
+    </w:p>
+    <w:p>
+      <w:pPr>
+        <w:numPr>
+          <w:ilvl w:val="1"/>
+          <w:numId w:val="10"/>
+        </w:numPr>
+        <w:rPr>
+          <w:rFonts w:ascii="Times New Roman" w:hAnsi="Times New Roman" w:cs="Times New Roman"/>
+          <w:sz w:val="24"/>
+          <w:szCs w:val="24"/>
+        </w:rPr>
+      </w:pPr>
+    </w:p>
+    <w:p>
+      <w:pPr>
+        <w:numPr>
+          <w:ilvl w:val="2"/>
+          <w:numId w:val="10"/>
+        </w:numPr>
+        <w:rPr>
+          <w:rFonts w:ascii="Times New Roman" w:hAnsi="Times New Roman" w:cs="Times New Roman"/>
+          <w:sz w:val="24"/>
+          <w:szCs w:val="24"/>
+        </w:rPr>
+      </w:pPr>
+      <w:r>
+        <w:rPr>
+          <w:rFonts w:ascii="Times New Roman" w:hAnsi="Times New Roman" w:cs="Times New Roman"/>
+          <w:i/>
+          <w:iCs/>
+          <w:sz w:val="24"/>
+          <w:szCs w:val="24"/>
+        </w:rPr>
+        <w:t>Use Case Name:</w:t>
+      </w:r>
+      <w:r>
+        <w:rPr>
+          <w:rFonts w:ascii="Times New Roman" w:hAnsi="Times New Roman" w:cs="Times New Roman"/>
+          <w:sz w:val="24"/>
+          <w:szCs w:val="24"/>
+        </w:rPr>
+        <w:t> </w:t>
+      </w:r>
+      <w:r>
+        <w:rPr>
+          <w:rFonts w:ascii="Times New Roman" w:hAnsi="Times New Roman" w:cs="Times New Roman"/>
+          <w:sz w:val="24"/>
+          <w:szCs w:val="24"/>
+        </w:rPr>
+        <w:t>View results history</w:t>
+      </w:r>
+    </w:p>
+    <w:p>
+      <w:pPr>
+        <w:numPr>
+          <w:ilvl w:val="2"/>
+          <w:numId w:val="10"/>
+        </w:numPr>
+        <w:rPr>
+          <w:rFonts w:ascii="Times New Roman" w:hAnsi="Times New Roman" w:cs="Times New Roman"/>
+          <w:sz w:val="24"/>
+          <w:szCs w:val="24"/>
+        </w:rPr>
+      </w:pPr>
+      <w:r>
+        <w:rPr>
+          <w:rFonts w:ascii="Times New Roman" w:hAnsi="Times New Roman" w:cs="Times New Roman"/>
+          <w:i/>
+          <w:iCs/>
+          <w:sz w:val="24"/>
+          <w:szCs w:val="24"/>
+        </w:rPr>
+        <w:t>Actor:</w:t>
+      </w:r>
+      <w:r>
+        <w:rPr>
+          <w:rFonts w:ascii="Times New Roman" w:hAnsi="Times New Roman" w:cs="Times New Roman"/>
+          <w:sz w:val="24"/>
+          <w:szCs w:val="24"/>
+        </w:rPr>
+        <w:t> User</w:t>
+      </w:r>
+    </w:p>
+    <w:p>
+      <w:pPr>
+        <w:numPr>
+          <w:ilvl w:val="2"/>
+          <w:numId w:val="10"/>
+        </w:numPr>
+        <w:rPr>
+          <w:rFonts w:ascii="Times New Roman" w:hAnsi="Times New Roman" w:cs="Times New Roman"/>
+          <w:sz w:val="24"/>
+          <w:szCs w:val="24"/>
+        </w:rPr>
+      </w:pPr>
+      <w:r>
+        <w:rPr>
+          <w:rFonts w:ascii="Times New Roman" w:hAnsi="Times New Roman" w:cs="Times New Roman"/>
+          <w:i/>
+          <w:iCs/>
+          <w:sz w:val="24"/>
+          <w:szCs w:val="24"/>
+        </w:rPr>
+        <w:t>Pre-condition:</w:t>
+      </w:r>
+      <w:r>
+        <w:rPr>
+          <w:rFonts w:ascii="Times New Roman" w:hAnsi="Times New Roman" w:cs="Times New Roman"/>
+          <w:sz w:val="24"/>
+          <w:szCs w:val="24"/>
+        </w:rPr>
+        <w:t> </w:t>
+      </w:r>
+      <w:r>
+        <w:rPr>
+          <w:rFonts w:ascii="Times New Roman" w:hAnsi="Times New Roman" w:cs="Times New Roman"/>
+          <w:sz w:val="24"/>
+          <w:szCs w:val="24"/>
+        </w:rPr>
+        <w:t>Past quizzes exist</w:t>
+      </w:r>
+    </w:p>
+    <w:p>
+      <w:pPr>
+        <w:numPr>
+          <w:ilvl w:val="2"/>
+          <w:numId w:val="10"/>
+        </w:numPr>
+        <w:rPr>
+          <w:rFonts w:ascii="Times New Roman" w:hAnsi="Times New Roman" w:cs="Times New Roman"/>
+          <w:sz w:val="24"/>
+          <w:szCs w:val="24"/>
+        </w:rPr>
+      </w:pPr>
+      <w:r>
+        <w:rPr>
+          <w:rFonts w:ascii="Times New Roman" w:hAnsi="Times New Roman" w:cs="Times New Roman"/>
+          <w:i/>
+          <w:iCs/>
+          <w:sz w:val="24"/>
+          <w:szCs w:val="24"/>
+        </w:rPr>
+        <w:t>Post-condition:</w:t>
+      </w:r>
+      <w:r>
+        <w:rPr>
+          <w:rFonts w:ascii="Times New Roman" w:hAnsi="Times New Roman" w:cs="Times New Roman"/>
+          <w:sz w:val="24"/>
+          <w:szCs w:val="24"/>
+        </w:rPr>
+        <w:t> </w:t>
+      </w:r>
+      <w:r>
+        <w:rPr>
+          <w:rFonts w:ascii="Times New Roman" w:hAnsi="Times New Roman" w:cs="Times New Roman"/>
+          <w:sz w:val="24"/>
+          <w:szCs w:val="24"/>
+        </w:rPr>
+        <w:t>History</w:t>
+      </w:r>
+      <w:r>
+        <w:rPr>
+          <w:rFonts w:ascii="Times New Roman" w:hAnsi="Times New Roman" w:cs="Times New Roman"/>
+          <w:sz w:val="24"/>
+          <w:szCs w:val="24"/>
+        </w:rPr>
+        <w:t xml:space="preserve"> displayed</w:t>
+      </w:r>
+    </w:p>
+    <w:p>
+      <w:pPr>
+        <w:numPr>
+          <w:ilvl w:val="2"/>
+          <w:numId w:val="10"/>
+        </w:numPr>
+        <w:rPr>
+          <w:rFonts w:ascii="Times New Roman" w:hAnsi="Times New Roman" w:cs="Times New Roman"/>
+          <w:sz w:val="24"/>
+          <w:szCs w:val="24"/>
+        </w:rPr>
+      </w:pPr>
+      <w:r>
+        <w:rPr>
+          <w:rFonts w:ascii="Times New Roman" w:hAnsi="Times New Roman" w:cs="Times New Roman"/>
+          <w:i/>
+          <w:iCs/>
+          <w:sz w:val="24"/>
+          <w:szCs w:val="24"/>
+        </w:rPr>
+        <w:t>Main Success Scenario:</w:t>
+      </w:r>
+      <w:r>
+        <w:rPr>
+          <w:rFonts w:ascii="Times New Roman" w:hAnsi="Times New Roman" w:cs="Times New Roman"/>
+          <w:sz w:val="24"/>
+          <w:szCs w:val="24"/>
+        </w:rPr>
+        <w:t> </w:t>
+      </w:r>
+      <w:r>
+        <w:rPr>
+          <w:rFonts w:ascii="Times New Roman" w:hAnsi="Times New Roman" w:cs="Times New Roman"/>
+          <w:sz w:val="24"/>
+          <w:szCs w:val="24"/>
+        </w:rPr>
+        <w:t xml:space="preserve">1.user opens history </w:t>
+      </w:r>
+      <w:proofErr w:type="gramStart"/>
+      <w:r>
+        <w:rPr>
+          <w:rFonts w:ascii="Times New Roman" w:hAnsi="Times New Roman" w:cs="Times New Roman"/>
+          <w:sz w:val="24"/>
+          <w:szCs w:val="24"/>
+        </w:rPr>
+        <w:t>2.system</w:t>
+      </w:r>
+      <w:proofErr w:type="gramEnd"/>
+      <w:r>
+        <w:rPr>
+          <w:rFonts w:ascii="Times New Roman" w:hAnsi="Times New Roman" w:cs="Times New Roman"/>
+          <w:sz w:val="24"/>
+          <w:szCs w:val="24"/>
+        </w:rPr>
+        <w:t xml:space="preserve"> retrieves past records 3.Display list</w:t>
+      </w:r>
+    </w:p>
+    <w:p>
+      <w:pPr>
+        <w:numPr>
+          <w:ilvl w:val="2"/>
+          <w:numId w:val="10"/>
+        </w:numPr>
+        <w:rPr>
+          <w:rFonts w:ascii="Times New Roman" w:hAnsi="Times New Roman" w:cs="Times New Roman"/>
+          <w:sz w:val="24"/>
+          <w:szCs w:val="24"/>
+        </w:rPr>
+      </w:pPr>
+      <w:r>
+        <w:rPr>
+          <w:rFonts w:ascii="Times New Roman" w:hAnsi="Times New Roman" w:cs="Times New Roman"/>
+          <w:i/>
+          <w:iCs/>
+          <w:sz w:val="24"/>
+          <w:szCs w:val="24"/>
+        </w:rPr>
+        <w:t>Alternate Flows:</w:t>
+      </w:r>
+      <w:r>
+        <w:rPr>
+          <w:rFonts w:ascii="Times New Roman" w:hAnsi="Times New Roman" w:cs="Times New Roman"/>
+          <w:sz w:val="24"/>
+          <w:szCs w:val="24"/>
+        </w:rPr>
+        <w:t> </w:t>
+      </w:r>
+      <w:r>
+        <w:rPr>
+          <w:rFonts w:ascii="Times New Roman" w:hAnsi="Times New Roman" w:cs="Times New Roman"/>
+          <w:sz w:val="24"/>
+          <w:szCs w:val="24"/>
+        </w:rPr>
+        <w:t>No history available</w:t>
+      </w:r>
+    </w:p>
+    <w:p>
+      <w:pPr>
+        <w:numPr>
+          <w:ilvl w:val="1"/>
+          <w:numId w:val="10"/>
+        </w:numPr>
+        <w:rPr>
+          <w:rFonts w:ascii="Times New Roman" w:hAnsi="Times New Roman" w:cs="Times New Roman"/>
+          <w:sz w:val="24"/>
+          <w:szCs w:val="24"/>
+        </w:rPr>
+      </w:pPr>
+    </w:p>
+    <w:p>
+      <w:pPr>
+        <w:numPr>
+          <w:ilvl w:val="2"/>
+          <w:numId w:val="10"/>
+        </w:numPr>
+        <w:rPr>
+          <w:rFonts w:ascii="Times New Roman" w:hAnsi="Times New Roman" w:cs="Times New Roman"/>
+          <w:sz w:val="24"/>
+          <w:szCs w:val="24"/>
+        </w:rPr>
+      </w:pPr>
+      <w:r>
+        <w:rPr>
+          <w:rFonts w:ascii="Times New Roman" w:hAnsi="Times New Roman" w:cs="Times New Roman"/>
+          <w:i/>
+          <w:iCs/>
+          <w:sz w:val="24"/>
+          <w:szCs w:val="24"/>
+        </w:rPr>
+        <w:t>Use Case Name:</w:t>
+      </w:r>
+      <w:r>
+        <w:rPr>
+          <w:rFonts w:ascii="Times New Roman" w:hAnsi="Times New Roman" w:cs="Times New Roman"/>
+          <w:sz w:val="24"/>
+          <w:szCs w:val="24"/>
+        </w:rPr>
+        <w:t> </w:t>
+      </w:r>
+      <w:r>
+        <w:rPr>
+          <w:rFonts w:ascii="Times New Roman" w:hAnsi="Times New Roman" w:cs="Times New Roman"/>
+          <w:sz w:val="24"/>
+          <w:szCs w:val="24"/>
+        </w:rPr>
+        <w:t>View feedback</w:t>
+      </w:r>
+    </w:p>
+    <w:p>
+      <w:pPr>
+        <w:numPr>
+          <w:ilvl w:val="2"/>
+          <w:numId w:val="10"/>
+        </w:numPr>
+        <w:rPr>
+          <w:rFonts w:ascii="Times New Roman" w:hAnsi="Times New Roman" w:cs="Times New Roman"/>
+          <w:sz w:val="24"/>
+          <w:szCs w:val="24"/>
+        </w:rPr>
+      </w:pPr>
+      <w:r>
+        <w:rPr>
+          <w:rFonts w:ascii="Times New Roman" w:hAnsi="Times New Roman" w:cs="Times New Roman"/>
+          <w:i/>
+          <w:iCs/>
+          <w:sz w:val="24"/>
+          <w:szCs w:val="24"/>
+        </w:rPr>
+        <w:t>Actor:</w:t>
+      </w:r>
+      <w:r>
+        <w:rPr>
+          <w:rFonts w:ascii="Times New Roman" w:hAnsi="Times New Roman" w:cs="Times New Roman"/>
+          <w:sz w:val="24"/>
+          <w:szCs w:val="24"/>
+        </w:rPr>
+        <w:t> User</w:t>
+      </w:r>
+    </w:p>
+    <w:p>
+      <w:pPr>
+        <w:numPr>
+          <w:ilvl w:val="2"/>
+          <w:numId w:val="10"/>
+        </w:numPr>
+        <w:rPr>
+          <w:rFonts w:ascii="Times New Roman" w:hAnsi="Times New Roman" w:cs="Times New Roman"/>
+          <w:sz w:val="24"/>
+          <w:szCs w:val="24"/>
+        </w:rPr>
+      </w:pPr>
+      <w:r>
+        <w:rPr>
+          <w:rFonts w:ascii="Times New Roman" w:hAnsi="Times New Roman" w:cs="Times New Roman"/>
+          <w:i/>
+          <w:iCs/>
+          <w:sz w:val="24"/>
+          <w:szCs w:val="24"/>
+        </w:rPr>
+        <w:t>Pre-condition:</w:t>
+      </w:r>
+      <w:r>
+        <w:rPr>
+          <w:rFonts w:ascii="Times New Roman" w:hAnsi="Times New Roman" w:cs="Times New Roman"/>
+          <w:sz w:val="24"/>
+          <w:szCs w:val="24"/>
+        </w:rPr>
+        <w:t> </w:t>
+      </w:r>
+      <w:r>
+        <w:rPr>
+          <w:rFonts w:ascii="Times New Roman" w:hAnsi="Times New Roman" w:cs="Times New Roman"/>
+          <w:sz w:val="24"/>
+          <w:szCs w:val="24"/>
+        </w:rPr>
+        <w:t>Quiz completed</w:t>
+      </w:r>
+    </w:p>
+    <w:p>
+      <w:pPr>
+        <w:numPr>
+          <w:ilvl w:val="2"/>
+          <w:numId w:val="10"/>
+        </w:numPr>
+        <w:rPr>
+          <w:rFonts w:ascii="Times New Roman" w:hAnsi="Times New Roman" w:cs="Times New Roman"/>
+          <w:sz w:val="24"/>
+          <w:szCs w:val="24"/>
+        </w:rPr>
+      </w:pPr>
+      <w:r>
+        <w:rPr>
+          <w:rFonts w:ascii="Times New Roman" w:hAnsi="Times New Roman" w:cs="Times New Roman"/>
+          <w:i/>
+          <w:iCs/>
+          <w:sz w:val="24"/>
+          <w:szCs w:val="24"/>
+        </w:rPr>
+        <w:t>Post-condition:</w:t>
+      </w:r>
+      <w:r>
+        <w:rPr>
+          <w:rFonts w:ascii="Times New Roman" w:hAnsi="Times New Roman" w:cs="Times New Roman"/>
+          <w:sz w:val="24"/>
+          <w:szCs w:val="24"/>
+        </w:rPr>
+        <w:t> </w:t>
+      </w:r>
+      <w:r>
+        <w:rPr>
+          <w:rFonts w:ascii="Times New Roman" w:hAnsi="Times New Roman" w:cs="Times New Roman"/>
+          <w:sz w:val="24"/>
+          <w:szCs w:val="24"/>
+        </w:rPr>
+        <w:t>Feedback displayed</w:t>
+      </w:r>
+    </w:p>
+    <w:p>
+      <w:pPr>
+        <w:numPr>
+          <w:ilvl w:val="2"/>
+          <w:numId w:val="10"/>
+        </w:numPr>
+        <w:rPr>
+          <w:rFonts w:ascii="Times New Roman" w:hAnsi="Times New Roman" w:cs="Times New Roman"/>
+          <w:sz w:val="24"/>
+          <w:szCs w:val="24"/>
+        </w:rPr>
+      </w:pPr>
+      <w:r>
+        <w:rPr>
+          <w:rFonts w:ascii="Times New Roman" w:hAnsi="Times New Roman" w:cs="Times New Roman"/>
+          <w:i/>
+          <w:iCs/>
+          <w:sz w:val="24"/>
+          <w:szCs w:val="24"/>
+        </w:rPr>
+        <w:t>Main Success Scenario:</w:t>
+      </w:r>
+      <w:r>
+        <w:rPr>
+          <w:rFonts w:ascii="Times New Roman" w:hAnsi="Times New Roman" w:cs="Times New Roman"/>
+          <w:sz w:val="24"/>
+          <w:szCs w:val="24"/>
+        </w:rPr>
+        <w:t> </w:t>
+      </w:r>
+      <w:r>
+        <w:rPr>
+          <w:rFonts w:ascii="Times New Roman" w:hAnsi="Times New Roman" w:cs="Times New Roman"/>
+          <w:sz w:val="24"/>
+          <w:szCs w:val="24"/>
+        </w:rPr>
+        <w:t xml:space="preserve">1.user finishes quiz </w:t>
+      </w:r>
+      <w:proofErr w:type="gramStart"/>
+      <w:r>
+        <w:rPr>
+          <w:rFonts w:ascii="Times New Roman" w:hAnsi="Times New Roman" w:cs="Times New Roman"/>
+          <w:sz w:val="24"/>
+          <w:szCs w:val="24"/>
+        </w:rPr>
+        <w:t>2.system</w:t>
+      </w:r>
+      <w:proofErr w:type="gramEnd"/>
+      <w:r>
+        <w:rPr>
+          <w:rFonts w:ascii="Times New Roman" w:hAnsi="Times New Roman" w:cs="Times New Roman"/>
+          <w:sz w:val="24"/>
+          <w:szCs w:val="24"/>
+        </w:rPr>
+        <w:t xml:space="preserve"> analyzes answers 3.shows correct/incorrect </w:t>
+      </w:r>
+    </w:p>
+    <w:p>
+      <w:pPr>
+        <w:numPr>
+          <w:ilvl w:val="2"/>
+          <w:numId w:val="10"/>
+        </w:numPr>
+        <w:rPr>
+          <w:rFonts w:ascii="Times New Roman" w:hAnsi="Times New Roman" w:cs="Times New Roman"/>
+          <w:sz w:val="24"/>
+          <w:szCs w:val="24"/>
+        </w:rPr>
+      </w:pPr>
+      <w:r>
+        <w:rPr>
+          <w:rFonts w:ascii="Times New Roman" w:hAnsi="Times New Roman" w:cs="Times New Roman"/>
+          <w:i/>
+          <w:iCs/>
+          <w:sz w:val="24"/>
+          <w:szCs w:val="24"/>
+        </w:rPr>
+        <w:t>Alternate Flows:</w:t>
+      </w:r>
+      <w:r>
+        <w:rPr>
+          <w:rFonts w:ascii="Times New Roman" w:hAnsi="Times New Roman" w:cs="Times New Roman"/>
+          <w:sz w:val="24"/>
+          <w:szCs w:val="24"/>
+        </w:rPr>
+        <w:t> </w:t>
+      </w:r>
+      <w:r>
+        <w:rPr>
+          <w:rFonts w:ascii="Times New Roman" w:hAnsi="Times New Roman" w:cs="Times New Roman"/>
+          <w:sz w:val="24"/>
+          <w:szCs w:val="24"/>
+        </w:rPr>
+        <w:t>feedback unavailable</w:t>
+      </w:r>
+    </w:p>
+    <w:p>
+      <w:pPr>
+        <w:numPr>
+          <w:ilvl w:val="1"/>
+          <w:numId w:val="10"/>
+        </w:numPr>
+        <w:rPr>
+          <w:rFonts w:ascii="Times New Roman" w:hAnsi="Times New Roman" w:cs="Times New Roman"/>
+          <w:sz w:val="24"/>
+          <w:szCs w:val="24"/>
+        </w:rPr>
+      </w:pPr>
+    </w:p>
+    <w:p>
+      <w:pPr>
+        <w:numPr>
+          <w:ilvl w:val="2"/>
+          <w:numId w:val="10"/>
+        </w:numPr>
+        <w:rPr>
+          <w:rFonts w:ascii="Times New Roman" w:hAnsi="Times New Roman" w:cs="Times New Roman"/>
+          <w:sz w:val="24"/>
+          <w:szCs w:val="24"/>
+        </w:rPr>
+      </w:pPr>
+      <w:r>
+        <w:rPr>
+          <w:rFonts w:ascii="Times New Roman" w:hAnsi="Times New Roman" w:cs="Times New Roman"/>
+          <w:i/>
+          <w:iCs/>
+          <w:sz w:val="24"/>
+          <w:szCs w:val="24"/>
+        </w:rPr>
+        <w:t>Use Case Name:</w:t>
+      </w:r>
+      <w:r>
+        <w:rPr>
+          <w:rFonts w:ascii="Times New Roman" w:hAnsi="Times New Roman" w:cs="Times New Roman"/>
+          <w:sz w:val="24"/>
+          <w:szCs w:val="24"/>
+        </w:rPr>
+        <w:t> </w:t>
+      </w:r>
+      <w:r>
+        <w:rPr>
+          <w:rFonts w:ascii="Times New Roman" w:hAnsi="Times New Roman" w:cs="Times New Roman"/>
+          <w:sz w:val="24"/>
+          <w:szCs w:val="24"/>
+        </w:rPr>
+        <w:t>Administrative login</w:t>
+      </w:r>
+    </w:p>
+    <w:p>
+      <w:pPr>
+        <w:numPr>
+          <w:ilvl w:val="2"/>
+          <w:numId w:val="10"/>
+        </w:numPr>
+        <w:rPr>
+          <w:rFonts w:ascii="Times New Roman" w:hAnsi="Times New Roman" w:cs="Times New Roman"/>
+          <w:sz w:val="24"/>
+          <w:szCs w:val="24"/>
+        </w:rPr>
+      </w:pPr>
+      <w:r>
+        <w:rPr>
+          <w:rFonts w:ascii="Times New Roman" w:hAnsi="Times New Roman" w:cs="Times New Roman"/>
+          <w:i/>
+          <w:iCs/>
+          <w:sz w:val="24"/>
+          <w:szCs w:val="24"/>
+        </w:rPr>
+        <w:t>Actor:</w:t>
+      </w:r>
+      <w:r>
+        <w:rPr>
+          <w:rFonts w:ascii="Times New Roman" w:hAnsi="Times New Roman" w:cs="Times New Roman"/>
+          <w:sz w:val="24"/>
+          <w:szCs w:val="24"/>
+        </w:rPr>
+        <w:t> </w:t>
+      </w:r>
+      <w:r>
+        <w:rPr>
+          <w:rFonts w:ascii="Times New Roman" w:hAnsi="Times New Roman" w:cs="Times New Roman"/>
+          <w:sz w:val="24"/>
+          <w:szCs w:val="24"/>
+        </w:rPr>
+        <w:t>Instructor</w:t>
+      </w:r>
+    </w:p>
+    <w:p>
+      <w:pPr>
+        <w:numPr>
+          <w:ilvl w:val="2"/>
+          <w:numId w:val="10"/>
+        </w:numPr>
+        <w:rPr>
+          <w:rFonts w:ascii="Times New Roman" w:hAnsi="Times New Roman" w:cs="Times New Roman"/>
+          <w:sz w:val="24"/>
+          <w:szCs w:val="24"/>
+        </w:rPr>
+      </w:pPr>
+      <w:r>
+        <w:rPr>
+          <w:rFonts w:ascii="Times New Roman" w:hAnsi="Times New Roman" w:cs="Times New Roman"/>
+          <w:i/>
+          <w:iCs/>
+          <w:sz w:val="24"/>
+          <w:szCs w:val="24"/>
+        </w:rPr>
+        <w:t>Pre-condition:</w:t>
+      </w:r>
+      <w:r>
+        <w:rPr>
+          <w:rFonts w:ascii="Times New Roman" w:hAnsi="Times New Roman" w:cs="Times New Roman"/>
+          <w:sz w:val="24"/>
+          <w:szCs w:val="24"/>
+        </w:rPr>
+        <w:t> </w:t>
+      </w:r>
+      <w:r>
+        <w:rPr>
+          <w:rFonts w:ascii="Times New Roman" w:hAnsi="Times New Roman" w:cs="Times New Roman"/>
+          <w:sz w:val="24"/>
+          <w:szCs w:val="24"/>
+        </w:rPr>
+        <w:t>Instructor registered</w:t>
+      </w:r>
+    </w:p>
+    <w:p>
+      <w:pPr>
+        <w:numPr>
+          <w:ilvl w:val="2"/>
+          <w:numId w:val="10"/>
+        </w:numPr>
+        <w:rPr>
+          <w:rFonts w:ascii="Times New Roman" w:hAnsi="Times New Roman" w:cs="Times New Roman"/>
+          <w:sz w:val="24"/>
+          <w:szCs w:val="24"/>
+        </w:rPr>
+      </w:pPr>
+      <w:r>
+        <w:rPr>
+          <w:rFonts w:ascii="Times New Roman" w:hAnsi="Times New Roman" w:cs="Times New Roman"/>
+          <w:i/>
+          <w:iCs/>
+          <w:sz w:val="24"/>
+          <w:szCs w:val="24"/>
+        </w:rPr>
+        <w:t>Post-condition:</w:t>
+      </w:r>
+      <w:r>
+        <w:rPr>
+          <w:rFonts w:ascii="Times New Roman" w:hAnsi="Times New Roman" w:cs="Times New Roman"/>
+          <w:sz w:val="24"/>
+          <w:szCs w:val="24"/>
+        </w:rPr>
+        <w:t> </w:t>
+      </w:r>
+      <w:r>
+        <w:rPr>
+          <w:rFonts w:ascii="Times New Roman" w:hAnsi="Times New Roman" w:cs="Times New Roman"/>
+          <w:sz w:val="24"/>
+          <w:szCs w:val="24"/>
+        </w:rPr>
+        <w:t>Access to admin panel</w:t>
+      </w:r>
+    </w:p>
+    <w:p>
+      <w:pPr>
+        <w:numPr>
+          <w:ilvl w:val="2"/>
+          <w:numId w:val="10"/>
+        </w:numPr>
+        <w:rPr>
+          <w:rFonts w:ascii="Times New Roman" w:hAnsi="Times New Roman" w:cs="Times New Roman"/>
+          <w:sz w:val="24"/>
+          <w:szCs w:val="24"/>
+        </w:rPr>
+      </w:pPr>
+      <w:r>
+        <w:rPr>
+          <w:rFonts w:ascii="Times New Roman" w:hAnsi="Times New Roman" w:cs="Times New Roman"/>
+          <w:i/>
+          <w:iCs/>
+          <w:sz w:val="24"/>
+          <w:szCs w:val="24"/>
+        </w:rPr>
+        <w:t>Main Success Scenario:</w:t>
+      </w:r>
+      <w:r>
+        <w:rPr>
+          <w:rFonts w:ascii="Times New Roman" w:hAnsi="Times New Roman" w:cs="Times New Roman"/>
+          <w:sz w:val="24"/>
+          <w:szCs w:val="24"/>
+        </w:rPr>
+        <w:t> </w:t>
+      </w:r>
+      <w:r>
+        <w:rPr>
+          <w:rFonts w:ascii="Times New Roman" w:hAnsi="Times New Roman" w:cs="Times New Roman"/>
+          <w:sz w:val="24"/>
+          <w:szCs w:val="24"/>
+        </w:rPr>
+        <w:t>1. Enter credentials 2. system validates 3. Admin access granted</w:t>
+      </w:r>
+    </w:p>
+    <w:p>
+      <w:pPr>
+        <w:numPr>
+          <w:ilvl w:val="2"/>
+          <w:numId w:val="10"/>
+        </w:numPr>
+        <w:rPr>
+          <w:rFonts w:ascii="Times New Roman" w:hAnsi="Times New Roman" w:cs="Times New Roman"/>
+          <w:sz w:val="24"/>
+          <w:szCs w:val="24"/>
+        </w:rPr>
+      </w:pPr>
+      <w:r>
+        <w:rPr>
+          <w:rFonts w:ascii="Times New Roman" w:hAnsi="Times New Roman" w:cs="Times New Roman"/>
+          <w:i/>
+          <w:iCs/>
+          <w:sz w:val="24"/>
+          <w:szCs w:val="24"/>
+        </w:rPr>
+        <w:t>Alternate Flows:</w:t>
+      </w:r>
+      <w:r>
+        <w:rPr>
+          <w:rFonts w:ascii="Times New Roman" w:hAnsi="Times New Roman" w:cs="Times New Roman"/>
+          <w:sz w:val="24"/>
+          <w:szCs w:val="24"/>
+        </w:rPr>
+        <w:t> </w:t>
+      </w:r>
+      <w:r>
+        <w:rPr>
+          <w:rFonts w:ascii="Times New Roman" w:hAnsi="Times New Roman" w:cs="Times New Roman"/>
+          <w:sz w:val="24"/>
+          <w:szCs w:val="24"/>
+        </w:rPr>
+        <w:t>Invalid credentials</w:t>
+      </w:r>
+    </w:p>
+    <w:p>
+      <w:pPr>
+        <w:numPr>
+          <w:ilvl w:val="1"/>
+          <w:numId w:val="10"/>
+        </w:numPr>
+        <w:rPr>
+          <w:rFonts w:ascii="Times New Roman" w:hAnsi="Times New Roman" w:cs="Times New Roman"/>
+          <w:sz w:val="24"/>
+          <w:szCs w:val="24"/>
+        </w:rPr>
+      </w:pPr>
+    </w:p>
+    <w:p>
+      <w:pPr>
+        <w:numPr>
+          <w:ilvl w:val="2"/>
+          <w:numId w:val="10"/>
+        </w:numPr>
+        <w:rPr>
+          <w:rFonts w:ascii="Times New Roman" w:hAnsi="Times New Roman" w:cs="Times New Roman"/>
+          <w:sz w:val="24"/>
+          <w:szCs w:val="24"/>
+        </w:rPr>
+      </w:pPr>
+      <w:r>
+        <w:rPr>
+          <w:rFonts w:ascii="Times New Roman" w:hAnsi="Times New Roman" w:cs="Times New Roman"/>
+          <w:i/>
+          <w:iCs/>
+          <w:sz w:val="24"/>
+          <w:szCs w:val="24"/>
+        </w:rPr>
+        <w:t>Use Case Name:</w:t>
+      </w:r>
+      <w:r>
+        <w:rPr>
+          <w:rFonts w:ascii="Times New Roman" w:hAnsi="Times New Roman" w:cs="Times New Roman"/>
+          <w:sz w:val="24"/>
+          <w:szCs w:val="24"/>
+        </w:rPr>
+        <w:t> </w:t>
+      </w:r>
+      <w:r>
+        <w:rPr>
+          <w:rFonts w:ascii="Times New Roman" w:hAnsi="Times New Roman" w:cs="Times New Roman"/>
+          <w:sz w:val="24"/>
+          <w:szCs w:val="24"/>
+        </w:rPr>
+        <w:t>Edit Quiz</w:t>
+      </w:r>
+    </w:p>
+    <w:p>
+      <w:pPr>
+        <w:numPr>
+          <w:ilvl w:val="2"/>
+          <w:numId w:val="10"/>
+        </w:numPr>
+        <w:rPr>
+          <w:rFonts w:ascii="Times New Roman" w:hAnsi="Times New Roman" w:cs="Times New Roman"/>
+          <w:sz w:val="24"/>
+          <w:szCs w:val="24"/>
+        </w:rPr>
+      </w:pPr>
+      <w:r>
+        <w:rPr>
+          <w:rFonts w:ascii="Times New Roman" w:hAnsi="Times New Roman" w:cs="Times New Roman"/>
+          <w:i/>
+          <w:iCs/>
+          <w:sz w:val="24"/>
+          <w:szCs w:val="24"/>
+        </w:rPr>
+        <w:t>Actor:</w:t>
+      </w:r>
+      <w:r>
+        <w:rPr>
+          <w:rFonts w:ascii="Times New Roman" w:hAnsi="Times New Roman" w:cs="Times New Roman"/>
+          <w:sz w:val="24"/>
+          <w:szCs w:val="24"/>
+        </w:rPr>
+        <w:t> </w:t>
+      </w:r>
+      <w:r>
+        <w:rPr>
+          <w:rFonts w:ascii="Times New Roman" w:hAnsi="Times New Roman" w:cs="Times New Roman"/>
+          <w:sz w:val="24"/>
+          <w:szCs w:val="24"/>
+        </w:rPr>
+        <w:t>Instructor</w:t>
+      </w:r>
+    </w:p>
+    <w:p>
+      <w:pPr>
+        <w:numPr>
+          <w:ilvl w:val="2"/>
+          <w:numId w:val="10"/>
+        </w:numPr>
+        <w:rPr>
+          <w:rFonts w:ascii="Times New Roman" w:hAnsi="Times New Roman" w:cs="Times New Roman"/>
+          <w:sz w:val="24"/>
+          <w:szCs w:val="24"/>
+        </w:rPr>
+      </w:pPr>
+      <w:r>
+        <w:rPr>
+          <w:rFonts w:ascii="Times New Roman" w:hAnsi="Times New Roman" w:cs="Times New Roman"/>
+          <w:i/>
+          <w:iCs/>
+          <w:sz w:val="24"/>
+          <w:szCs w:val="24"/>
+        </w:rPr>
+        <w:t>Pre-condition:</w:t>
+      </w:r>
+      <w:r>
+        <w:rPr>
+          <w:rFonts w:ascii="Times New Roman" w:hAnsi="Times New Roman" w:cs="Times New Roman"/>
+          <w:sz w:val="24"/>
+          <w:szCs w:val="24"/>
+        </w:rPr>
+        <w:t> </w:t>
+      </w:r>
+      <w:r>
+        <w:rPr>
+          <w:rFonts w:ascii="Times New Roman" w:hAnsi="Times New Roman" w:cs="Times New Roman"/>
+          <w:sz w:val="24"/>
+          <w:szCs w:val="24"/>
+        </w:rPr>
+        <w:t>Quiz exists</w:t>
+      </w:r>
+    </w:p>
+    <w:p>
+      <w:pPr>
+        <w:numPr>
+          <w:ilvl w:val="2"/>
+          <w:numId w:val="10"/>
+        </w:numPr>
+        <w:rPr>
+          <w:rFonts w:ascii="Times New Roman" w:hAnsi="Times New Roman" w:cs="Times New Roman"/>
+          <w:sz w:val="24"/>
+          <w:szCs w:val="24"/>
+        </w:rPr>
+      </w:pPr>
+      <w:r>
+        <w:rPr>
+          <w:rFonts w:ascii="Times New Roman" w:hAnsi="Times New Roman" w:cs="Times New Roman"/>
+          <w:i/>
+          <w:iCs/>
+          <w:sz w:val="24"/>
+          <w:szCs w:val="24"/>
+        </w:rPr>
+        <w:t>Post-condition:</w:t>
+      </w:r>
+      <w:r>
+        <w:rPr>
+          <w:rFonts w:ascii="Times New Roman" w:hAnsi="Times New Roman" w:cs="Times New Roman"/>
+          <w:sz w:val="24"/>
+          <w:szCs w:val="24"/>
+        </w:rPr>
+        <w:t> </w:t>
+      </w:r>
+      <w:r>
+        <w:rPr>
+          <w:rFonts w:ascii="Times New Roman" w:hAnsi="Times New Roman" w:cs="Times New Roman"/>
+          <w:sz w:val="24"/>
+          <w:szCs w:val="24"/>
+        </w:rPr>
+        <w:t>Quiz updated</w:t>
+      </w:r>
+    </w:p>
+    <w:p>
+      <w:pPr>
+        <w:numPr>
+          <w:ilvl w:val="2"/>
+          <w:numId w:val="10"/>
+        </w:numPr>
+        <w:rPr>
+          <w:rFonts w:ascii="Times New Roman" w:hAnsi="Times New Roman" w:cs="Times New Roman"/>
+          <w:sz w:val="24"/>
+          <w:szCs w:val="24"/>
+        </w:rPr>
+      </w:pPr>
+      <w:r>
+        <w:rPr>
+          <w:rFonts w:ascii="Times New Roman" w:hAnsi="Times New Roman" w:cs="Times New Roman"/>
+          <w:i/>
+          <w:iCs/>
+          <w:sz w:val="24"/>
+          <w:szCs w:val="24"/>
+        </w:rPr>
+        <w:t>Main Success Scenario:</w:t>
+      </w:r>
+      <w:r>
+        <w:rPr>
+          <w:rFonts w:ascii="Times New Roman" w:hAnsi="Times New Roman" w:cs="Times New Roman"/>
+          <w:sz w:val="24"/>
+          <w:szCs w:val="24"/>
+        </w:rPr>
+        <w:t> </w:t>
+      </w:r>
+      <w:r>
+        <w:rPr>
+          <w:rFonts w:ascii="Times New Roman" w:hAnsi="Times New Roman" w:cs="Times New Roman"/>
+          <w:sz w:val="24"/>
+          <w:szCs w:val="24"/>
+        </w:rPr>
+        <w:t>1. Select quiz 2. Modify content 3. Save changes</w:t>
+      </w:r>
+    </w:p>
+    <w:p>
+      <w:pPr>
+        <w:numPr>
+          <w:ilvl w:val="2"/>
+          <w:numId w:val="10"/>
+        </w:numPr>
+        <w:rPr>
+          <w:rFonts w:ascii="Times New Roman" w:hAnsi="Times New Roman" w:cs="Times New Roman"/>
+          <w:sz w:val="24"/>
+          <w:szCs w:val="24"/>
+        </w:rPr>
+      </w:pPr>
+      <w:r>
+        <w:rPr>
+          <w:rFonts w:ascii="Times New Roman" w:hAnsi="Times New Roman" w:cs="Times New Roman"/>
+          <w:i/>
+          <w:iCs/>
+          <w:sz w:val="24"/>
+          <w:szCs w:val="24"/>
+        </w:rPr>
+        <w:t>Alternate Flows:</w:t>
+      </w:r>
+      <w:r>
+        <w:rPr>
+          <w:rFonts w:ascii="Times New Roman" w:hAnsi="Times New Roman" w:cs="Times New Roman"/>
+          <w:sz w:val="24"/>
+          <w:szCs w:val="24"/>
+        </w:rPr>
+        <w:t> </w:t>
+      </w:r>
+      <w:r>
+        <w:rPr>
+          <w:rFonts w:ascii="Times New Roman" w:hAnsi="Times New Roman" w:cs="Times New Roman"/>
+          <w:sz w:val="24"/>
+          <w:szCs w:val="24"/>
+        </w:rPr>
+        <w:t>Save fails</w:t>
+      </w:r>
+    </w:p>
+    <w:p>
+      <w:pPr>
+        <w:numPr>
+          <w:ilvl w:val="1"/>
+          <w:numId w:val="10"/>
+        </w:numPr>
+        <w:rPr>
+          <w:rFonts w:ascii="Times New Roman" w:hAnsi="Times New Roman" w:cs="Times New Roman"/>
+          <w:sz w:val="24"/>
+          <w:szCs w:val="24"/>
+        </w:rPr>
+      </w:pPr>
+    </w:p>
+    <w:p>
+      <w:pPr>
+        <w:numPr>
+          <w:ilvl w:val="2"/>
+          <w:numId w:val="10"/>
+        </w:numPr>
+        <w:rPr>
+          <w:rFonts w:ascii="Times New Roman" w:hAnsi="Times New Roman" w:cs="Times New Roman"/>
+          <w:sz w:val="24"/>
+          <w:szCs w:val="24"/>
+        </w:rPr>
+      </w:pPr>
+      <w:r>
+        <w:rPr>
+          <w:rFonts w:ascii="Times New Roman" w:hAnsi="Times New Roman" w:cs="Times New Roman"/>
+          <w:i/>
+          <w:iCs/>
+          <w:sz w:val="24"/>
+          <w:szCs w:val="24"/>
+        </w:rPr>
+        <w:t>Use Case Name:</w:t>
+      </w:r>
+      <w:r>
+        <w:rPr>
+          <w:rFonts w:ascii="Times New Roman" w:hAnsi="Times New Roman" w:cs="Times New Roman"/>
+          <w:sz w:val="24"/>
+          <w:szCs w:val="24"/>
+        </w:rPr>
+        <w:t> </w:t>
+      </w:r>
+      <w:r>
+        <w:rPr>
+          <w:rFonts w:ascii="Times New Roman" w:hAnsi="Times New Roman" w:cs="Times New Roman"/>
+          <w:sz w:val="24"/>
+          <w:szCs w:val="24"/>
+        </w:rPr>
+        <w:t>Delete</w:t>
+      </w:r>
+      <w:r>
+        <w:rPr>
+          <w:rFonts w:ascii="Times New Roman" w:hAnsi="Times New Roman" w:cs="Times New Roman"/>
+          <w:sz w:val="24"/>
+          <w:szCs w:val="24"/>
+        </w:rPr>
+        <w:t xml:space="preserve"> Quiz</w:t>
+      </w:r>
+    </w:p>
+    <w:p>
+      <w:pPr>
+        <w:numPr>
+          <w:ilvl w:val="2"/>
+          <w:numId w:val="10"/>
+        </w:numPr>
+        <w:rPr>
+          <w:rFonts w:ascii="Times New Roman" w:hAnsi="Times New Roman" w:cs="Times New Roman"/>
+          <w:sz w:val="24"/>
+          <w:szCs w:val="24"/>
+        </w:rPr>
+      </w:pPr>
+      <w:r>
+        <w:rPr>
+          <w:rFonts w:ascii="Times New Roman" w:hAnsi="Times New Roman" w:cs="Times New Roman"/>
+          <w:i/>
+          <w:iCs/>
+          <w:sz w:val="24"/>
+          <w:szCs w:val="24"/>
+        </w:rPr>
+        <w:t>Actor:</w:t>
+      </w:r>
+      <w:r>
+        <w:rPr>
+          <w:rFonts w:ascii="Times New Roman" w:hAnsi="Times New Roman" w:cs="Times New Roman"/>
+          <w:sz w:val="24"/>
+          <w:szCs w:val="24"/>
+        </w:rPr>
+        <w:t> </w:t>
+      </w:r>
+      <w:r>
+        <w:rPr>
+          <w:rFonts w:ascii="Times New Roman" w:hAnsi="Times New Roman" w:cs="Times New Roman"/>
+          <w:sz w:val="24"/>
+          <w:szCs w:val="24"/>
+        </w:rPr>
+        <w:t>Instructor</w:t>
+      </w:r>
+    </w:p>
+    <w:p>
+      <w:pPr>
+        <w:numPr>
+          <w:ilvl w:val="2"/>
+          <w:numId w:val="10"/>
+        </w:numPr>
+        <w:rPr>
+          <w:rFonts w:ascii="Times New Roman" w:hAnsi="Times New Roman" w:cs="Times New Roman"/>
+          <w:sz w:val="24"/>
+          <w:szCs w:val="24"/>
+        </w:rPr>
+      </w:pPr>
+      <w:r>
+        <w:rPr>
+          <w:rFonts w:ascii="Times New Roman" w:hAnsi="Times New Roman" w:cs="Times New Roman"/>
+          <w:i/>
+          <w:iCs/>
+          <w:sz w:val="24"/>
+          <w:szCs w:val="24"/>
+        </w:rPr>
+        <w:t>Pre-condition:</w:t>
+      </w:r>
+      <w:r>
+        <w:rPr>
+          <w:rFonts w:ascii="Times New Roman" w:hAnsi="Times New Roman" w:cs="Times New Roman"/>
+          <w:sz w:val="24"/>
+          <w:szCs w:val="24"/>
+        </w:rPr>
+        <w:t> </w:t>
+      </w:r>
+      <w:r>
+        <w:rPr>
+          <w:rFonts w:ascii="Times New Roman" w:hAnsi="Times New Roman" w:cs="Times New Roman"/>
+          <w:sz w:val="24"/>
+          <w:szCs w:val="24"/>
+        </w:rPr>
+        <w:t>Quiz exists</w:t>
+      </w:r>
+    </w:p>
+    <w:p>
+      <w:pPr>
+        <w:numPr>
+          <w:ilvl w:val="2"/>
+          <w:numId w:val="10"/>
+        </w:numPr>
+        <w:rPr>
+          <w:rFonts w:ascii="Times New Roman" w:hAnsi="Times New Roman" w:cs="Times New Roman"/>
+          <w:sz w:val="24"/>
+          <w:szCs w:val="24"/>
+        </w:rPr>
+      </w:pPr>
+      <w:r>
+        <w:rPr>
+          <w:rFonts w:ascii="Times New Roman" w:hAnsi="Times New Roman" w:cs="Times New Roman"/>
+          <w:i/>
+          <w:iCs/>
+          <w:sz w:val="24"/>
+          <w:szCs w:val="24"/>
+        </w:rPr>
+        <w:t>Post-condition:</w:t>
+      </w:r>
+      <w:r>
+        <w:rPr>
+          <w:rFonts w:ascii="Times New Roman" w:hAnsi="Times New Roman" w:cs="Times New Roman"/>
+          <w:sz w:val="24"/>
+          <w:szCs w:val="24"/>
+        </w:rPr>
+        <w:t> </w:t>
+      </w:r>
+      <w:r>
+        <w:rPr>
+          <w:rFonts w:ascii="Times New Roman" w:hAnsi="Times New Roman" w:cs="Times New Roman"/>
+          <w:sz w:val="24"/>
+          <w:szCs w:val="24"/>
+        </w:rPr>
+        <w:t xml:space="preserve">Quiz </w:t>
+      </w:r>
+      <w:r>
+        <w:rPr>
+          <w:rFonts w:ascii="Times New Roman" w:hAnsi="Times New Roman" w:cs="Times New Roman"/>
+          <w:sz w:val="24"/>
+          <w:szCs w:val="24"/>
+        </w:rPr>
+        <w:t>removed</w:t>
+      </w:r>
+    </w:p>
+    <w:p>
+      <w:pPr>
+        <w:numPr>
+          <w:ilvl w:val="2"/>
+          <w:numId w:val="10"/>
+        </w:numPr>
+        <w:rPr>
+          <w:rFonts w:ascii="Times New Roman" w:hAnsi="Times New Roman" w:cs="Times New Roman"/>
+          <w:sz w:val="24"/>
+          <w:szCs w:val="24"/>
+        </w:rPr>
+      </w:pPr>
+      <w:r>
+        <w:rPr>
+          <w:rFonts w:ascii="Times New Roman" w:hAnsi="Times New Roman" w:cs="Times New Roman"/>
+          <w:i/>
+          <w:iCs/>
+          <w:sz w:val="24"/>
+          <w:szCs w:val="24"/>
+        </w:rPr>
+        <w:t>Main Success Scenario:</w:t>
+      </w:r>
+      <w:r>
+        <w:rPr>
+          <w:rFonts w:ascii="Times New Roman" w:hAnsi="Times New Roman" w:cs="Times New Roman"/>
+          <w:sz w:val="24"/>
+          <w:szCs w:val="24"/>
+        </w:rPr>
+        <w:t> </w:t>
+      </w:r>
+      <w:r>
+        <w:rPr>
+          <w:rFonts w:ascii="Times New Roman" w:hAnsi="Times New Roman" w:cs="Times New Roman"/>
+          <w:sz w:val="24"/>
+          <w:szCs w:val="24"/>
+        </w:rPr>
+        <w:t>1. Select quiz 2. Confirm delete 3. System removes it</w:t>
+      </w:r>
+    </w:p>
+    <w:p>
+      <w:pPr>
+        <w:numPr>
+          <w:ilvl w:val="2"/>
+          <w:numId w:val="10"/>
+        </w:numPr>
+        <w:rPr>
+          <w:rFonts w:ascii="Times New Roman" w:hAnsi="Times New Roman" w:cs="Times New Roman"/>
+          <w:sz w:val="24"/>
+          <w:szCs w:val="24"/>
+        </w:rPr>
+      </w:pPr>
+      <w:r>
+        <w:rPr>
+          <w:rFonts w:ascii="Times New Roman" w:hAnsi="Times New Roman" w:cs="Times New Roman"/>
+          <w:i/>
+          <w:iCs/>
+          <w:sz w:val="24"/>
+          <w:szCs w:val="24"/>
+        </w:rPr>
+        <w:t>Alternate Flows:</w:t>
+      </w:r>
+      <w:r>
+        <w:rPr>
+          <w:rFonts w:ascii="Times New Roman" w:hAnsi="Times New Roman" w:cs="Times New Roman"/>
+          <w:sz w:val="24"/>
+          <w:szCs w:val="24"/>
+        </w:rPr>
+        <w:t> </w:t>
+      </w:r>
+      <w:r>
+        <w:rPr>
+          <w:rFonts w:ascii="Times New Roman" w:hAnsi="Times New Roman" w:cs="Times New Roman"/>
+          <w:sz w:val="24"/>
+          <w:szCs w:val="24"/>
+        </w:rPr>
+        <w:t>Cancel deletion</w:t>
+      </w:r>
+    </w:p>
+    <w:p>
+      <w:pPr>
+        <w:numPr>
+          <w:ilvl w:val="1"/>
+          <w:numId w:val="10"/>
+        </w:numPr>
+        <w:rPr>
+          <w:rFonts w:ascii="Times New Roman" w:hAnsi="Times New Roman" w:cs="Times New Roman"/>
+          <w:sz w:val="24"/>
+          <w:szCs w:val="24"/>
+        </w:rPr>
+      </w:pPr>
+    </w:p>
+    <w:p>
+      <w:pPr>
+        <w:numPr>
+          <w:ilvl w:val="2"/>
+          <w:numId w:val="10"/>
+        </w:numPr>
+        <w:rPr>
+          <w:rFonts w:ascii="Times New Roman" w:hAnsi="Times New Roman" w:cs="Times New Roman"/>
+          <w:sz w:val="24"/>
+          <w:szCs w:val="24"/>
+        </w:rPr>
+      </w:pPr>
+      <w:r>
+        <w:rPr>
+          <w:rFonts w:ascii="Times New Roman" w:hAnsi="Times New Roman" w:cs="Times New Roman"/>
+          <w:i/>
+          <w:iCs/>
+          <w:sz w:val="24"/>
+          <w:szCs w:val="24"/>
+        </w:rPr>
+        <w:t>Use Case Name:</w:t>
+      </w:r>
+      <w:r>
+        <w:rPr>
+          <w:rFonts w:ascii="Times New Roman" w:hAnsi="Times New Roman" w:cs="Times New Roman"/>
+          <w:sz w:val="24"/>
+          <w:szCs w:val="24"/>
+        </w:rPr>
+        <w:t> </w:t>
+      </w:r>
+      <w:r>
+        <w:rPr>
+          <w:rFonts w:ascii="Times New Roman" w:hAnsi="Times New Roman" w:cs="Times New Roman"/>
+          <w:sz w:val="24"/>
+          <w:szCs w:val="24"/>
+        </w:rPr>
+        <w:t>Create</w:t>
+      </w:r>
+      <w:r>
+        <w:rPr>
+          <w:rFonts w:ascii="Times New Roman" w:hAnsi="Times New Roman" w:cs="Times New Roman"/>
+          <w:sz w:val="24"/>
+          <w:szCs w:val="24"/>
+        </w:rPr>
+        <w:t xml:space="preserve"> Quiz</w:t>
+      </w:r>
+    </w:p>
+    <w:p>
+      <w:pPr>
+        <w:numPr>
+          <w:ilvl w:val="2"/>
+          <w:numId w:val="10"/>
+        </w:numPr>
+        <w:rPr>
+          <w:rFonts w:ascii="Times New Roman" w:hAnsi="Times New Roman" w:cs="Times New Roman"/>
+          <w:sz w:val="24"/>
+          <w:szCs w:val="24"/>
+        </w:rPr>
+      </w:pPr>
+      <w:r>
+        <w:rPr>
+          <w:rFonts w:ascii="Times New Roman" w:hAnsi="Times New Roman" w:cs="Times New Roman"/>
+          <w:i/>
+          <w:iCs/>
+          <w:sz w:val="24"/>
+          <w:szCs w:val="24"/>
+        </w:rPr>
+        <w:t>Actor:</w:t>
+      </w:r>
+      <w:r>
+        <w:rPr>
+          <w:rFonts w:ascii="Times New Roman" w:hAnsi="Times New Roman" w:cs="Times New Roman"/>
+          <w:sz w:val="24"/>
+          <w:szCs w:val="24"/>
+        </w:rPr>
+        <w:t> </w:t>
+      </w:r>
+      <w:r>
+        <w:rPr>
+          <w:rFonts w:ascii="Times New Roman" w:hAnsi="Times New Roman" w:cs="Times New Roman"/>
+          <w:sz w:val="24"/>
+          <w:szCs w:val="24"/>
+        </w:rPr>
+        <w:t>Instructor</w:t>
+      </w:r>
+    </w:p>
+    <w:p>
+      <w:pPr>
+        <w:numPr>
+          <w:ilvl w:val="2"/>
+          <w:numId w:val="10"/>
+        </w:numPr>
+        <w:rPr>
+          <w:rFonts w:ascii="Times New Roman" w:hAnsi="Times New Roman" w:cs="Times New Roman"/>
+          <w:sz w:val="24"/>
+          <w:szCs w:val="24"/>
+        </w:rPr>
+      </w:pPr>
+      <w:r>
+        <w:rPr>
+          <w:rFonts w:ascii="Times New Roman" w:hAnsi="Times New Roman" w:cs="Times New Roman"/>
+          <w:i/>
+          <w:iCs/>
+          <w:sz w:val="24"/>
+          <w:szCs w:val="24"/>
+        </w:rPr>
+        <w:t>Pre-condition:</w:t>
+      </w:r>
+      <w:r>
+        <w:rPr>
+          <w:rFonts w:ascii="Times New Roman" w:hAnsi="Times New Roman" w:cs="Times New Roman"/>
+          <w:sz w:val="24"/>
+          <w:szCs w:val="24"/>
+        </w:rPr>
+        <w:t> </w:t>
+      </w:r>
+      <w:r>
+        <w:rPr>
+          <w:rFonts w:ascii="Times New Roman" w:hAnsi="Times New Roman" w:cs="Times New Roman"/>
+          <w:sz w:val="24"/>
+          <w:szCs w:val="24"/>
+        </w:rPr>
+        <w:t xml:space="preserve">Instructor logged in </w:t>
+      </w:r>
+    </w:p>
+    <w:p>
+      <w:pPr>
+        <w:numPr>
+          <w:ilvl w:val="2"/>
+          <w:numId w:val="10"/>
+        </w:numPr>
+        <w:rPr>
+          <w:rFonts w:ascii="Times New Roman" w:hAnsi="Times New Roman" w:cs="Times New Roman"/>
+          <w:sz w:val="24"/>
+          <w:szCs w:val="24"/>
+        </w:rPr>
+      </w:pPr>
+      <w:r>
+        <w:rPr>
+          <w:rFonts w:ascii="Times New Roman" w:hAnsi="Times New Roman" w:cs="Times New Roman"/>
+          <w:i/>
+          <w:iCs/>
+          <w:sz w:val="24"/>
+          <w:szCs w:val="24"/>
+        </w:rPr>
+        <w:t>Post-condition:</w:t>
+      </w:r>
+      <w:r>
+        <w:rPr>
+          <w:rFonts w:ascii="Times New Roman" w:hAnsi="Times New Roman" w:cs="Times New Roman"/>
+          <w:sz w:val="24"/>
+          <w:szCs w:val="24"/>
+        </w:rPr>
+        <w:t> </w:t>
+      </w:r>
+      <w:proofErr w:type="gramStart"/>
+      <w:r>
+        <w:rPr>
+          <w:rFonts w:ascii="Times New Roman" w:hAnsi="Times New Roman" w:cs="Times New Roman"/>
+          <w:sz w:val="24"/>
+          <w:szCs w:val="24"/>
+        </w:rPr>
+        <w:t>New</w:t>
+      </w:r>
+      <w:proofErr w:type="gramEnd"/>
+      <w:r>
+        <w:rPr>
+          <w:rFonts w:ascii="Times New Roman" w:hAnsi="Times New Roman" w:cs="Times New Roman"/>
+          <w:sz w:val="24"/>
+          <w:szCs w:val="24"/>
+        </w:rPr>
+        <w:t xml:space="preserve"> quiz created</w:t>
+      </w:r>
+    </w:p>
+    <w:p>
+      <w:pPr>
+        <w:numPr>
+          <w:ilvl w:val="2"/>
+          <w:numId w:val="10"/>
+        </w:numPr>
+        <w:rPr>
+          <w:rFonts w:ascii="Times New Roman" w:hAnsi="Times New Roman" w:cs="Times New Roman"/>
+          <w:sz w:val="24"/>
+          <w:szCs w:val="24"/>
+        </w:rPr>
+      </w:pPr>
+      <w:r>
+        <w:rPr>
+          <w:rFonts w:ascii="Times New Roman" w:hAnsi="Times New Roman" w:cs="Times New Roman"/>
+          <w:i/>
+          <w:iCs/>
+          <w:sz w:val="24"/>
+          <w:szCs w:val="24"/>
+        </w:rPr>
+        <w:t>Main Success Scenario:</w:t>
+      </w:r>
+      <w:r>
+        <w:rPr>
+          <w:rFonts w:ascii="Times New Roman" w:hAnsi="Times New Roman" w:cs="Times New Roman"/>
+          <w:sz w:val="24"/>
+          <w:szCs w:val="24"/>
+        </w:rPr>
+        <w:t> </w:t>
+      </w:r>
+      <w:r>
+        <w:rPr>
+          <w:rFonts w:ascii="Times New Roman" w:hAnsi="Times New Roman" w:cs="Times New Roman"/>
+          <w:sz w:val="24"/>
+          <w:szCs w:val="24"/>
+        </w:rPr>
+        <w:t>1. Enter quiz details 2. Save quiz 3. Quiz stored</w:t>
+      </w:r>
+    </w:p>
+    <w:p>
+      <w:pPr>
+        <w:numPr>
+          <w:ilvl w:val="2"/>
+          <w:numId w:val="10"/>
+        </w:numPr>
+        <w:rPr>
+          <w:rFonts w:ascii="Times New Roman" w:hAnsi="Times New Roman" w:cs="Times New Roman"/>
+          <w:sz w:val="24"/>
+          <w:szCs w:val="24"/>
+        </w:rPr>
+      </w:pPr>
+      <w:r>
+        <w:rPr>
+          <w:rFonts w:ascii="Times New Roman" w:hAnsi="Times New Roman" w:cs="Times New Roman"/>
+          <w:i/>
+          <w:iCs/>
+          <w:sz w:val="24"/>
+          <w:szCs w:val="24"/>
+        </w:rPr>
+        <w:t>Alternate Flows:</w:t>
+      </w:r>
+      <w:r>
+        <w:rPr>
+          <w:rFonts w:ascii="Times New Roman" w:hAnsi="Times New Roman" w:cs="Times New Roman"/>
+          <w:sz w:val="24"/>
+          <w:szCs w:val="24"/>
+        </w:rPr>
+        <w:t> </w:t>
+      </w:r>
+      <w:r>
+        <w:rPr>
+          <w:rFonts w:ascii="Times New Roman" w:hAnsi="Times New Roman" w:cs="Times New Roman"/>
+          <w:sz w:val="24"/>
+          <w:szCs w:val="24"/>
+        </w:rPr>
+        <w:t>Missing data</w:t>
+      </w:r>
+    </w:p>
+    <w:p>
+      <w:pPr>
+        <w:numPr>
+          <w:ilvl w:val="1"/>
+          <w:numId w:val="10"/>
+        </w:numPr>
+        <w:rPr>
+          <w:rFonts w:ascii="Times New Roman" w:hAnsi="Times New Roman" w:cs="Times New Roman"/>
+          <w:sz w:val="24"/>
+          <w:szCs w:val="24"/>
+        </w:rPr>
+      </w:pPr>
+    </w:p>
+    <w:p>
+      <w:pPr>
+        <w:numPr>
+          <w:ilvl w:val="2"/>
+          <w:numId w:val="10"/>
+        </w:numPr>
+        <w:rPr>
+          <w:rFonts w:ascii="Times New Roman" w:hAnsi="Times New Roman" w:cs="Times New Roman"/>
+          <w:sz w:val="24"/>
+          <w:szCs w:val="24"/>
+        </w:rPr>
+      </w:pPr>
+      <w:r>
+        <w:rPr>
+          <w:rFonts w:ascii="Times New Roman" w:hAnsi="Times New Roman" w:cs="Times New Roman"/>
+          <w:i/>
+          <w:iCs/>
+          <w:sz w:val="24"/>
+          <w:szCs w:val="24"/>
+        </w:rPr>
+        <w:t>Use Case Name:</w:t>
+      </w:r>
+      <w:r>
+        <w:rPr>
+          <w:rFonts w:ascii="Times New Roman" w:hAnsi="Times New Roman" w:cs="Times New Roman"/>
+          <w:sz w:val="24"/>
+          <w:szCs w:val="24"/>
+        </w:rPr>
+        <w:t> </w:t>
+      </w:r>
+      <w:r>
+        <w:rPr>
+          <w:rFonts w:ascii="Times New Roman" w:hAnsi="Times New Roman" w:cs="Times New Roman"/>
+          <w:sz w:val="24"/>
+          <w:szCs w:val="24"/>
+        </w:rPr>
+        <w:t>Create question</w:t>
+      </w:r>
+    </w:p>
+    <w:p>
+      <w:pPr>
+        <w:numPr>
+          <w:ilvl w:val="2"/>
+          <w:numId w:val="10"/>
+        </w:numPr>
+        <w:rPr>
+          <w:rFonts w:ascii="Times New Roman" w:hAnsi="Times New Roman" w:cs="Times New Roman"/>
+          <w:sz w:val="24"/>
+          <w:szCs w:val="24"/>
+        </w:rPr>
+      </w:pPr>
+      <w:r>
+        <w:rPr>
+          <w:rFonts w:ascii="Times New Roman" w:hAnsi="Times New Roman" w:cs="Times New Roman"/>
+          <w:i/>
+          <w:iCs/>
+          <w:sz w:val="24"/>
+          <w:szCs w:val="24"/>
+        </w:rPr>
+        <w:t>Actor:</w:t>
+      </w:r>
+      <w:r>
+        <w:rPr>
+          <w:rFonts w:ascii="Times New Roman" w:hAnsi="Times New Roman" w:cs="Times New Roman"/>
+          <w:sz w:val="24"/>
+          <w:szCs w:val="24"/>
+        </w:rPr>
+        <w:t> </w:t>
+      </w:r>
+      <w:r>
+        <w:rPr>
+          <w:rFonts w:ascii="Times New Roman" w:hAnsi="Times New Roman" w:cs="Times New Roman"/>
+          <w:sz w:val="24"/>
+          <w:szCs w:val="24"/>
+        </w:rPr>
+        <w:t>Instructor</w:t>
+      </w:r>
+    </w:p>
+    <w:p>
+      <w:pPr>
+        <w:numPr>
+          <w:ilvl w:val="2"/>
+          <w:numId w:val="10"/>
+        </w:numPr>
+        <w:rPr>
+          <w:rFonts w:ascii="Times New Roman" w:hAnsi="Times New Roman" w:cs="Times New Roman"/>
+          <w:sz w:val="24"/>
+          <w:szCs w:val="24"/>
+        </w:rPr>
+      </w:pPr>
+      <w:r>
+        <w:rPr>
+          <w:rFonts w:ascii="Times New Roman" w:hAnsi="Times New Roman" w:cs="Times New Roman"/>
+          <w:i/>
+          <w:iCs/>
+          <w:sz w:val="24"/>
+          <w:szCs w:val="24"/>
+        </w:rPr>
+        <w:t>Pre-condition:</w:t>
+      </w:r>
+      <w:r>
+        <w:rPr>
+          <w:rFonts w:ascii="Times New Roman" w:hAnsi="Times New Roman" w:cs="Times New Roman"/>
+          <w:sz w:val="24"/>
+          <w:szCs w:val="24"/>
+        </w:rPr>
+        <w:t> </w:t>
+      </w:r>
+      <w:r>
+        <w:rPr>
+          <w:rFonts w:ascii="Times New Roman" w:hAnsi="Times New Roman" w:cs="Times New Roman"/>
+          <w:sz w:val="24"/>
+          <w:szCs w:val="24"/>
+        </w:rPr>
+        <w:t>Quiz exists</w:t>
+      </w:r>
+    </w:p>
+    <w:p>
+      <w:pPr>
+        <w:numPr>
+          <w:ilvl w:val="2"/>
+          <w:numId w:val="10"/>
+        </w:numPr>
+        <w:rPr>
+          <w:rFonts w:ascii="Times New Roman" w:hAnsi="Times New Roman" w:cs="Times New Roman"/>
+          <w:sz w:val="24"/>
+          <w:szCs w:val="24"/>
+        </w:rPr>
+      </w:pPr>
+      <w:r>
+        <w:rPr>
+          <w:rFonts w:ascii="Times New Roman" w:hAnsi="Times New Roman" w:cs="Times New Roman"/>
+          <w:i/>
+          <w:iCs/>
+          <w:sz w:val="24"/>
+          <w:szCs w:val="24"/>
+        </w:rPr>
+        <w:t>Post-condition:</w:t>
+      </w:r>
+      <w:r>
+        <w:rPr>
+          <w:rFonts w:ascii="Times New Roman" w:hAnsi="Times New Roman" w:cs="Times New Roman"/>
+          <w:sz w:val="24"/>
+          <w:szCs w:val="24"/>
+        </w:rPr>
+        <w:t> </w:t>
+      </w:r>
+      <w:r>
+        <w:rPr>
+          <w:rFonts w:ascii="Times New Roman" w:hAnsi="Times New Roman" w:cs="Times New Roman"/>
+          <w:sz w:val="24"/>
+          <w:szCs w:val="24"/>
+        </w:rPr>
+        <w:t>Question added</w:t>
+      </w:r>
+    </w:p>
+    <w:p>
+      <w:pPr>
+        <w:numPr>
+          <w:ilvl w:val="2"/>
+          <w:numId w:val="10"/>
+        </w:numPr>
+        <w:rPr>
+          <w:rFonts w:ascii="Times New Roman" w:hAnsi="Times New Roman" w:cs="Times New Roman"/>
+          <w:sz w:val="24"/>
+          <w:szCs w:val="24"/>
+        </w:rPr>
+      </w:pPr>
+      <w:r>
+        <w:rPr>
+          <w:rFonts w:ascii="Times New Roman" w:hAnsi="Times New Roman" w:cs="Times New Roman"/>
+          <w:i/>
+          <w:iCs/>
+          <w:sz w:val="24"/>
+          <w:szCs w:val="24"/>
+        </w:rPr>
+        <w:t>Main Success Scenario:</w:t>
+      </w:r>
+      <w:r>
+        <w:rPr>
+          <w:rFonts w:ascii="Times New Roman" w:hAnsi="Times New Roman" w:cs="Times New Roman"/>
+          <w:sz w:val="24"/>
+          <w:szCs w:val="24"/>
+        </w:rPr>
+        <w:t> </w:t>
+      </w:r>
+      <w:r>
+        <w:rPr>
+          <w:rFonts w:ascii="Times New Roman" w:hAnsi="Times New Roman" w:cs="Times New Roman"/>
+          <w:sz w:val="24"/>
+          <w:szCs w:val="24"/>
+        </w:rPr>
+        <w:t>1. Select quiz 2. Add question 3. save</w:t>
+      </w:r>
+    </w:p>
+    <w:p>
+      <w:pPr>
+        <w:numPr>
+          <w:ilvl w:val="2"/>
+          <w:numId w:val="10"/>
+        </w:numPr>
+        <w:rPr>
+          <w:rFonts w:ascii="Times New Roman" w:hAnsi="Times New Roman" w:cs="Times New Roman"/>
+          <w:sz w:val="24"/>
+          <w:szCs w:val="24"/>
+        </w:rPr>
+      </w:pPr>
+      <w:r>
+        <w:rPr>
+          <w:rFonts w:ascii="Times New Roman" w:hAnsi="Times New Roman" w:cs="Times New Roman"/>
+          <w:i/>
+          <w:iCs/>
+          <w:sz w:val="24"/>
+          <w:szCs w:val="24"/>
+        </w:rPr>
+        <w:t>Alternate Flows:</w:t>
+      </w:r>
+      <w:r>
+        <w:rPr>
+          <w:rFonts w:ascii="Times New Roman" w:hAnsi="Times New Roman" w:cs="Times New Roman"/>
+          <w:sz w:val="24"/>
+          <w:szCs w:val="24"/>
+        </w:rPr>
+        <w:t> </w:t>
+      </w:r>
+      <w:r>
+        <w:rPr>
+          <w:rFonts w:ascii="Times New Roman" w:hAnsi="Times New Roman" w:cs="Times New Roman"/>
+          <w:sz w:val="24"/>
+          <w:szCs w:val="24"/>
+        </w:rPr>
+        <w:t>Invalid format</w:t>
+      </w:r>
+    </w:p>
+    <w:p>
+      <w:pPr>
+        <w:numPr>
+          <w:ilvl w:val="1"/>
+          <w:numId w:val="10"/>
+        </w:numPr>
+        <w:rPr>
+          <w:rFonts w:ascii="Times New Roman" w:hAnsi="Times New Roman" w:cs="Times New Roman"/>
+          <w:sz w:val="24"/>
+          <w:szCs w:val="24"/>
+        </w:rPr>
+      </w:pPr>
+    </w:p>
+    <w:p>
+      <w:pPr>
+        <w:numPr>
+          <w:ilvl w:val="2"/>
+          <w:numId w:val="10"/>
+        </w:numPr>
+        <w:rPr>
+          <w:rFonts w:ascii="Times New Roman" w:hAnsi="Times New Roman" w:cs="Times New Roman"/>
+          <w:sz w:val="24"/>
+          <w:szCs w:val="24"/>
+        </w:rPr>
+      </w:pPr>
+      <w:r>
+        <w:rPr>
+          <w:rFonts w:ascii="Times New Roman" w:hAnsi="Times New Roman" w:cs="Times New Roman"/>
+          <w:i/>
+          <w:iCs/>
+          <w:sz w:val="24"/>
+          <w:szCs w:val="24"/>
+        </w:rPr>
+        <w:lastRenderedPageBreak/>
+        <w:t>Use Case Name:</w:t>
+      </w:r>
+      <w:r>
+        <w:rPr>
+          <w:rFonts w:ascii="Times New Roman" w:hAnsi="Times New Roman" w:cs="Times New Roman"/>
+          <w:sz w:val="24"/>
+          <w:szCs w:val="24"/>
+        </w:rPr>
+        <w:t> </w:t>
+      </w:r>
+      <w:r>
+        <w:rPr>
+          <w:rFonts w:ascii="Times New Roman" w:hAnsi="Times New Roman" w:cs="Times New Roman"/>
+          <w:sz w:val="24"/>
+          <w:szCs w:val="24"/>
+        </w:rPr>
+        <w:t>Edit question</w:t>
+      </w:r>
+    </w:p>
+    <w:p>
+      <w:pPr>
+        <w:numPr>
+          <w:ilvl w:val="2"/>
+          <w:numId w:val="10"/>
+        </w:numPr>
+        <w:rPr>
+          <w:rFonts w:ascii="Times New Roman" w:hAnsi="Times New Roman" w:cs="Times New Roman"/>
+          <w:sz w:val="24"/>
+          <w:szCs w:val="24"/>
+        </w:rPr>
+      </w:pPr>
+      <w:r>
+        <w:rPr>
+          <w:rFonts w:ascii="Times New Roman" w:hAnsi="Times New Roman" w:cs="Times New Roman"/>
+          <w:i/>
+          <w:iCs/>
+          <w:sz w:val="24"/>
+          <w:szCs w:val="24"/>
+        </w:rPr>
+        <w:t>Actor:</w:t>
+      </w:r>
+      <w:r>
+        <w:rPr>
+          <w:rFonts w:ascii="Times New Roman" w:hAnsi="Times New Roman" w:cs="Times New Roman"/>
+          <w:sz w:val="24"/>
+          <w:szCs w:val="24"/>
+        </w:rPr>
+        <w:t> </w:t>
+      </w:r>
+      <w:r>
+        <w:rPr>
+          <w:rFonts w:ascii="Times New Roman" w:hAnsi="Times New Roman" w:cs="Times New Roman"/>
+          <w:sz w:val="24"/>
+          <w:szCs w:val="24"/>
+        </w:rPr>
+        <w:t>Instructor</w:t>
+      </w:r>
+    </w:p>
+    <w:p>
+      <w:pPr>
+        <w:numPr>
+          <w:ilvl w:val="2"/>
+          <w:numId w:val="10"/>
+        </w:numPr>
+        <w:rPr>
+          <w:rFonts w:ascii="Times New Roman" w:hAnsi="Times New Roman" w:cs="Times New Roman"/>
+          <w:sz w:val="24"/>
+          <w:szCs w:val="24"/>
+        </w:rPr>
+      </w:pPr>
+      <w:r>
+        <w:rPr>
+          <w:rFonts w:ascii="Times New Roman" w:hAnsi="Times New Roman" w:cs="Times New Roman"/>
+          <w:i/>
+          <w:iCs/>
+          <w:sz w:val="24"/>
+          <w:szCs w:val="24"/>
+        </w:rPr>
+        <w:t>Pre-condition:</w:t>
+      </w:r>
+      <w:r>
+        <w:rPr>
+          <w:rFonts w:ascii="Times New Roman" w:hAnsi="Times New Roman" w:cs="Times New Roman"/>
+          <w:sz w:val="24"/>
+          <w:szCs w:val="24"/>
+        </w:rPr>
+        <w:t> </w:t>
+      </w:r>
+      <w:r>
+        <w:rPr>
+          <w:rFonts w:ascii="Times New Roman" w:hAnsi="Times New Roman" w:cs="Times New Roman"/>
+          <w:sz w:val="24"/>
+          <w:szCs w:val="24"/>
+        </w:rPr>
+        <w:t>Qu</w:t>
+      </w:r>
+      <w:r>
+        <w:rPr>
+          <w:rFonts w:ascii="Times New Roman" w:hAnsi="Times New Roman" w:cs="Times New Roman"/>
+          <w:sz w:val="24"/>
+          <w:szCs w:val="24"/>
+        </w:rPr>
+        <w:t>estion exists</w:t>
+      </w:r>
+    </w:p>
+    <w:p>
+      <w:pPr>
+        <w:numPr>
+          <w:ilvl w:val="2"/>
+          <w:numId w:val="10"/>
+        </w:numPr>
+        <w:rPr>
+          <w:rFonts w:ascii="Times New Roman" w:hAnsi="Times New Roman" w:cs="Times New Roman"/>
+          <w:sz w:val="24"/>
+          <w:szCs w:val="24"/>
+        </w:rPr>
+      </w:pPr>
+      <w:r>
+        <w:rPr>
+          <w:rFonts w:ascii="Times New Roman" w:hAnsi="Times New Roman" w:cs="Times New Roman"/>
+          <w:i/>
+          <w:iCs/>
+          <w:sz w:val="24"/>
+          <w:szCs w:val="24"/>
+        </w:rPr>
+        <w:t>Post-condition:</w:t>
+      </w:r>
+      <w:r>
+        <w:rPr>
+          <w:rFonts w:ascii="Times New Roman" w:hAnsi="Times New Roman" w:cs="Times New Roman"/>
+          <w:sz w:val="24"/>
+          <w:szCs w:val="24"/>
+        </w:rPr>
+        <w:t> </w:t>
+      </w:r>
+      <w:r>
+        <w:rPr>
+          <w:rFonts w:ascii="Times New Roman" w:hAnsi="Times New Roman" w:cs="Times New Roman"/>
+          <w:sz w:val="24"/>
+          <w:szCs w:val="24"/>
+        </w:rPr>
+        <w:t>Question updated</w:t>
+      </w:r>
+    </w:p>
+    <w:p>
+      <w:pPr>
+        <w:numPr>
+          <w:ilvl w:val="2"/>
+          <w:numId w:val="10"/>
+        </w:numPr>
+        <w:rPr>
+          <w:rFonts w:ascii="Times New Roman" w:hAnsi="Times New Roman" w:cs="Times New Roman"/>
+          <w:sz w:val="24"/>
+          <w:szCs w:val="24"/>
+        </w:rPr>
+      </w:pPr>
+      <w:r>
+        <w:rPr>
+          <w:rFonts w:ascii="Times New Roman" w:hAnsi="Times New Roman" w:cs="Times New Roman"/>
+          <w:i/>
+          <w:iCs/>
+          <w:sz w:val="24"/>
+          <w:szCs w:val="24"/>
+        </w:rPr>
+        <w:t>Main Success Scenario:</w:t>
+      </w:r>
+      <w:r>
+        <w:rPr>
+          <w:rFonts w:ascii="Times New Roman" w:hAnsi="Times New Roman" w:cs="Times New Roman"/>
+          <w:sz w:val="24"/>
+          <w:szCs w:val="24"/>
+        </w:rPr>
+        <w:t> </w:t>
+      </w:r>
+      <w:r>
+        <w:rPr>
+          <w:rFonts w:ascii="Times New Roman" w:hAnsi="Times New Roman" w:cs="Times New Roman"/>
+          <w:sz w:val="24"/>
+          <w:szCs w:val="24"/>
+        </w:rPr>
+        <w:t xml:space="preserve">1. Select question 2. Modify 3. Save </w:t>
+      </w:r>
+    </w:p>
+    <w:p>
+      <w:pPr>
+        <w:numPr>
+          <w:ilvl w:val="2"/>
+          <w:numId w:val="10"/>
+        </w:numPr>
+        <w:rPr>
+          <w:rFonts w:ascii="Times New Roman" w:hAnsi="Times New Roman" w:cs="Times New Roman"/>
+          <w:sz w:val="24"/>
+          <w:szCs w:val="24"/>
+        </w:rPr>
+      </w:pPr>
+      <w:r>
+        <w:rPr>
+          <w:rFonts w:ascii="Times New Roman" w:hAnsi="Times New Roman" w:cs="Times New Roman"/>
+          <w:i/>
+          <w:iCs/>
+          <w:sz w:val="24"/>
+          <w:szCs w:val="24"/>
+        </w:rPr>
+        <w:t>Alternate Flows:</w:t>
+      </w:r>
+      <w:r>
+        <w:rPr>
+          <w:rFonts w:ascii="Times New Roman" w:hAnsi="Times New Roman" w:cs="Times New Roman"/>
+          <w:sz w:val="24"/>
+          <w:szCs w:val="24"/>
+        </w:rPr>
+        <w:t> </w:t>
+      </w:r>
+      <w:r>
+        <w:rPr>
+          <w:rFonts w:ascii="Times New Roman" w:hAnsi="Times New Roman" w:cs="Times New Roman"/>
+          <w:sz w:val="24"/>
+          <w:szCs w:val="24"/>
+        </w:rPr>
+        <w:t>Save error</w:t>
+      </w:r>
+    </w:p>
+    <w:p>
+      <w:pPr>
+        <w:numPr>
+          <w:ilvl w:val="1"/>
+          <w:numId w:val="10"/>
+        </w:numPr>
+        <w:rPr>
+          <w:rFonts w:ascii="Times New Roman" w:hAnsi="Times New Roman" w:cs="Times New Roman"/>
+          <w:sz w:val="24"/>
+          <w:szCs w:val="24"/>
+        </w:rPr>
+      </w:pPr>
+    </w:p>
+    <w:p>
+      <w:pPr>
+        <w:numPr>
+          <w:ilvl w:val="2"/>
+          <w:numId w:val="10"/>
+        </w:numPr>
+        <w:rPr>
+          <w:rFonts w:ascii="Times New Roman" w:hAnsi="Times New Roman" w:cs="Times New Roman"/>
+          <w:sz w:val="24"/>
+          <w:szCs w:val="24"/>
+        </w:rPr>
+      </w:pPr>
+      <w:r>
+        <w:rPr>
+          <w:rFonts w:ascii="Times New Roman" w:hAnsi="Times New Roman" w:cs="Times New Roman"/>
+          <w:i/>
+          <w:iCs/>
+          <w:sz w:val="24"/>
+          <w:szCs w:val="24"/>
+        </w:rPr>
+        <w:t>Use Case Name:</w:t>
+      </w:r>
+      <w:r>
+        <w:rPr>
+          <w:rFonts w:ascii="Times New Roman" w:hAnsi="Times New Roman" w:cs="Times New Roman"/>
+          <w:sz w:val="24"/>
+          <w:szCs w:val="24"/>
+        </w:rPr>
+        <w:t> </w:t>
+      </w:r>
+      <w:r>
+        <w:rPr>
+          <w:rFonts w:ascii="Times New Roman" w:hAnsi="Times New Roman" w:cs="Times New Roman"/>
+          <w:sz w:val="24"/>
+          <w:szCs w:val="24"/>
+        </w:rPr>
+        <w:t>Remove question</w:t>
+      </w:r>
+    </w:p>
+    <w:p>
+      <w:pPr>
+        <w:numPr>
+          <w:ilvl w:val="2"/>
+          <w:numId w:val="10"/>
+        </w:numPr>
+        <w:rPr>
+          <w:rFonts w:ascii="Times New Roman" w:hAnsi="Times New Roman" w:cs="Times New Roman"/>
+          <w:sz w:val="24"/>
+          <w:szCs w:val="24"/>
+        </w:rPr>
+      </w:pPr>
+      <w:r>
+        <w:rPr>
+          <w:rFonts w:ascii="Times New Roman" w:hAnsi="Times New Roman" w:cs="Times New Roman"/>
+          <w:i/>
+          <w:iCs/>
+          <w:sz w:val="24"/>
+          <w:szCs w:val="24"/>
+        </w:rPr>
+        <w:t>Actor:</w:t>
+      </w:r>
+      <w:r>
+        <w:rPr>
+          <w:rFonts w:ascii="Times New Roman" w:hAnsi="Times New Roman" w:cs="Times New Roman"/>
+          <w:sz w:val="24"/>
+          <w:szCs w:val="24"/>
+        </w:rPr>
+        <w:t> </w:t>
+      </w:r>
+      <w:r>
+        <w:rPr>
+          <w:rFonts w:ascii="Times New Roman" w:hAnsi="Times New Roman" w:cs="Times New Roman"/>
+          <w:sz w:val="24"/>
+          <w:szCs w:val="24"/>
+        </w:rPr>
+        <w:t>Instructor</w:t>
+      </w:r>
+    </w:p>
+    <w:p>
+      <w:pPr>
+        <w:numPr>
+          <w:ilvl w:val="2"/>
+          <w:numId w:val="10"/>
+        </w:numPr>
+        <w:rPr>
+          <w:rFonts w:ascii="Times New Roman" w:hAnsi="Times New Roman" w:cs="Times New Roman"/>
+          <w:sz w:val="24"/>
+          <w:szCs w:val="24"/>
+        </w:rPr>
+      </w:pPr>
+      <w:r>
+        <w:rPr>
+          <w:rFonts w:ascii="Times New Roman" w:hAnsi="Times New Roman" w:cs="Times New Roman"/>
+          <w:i/>
+          <w:iCs/>
+          <w:sz w:val="24"/>
+          <w:szCs w:val="24"/>
+        </w:rPr>
+        <w:t>Pre-condition:</w:t>
+      </w:r>
+      <w:r>
+        <w:rPr>
+          <w:rFonts w:ascii="Times New Roman" w:hAnsi="Times New Roman" w:cs="Times New Roman"/>
+          <w:sz w:val="24"/>
+          <w:szCs w:val="24"/>
+        </w:rPr>
+        <w:t> </w:t>
+      </w:r>
+      <w:r>
+        <w:rPr>
+          <w:rFonts w:ascii="Times New Roman" w:hAnsi="Times New Roman" w:cs="Times New Roman"/>
+          <w:sz w:val="24"/>
+          <w:szCs w:val="24"/>
+        </w:rPr>
+        <w:t>Q</w:t>
+      </w:r>
+      <w:r>
+        <w:rPr>
+          <w:rFonts w:ascii="Times New Roman" w:hAnsi="Times New Roman" w:cs="Times New Roman"/>
+          <w:sz w:val="24"/>
+          <w:szCs w:val="24"/>
+        </w:rPr>
+        <w:t>uestion</w:t>
+      </w:r>
+      <w:r>
+        <w:rPr>
+          <w:rFonts w:ascii="Times New Roman" w:hAnsi="Times New Roman" w:cs="Times New Roman"/>
+          <w:sz w:val="24"/>
+          <w:szCs w:val="24"/>
+        </w:rPr>
+        <w:t xml:space="preserve"> exists</w:t>
+      </w:r>
+    </w:p>
+    <w:p>
+      <w:pPr>
+        <w:numPr>
+          <w:ilvl w:val="2"/>
+          <w:numId w:val="10"/>
+        </w:numPr>
+        <w:rPr>
+          <w:rFonts w:ascii="Times New Roman" w:hAnsi="Times New Roman" w:cs="Times New Roman"/>
+          <w:sz w:val="24"/>
+          <w:szCs w:val="24"/>
+        </w:rPr>
+      </w:pPr>
+      <w:r>
+        <w:rPr>
+          <w:rFonts w:ascii="Times New Roman" w:hAnsi="Times New Roman" w:cs="Times New Roman"/>
+          <w:i/>
+          <w:iCs/>
+          <w:sz w:val="24"/>
+          <w:szCs w:val="24"/>
+        </w:rPr>
+        <w:t>Post-condition:</w:t>
+      </w:r>
+      <w:r>
+        <w:rPr>
+          <w:rFonts w:ascii="Times New Roman" w:hAnsi="Times New Roman" w:cs="Times New Roman"/>
+          <w:sz w:val="24"/>
+          <w:szCs w:val="24"/>
+        </w:rPr>
+        <w:t> </w:t>
+      </w:r>
+      <w:r>
+        <w:rPr>
+          <w:rFonts w:ascii="Times New Roman" w:hAnsi="Times New Roman" w:cs="Times New Roman"/>
+          <w:sz w:val="24"/>
+          <w:szCs w:val="24"/>
+        </w:rPr>
+        <w:t>Question deleted</w:t>
+      </w:r>
+    </w:p>
+    <w:p>
+      <w:pPr>
+        <w:numPr>
+          <w:ilvl w:val="2"/>
+          <w:numId w:val="10"/>
+        </w:numPr>
+        <w:rPr>
+          <w:rFonts w:ascii="Times New Roman" w:hAnsi="Times New Roman" w:cs="Times New Roman"/>
+          <w:sz w:val="24"/>
+          <w:szCs w:val="24"/>
+        </w:rPr>
+      </w:pPr>
+      <w:r>
+        <w:rPr>
+          <w:rFonts w:ascii="Times New Roman" w:hAnsi="Times New Roman" w:cs="Times New Roman"/>
+          <w:i/>
+          <w:iCs/>
+          <w:sz w:val="24"/>
+          <w:szCs w:val="24"/>
+        </w:rPr>
+        <w:t>Main Success Scenario:</w:t>
+      </w:r>
+      <w:r>
+        <w:rPr>
+          <w:rFonts w:ascii="Times New Roman" w:hAnsi="Times New Roman" w:cs="Times New Roman"/>
+          <w:sz w:val="24"/>
+          <w:szCs w:val="24"/>
+        </w:rPr>
+        <w:t> </w:t>
+      </w:r>
+      <w:r>
+        <w:rPr>
+          <w:rFonts w:ascii="Times New Roman" w:hAnsi="Times New Roman" w:cs="Times New Roman"/>
+          <w:sz w:val="24"/>
+          <w:szCs w:val="24"/>
+        </w:rPr>
+        <w:t xml:space="preserve">1. Select question 2. Confirm delete 3. Remove </w:t>
+      </w:r>
+    </w:p>
+    <w:p>
+      <w:pPr>
+        <w:numPr>
+          <w:ilvl w:val="2"/>
+          <w:numId w:val="10"/>
+        </w:numPr>
+        <w:rPr>
+          <w:rFonts w:ascii="Times New Roman" w:hAnsi="Times New Roman" w:cs="Times New Roman"/>
+          <w:sz w:val="24"/>
+          <w:szCs w:val="24"/>
+        </w:rPr>
+      </w:pPr>
+      <w:r>
+        <w:rPr>
+          <w:rFonts w:ascii="Times New Roman" w:hAnsi="Times New Roman" w:cs="Times New Roman"/>
+          <w:i/>
+          <w:iCs/>
+          <w:sz w:val="24"/>
+          <w:szCs w:val="24"/>
+        </w:rPr>
+        <w:t>Alternate Flows:</w:t>
+      </w:r>
+      <w:r>
+        <w:rPr>
+          <w:rFonts w:ascii="Times New Roman" w:hAnsi="Times New Roman" w:cs="Times New Roman"/>
+          <w:sz w:val="24"/>
+          <w:szCs w:val="24"/>
+        </w:rPr>
+        <w:t> </w:t>
+      </w:r>
+      <w:r>
+        <w:rPr>
+          <w:rFonts w:ascii="Times New Roman" w:hAnsi="Times New Roman" w:cs="Times New Roman"/>
+          <w:sz w:val="24"/>
+          <w:szCs w:val="24"/>
+        </w:rPr>
+        <w:t>cancel action</w:t>
+      </w:r>
+    </w:p>
+    <w:p>
+      <w:pPr>
+        <w:numPr>
+          <w:ilvl w:val="1"/>
+          <w:numId w:val="10"/>
+        </w:numPr>
+        <w:rPr>
+          <w:rFonts w:ascii="Times New Roman" w:hAnsi="Times New Roman" w:cs="Times New Roman"/>
+          <w:sz w:val="24"/>
+          <w:szCs w:val="24"/>
+        </w:rPr>
+      </w:pPr>
+    </w:p>
+    <w:p>
+      <w:pPr>
+        <w:numPr>
+          <w:ilvl w:val="2"/>
+          <w:numId w:val="10"/>
+        </w:numPr>
+        <w:rPr>
+          <w:rFonts w:ascii="Times New Roman" w:hAnsi="Times New Roman" w:cs="Times New Roman"/>
+          <w:sz w:val="24"/>
+          <w:szCs w:val="24"/>
+        </w:rPr>
+      </w:pPr>
+      <w:r>
+        <w:rPr>
+          <w:rFonts w:ascii="Times New Roman" w:hAnsi="Times New Roman" w:cs="Times New Roman"/>
+          <w:i/>
+          <w:iCs/>
+          <w:sz w:val="24"/>
+          <w:szCs w:val="24"/>
+        </w:rPr>
+        <w:t>Use Case Name:</w:t>
+      </w:r>
+      <w:r>
+        <w:rPr>
+          <w:rFonts w:ascii="Times New Roman" w:hAnsi="Times New Roman" w:cs="Times New Roman"/>
+          <w:sz w:val="24"/>
+          <w:szCs w:val="24"/>
+        </w:rPr>
+        <w:t> </w:t>
+      </w:r>
+      <w:r>
+        <w:rPr>
+          <w:rFonts w:ascii="Times New Roman" w:hAnsi="Times New Roman" w:cs="Times New Roman"/>
+          <w:sz w:val="24"/>
+          <w:szCs w:val="24"/>
+        </w:rPr>
+        <w:t>Select question type</w:t>
+      </w:r>
+    </w:p>
+    <w:p>
+      <w:pPr>
+        <w:numPr>
+          <w:ilvl w:val="2"/>
+          <w:numId w:val="10"/>
+        </w:numPr>
+        <w:rPr>
+          <w:rFonts w:ascii="Times New Roman" w:hAnsi="Times New Roman" w:cs="Times New Roman"/>
+          <w:sz w:val="24"/>
+          <w:szCs w:val="24"/>
+        </w:rPr>
+      </w:pPr>
+      <w:r>
+        <w:rPr>
+          <w:rFonts w:ascii="Times New Roman" w:hAnsi="Times New Roman" w:cs="Times New Roman"/>
+          <w:i/>
+          <w:iCs/>
+          <w:sz w:val="24"/>
+          <w:szCs w:val="24"/>
+        </w:rPr>
+        <w:t>Actor:</w:t>
+      </w:r>
+      <w:r>
+        <w:rPr>
+          <w:rFonts w:ascii="Times New Roman" w:hAnsi="Times New Roman" w:cs="Times New Roman"/>
+          <w:sz w:val="24"/>
+          <w:szCs w:val="24"/>
+        </w:rPr>
+        <w:t> </w:t>
+      </w:r>
+      <w:r>
+        <w:rPr>
+          <w:rFonts w:ascii="Times New Roman" w:hAnsi="Times New Roman" w:cs="Times New Roman"/>
+          <w:sz w:val="24"/>
+          <w:szCs w:val="24"/>
+        </w:rPr>
+        <w:t>Instructor</w:t>
+      </w:r>
+    </w:p>
+    <w:p>
+      <w:pPr>
+        <w:numPr>
+          <w:ilvl w:val="2"/>
+          <w:numId w:val="10"/>
+        </w:numPr>
+        <w:rPr>
+          <w:rFonts w:ascii="Times New Roman" w:hAnsi="Times New Roman" w:cs="Times New Roman"/>
+          <w:sz w:val="24"/>
+          <w:szCs w:val="24"/>
+        </w:rPr>
+      </w:pPr>
+      <w:r>
+        <w:rPr>
+          <w:rFonts w:ascii="Times New Roman" w:hAnsi="Times New Roman" w:cs="Times New Roman"/>
+          <w:i/>
+          <w:iCs/>
+          <w:sz w:val="24"/>
+          <w:szCs w:val="24"/>
+        </w:rPr>
+        <w:t>Pre-condition:</w:t>
+      </w:r>
+      <w:r>
+        <w:rPr>
+          <w:rFonts w:ascii="Times New Roman" w:hAnsi="Times New Roman" w:cs="Times New Roman"/>
+          <w:sz w:val="24"/>
+          <w:szCs w:val="24"/>
+        </w:rPr>
+        <w:t> </w:t>
+      </w:r>
+      <w:r>
+        <w:rPr>
+          <w:rFonts w:ascii="Times New Roman" w:hAnsi="Times New Roman" w:cs="Times New Roman"/>
+          <w:sz w:val="24"/>
+          <w:szCs w:val="24"/>
+        </w:rPr>
+        <w:t>creating / editing question</w:t>
+      </w:r>
+    </w:p>
+    <w:p>
+      <w:pPr>
+        <w:numPr>
+          <w:ilvl w:val="2"/>
+          <w:numId w:val="10"/>
+        </w:numPr>
+        <w:rPr>
+          <w:rFonts w:ascii="Times New Roman" w:hAnsi="Times New Roman" w:cs="Times New Roman"/>
+          <w:sz w:val="24"/>
+          <w:szCs w:val="24"/>
+        </w:rPr>
+      </w:pPr>
+      <w:r>
+        <w:rPr>
+          <w:rFonts w:ascii="Times New Roman" w:hAnsi="Times New Roman" w:cs="Times New Roman"/>
+          <w:i/>
+          <w:iCs/>
+          <w:sz w:val="24"/>
+          <w:szCs w:val="24"/>
+        </w:rPr>
+        <w:t>Post-condition:</w:t>
+      </w:r>
+      <w:r>
+        <w:rPr>
+          <w:rFonts w:ascii="Times New Roman" w:hAnsi="Times New Roman" w:cs="Times New Roman"/>
+          <w:sz w:val="24"/>
+          <w:szCs w:val="24"/>
+        </w:rPr>
+        <w:t> </w:t>
+      </w:r>
+      <w:r>
+        <w:rPr>
+          <w:rFonts w:ascii="Times New Roman" w:hAnsi="Times New Roman" w:cs="Times New Roman"/>
+          <w:sz w:val="24"/>
+          <w:szCs w:val="24"/>
+        </w:rPr>
+        <w:t>Type assigned</w:t>
+      </w:r>
+    </w:p>
+    <w:p>
+      <w:pPr>
+        <w:numPr>
+          <w:ilvl w:val="2"/>
+          <w:numId w:val="10"/>
+        </w:numPr>
+        <w:rPr>
+          <w:rFonts w:ascii="Times New Roman" w:hAnsi="Times New Roman" w:cs="Times New Roman"/>
+          <w:sz w:val="24"/>
+          <w:szCs w:val="24"/>
+        </w:rPr>
+      </w:pPr>
+      <w:r>
+        <w:rPr>
+          <w:rFonts w:ascii="Times New Roman" w:hAnsi="Times New Roman" w:cs="Times New Roman"/>
+          <w:i/>
+          <w:iCs/>
+          <w:sz w:val="24"/>
+          <w:szCs w:val="24"/>
+        </w:rPr>
+        <w:t>Main Success Scenario:</w:t>
+      </w:r>
+      <w:r>
+        <w:rPr>
+          <w:rFonts w:ascii="Times New Roman" w:hAnsi="Times New Roman" w:cs="Times New Roman"/>
+          <w:sz w:val="24"/>
+          <w:szCs w:val="24"/>
+        </w:rPr>
+        <w:t> </w:t>
+      </w:r>
+      <w:r>
+        <w:rPr>
+          <w:rFonts w:ascii="Times New Roman" w:hAnsi="Times New Roman" w:cs="Times New Roman"/>
+          <w:sz w:val="24"/>
+          <w:szCs w:val="24"/>
+        </w:rPr>
+        <w:t>1. Choose type (MCQ, etc.) 2. System applies format</w:t>
+      </w:r>
+    </w:p>
+    <w:p>
+      <w:pPr>
+        <w:numPr>
+          <w:ilvl w:val="2"/>
+          <w:numId w:val="10"/>
+        </w:numPr>
+        <w:rPr>
+          <w:rFonts w:ascii="Times New Roman" w:hAnsi="Times New Roman" w:cs="Times New Roman"/>
+          <w:sz w:val="24"/>
+          <w:szCs w:val="24"/>
+        </w:rPr>
+      </w:pPr>
+      <w:r>
+        <w:rPr>
+          <w:rFonts w:ascii="Times New Roman" w:hAnsi="Times New Roman" w:cs="Times New Roman"/>
+          <w:i/>
+          <w:iCs/>
+          <w:sz w:val="24"/>
+          <w:szCs w:val="24"/>
+        </w:rPr>
+        <w:t>Alternate Flows:</w:t>
+      </w:r>
+      <w:r>
+        <w:rPr>
+          <w:rFonts w:ascii="Times New Roman" w:hAnsi="Times New Roman" w:cs="Times New Roman"/>
+          <w:sz w:val="24"/>
+          <w:szCs w:val="24"/>
+        </w:rPr>
+        <w:t> </w:t>
+      </w:r>
+      <w:r>
+        <w:rPr>
+          <w:rFonts w:ascii="Times New Roman" w:hAnsi="Times New Roman" w:cs="Times New Roman"/>
+          <w:sz w:val="24"/>
+          <w:szCs w:val="24"/>
+        </w:rPr>
+        <w:t>Unsupported type</w:t>
+      </w:r>
+    </w:p>
+    <w:p>
+      <w:pPr>
+        <w:numPr>
+          <w:ilvl w:val="1"/>
+          <w:numId w:val="10"/>
+        </w:numPr>
+        <w:rPr>
+          <w:rFonts w:ascii="Times New Roman" w:hAnsi="Times New Roman" w:cs="Times New Roman"/>
+          <w:sz w:val="24"/>
+          <w:szCs w:val="24"/>
+        </w:rPr>
+      </w:pPr>
+    </w:p>
+    <w:p>
+      <w:pPr>
+        <w:numPr>
+          <w:ilvl w:val="2"/>
+          <w:numId w:val="10"/>
+        </w:numPr>
+        <w:rPr>
+          <w:rFonts w:ascii="Times New Roman" w:hAnsi="Times New Roman" w:cs="Times New Roman"/>
+          <w:sz w:val="24"/>
+          <w:szCs w:val="24"/>
+        </w:rPr>
+      </w:pPr>
+      <w:r>
+        <w:rPr>
+          <w:rFonts w:ascii="Times New Roman" w:hAnsi="Times New Roman" w:cs="Times New Roman"/>
+          <w:i/>
+          <w:iCs/>
+          <w:sz w:val="24"/>
+          <w:szCs w:val="24"/>
+        </w:rPr>
+        <w:t>Use Case Name:</w:t>
+      </w:r>
+      <w:r>
+        <w:rPr>
+          <w:rFonts w:ascii="Times New Roman" w:hAnsi="Times New Roman" w:cs="Times New Roman"/>
+          <w:sz w:val="24"/>
+          <w:szCs w:val="24"/>
+        </w:rPr>
+        <w:t> </w:t>
+      </w:r>
+      <w:r>
+        <w:rPr>
+          <w:rFonts w:ascii="Times New Roman" w:hAnsi="Times New Roman" w:cs="Times New Roman"/>
+          <w:sz w:val="24"/>
+          <w:szCs w:val="24"/>
+        </w:rPr>
+        <w:t>Set quiz dates</w:t>
+      </w:r>
+    </w:p>
+    <w:p>
+      <w:pPr>
+        <w:numPr>
+          <w:ilvl w:val="2"/>
+          <w:numId w:val="10"/>
+        </w:numPr>
+        <w:rPr>
+          <w:rFonts w:ascii="Times New Roman" w:hAnsi="Times New Roman" w:cs="Times New Roman"/>
+          <w:sz w:val="24"/>
+          <w:szCs w:val="24"/>
+        </w:rPr>
+      </w:pPr>
+      <w:r>
+        <w:rPr>
+          <w:rFonts w:ascii="Times New Roman" w:hAnsi="Times New Roman" w:cs="Times New Roman"/>
+          <w:i/>
+          <w:iCs/>
+          <w:sz w:val="24"/>
+          <w:szCs w:val="24"/>
+        </w:rPr>
+        <w:t>Actor:</w:t>
+      </w:r>
+      <w:r>
+        <w:rPr>
+          <w:rFonts w:ascii="Times New Roman" w:hAnsi="Times New Roman" w:cs="Times New Roman"/>
+          <w:sz w:val="24"/>
+          <w:szCs w:val="24"/>
+        </w:rPr>
+        <w:t> </w:t>
+      </w:r>
+      <w:r>
+        <w:rPr>
+          <w:rFonts w:ascii="Times New Roman" w:hAnsi="Times New Roman" w:cs="Times New Roman"/>
+          <w:sz w:val="24"/>
+          <w:szCs w:val="24"/>
+        </w:rPr>
+        <w:t>Instructor</w:t>
+      </w:r>
+    </w:p>
+    <w:p>
+      <w:pPr>
+        <w:numPr>
+          <w:ilvl w:val="2"/>
+          <w:numId w:val="10"/>
+        </w:numPr>
+        <w:rPr>
+          <w:rFonts w:ascii="Times New Roman" w:hAnsi="Times New Roman" w:cs="Times New Roman"/>
+          <w:sz w:val="24"/>
+          <w:szCs w:val="24"/>
+        </w:rPr>
+      </w:pPr>
+      <w:r>
+        <w:rPr>
+          <w:rFonts w:ascii="Times New Roman" w:hAnsi="Times New Roman" w:cs="Times New Roman"/>
+          <w:i/>
+          <w:iCs/>
+          <w:sz w:val="24"/>
+          <w:szCs w:val="24"/>
+        </w:rPr>
+        <w:t>Pre-condition:</w:t>
+      </w:r>
+      <w:r>
+        <w:rPr>
+          <w:rFonts w:ascii="Times New Roman" w:hAnsi="Times New Roman" w:cs="Times New Roman"/>
+          <w:sz w:val="24"/>
+          <w:szCs w:val="24"/>
+        </w:rPr>
+        <w:t> </w:t>
+      </w:r>
+      <w:r>
+        <w:rPr>
+          <w:rFonts w:ascii="Times New Roman" w:hAnsi="Times New Roman" w:cs="Times New Roman"/>
+          <w:sz w:val="24"/>
+          <w:szCs w:val="24"/>
+        </w:rPr>
+        <w:t>Quiz exists</w:t>
+      </w:r>
+    </w:p>
+    <w:p>
+      <w:pPr>
+        <w:numPr>
+          <w:ilvl w:val="2"/>
+          <w:numId w:val="10"/>
+        </w:numPr>
+        <w:rPr>
+          <w:rFonts w:ascii="Times New Roman" w:hAnsi="Times New Roman" w:cs="Times New Roman"/>
+          <w:sz w:val="24"/>
+          <w:szCs w:val="24"/>
+        </w:rPr>
+      </w:pPr>
+      <w:r>
+        <w:rPr>
+          <w:rFonts w:ascii="Times New Roman" w:hAnsi="Times New Roman" w:cs="Times New Roman"/>
+          <w:i/>
+          <w:iCs/>
+          <w:sz w:val="24"/>
+          <w:szCs w:val="24"/>
+        </w:rPr>
+        <w:t>Post-condition:</w:t>
+      </w:r>
+      <w:r>
+        <w:rPr>
+          <w:rFonts w:ascii="Times New Roman" w:hAnsi="Times New Roman" w:cs="Times New Roman"/>
+          <w:sz w:val="24"/>
+          <w:szCs w:val="24"/>
+        </w:rPr>
+        <w:t> </w:t>
+      </w:r>
+      <w:r>
+        <w:rPr>
+          <w:rFonts w:ascii="Times New Roman" w:hAnsi="Times New Roman" w:cs="Times New Roman"/>
+          <w:sz w:val="24"/>
+          <w:szCs w:val="24"/>
+        </w:rPr>
+        <w:t>schedule set</w:t>
+      </w:r>
+    </w:p>
+    <w:p>
+      <w:pPr>
+        <w:numPr>
+          <w:ilvl w:val="2"/>
+          <w:numId w:val="10"/>
+        </w:numPr>
+        <w:rPr>
+          <w:rFonts w:ascii="Times New Roman" w:hAnsi="Times New Roman" w:cs="Times New Roman"/>
+          <w:sz w:val="24"/>
+          <w:szCs w:val="24"/>
+        </w:rPr>
+      </w:pPr>
+      <w:r>
+        <w:rPr>
+          <w:rFonts w:ascii="Times New Roman" w:hAnsi="Times New Roman" w:cs="Times New Roman"/>
+          <w:i/>
+          <w:iCs/>
+          <w:sz w:val="24"/>
+          <w:szCs w:val="24"/>
+        </w:rPr>
+        <w:t>Main Success Scenario:</w:t>
+      </w:r>
+      <w:r>
+        <w:rPr>
+          <w:rFonts w:ascii="Times New Roman" w:hAnsi="Times New Roman" w:cs="Times New Roman"/>
+          <w:sz w:val="24"/>
+          <w:szCs w:val="24"/>
+        </w:rPr>
+        <w:t> </w:t>
+      </w:r>
+      <w:r>
+        <w:rPr>
+          <w:rFonts w:ascii="Times New Roman" w:hAnsi="Times New Roman" w:cs="Times New Roman"/>
+          <w:sz w:val="24"/>
+          <w:szCs w:val="24"/>
+        </w:rPr>
+        <w:t>1. Enter start/end dates 2. save</w:t>
+      </w:r>
+    </w:p>
+    <w:p>
+      <w:pPr>
+        <w:numPr>
+          <w:ilvl w:val="2"/>
+          <w:numId w:val="10"/>
+        </w:numPr>
+        <w:rPr>
+          <w:rFonts w:ascii="Times New Roman" w:hAnsi="Times New Roman" w:cs="Times New Roman"/>
+          <w:sz w:val="24"/>
+          <w:szCs w:val="24"/>
+        </w:rPr>
+      </w:pPr>
+      <w:r>
+        <w:rPr>
+          <w:rFonts w:ascii="Times New Roman" w:hAnsi="Times New Roman" w:cs="Times New Roman"/>
+          <w:i/>
+          <w:iCs/>
+          <w:sz w:val="24"/>
+          <w:szCs w:val="24"/>
+        </w:rPr>
+        <w:t>Alternate Flows:</w:t>
+      </w:r>
+      <w:r>
+        <w:rPr>
+          <w:rFonts w:ascii="Times New Roman" w:hAnsi="Times New Roman" w:cs="Times New Roman"/>
+          <w:sz w:val="24"/>
+          <w:szCs w:val="24"/>
+        </w:rPr>
+        <w:t> </w:t>
+      </w:r>
+      <w:r>
+        <w:rPr>
+          <w:rFonts w:ascii="Times New Roman" w:hAnsi="Times New Roman" w:cs="Times New Roman"/>
+          <w:sz w:val="24"/>
+          <w:szCs w:val="24"/>
+        </w:rPr>
+        <w:t>Invalid date range</w:t>
+      </w:r>
+    </w:p>
+    <w:p>
+      <w:pPr>
+        <w:rPr>
+          <w:rFonts w:ascii="Times New Roman" w:hAnsi="Times New Roman" w:cs="Times New Roman"/>
+          <w:sz w:val="24"/>
+          <w:szCs w:val="24"/>
+        </w:rPr>
+      </w:pPr>
+    </w:p>
+    <w:p>
+      <w:pPr>
+        <w:rPr>
+          <w:rFonts w:ascii="Times New Roman" w:hAnsi="Times New Roman" w:cs="Times New Roman"/>
+          <w:sz w:val="24"/>
+          <w:szCs w:val="24"/>
+        </w:rPr>
+      </w:pPr>
+    </w:p>
+    <w:p>
+      <w:pPr>
+        <w:numPr>
+          <w:ilvl w:val="2"/>
+          <w:numId w:val="10"/>
+        </w:numPr>
+        <w:rPr>
+          <w:rFonts w:ascii="Times New Roman" w:hAnsi="Times New Roman" w:cs="Times New Roman"/>
+          <w:sz w:val="24"/>
+          <w:szCs w:val="24"/>
+        </w:rPr>
+      </w:pPr>
+      <w:r>
+        <w:rPr>
+          <w:rFonts w:ascii="Times New Roman" w:hAnsi="Times New Roman" w:cs="Times New Roman"/>
+          <w:i/>
+          <w:iCs/>
+          <w:sz w:val="24"/>
+          <w:szCs w:val="24"/>
+        </w:rPr>
+        <w:lastRenderedPageBreak/>
+        <w:t>Use Case Name:</w:t>
+      </w:r>
+      <w:r>
+        <w:rPr>
+          <w:rFonts w:ascii="Times New Roman" w:hAnsi="Times New Roman" w:cs="Times New Roman"/>
+          <w:sz w:val="24"/>
+          <w:szCs w:val="24"/>
+        </w:rPr>
+        <w:t> </w:t>
+      </w:r>
+      <w:r>
+        <w:rPr>
+          <w:rFonts w:ascii="Times New Roman" w:hAnsi="Times New Roman" w:cs="Times New Roman"/>
+          <w:sz w:val="24"/>
+          <w:szCs w:val="24"/>
+        </w:rPr>
+        <w:t>Set quiz timer</w:t>
+      </w:r>
+    </w:p>
+    <w:p>
+      <w:pPr>
+        <w:numPr>
+          <w:ilvl w:val="2"/>
+          <w:numId w:val="10"/>
+        </w:numPr>
+        <w:rPr>
+          <w:rFonts w:ascii="Times New Roman" w:hAnsi="Times New Roman" w:cs="Times New Roman"/>
+          <w:sz w:val="24"/>
+          <w:szCs w:val="24"/>
+        </w:rPr>
+      </w:pPr>
+      <w:r>
+        <w:rPr>
+          <w:rFonts w:ascii="Times New Roman" w:hAnsi="Times New Roman" w:cs="Times New Roman"/>
+          <w:i/>
+          <w:iCs/>
+          <w:sz w:val="24"/>
+          <w:szCs w:val="24"/>
+        </w:rPr>
+        <w:t>Actor:</w:t>
+      </w:r>
+      <w:r>
+        <w:rPr>
+          <w:rFonts w:ascii="Times New Roman" w:hAnsi="Times New Roman" w:cs="Times New Roman"/>
+          <w:sz w:val="24"/>
+          <w:szCs w:val="24"/>
+        </w:rPr>
+        <w:t> </w:t>
+      </w:r>
+      <w:r>
+        <w:rPr>
+          <w:rFonts w:ascii="Times New Roman" w:hAnsi="Times New Roman" w:cs="Times New Roman"/>
+          <w:sz w:val="24"/>
+          <w:szCs w:val="24"/>
+        </w:rPr>
+        <w:t>Instructor</w:t>
+      </w:r>
+    </w:p>
+    <w:p>
+      <w:pPr>
+        <w:numPr>
+          <w:ilvl w:val="2"/>
+          <w:numId w:val="10"/>
+        </w:numPr>
+        <w:rPr>
+          <w:rFonts w:ascii="Times New Roman" w:hAnsi="Times New Roman" w:cs="Times New Roman"/>
+          <w:sz w:val="24"/>
+          <w:szCs w:val="24"/>
+        </w:rPr>
+      </w:pPr>
+      <w:r>
+        <w:rPr>
+          <w:rFonts w:ascii="Times New Roman" w:hAnsi="Times New Roman" w:cs="Times New Roman"/>
+          <w:i/>
+          <w:iCs/>
+          <w:sz w:val="24"/>
+          <w:szCs w:val="24"/>
+        </w:rPr>
+        <w:t>Pre-condition:</w:t>
+      </w:r>
+      <w:r>
+        <w:rPr>
+          <w:rFonts w:ascii="Times New Roman" w:hAnsi="Times New Roman" w:cs="Times New Roman"/>
+          <w:sz w:val="24"/>
+          <w:szCs w:val="24"/>
+        </w:rPr>
+        <w:t> </w:t>
+      </w:r>
+      <w:r>
+        <w:rPr>
+          <w:rFonts w:ascii="Times New Roman" w:hAnsi="Times New Roman" w:cs="Times New Roman"/>
+          <w:sz w:val="24"/>
+          <w:szCs w:val="24"/>
+        </w:rPr>
+        <w:t>Quiz exists</w:t>
+      </w:r>
+    </w:p>
+    <w:p>
+      <w:pPr>
+        <w:numPr>
+          <w:ilvl w:val="2"/>
+          <w:numId w:val="10"/>
+        </w:numPr>
+        <w:rPr>
+          <w:rFonts w:ascii="Times New Roman" w:hAnsi="Times New Roman" w:cs="Times New Roman"/>
+          <w:sz w:val="24"/>
+          <w:szCs w:val="24"/>
+        </w:rPr>
+      </w:pPr>
+      <w:r>
+        <w:rPr>
+          <w:rFonts w:ascii="Times New Roman" w:hAnsi="Times New Roman" w:cs="Times New Roman"/>
+          <w:i/>
+          <w:iCs/>
+          <w:sz w:val="24"/>
+          <w:szCs w:val="24"/>
+        </w:rPr>
+        <w:t>Post-condition:</w:t>
+      </w:r>
+      <w:r>
+        <w:rPr>
+          <w:rFonts w:ascii="Times New Roman" w:hAnsi="Times New Roman" w:cs="Times New Roman"/>
+          <w:sz w:val="24"/>
+          <w:szCs w:val="24"/>
+        </w:rPr>
+        <w:t> </w:t>
+      </w:r>
+      <w:r>
+        <w:rPr>
+          <w:rFonts w:ascii="Times New Roman" w:hAnsi="Times New Roman" w:cs="Times New Roman"/>
+          <w:sz w:val="24"/>
+          <w:szCs w:val="24"/>
+        </w:rPr>
+        <w:t>timer applied</w:t>
+      </w:r>
+    </w:p>
+    <w:p>
+      <w:pPr>
+        <w:numPr>
+          <w:ilvl w:val="2"/>
+          <w:numId w:val="10"/>
+        </w:numPr>
+        <w:rPr>
+          <w:rFonts w:ascii="Times New Roman" w:hAnsi="Times New Roman" w:cs="Times New Roman"/>
+          <w:sz w:val="24"/>
+          <w:szCs w:val="24"/>
+        </w:rPr>
+      </w:pPr>
+      <w:r>
+        <w:rPr>
+          <w:rFonts w:ascii="Times New Roman" w:hAnsi="Times New Roman" w:cs="Times New Roman"/>
+          <w:i/>
+          <w:iCs/>
+          <w:sz w:val="24"/>
+          <w:szCs w:val="24"/>
+        </w:rPr>
+        <w:t>Main Success Scenario:</w:t>
+      </w:r>
+      <w:r>
+        <w:rPr>
+          <w:rFonts w:ascii="Times New Roman" w:hAnsi="Times New Roman" w:cs="Times New Roman"/>
+          <w:sz w:val="24"/>
+          <w:szCs w:val="24"/>
+        </w:rPr>
+        <w:t> </w:t>
+      </w:r>
+      <w:r>
+        <w:rPr>
+          <w:rFonts w:ascii="Times New Roman" w:hAnsi="Times New Roman" w:cs="Times New Roman"/>
+          <w:sz w:val="24"/>
+          <w:szCs w:val="24"/>
+        </w:rPr>
+        <w:t>1. Enter duration 2. save</w:t>
+      </w:r>
+    </w:p>
+    <w:p>
+      <w:pPr>
+        <w:numPr>
+          <w:ilvl w:val="2"/>
+          <w:numId w:val="10"/>
+        </w:numPr>
+        <w:rPr>
+          <w:rFonts w:ascii="Times New Roman" w:hAnsi="Times New Roman" w:cs="Times New Roman"/>
+          <w:sz w:val="24"/>
+          <w:szCs w:val="24"/>
+        </w:rPr>
+      </w:pPr>
+      <w:r>
+        <w:rPr>
+          <w:rFonts w:ascii="Times New Roman" w:hAnsi="Times New Roman" w:cs="Times New Roman"/>
+          <w:i/>
+          <w:iCs/>
+          <w:sz w:val="24"/>
+          <w:szCs w:val="24"/>
+        </w:rPr>
+        <w:t>Alternate Flows:</w:t>
+      </w:r>
+      <w:r>
+        <w:rPr>
+          <w:rFonts w:ascii="Times New Roman" w:hAnsi="Times New Roman" w:cs="Times New Roman"/>
+          <w:sz w:val="24"/>
+          <w:szCs w:val="24"/>
+        </w:rPr>
+        <w:t> </w:t>
+      </w:r>
+      <w:r>
+        <w:rPr>
+          <w:rFonts w:ascii="Times New Roman" w:hAnsi="Times New Roman" w:cs="Times New Roman"/>
+          <w:sz w:val="24"/>
+          <w:szCs w:val="24"/>
+        </w:rPr>
+        <w:t>Invalid duration</w:t>
+      </w:r>
+    </w:p>
+    <w:p>
+      <w:pPr>
+        <w:numPr>
+          <w:ilvl w:val="1"/>
+          <w:numId w:val="10"/>
+        </w:numPr>
+        <w:rPr>
+          <w:rFonts w:ascii="Times New Roman" w:hAnsi="Times New Roman" w:cs="Times New Roman"/>
+          <w:sz w:val="24"/>
+          <w:szCs w:val="24"/>
+        </w:rPr>
+      </w:pPr>
+    </w:p>
+    <w:p>
+      <w:pPr>
+        <w:numPr>
+          <w:ilvl w:val="2"/>
+          <w:numId w:val="10"/>
+        </w:numPr>
+        <w:rPr>
+          <w:rFonts w:ascii="Times New Roman" w:hAnsi="Times New Roman" w:cs="Times New Roman"/>
+          <w:sz w:val="24"/>
+          <w:szCs w:val="24"/>
+        </w:rPr>
+      </w:pPr>
+      <w:r>
+        <w:rPr>
+          <w:rFonts w:ascii="Times New Roman" w:hAnsi="Times New Roman" w:cs="Times New Roman"/>
+          <w:i/>
+          <w:iCs/>
+          <w:sz w:val="24"/>
+          <w:szCs w:val="24"/>
+        </w:rPr>
+        <w:t>Use Case Name:</w:t>
+      </w:r>
+      <w:r>
+        <w:rPr>
+          <w:rFonts w:ascii="Times New Roman" w:hAnsi="Times New Roman" w:cs="Times New Roman"/>
+          <w:sz w:val="24"/>
+          <w:szCs w:val="24"/>
+        </w:rPr>
+        <w:t> </w:t>
+      </w:r>
+      <w:r>
+        <w:rPr>
+          <w:rFonts w:ascii="Times New Roman" w:hAnsi="Times New Roman" w:cs="Times New Roman"/>
+          <w:sz w:val="24"/>
+          <w:szCs w:val="24"/>
+        </w:rPr>
+        <w:t>View users’ results</w:t>
+      </w:r>
+    </w:p>
+    <w:p>
+      <w:pPr>
+        <w:numPr>
+          <w:ilvl w:val="2"/>
+          <w:numId w:val="10"/>
+        </w:numPr>
+        <w:rPr>
+          <w:rFonts w:ascii="Times New Roman" w:hAnsi="Times New Roman" w:cs="Times New Roman"/>
+          <w:sz w:val="24"/>
+          <w:szCs w:val="24"/>
+        </w:rPr>
+      </w:pPr>
+      <w:r>
+        <w:rPr>
+          <w:rFonts w:ascii="Times New Roman" w:hAnsi="Times New Roman" w:cs="Times New Roman"/>
+          <w:i/>
+          <w:iCs/>
+          <w:sz w:val="24"/>
+          <w:szCs w:val="24"/>
+        </w:rPr>
+        <w:t>Actor:</w:t>
+      </w:r>
+      <w:r>
+        <w:rPr>
+          <w:rFonts w:ascii="Times New Roman" w:hAnsi="Times New Roman" w:cs="Times New Roman"/>
+          <w:sz w:val="24"/>
+          <w:szCs w:val="24"/>
+        </w:rPr>
+        <w:t> </w:t>
+      </w:r>
+      <w:r>
+        <w:rPr>
+          <w:rFonts w:ascii="Times New Roman" w:hAnsi="Times New Roman" w:cs="Times New Roman"/>
+          <w:sz w:val="24"/>
+          <w:szCs w:val="24"/>
+        </w:rPr>
+        <w:t>Instructor</w:t>
+      </w:r>
+    </w:p>
+    <w:p>
+      <w:pPr>
+        <w:numPr>
+          <w:ilvl w:val="2"/>
+          <w:numId w:val="10"/>
+        </w:numPr>
+        <w:rPr>
+          <w:rFonts w:ascii="Times New Roman" w:hAnsi="Times New Roman" w:cs="Times New Roman"/>
+          <w:sz w:val="24"/>
+          <w:szCs w:val="24"/>
+        </w:rPr>
+      </w:pPr>
+      <w:r>
+        <w:rPr>
+          <w:rFonts w:ascii="Times New Roman" w:hAnsi="Times New Roman" w:cs="Times New Roman"/>
+          <w:i/>
+          <w:iCs/>
+          <w:sz w:val="24"/>
+          <w:szCs w:val="24"/>
+        </w:rPr>
+        <w:t>Pre-condition:</w:t>
+      </w:r>
+      <w:r>
+        <w:rPr>
+          <w:rFonts w:ascii="Times New Roman" w:hAnsi="Times New Roman" w:cs="Times New Roman"/>
+          <w:sz w:val="24"/>
+          <w:szCs w:val="24"/>
+        </w:rPr>
+        <w:t> </w:t>
+      </w:r>
+      <w:r>
+        <w:rPr>
+          <w:rFonts w:ascii="Times New Roman" w:hAnsi="Times New Roman" w:cs="Times New Roman"/>
+          <w:sz w:val="24"/>
+          <w:szCs w:val="24"/>
+        </w:rPr>
+        <w:t>user completed quizzes</w:t>
+      </w:r>
+    </w:p>
+    <w:p>
+      <w:pPr>
+        <w:numPr>
+          <w:ilvl w:val="2"/>
+          <w:numId w:val="10"/>
+        </w:numPr>
+        <w:rPr>
+          <w:rFonts w:ascii="Times New Roman" w:hAnsi="Times New Roman" w:cs="Times New Roman"/>
+          <w:sz w:val="24"/>
+          <w:szCs w:val="24"/>
+        </w:rPr>
+      </w:pPr>
+      <w:r>
+        <w:rPr>
+          <w:rFonts w:ascii="Times New Roman" w:hAnsi="Times New Roman" w:cs="Times New Roman"/>
+          <w:i/>
+          <w:iCs/>
+          <w:sz w:val="24"/>
+          <w:szCs w:val="24"/>
+        </w:rPr>
+        <w:t>Post-condition:</w:t>
+      </w:r>
+      <w:r>
+        <w:rPr>
+          <w:rFonts w:ascii="Times New Roman" w:hAnsi="Times New Roman" w:cs="Times New Roman"/>
+          <w:sz w:val="24"/>
+          <w:szCs w:val="24"/>
+        </w:rPr>
+        <w:t> </w:t>
+      </w:r>
+      <w:r>
+        <w:rPr>
+          <w:rFonts w:ascii="Times New Roman" w:hAnsi="Times New Roman" w:cs="Times New Roman"/>
+          <w:sz w:val="24"/>
+          <w:szCs w:val="24"/>
+        </w:rPr>
+        <w:t>results displayed</w:t>
+      </w:r>
+    </w:p>
+    <w:p>
+      <w:pPr>
+        <w:numPr>
+          <w:ilvl w:val="2"/>
+          <w:numId w:val="10"/>
+        </w:numPr>
+        <w:rPr>
+          <w:rFonts w:ascii="Times New Roman" w:hAnsi="Times New Roman" w:cs="Times New Roman"/>
+          <w:sz w:val="24"/>
+          <w:szCs w:val="24"/>
+        </w:rPr>
+      </w:pPr>
+      <w:r>
+        <w:rPr>
+          <w:rFonts w:ascii="Times New Roman" w:hAnsi="Times New Roman" w:cs="Times New Roman"/>
+          <w:i/>
+          <w:iCs/>
+          <w:sz w:val="24"/>
+          <w:szCs w:val="24"/>
+        </w:rPr>
+        <w:t>Main Success Scenario:</w:t>
+      </w:r>
+      <w:r>
+        <w:rPr>
+          <w:rFonts w:ascii="Times New Roman" w:hAnsi="Times New Roman" w:cs="Times New Roman"/>
+          <w:sz w:val="24"/>
+          <w:szCs w:val="24"/>
+        </w:rPr>
+        <w:t> </w:t>
+      </w:r>
+      <w:r>
+        <w:rPr>
+          <w:rFonts w:ascii="Times New Roman" w:hAnsi="Times New Roman" w:cs="Times New Roman"/>
+          <w:sz w:val="24"/>
+          <w:szCs w:val="24"/>
+        </w:rPr>
+        <w:t xml:space="preserve">1. Select quiz 2. System retrieves results </w:t>
+      </w:r>
+      <w:proofErr w:type="gramStart"/>
+      <w:r>
+        <w:rPr>
+          <w:rFonts w:ascii="Times New Roman" w:hAnsi="Times New Roman" w:cs="Times New Roman"/>
+          <w:sz w:val="24"/>
+          <w:szCs w:val="24"/>
+        </w:rPr>
+        <w:t>3.Display</w:t>
+      </w:r>
+      <w:proofErr w:type="gramEnd"/>
+    </w:p>
+    <w:p>
+      <w:pPr>
+        <w:numPr>
+          <w:ilvl w:val="2"/>
+          <w:numId w:val="10"/>
+        </w:numPr>
+        <w:rPr>
+          <w:rFonts w:ascii="Times New Roman" w:hAnsi="Times New Roman" w:cs="Times New Roman"/>
+          <w:sz w:val="24"/>
+          <w:szCs w:val="24"/>
+        </w:rPr>
+      </w:pPr>
+      <w:r>
+        <w:rPr>
+          <w:rFonts w:ascii="Times New Roman" w:hAnsi="Times New Roman" w:cs="Times New Roman"/>
+          <w:i/>
+          <w:iCs/>
+          <w:sz w:val="24"/>
+          <w:szCs w:val="24"/>
+        </w:rPr>
+        <w:t>Alternate Flows:</w:t>
+      </w:r>
+      <w:r>
+        <w:rPr>
+          <w:rFonts w:ascii="Times New Roman" w:hAnsi="Times New Roman" w:cs="Times New Roman"/>
+          <w:sz w:val="24"/>
+          <w:szCs w:val="24"/>
+        </w:rPr>
+        <w:t> </w:t>
+      </w:r>
+      <w:r>
+        <w:rPr>
+          <w:rFonts w:ascii="Times New Roman" w:hAnsi="Times New Roman" w:cs="Times New Roman"/>
+          <w:sz w:val="24"/>
+          <w:szCs w:val="24"/>
+        </w:rPr>
+        <w:t>No submissions</w:t>
+      </w:r>
+    </w:p>
+    <w:p>
+      <w:pPr>
+        <w:numPr>
+          <w:ilvl w:val="1"/>
+          <w:numId w:val="10"/>
+        </w:numPr>
+        <w:rPr>
+          <w:rFonts w:ascii="Times New Roman" w:hAnsi="Times New Roman" w:cs="Times New Roman"/>
+          <w:sz w:val="24"/>
+          <w:szCs w:val="24"/>
+        </w:rPr>
+      </w:pPr>
+    </w:p>
+    <w:p>
+      <w:pPr>
+        <w:numPr>
+          <w:ilvl w:val="2"/>
+          <w:numId w:val="10"/>
+        </w:numPr>
+        <w:rPr>
+          <w:rFonts w:ascii="Times New Roman" w:hAnsi="Times New Roman" w:cs="Times New Roman"/>
+          <w:sz w:val="24"/>
+          <w:szCs w:val="24"/>
+        </w:rPr>
+      </w:pPr>
+      <w:r>
+        <w:rPr>
+          <w:rFonts w:ascii="Times New Roman" w:hAnsi="Times New Roman" w:cs="Times New Roman"/>
+          <w:i/>
+          <w:iCs/>
+          <w:sz w:val="24"/>
+          <w:szCs w:val="24"/>
+        </w:rPr>
+        <w:t>Use Case Name:</w:t>
+      </w:r>
+      <w:r>
+        <w:rPr>
+          <w:rFonts w:ascii="Times New Roman" w:hAnsi="Times New Roman" w:cs="Times New Roman"/>
+          <w:sz w:val="24"/>
+          <w:szCs w:val="24"/>
+        </w:rPr>
+        <w:t> </w:t>
+      </w:r>
+      <w:r>
+        <w:rPr>
+          <w:rFonts w:ascii="Times New Roman" w:hAnsi="Times New Roman" w:cs="Times New Roman"/>
+          <w:sz w:val="24"/>
+          <w:szCs w:val="24"/>
+        </w:rPr>
+        <w:t>Control timer</w:t>
+      </w:r>
+    </w:p>
+    <w:p>
+      <w:pPr>
+        <w:numPr>
+          <w:ilvl w:val="2"/>
+          <w:numId w:val="10"/>
+        </w:numPr>
+        <w:rPr>
+          <w:rFonts w:ascii="Times New Roman" w:hAnsi="Times New Roman" w:cs="Times New Roman"/>
+          <w:sz w:val="24"/>
+          <w:szCs w:val="24"/>
+        </w:rPr>
+      </w:pPr>
+      <w:r>
+        <w:rPr>
+          <w:rFonts w:ascii="Times New Roman" w:hAnsi="Times New Roman" w:cs="Times New Roman"/>
+          <w:i/>
+          <w:iCs/>
+          <w:sz w:val="24"/>
+          <w:szCs w:val="24"/>
+        </w:rPr>
+        <w:t>Actor:</w:t>
+      </w:r>
+      <w:r>
+        <w:rPr>
+          <w:rFonts w:ascii="Times New Roman" w:hAnsi="Times New Roman" w:cs="Times New Roman"/>
+          <w:sz w:val="24"/>
+          <w:szCs w:val="24"/>
+        </w:rPr>
+        <w:t> </w:t>
+      </w:r>
+      <w:r>
+        <w:rPr>
+          <w:rFonts w:ascii="Times New Roman" w:hAnsi="Times New Roman" w:cs="Times New Roman"/>
+          <w:sz w:val="24"/>
+          <w:szCs w:val="24"/>
+        </w:rPr>
+        <w:t>System</w:t>
+      </w:r>
+    </w:p>
+    <w:p>
+      <w:pPr>
+        <w:numPr>
+          <w:ilvl w:val="2"/>
+          <w:numId w:val="10"/>
+        </w:numPr>
+        <w:rPr>
+          <w:rFonts w:ascii="Times New Roman" w:hAnsi="Times New Roman" w:cs="Times New Roman"/>
+          <w:sz w:val="24"/>
+          <w:szCs w:val="24"/>
+        </w:rPr>
+      </w:pPr>
+      <w:r>
+        <w:rPr>
+          <w:rFonts w:ascii="Times New Roman" w:hAnsi="Times New Roman" w:cs="Times New Roman"/>
+          <w:i/>
+          <w:iCs/>
+          <w:sz w:val="24"/>
+          <w:szCs w:val="24"/>
+        </w:rPr>
+        <w:t>Pre-condition:</w:t>
+      </w:r>
+      <w:r>
+        <w:rPr>
+          <w:rFonts w:ascii="Times New Roman" w:hAnsi="Times New Roman" w:cs="Times New Roman"/>
+          <w:sz w:val="24"/>
+          <w:szCs w:val="24"/>
+        </w:rPr>
+        <w:t> </w:t>
+      </w:r>
+      <w:r>
+        <w:rPr>
+          <w:rFonts w:ascii="Times New Roman" w:hAnsi="Times New Roman" w:cs="Times New Roman"/>
+          <w:sz w:val="24"/>
+          <w:szCs w:val="24"/>
+        </w:rPr>
+        <w:t xml:space="preserve">Quiz </w:t>
+      </w:r>
+      <w:r>
+        <w:rPr>
+          <w:rFonts w:ascii="Times New Roman" w:hAnsi="Times New Roman" w:cs="Times New Roman"/>
+          <w:sz w:val="24"/>
+          <w:szCs w:val="24"/>
+        </w:rPr>
+        <w:t>started</w:t>
+      </w:r>
+    </w:p>
+    <w:p>
+      <w:pPr>
+        <w:numPr>
+          <w:ilvl w:val="2"/>
+          <w:numId w:val="10"/>
+        </w:numPr>
+        <w:rPr>
+          <w:rFonts w:ascii="Times New Roman" w:hAnsi="Times New Roman" w:cs="Times New Roman"/>
+          <w:sz w:val="24"/>
+          <w:szCs w:val="24"/>
+        </w:rPr>
+      </w:pPr>
+      <w:r>
+        <w:rPr>
+          <w:rFonts w:ascii="Times New Roman" w:hAnsi="Times New Roman" w:cs="Times New Roman"/>
+          <w:i/>
+          <w:iCs/>
+          <w:sz w:val="24"/>
+          <w:szCs w:val="24"/>
+        </w:rPr>
+        <w:t>Post-condition:</w:t>
+      </w:r>
+      <w:r>
+        <w:rPr>
+          <w:rFonts w:ascii="Times New Roman" w:hAnsi="Times New Roman" w:cs="Times New Roman"/>
+          <w:sz w:val="24"/>
+          <w:szCs w:val="24"/>
+        </w:rPr>
+        <w:t> </w:t>
+      </w:r>
+      <w:r>
+        <w:rPr>
+          <w:rFonts w:ascii="Times New Roman" w:hAnsi="Times New Roman" w:cs="Times New Roman"/>
+          <w:sz w:val="24"/>
+          <w:szCs w:val="24"/>
+        </w:rPr>
+        <w:t>Question enforced</w:t>
+      </w:r>
+    </w:p>
+    <w:p>
+      <w:pPr>
+        <w:numPr>
+          <w:ilvl w:val="2"/>
+          <w:numId w:val="10"/>
+        </w:numPr>
+        <w:rPr>
+          <w:rFonts w:ascii="Times New Roman" w:hAnsi="Times New Roman" w:cs="Times New Roman"/>
+          <w:sz w:val="24"/>
+          <w:szCs w:val="24"/>
+        </w:rPr>
+      </w:pPr>
+      <w:r>
+        <w:rPr>
+          <w:rFonts w:ascii="Times New Roman" w:hAnsi="Times New Roman" w:cs="Times New Roman"/>
+          <w:i/>
+          <w:iCs/>
+          <w:sz w:val="24"/>
+          <w:szCs w:val="24"/>
+        </w:rPr>
+        <w:t>Main Success Scenario:</w:t>
+      </w:r>
+      <w:r>
+        <w:rPr>
+          <w:rFonts w:ascii="Times New Roman" w:hAnsi="Times New Roman" w:cs="Times New Roman"/>
+          <w:sz w:val="24"/>
+          <w:szCs w:val="24"/>
+        </w:rPr>
+        <w:t> </w:t>
+      </w:r>
+      <w:r>
+        <w:rPr>
+          <w:rFonts w:ascii="Times New Roman" w:hAnsi="Times New Roman" w:cs="Times New Roman"/>
+          <w:sz w:val="24"/>
+          <w:szCs w:val="24"/>
+        </w:rPr>
+        <w:t>1. Start timer 2. Track time 3. End quiz when expired</w:t>
+      </w:r>
+    </w:p>
+    <w:p>
+      <w:pPr>
+        <w:numPr>
+          <w:ilvl w:val="2"/>
+          <w:numId w:val="10"/>
+        </w:numPr>
+        <w:rPr>
+          <w:rFonts w:ascii="Times New Roman" w:hAnsi="Times New Roman" w:cs="Times New Roman"/>
+          <w:sz w:val="24"/>
+          <w:szCs w:val="24"/>
+        </w:rPr>
+      </w:pPr>
+      <w:r>
+        <w:rPr>
+          <w:rFonts w:ascii="Times New Roman" w:hAnsi="Times New Roman" w:cs="Times New Roman"/>
+          <w:i/>
+          <w:iCs/>
+          <w:sz w:val="24"/>
+          <w:szCs w:val="24"/>
+        </w:rPr>
+        <w:t>Alternate Flows:</w:t>
+      </w:r>
+      <w:r>
+        <w:rPr>
+          <w:rFonts w:ascii="Times New Roman" w:hAnsi="Times New Roman" w:cs="Times New Roman"/>
+          <w:sz w:val="24"/>
+          <w:szCs w:val="24"/>
+        </w:rPr>
+        <w:t> </w:t>
+      </w:r>
+      <w:r>
+        <w:rPr>
+          <w:rFonts w:ascii="Times New Roman" w:hAnsi="Times New Roman" w:cs="Times New Roman"/>
+          <w:sz w:val="24"/>
+          <w:szCs w:val="24"/>
+        </w:rPr>
+        <w:t>System error</w:t>
+      </w:r>
+    </w:p>
+    <w:p>
+      <w:pPr>
+        <w:numPr>
+          <w:ilvl w:val="1"/>
+          <w:numId w:val="10"/>
+        </w:numPr>
+        <w:rPr>
+          <w:rFonts w:ascii="Times New Roman" w:hAnsi="Times New Roman" w:cs="Times New Roman"/>
+          <w:sz w:val="24"/>
+          <w:szCs w:val="24"/>
+        </w:rPr>
+      </w:pPr>
+    </w:p>
+    <w:p>
+      <w:pPr>
+        <w:numPr>
+          <w:ilvl w:val="2"/>
+          <w:numId w:val="10"/>
+        </w:numPr>
+        <w:rPr>
+          <w:rFonts w:ascii="Times New Roman" w:hAnsi="Times New Roman" w:cs="Times New Roman"/>
+          <w:sz w:val="24"/>
+          <w:szCs w:val="24"/>
+        </w:rPr>
+      </w:pPr>
+      <w:r>
+        <w:rPr>
+          <w:rFonts w:ascii="Times New Roman" w:hAnsi="Times New Roman" w:cs="Times New Roman"/>
+          <w:i/>
+          <w:iCs/>
+          <w:sz w:val="24"/>
+          <w:szCs w:val="24"/>
+        </w:rPr>
+        <w:t>Use Case Name:</w:t>
+      </w:r>
+      <w:r>
+        <w:rPr>
+          <w:rFonts w:ascii="Times New Roman" w:hAnsi="Times New Roman" w:cs="Times New Roman"/>
+          <w:sz w:val="24"/>
+          <w:szCs w:val="24"/>
+        </w:rPr>
+        <w:t> </w:t>
+      </w:r>
+      <w:r>
+        <w:rPr>
+          <w:rFonts w:ascii="Times New Roman" w:hAnsi="Times New Roman" w:cs="Times New Roman"/>
+          <w:sz w:val="24"/>
+          <w:szCs w:val="24"/>
+        </w:rPr>
+        <w:t>Calculate Results</w:t>
+      </w:r>
+    </w:p>
+    <w:p>
+      <w:pPr>
+        <w:numPr>
+          <w:ilvl w:val="2"/>
+          <w:numId w:val="10"/>
+        </w:numPr>
+        <w:rPr>
+          <w:rFonts w:ascii="Times New Roman" w:hAnsi="Times New Roman" w:cs="Times New Roman"/>
+          <w:sz w:val="24"/>
+          <w:szCs w:val="24"/>
+        </w:rPr>
+      </w:pPr>
+      <w:r>
+        <w:rPr>
+          <w:rFonts w:ascii="Times New Roman" w:hAnsi="Times New Roman" w:cs="Times New Roman"/>
+          <w:i/>
+          <w:iCs/>
+          <w:sz w:val="24"/>
+          <w:szCs w:val="24"/>
+        </w:rPr>
+        <w:t>Actor:</w:t>
+      </w:r>
+      <w:r>
+        <w:rPr>
+          <w:rFonts w:ascii="Times New Roman" w:hAnsi="Times New Roman" w:cs="Times New Roman"/>
+          <w:sz w:val="24"/>
+          <w:szCs w:val="24"/>
+        </w:rPr>
+        <w:t> </w:t>
+      </w:r>
+      <w:r>
+        <w:rPr>
+          <w:rFonts w:ascii="Times New Roman" w:hAnsi="Times New Roman" w:cs="Times New Roman"/>
+          <w:sz w:val="24"/>
+          <w:szCs w:val="24"/>
+        </w:rPr>
+        <w:t>System</w:t>
+      </w:r>
+    </w:p>
+    <w:p>
+      <w:pPr>
+        <w:numPr>
+          <w:ilvl w:val="2"/>
+          <w:numId w:val="10"/>
+        </w:numPr>
+        <w:rPr>
+          <w:rFonts w:ascii="Times New Roman" w:hAnsi="Times New Roman" w:cs="Times New Roman"/>
+          <w:sz w:val="24"/>
+          <w:szCs w:val="24"/>
+        </w:rPr>
+      </w:pPr>
+      <w:r>
+        <w:rPr>
+          <w:rFonts w:ascii="Times New Roman" w:hAnsi="Times New Roman" w:cs="Times New Roman"/>
+          <w:i/>
+          <w:iCs/>
+          <w:sz w:val="24"/>
+          <w:szCs w:val="24"/>
+        </w:rPr>
+        <w:t>Pre-condition:</w:t>
+      </w:r>
+      <w:r>
+        <w:rPr>
+          <w:rFonts w:ascii="Times New Roman" w:hAnsi="Times New Roman" w:cs="Times New Roman"/>
+          <w:sz w:val="24"/>
+          <w:szCs w:val="24"/>
+        </w:rPr>
+        <w:t> </w:t>
+      </w:r>
+      <w:r>
+        <w:rPr>
+          <w:rFonts w:ascii="Times New Roman" w:hAnsi="Times New Roman" w:cs="Times New Roman"/>
+          <w:sz w:val="24"/>
+          <w:szCs w:val="24"/>
+        </w:rPr>
+        <w:t xml:space="preserve">Quiz </w:t>
+      </w:r>
+      <w:r>
+        <w:rPr>
+          <w:rFonts w:ascii="Times New Roman" w:hAnsi="Times New Roman" w:cs="Times New Roman"/>
+          <w:sz w:val="24"/>
+          <w:szCs w:val="24"/>
+        </w:rPr>
+        <w:t>submitted</w:t>
+      </w:r>
+    </w:p>
+    <w:p>
+      <w:pPr>
+        <w:numPr>
+          <w:ilvl w:val="2"/>
+          <w:numId w:val="10"/>
+        </w:numPr>
+        <w:rPr>
+          <w:rFonts w:ascii="Times New Roman" w:hAnsi="Times New Roman" w:cs="Times New Roman"/>
+          <w:sz w:val="24"/>
+          <w:szCs w:val="24"/>
+        </w:rPr>
+      </w:pPr>
+      <w:r>
+        <w:rPr>
+          <w:rFonts w:ascii="Times New Roman" w:hAnsi="Times New Roman" w:cs="Times New Roman"/>
+          <w:i/>
+          <w:iCs/>
+          <w:sz w:val="24"/>
+          <w:szCs w:val="24"/>
+        </w:rPr>
+        <w:t>Post-condition:</w:t>
+      </w:r>
+      <w:r>
+        <w:rPr>
+          <w:rFonts w:ascii="Times New Roman" w:hAnsi="Times New Roman" w:cs="Times New Roman"/>
+          <w:sz w:val="24"/>
+          <w:szCs w:val="24"/>
+        </w:rPr>
+        <w:t> </w:t>
+      </w:r>
+      <w:r>
+        <w:rPr>
+          <w:rFonts w:ascii="Times New Roman" w:hAnsi="Times New Roman" w:cs="Times New Roman"/>
+          <w:sz w:val="24"/>
+          <w:szCs w:val="24"/>
+        </w:rPr>
+        <w:t>Score calculated</w:t>
+      </w:r>
+    </w:p>
+    <w:p>
+      <w:pPr>
+        <w:numPr>
+          <w:ilvl w:val="2"/>
+          <w:numId w:val="10"/>
+        </w:numPr>
+        <w:rPr>
+          <w:rFonts w:ascii="Times New Roman" w:hAnsi="Times New Roman" w:cs="Times New Roman"/>
+          <w:sz w:val="24"/>
+          <w:szCs w:val="24"/>
+        </w:rPr>
+      </w:pPr>
+      <w:r>
+        <w:rPr>
+          <w:rFonts w:ascii="Times New Roman" w:hAnsi="Times New Roman" w:cs="Times New Roman"/>
+          <w:i/>
+          <w:iCs/>
+          <w:sz w:val="24"/>
+          <w:szCs w:val="24"/>
+        </w:rPr>
+        <w:t>Main Success Scenario:</w:t>
+      </w:r>
+      <w:r>
+        <w:rPr>
+          <w:rFonts w:ascii="Times New Roman" w:hAnsi="Times New Roman" w:cs="Times New Roman"/>
+          <w:sz w:val="24"/>
+          <w:szCs w:val="24"/>
+        </w:rPr>
+        <w:t> </w:t>
+      </w:r>
+      <w:r>
+        <w:rPr>
+          <w:rFonts w:ascii="Times New Roman" w:hAnsi="Times New Roman" w:cs="Times New Roman"/>
+          <w:sz w:val="24"/>
+          <w:szCs w:val="24"/>
+        </w:rPr>
+        <w:t>1. Evaluate answers 2. Compute score 3. Store result</w:t>
+      </w:r>
+    </w:p>
+    <w:p>
+      <w:pPr>
+        <w:numPr>
+          <w:ilvl w:val="2"/>
+          <w:numId w:val="10"/>
+        </w:numPr>
+        <w:rPr>
+          <w:rFonts w:ascii="Times New Roman" w:hAnsi="Times New Roman" w:cs="Times New Roman"/>
+          <w:sz w:val="24"/>
+          <w:szCs w:val="24"/>
+        </w:rPr>
+      </w:pPr>
+      <w:r>
+        <w:rPr>
+          <w:rFonts w:ascii="Times New Roman" w:hAnsi="Times New Roman" w:cs="Times New Roman"/>
+          <w:i/>
+          <w:iCs/>
+          <w:sz w:val="24"/>
+          <w:szCs w:val="24"/>
+        </w:rPr>
+        <w:t>Alternate Flows:</w:t>
+      </w:r>
+      <w:r>
+        <w:rPr>
+          <w:rFonts w:ascii="Times New Roman" w:hAnsi="Times New Roman" w:cs="Times New Roman"/>
+          <w:sz w:val="24"/>
+          <w:szCs w:val="24"/>
+        </w:rPr>
+        <w:t> </w:t>
+      </w:r>
+      <w:r>
+        <w:rPr>
+          <w:rFonts w:ascii="Times New Roman" w:hAnsi="Times New Roman" w:cs="Times New Roman"/>
+          <w:sz w:val="24"/>
+          <w:szCs w:val="24"/>
+        </w:rPr>
+        <w:t>calculation error</w:t>
+      </w:r>
+    </w:p>
+    <w:p>
+      <w:pPr>
+        <w:numPr>
+          <w:ilvl w:val="1"/>
+          <w:numId w:val="10"/>
+        </w:numPr>
+        <w:rPr>
+          <w:rFonts w:ascii="Times New Roman" w:hAnsi="Times New Roman" w:cs="Times New Roman"/>
+          <w:sz w:val="24"/>
+          <w:szCs w:val="24"/>
+        </w:rPr>
+      </w:pPr>
+    </w:p>
+    <w:p>
+      <w:pPr>
+        <w:numPr>
+          <w:ilvl w:val="2"/>
+          <w:numId w:val="10"/>
+        </w:numPr>
+        <w:rPr>
+          <w:rFonts w:ascii="Times New Roman" w:hAnsi="Times New Roman" w:cs="Times New Roman"/>
+          <w:sz w:val="24"/>
+          <w:szCs w:val="24"/>
+        </w:rPr>
+      </w:pPr>
+      <w:r>
+        <w:rPr>
+          <w:rFonts w:ascii="Times New Roman" w:hAnsi="Times New Roman" w:cs="Times New Roman"/>
+          <w:i/>
+          <w:iCs/>
+          <w:sz w:val="24"/>
+          <w:szCs w:val="24"/>
+        </w:rPr>
+        <w:lastRenderedPageBreak/>
+        <w:t>Use Case Name:</w:t>
+      </w:r>
+      <w:r>
+        <w:rPr>
+          <w:rFonts w:ascii="Times New Roman" w:hAnsi="Times New Roman" w:cs="Times New Roman"/>
+          <w:sz w:val="24"/>
+          <w:szCs w:val="24"/>
+        </w:rPr>
+        <w:t> </w:t>
+      </w:r>
+      <w:r>
+        <w:rPr>
+          <w:rFonts w:ascii="Times New Roman" w:hAnsi="Times New Roman" w:cs="Times New Roman"/>
+          <w:sz w:val="24"/>
+          <w:szCs w:val="24"/>
+        </w:rPr>
+        <w:t>Validate Authentication</w:t>
+      </w:r>
+    </w:p>
+    <w:p>
+      <w:pPr>
+        <w:numPr>
+          <w:ilvl w:val="2"/>
+          <w:numId w:val="10"/>
+        </w:numPr>
+        <w:rPr>
+          <w:rFonts w:ascii="Times New Roman" w:hAnsi="Times New Roman" w:cs="Times New Roman"/>
+          <w:sz w:val="24"/>
+          <w:szCs w:val="24"/>
+        </w:rPr>
+      </w:pPr>
+      <w:r>
+        <w:rPr>
+          <w:rFonts w:ascii="Times New Roman" w:hAnsi="Times New Roman" w:cs="Times New Roman"/>
+          <w:i/>
+          <w:iCs/>
+          <w:sz w:val="24"/>
+          <w:szCs w:val="24"/>
+        </w:rPr>
+        <w:t>Actor:</w:t>
+      </w:r>
+      <w:r>
+        <w:rPr>
+          <w:rFonts w:ascii="Times New Roman" w:hAnsi="Times New Roman" w:cs="Times New Roman"/>
+          <w:sz w:val="24"/>
+          <w:szCs w:val="24"/>
+        </w:rPr>
+        <w:t> </w:t>
+      </w:r>
+      <w:r>
+        <w:rPr>
+          <w:rFonts w:ascii="Times New Roman" w:hAnsi="Times New Roman" w:cs="Times New Roman"/>
+          <w:sz w:val="24"/>
+          <w:szCs w:val="24"/>
+        </w:rPr>
+        <w:t>System</w:t>
+      </w:r>
+    </w:p>
+    <w:p>
+      <w:pPr>
+        <w:numPr>
+          <w:ilvl w:val="2"/>
+          <w:numId w:val="10"/>
+        </w:numPr>
+        <w:rPr>
+          <w:rFonts w:ascii="Times New Roman" w:hAnsi="Times New Roman" w:cs="Times New Roman"/>
+          <w:sz w:val="24"/>
+          <w:szCs w:val="24"/>
+        </w:rPr>
+      </w:pPr>
+      <w:r>
+        <w:rPr>
+          <w:rFonts w:ascii="Times New Roman" w:hAnsi="Times New Roman" w:cs="Times New Roman"/>
+          <w:i/>
+          <w:iCs/>
+          <w:sz w:val="24"/>
+          <w:szCs w:val="24"/>
+        </w:rPr>
+        <w:t>Pre-condition:</w:t>
+      </w:r>
+      <w:r>
+        <w:rPr>
+          <w:rFonts w:ascii="Times New Roman" w:hAnsi="Times New Roman" w:cs="Times New Roman"/>
+          <w:sz w:val="24"/>
+          <w:szCs w:val="24"/>
+        </w:rPr>
+        <w:t> </w:t>
+      </w:r>
+      <w:r>
+        <w:rPr>
+          <w:rFonts w:ascii="Times New Roman" w:hAnsi="Times New Roman" w:cs="Times New Roman"/>
+          <w:sz w:val="24"/>
+          <w:szCs w:val="24"/>
+        </w:rPr>
+        <w:t>Login attempt</w:t>
+      </w:r>
+    </w:p>
+    <w:p>
+      <w:pPr>
+        <w:numPr>
+          <w:ilvl w:val="2"/>
+          <w:numId w:val="10"/>
+        </w:numPr>
+        <w:rPr>
+          <w:rFonts w:ascii="Times New Roman" w:hAnsi="Times New Roman" w:cs="Times New Roman"/>
+          <w:sz w:val="24"/>
+          <w:szCs w:val="24"/>
+        </w:rPr>
+      </w:pPr>
+      <w:r>
+        <w:rPr>
+          <w:rFonts w:ascii="Times New Roman" w:hAnsi="Times New Roman" w:cs="Times New Roman"/>
+          <w:i/>
+          <w:iCs/>
+          <w:sz w:val="24"/>
+          <w:szCs w:val="24"/>
+        </w:rPr>
+        <w:t>Post-condition:</w:t>
+      </w:r>
+      <w:r>
+        <w:rPr>
+          <w:rFonts w:ascii="Times New Roman" w:hAnsi="Times New Roman" w:cs="Times New Roman"/>
+          <w:sz w:val="24"/>
+          <w:szCs w:val="24"/>
+        </w:rPr>
+        <w:t> </w:t>
+      </w:r>
+      <w:r>
+        <w:rPr>
+          <w:rFonts w:ascii="Times New Roman" w:hAnsi="Times New Roman" w:cs="Times New Roman"/>
+          <w:sz w:val="24"/>
+          <w:szCs w:val="24"/>
+        </w:rPr>
+        <w:t>Access granted/denied</w:t>
+      </w:r>
+    </w:p>
+    <w:p>
+      <w:pPr>
+        <w:numPr>
+          <w:ilvl w:val="2"/>
+          <w:numId w:val="10"/>
+        </w:numPr>
+        <w:rPr>
+          <w:rFonts w:ascii="Times New Roman" w:hAnsi="Times New Roman" w:cs="Times New Roman"/>
+          <w:sz w:val="24"/>
+          <w:szCs w:val="24"/>
+        </w:rPr>
+      </w:pPr>
+      <w:r>
+        <w:rPr>
+          <w:rFonts w:ascii="Times New Roman" w:hAnsi="Times New Roman" w:cs="Times New Roman"/>
+          <w:i/>
+          <w:iCs/>
+          <w:sz w:val="24"/>
+          <w:szCs w:val="24"/>
+        </w:rPr>
+        <w:t>Main Success Scenario:</w:t>
+      </w:r>
+      <w:r>
+        <w:rPr>
+          <w:rFonts w:ascii="Times New Roman" w:hAnsi="Times New Roman" w:cs="Times New Roman"/>
+          <w:sz w:val="24"/>
+          <w:szCs w:val="24"/>
+        </w:rPr>
+        <w:t> </w:t>
+      </w:r>
+      <w:r>
+        <w:rPr>
+          <w:rFonts w:ascii="Times New Roman" w:hAnsi="Times New Roman" w:cs="Times New Roman"/>
+          <w:sz w:val="24"/>
+          <w:szCs w:val="24"/>
+        </w:rPr>
+        <w:t>1. Receive credentials 2. Check database 3. Approve/deny</w:t>
+      </w:r>
+    </w:p>
+    <w:p>
+      <w:pPr>
+        <w:numPr>
+          <w:ilvl w:val="2"/>
+          <w:numId w:val="10"/>
+        </w:numPr>
+        <w:rPr>
+          <w:rFonts w:ascii="Times New Roman" w:hAnsi="Times New Roman" w:cs="Times New Roman"/>
+          <w:sz w:val="24"/>
+          <w:szCs w:val="24"/>
+        </w:rPr>
+      </w:pPr>
+      <w:r>
+        <w:rPr>
+          <w:rFonts w:ascii="Times New Roman" w:hAnsi="Times New Roman" w:cs="Times New Roman"/>
+          <w:i/>
+          <w:iCs/>
+          <w:sz w:val="24"/>
+          <w:szCs w:val="24"/>
+        </w:rPr>
+        <w:t>Alternate Flows:</w:t>
+      </w:r>
+      <w:r>
+        <w:rPr>
+          <w:rFonts w:ascii="Times New Roman" w:hAnsi="Times New Roman" w:cs="Times New Roman"/>
+          <w:sz w:val="24"/>
+          <w:szCs w:val="24"/>
+        </w:rPr>
+        <w:t> </w:t>
+      </w:r>
+      <w:r>
+        <w:rPr>
+          <w:rFonts w:ascii="Times New Roman" w:hAnsi="Times New Roman" w:cs="Times New Roman"/>
+          <w:sz w:val="24"/>
+          <w:szCs w:val="24"/>
+        </w:rPr>
+        <w:t>System unavailable</w:t>
+      </w:r>
+    </w:p>
+    <w:p>
+      <w:pPr>
+        <w:rPr>
+          <w:rFonts w:ascii="Times New Roman" w:hAnsi="Times New Roman" w:cs="Times New Roman"/>
+          <w:sz w:val="24"/>
+          <w:szCs w:val="24"/>
+        </w:rPr>
+      </w:pPr>
+    </w:p>
+    <w:p>
+      <w:pPr>
+        <w:pStyle w:val="Heading3"/>
+        <w:numPr>
+          <w:ilvl w:val="0"/>
+          <w:numId w:val="0"/>
+        </w:numPr>
+        <w:ind w:left="720" w:hanging="720"/>
+        <w:rPr>
+          <w:b w:val="0"/>
+          <w:bCs w:val="0"/>
         </w:rPr>
       </w:pPr>
     </w:p>
@@ -9338,7 +14992,6 @@
           <w:sz w:val="24"/>
           <w:szCs w:val="24"/>
         </w:rPr>
-        <w:lastRenderedPageBreak/>
         <w:t>Test cases for key functionalities (table format)</w:t>
       </w:r>
       <w:r>
@@ -9692,7 +15345,6 @@
           <w:sz w:val="24"/>
           <w:szCs w:val="24"/>
         </w:rPr>
-        <w:lastRenderedPageBreak/>
         <w:t>Discuss technical, collaborative, or planning challenges and what you learned from them.</w:t>
       </w:r>
     </w:p>

--- a/CMPE314- Project Report .docx
+++ b/CMPE314- Project Report .docx
@@ -197,34 +197,45 @@
       <w:r>
         <w:t>[</w:t>
       </w:r>
-      <w:proofErr w:type="spellStart"/>
       <w:r>
         <w:rPr>
           <w:rFonts w:ascii="Calibri" w:hAnsi="Calibri" w:cs="Calibri"/>
           <w:color w:val="000000"/>
           <w:shd w:val="clear" w:color="auto" w:fill="FFFFFF"/>
         </w:rPr>
-        <w:t>Tinotenda</w:t>
-      </w:r>
-      <w:proofErr w:type="spellEnd"/>
+        <w:t>Tinotenda Mupati</w:t>
+      </w:r>
+      <w:r>
+        <w:t>] - [</w:t>
+      </w:r>
       <w:r>
         <w:rPr>
           <w:rFonts w:ascii="Calibri" w:hAnsi="Calibri" w:cs="Calibri"/>
           <w:color w:val="000000"/>
           <w:shd w:val="clear" w:color="auto" w:fill="FFFFFF"/>
         </w:rPr>
-        <w:t xml:space="preserve"> </w:t>
-      </w:r>
-      <w:proofErr w:type="spellStart"/>
+        <w:t>22202963</w:t>
+      </w:r>
+      <w:r>
+        <w:t>]</w:t>
+      </w:r>
+    </w:p>
+    <w:p>
+      <w:pPr>
+        <w:spacing w:line="276" w:lineRule="auto"/>
+        <w:ind w:left="360"/>
+      </w:pPr>
+      <w:r>
+        <w:t>[</w:t>
+      </w:r>
       <w:r>
         <w:rPr>
           <w:rFonts w:ascii="Calibri" w:hAnsi="Calibri" w:cs="Calibri"/>
           <w:color w:val="000000"/>
           <w:shd w:val="clear" w:color="auto" w:fill="FFFFFF"/>
         </w:rPr>
-        <w:t>Mupati</w:t>
-      </w:r>
-      <w:proofErr w:type="spellEnd"/>
+        <w:t>Lamine Diamoutene</w:t>
+      </w:r>
       <w:r>
         <w:t>] - [</w:t>
       </w:r>
@@ -234,7 +245,7 @@
           <w:color w:val="000000"/>
           <w:shd w:val="clear" w:color="auto" w:fill="FFFFFF"/>
         </w:rPr>
-        <w:t>22202963</w:t>
+        <w:t>22301016</w:t>
       </w:r>
       <w:r>
         <w:t>]</w:t>
@@ -246,46 +257,35 @@
         <w:ind w:left="360"/>
       </w:pPr>
       <w:r>
+        <w:t>[Mahisa Ahadi] - [22213656]</w:t>
+      </w:r>
+    </w:p>
+    <w:p>
+      <w:pPr>
+        <w:spacing w:line="276" w:lineRule="auto"/>
+        <w:ind w:left="360"/>
+      </w:pPr>
+      <w:r>
         <w:t>[</w:t>
       </w:r>
-      <w:proofErr w:type="spellStart"/>
       <w:r>
         <w:rPr>
           <w:rFonts w:ascii="Calibri" w:hAnsi="Calibri" w:cs="Calibri"/>
           <w:color w:val="000000"/>
           <w:shd w:val="clear" w:color="auto" w:fill="FFFFFF"/>
         </w:rPr>
-        <w:t>Lamine</w:t>
-      </w:r>
-      <w:proofErr w:type="spellEnd"/>
+        <w:t>Christy lumbidi</w:t>
+      </w:r>
+      <w:r>
+        <w:t>] - [</w:t>
+      </w:r>
       <w:r>
         <w:rPr>
           <w:rFonts w:ascii="Calibri" w:hAnsi="Calibri" w:cs="Calibri"/>
           <w:color w:val="000000"/>
           <w:shd w:val="clear" w:color="auto" w:fill="FFFFFF"/>
         </w:rPr>
-        <w:t xml:space="preserve"> </w:t>
-      </w:r>
-      <w:proofErr w:type="spellStart"/>
-      <w:r>
-        <w:rPr>
-          <w:rFonts w:ascii="Calibri" w:hAnsi="Calibri" w:cs="Calibri"/>
-          <w:color w:val="000000"/>
-          <w:shd w:val="clear" w:color="auto" w:fill="FFFFFF"/>
-        </w:rPr>
-        <w:t>Diamoutene</w:t>
-      </w:r>
-      <w:proofErr w:type="spellEnd"/>
-      <w:r>
-        <w:t>] - [</w:t>
-      </w:r>
-      <w:r>
-        <w:rPr>
-          <w:rFonts w:ascii="Calibri" w:hAnsi="Calibri" w:cs="Calibri"/>
-          <w:color w:val="000000"/>
-          <w:shd w:val="clear" w:color="auto" w:fill="FFFFFF"/>
-        </w:rPr>
-        <w:t>22301016</w:t>
+        <w:t>22215889</w:t>
       </w:r>
       <w:r>
         <w:t>]</w:t>
@@ -297,73 +297,7 @@
         <w:ind w:left="360"/>
       </w:pPr>
       <w:r>
-        <w:t>[Mahisa Ahadi] - [22213656]</w:t>
-      </w:r>
-    </w:p>
-    <w:p>
-      <w:pPr>
-        <w:spacing w:line="276" w:lineRule="auto"/>
-        <w:ind w:left="360"/>
-      </w:pPr>
-      <w:r>
-        <w:t>[</w:t>
-      </w:r>
-      <w:r>
-        <w:rPr>
-          <w:rFonts w:ascii="Calibri" w:hAnsi="Calibri" w:cs="Calibri"/>
-          <w:color w:val="000000"/>
-          <w:shd w:val="clear" w:color="auto" w:fill="FFFFFF"/>
-        </w:rPr>
-        <w:t xml:space="preserve">Christy </w:t>
-      </w:r>
-      <w:proofErr w:type="spellStart"/>
-      <w:r>
-        <w:rPr>
-          <w:rFonts w:ascii="Calibri" w:hAnsi="Calibri" w:cs="Calibri"/>
-          <w:color w:val="000000"/>
-          <w:shd w:val="clear" w:color="auto" w:fill="FFFFFF"/>
-        </w:rPr>
-        <w:t>lumbidi</w:t>
-      </w:r>
-      <w:proofErr w:type="spellEnd"/>
-      <w:r>
-        <w:t>] - [</w:t>
-      </w:r>
-      <w:r>
-        <w:rPr>
-          <w:rFonts w:ascii="Calibri" w:hAnsi="Calibri" w:cs="Calibri"/>
-          <w:color w:val="000000"/>
-          <w:shd w:val="clear" w:color="auto" w:fill="FFFFFF"/>
-        </w:rPr>
-        <w:t>22215889</w:t>
-      </w:r>
-      <w:r>
-        <w:t>]</w:t>
-      </w:r>
-    </w:p>
-    <w:p>
-      <w:pPr>
-        <w:spacing w:line="276" w:lineRule="auto"/>
-        <w:ind w:left="360"/>
-      </w:pPr>
-      <w:r>
-        <w:t>[</w:t>
-      </w:r>
-      <w:proofErr w:type="spellStart"/>
-      <w:r>
-        <w:t>Jaciara</w:t>
-      </w:r>
-      <w:proofErr w:type="spellEnd"/>
-      <w:r>
-        <w:t xml:space="preserve"> </w:t>
-      </w:r>
-      <w:proofErr w:type="spellStart"/>
-      <w:r>
-        <w:t>Faif</w:t>
-      </w:r>
-      <w:proofErr w:type="spellEnd"/>
-      <w:r>
-        <w:t>] - [22304137]</w:t>
+        <w:t>[Jaciara Faif] - [22304137]</w:t>
       </w:r>
     </w:p>
     <w:p>
@@ -4114,25 +4048,7 @@
           <w:sz w:val="24"/>
           <w:szCs w:val="24"/>
         </w:rPr>
-        <w:t xml:space="preserve">so they cannot attend in-person </w:t>
-      </w:r>
-      <w:proofErr w:type="gramStart"/>
-      <w:r>
-        <w:rPr>
-          <w:rFonts w:ascii="Times New Roman" w:hAnsi="Times New Roman" w:cs="Times New Roman"/>
-          <w:sz w:val="24"/>
-          <w:szCs w:val="24"/>
-        </w:rPr>
-        <w:t>quizzes ,situations</w:t>
-      </w:r>
-      <w:proofErr w:type="gramEnd"/>
-      <w:r>
-        <w:rPr>
-          <w:rFonts w:ascii="Times New Roman" w:hAnsi="Times New Roman" w:cs="Times New Roman"/>
-          <w:sz w:val="24"/>
-          <w:szCs w:val="24"/>
-        </w:rPr>
-        <w:t xml:space="preserve"> in which a widespread illness </w:t>
+        <w:t xml:space="preserve">so they cannot attend in-person quizzes ,situations in which a widespread illness </w:t>
       </w:r>
       <w:r>
         <w:t xml:space="preserve">(e.g., pandemics) </w:t>
@@ -4522,70 +4438,35 @@
           <w:szCs w:val="18"/>
         </w:rPr>
       </w:pPr>
-      <w:proofErr w:type="spellStart"/>
       <w:r>
         <w:rPr>
           <w:sz w:val="20"/>
           <w:szCs w:val="18"/>
         </w:rPr>
-        <w:t>Jaciara</w:t>
-      </w:r>
-      <w:proofErr w:type="spellEnd"/>
+        <w:t>Jaciara Faif</w:t>
+      </w:r>
       <w:r>
         <w:rPr>
           <w:sz w:val="20"/>
           <w:szCs w:val="18"/>
         </w:rPr>
-        <w:t xml:space="preserve"> </w:t>
-      </w:r>
-      <w:proofErr w:type="spellStart"/>
+        <w:t xml:space="preserve">   -&gt;  </w:t>
+      </w:r>
       <w:r>
         <w:rPr>
           <w:sz w:val="20"/>
           <w:szCs w:val="18"/>
         </w:rPr>
-        <w:t>Faif</w:t>
-      </w:r>
-      <w:proofErr w:type="spellEnd"/>
-      <w:r>
+        <w:t>Requirements &amp; Use Case modeling</w:t>
+      </w:r>
+    </w:p>
+    <w:p>
+      <w:pPr>
         <w:rPr>
           <w:sz w:val="20"/>
           <w:szCs w:val="18"/>
         </w:rPr>
-        <w:t xml:space="preserve">   -</w:t>
-      </w:r>
-      <w:proofErr w:type="gramStart"/>
-      <w:r>
-        <w:rPr>
-          <w:sz w:val="20"/>
-          <w:szCs w:val="18"/>
-        </w:rPr>
-        <w:t xml:space="preserve">&gt;  </w:t>
-      </w:r>
-      <w:r>
-        <w:rPr>
-          <w:sz w:val="20"/>
-          <w:szCs w:val="18"/>
-        </w:rPr>
-        <w:t>Requirements</w:t>
-      </w:r>
-      <w:proofErr w:type="gramEnd"/>
-      <w:r>
-        <w:rPr>
-          <w:sz w:val="20"/>
-          <w:szCs w:val="18"/>
-        </w:rPr>
-        <w:t xml:space="preserve"> &amp; Use Case modeling</w:t>
-      </w:r>
-    </w:p>
-    <w:p>
-      <w:pPr>
-        <w:rPr>
-          <w:sz w:val="20"/>
-          <w:szCs w:val="18"/>
-        </w:rPr>
-      </w:pPr>
-      <w:proofErr w:type="spellStart"/>
+      </w:pPr>
       <w:r>
         <w:rPr>
           <w:rFonts w:ascii="Calibri" w:hAnsi="Calibri" w:cs="Calibri"/>
@@ -4594,9 +4475,8 @@
           <w:szCs w:val="18"/>
           <w:shd w:val="clear" w:color="auto" w:fill="FFFFFF"/>
         </w:rPr>
-        <w:t>Tinotenda</w:t>
-      </w:r>
-      <w:proofErr w:type="spellEnd"/>
+        <w:t>Tinotenda Mupati</w:t>
+      </w:r>
       <w:r>
         <w:rPr>
           <w:rFonts w:ascii="Calibri" w:hAnsi="Calibri" w:cs="Calibri"/>
@@ -4605,9 +4485,23 @@
           <w:szCs w:val="18"/>
           <w:shd w:val="clear" w:color="auto" w:fill="FFFFFF"/>
         </w:rPr>
-        <w:t xml:space="preserve"> </w:t>
-      </w:r>
-      <w:proofErr w:type="spellStart"/>
+        <w:t xml:space="preserve"> -&gt; </w:t>
+      </w:r>
+      <w:r>
+        <w:rPr>
+          <w:sz w:val="20"/>
+          <w:szCs w:val="18"/>
+        </w:rPr>
+        <w:t>Class Diagram &amp; Database Design</w:t>
+      </w:r>
+    </w:p>
+    <w:p>
+      <w:pPr>
+        <w:rPr>
+          <w:sz w:val="20"/>
+          <w:szCs w:val="18"/>
+        </w:rPr>
+      </w:pPr>
       <w:r>
         <w:rPr>
           <w:rFonts w:ascii="Calibri" w:hAnsi="Calibri" w:cs="Calibri"/>
@@ -4616,9 +4510,8 @@
           <w:szCs w:val="18"/>
           <w:shd w:val="clear" w:color="auto" w:fill="FFFFFF"/>
         </w:rPr>
-        <w:t>Mupati</w:t>
-      </w:r>
-      <w:proofErr w:type="spellEnd"/>
+        <w:t>Lamine Diamoutene</w:t>
+      </w:r>
       <w:r>
         <w:rPr>
           <w:rFonts w:ascii="Calibri" w:hAnsi="Calibri" w:cs="Calibri"/>
@@ -4634,7 +4527,7 @@
           <w:sz w:val="20"/>
           <w:szCs w:val="18"/>
         </w:rPr>
-        <w:t>Class Diagram &amp; Database Design</w:t>
+        <w:t>UI Design &amp; Frontend Development</w:t>
       </w:r>
     </w:p>
     <w:p>
@@ -4644,7 +4537,6 @@
           <w:szCs w:val="18"/>
         </w:rPr>
       </w:pPr>
-      <w:proofErr w:type="spellStart"/>
       <w:r>
         <w:rPr>
           <w:rFonts w:ascii="Calibri" w:hAnsi="Calibri" w:cs="Calibri"/>
@@ -4653,9 +4545,8 @@
           <w:szCs w:val="18"/>
           <w:shd w:val="clear" w:color="auto" w:fill="FFFFFF"/>
         </w:rPr>
-        <w:t>Lamine</w:t>
-      </w:r>
-      <w:proofErr w:type="spellEnd"/>
+        <w:t>Christy lumbidi</w:t>
+      </w:r>
       <w:r>
         <w:rPr>
           <w:rFonts w:ascii="Calibri" w:hAnsi="Calibri" w:cs="Calibri"/>
@@ -4664,122 +4555,37 @@
           <w:szCs w:val="18"/>
           <w:shd w:val="clear" w:color="auto" w:fill="FFFFFF"/>
         </w:rPr>
-        <w:t xml:space="preserve"> </w:t>
-      </w:r>
-      <w:proofErr w:type="spellStart"/>
-      <w:r>
-        <w:rPr>
-          <w:rFonts w:ascii="Calibri" w:hAnsi="Calibri" w:cs="Calibri"/>
-          <w:color w:val="000000"/>
+        <w:t xml:space="preserve"> -&gt; </w:t>
+      </w:r>
+      <w:r>
+        <w:rPr>
           <w:sz w:val="20"/>
           <w:szCs w:val="18"/>
-          <w:shd w:val="clear" w:color="auto" w:fill="FFFFFF"/>
-        </w:rPr>
-        <w:t>Diamoutene</w:t>
-      </w:r>
-      <w:proofErr w:type="spellEnd"/>
-      <w:r>
-        <w:rPr>
-          <w:rFonts w:ascii="Calibri" w:hAnsi="Calibri" w:cs="Calibri"/>
-          <w:color w:val="000000"/>
+        </w:rPr>
+        <w:t>Backend Logic &amp; Testing</w:t>
+      </w:r>
+    </w:p>
+    <w:p>
+      <w:r>
+        <w:rPr>
           <w:sz w:val="20"/>
           <w:szCs w:val="18"/>
-          <w:shd w:val="clear" w:color="auto" w:fill="FFFFFF"/>
-        </w:rPr>
-        <w:t xml:space="preserve"> -&gt; </w:t>
+        </w:rPr>
+        <w:t>Mahisa Ahadi</w:t>
       </w:r>
       <w:r>
         <w:rPr>
           <w:sz w:val="20"/>
           <w:szCs w:val="18"/>
         </w:rPr>
-        <w:t>UI Design &amp; Frontend Development</w:t>
-      </w:r>
-    </w:p>
-    <w:p>
-      <w:pPr>
+        <w:t xml:space="preserve"> -&gt;  </w:t>
+      </w:r>
+      <w:r>
         <w:rPr>
           <w:sz w:val="20"/>
           <w:szCs w:val="18"/>
         </w:rPr>
-      </w:pPr>
-      <w:r>
-        <w:rPr>
-          <w:rFonts w:ascii="Calibri" w:hAnsi="Calibri" w:cs="Calibri"/>
-          <w:color w:val="000000"/>
-          <w:sz w:val="20"/>
-          <w:szCs w:val="18"/>
-          <w:shd w:val="clear" w:color="auto" w:fill="FFFFFF"/>
-        </w:rPr>
-        <w:t xml:space="preserve">Christy </w:t>
-      </w:r>
-      <w:proofErr w:type="spellStart"/>
-      <w:r>
-        <w:rPr>
-          <w:rFonts w:ascii="Calibri" w:hAnsi="Calibri" w:cs="Calibri"/>
-          <w:color w:val="000000"/>
-          <w:sz w:val="20"/>
-          <w:szCs w:val="18"/>
-          <w:shd w:val="clear" w:color="auto" w:fill="FFFFFF"/>
-        </w:rPr>
-        <w:t>lumbidi</w:t>
-      </w:r>
-      <w:proofErr w:type="spellEnd"/>
-      <w:r>
-        <w:rPr>
-          <w:rFonts w:ascii="Calibri" w:hAnsi="Calibri" w:cs="Calibri"/>
-          <w:color w:val="000000"/>
-          <w:sz w:val="20"/>
-          <w:szCs w:val="18"/>
-          <w:shd w:val="clear" w:color="auto" w:fill="FFFFFF"/>
-        </w:rPr>
-        <w:t xml:space="preserve"> -&gt; </w:t>
-      </w:r>
-      <w:r>
-        <w:rPr>
-          <w:sz w:val="20"/>
-          <w:szCs w:val="18"/>
-        </w:rPr>
-        <w:t>Backend Logic &amp; Testing</w:t>
-      </w:r>
-    </w:p>
-    <w:p>
-      <w:r>
-        <w:rPr>
-          <w:sz w:val="20"/>
-          <w:szCs w:val="18"/>
-        </w:rPr>
-        <w:t>Mahisa Ahadi</w:t>
-      </w:r>
-      <w:r>
-        <w:rPr>
-          <w:sz w:val="20"/>
-          <w:szCs w:val="18"/>
-        </w:rPr>
-        <w:t xml:space="preserve"> -</w:t>
-      </w:r>
-      <w:proofErr w:type="gramStart"/>
-      <w:r>
-        <w:rPr>
-          <w:sz w:val="20"/>
-          <w:szCs w:val="18"/>
-        </w:rPr>
-        <w:t xml:space="preserve">&gt;  </w:t>
-      </w:r>
-      <w:r>
-        <w:rPr>
-          <w:sz w:val="20"/>
-          <w:szCs w:val="18"/>
-        </w:rPr>
-        <w:t>Documentation</w:t>
-      </w:r>
-      <w:proofErr w:type="gramEnd"/>
-      <w:r>
-        <w:rPr>
-          <w:sz w:val="20"/>
-          <w:szCs w:val="18"/>
-        </w:rPr>
-        <w:t xml:space="preserve"> &amp; Project Coordination</w:t>
+        <w:t>Documentation &amp; Project Coordination</w:t>
       </w:r>
     </w:p>
     <w:p>
@@ -4985,7 +4791,6 @@
                 <w:szCs w:val="24"/>
               </w:rPr>
             </w:pPr>
-            <w:proofErr w:type="spellStart"/>
             <w:r>
               <w:rPr>
                 <w:rFonts w:ascii="Times New Roman" w:hAnsi="Times New Roman" w:cs="Times New Roman"/>
@@ -4994,7 +4799,6 @@
               </w:rPr>
               <w:t>Lamine</w:t>
             </w:r>
-            <w:proofErr w:type="spellEnd"/>
           </w:p>
         </w:tc>
         <w:tc>
@@ -5011,23 +4815,13 @@
                 <w:szCs w:val="24"/>
               </w:rPr>
             </w:pPr>
-            <w:proofErr w:type="spellStart"/>
             <w:r>
               <w:rPr>
                 <w:rFonts w:ascii="Times New Roman" w:hAnsi="Times New Roman" w:cs="Times New Roman"/>
                 <w:sz w:val="24"/>
                 <w:szCs w:val="24"/>
               </w:rPr>
-              <w:t>Jaciara</w:t>
-            </w:r>
-            <w:proofErr w:type="spellEnd"/>
-            <w:r>
-              <w:rPr>
-                <w:rFonts w:ascii="Times New Roman" w:hAnsi="Times New Roman" w:cs="Times New Roman"/>
-                <w:sz w:val="24"/>
-                <w:szCs w:val="24"/>
-              </w:rPr>
-              <w:t xml:space="preserve"> Annette</w:t>
+              <w:t>Jaciara Annette</w:t>
             </w:r>
           </w:p>
         </w:tc>
@@ -5101,18 +4895,8 @@
                 <w:sz w:val="24"/>
                 <w:szCs w:val="24"/>
               </w:rPr>
-              <w:t xml:space="preserve">Christy </w:t>
-            </w:r>
-            <w:proofErr w:type="spellStart"/>
-            <w:r>
-              <w:rPr>
-                <w:rFonts w:ascii="Times New Roman" w:hAnsi="Times New Roman" w:cs="Times New Roman"/>
-                <w:sz w:val="24"/>
-                <w:szCs w:val="24"/>
-              </w:rPr>
-              <w:t>Lumbidi</w:t>
-            </w:r>
-            <w:proofErr w:type="spellEnd"/>
+              <w:t>Christy Lumbidi</w:t>
+            </w:r>
           </w:p>
         </w:tc>
         <w:tc>
@@ -5129,16 +4913,14 @@
                 <w:szCs w:val="24"/>
               </w:rPr>
             </w:pPr>
-            <w:proofErr w:type="spellStart"/>
             <w:r>
               <w:rPr>
                 <w:rFonts w:ascii="Times New Roman" w:hAnsi="Times New Roman" w:cs="Times New Roman"/>
                 <w:sz w:val="24"/>
                 <w:szCs w:val="24"/>
               </w:rPr>
-              <w:t>Lamine</w:t>
-            </w:r>
-            <w:proofErr w:type="spellEnd"/>
+              <w:t>Lamine Diamoutene,</w:t>
+            </w:r>
             <w:r>
               <w:rPr>
                 <w:rFonts w:ascii="Times New Roman" w:hAnsi="Times New Roman" w:cs="Times New Roman"/>
@@ -5147,60 +4929,14 @@
               </w:rPr>
               <w:t xml:space="preserve"> </w:t>
             </w:r>
-            <w:proofErr w:type="spellStart"/>
             <w:r>
               <w:rPr>
                 <w:rFonts w:ascii="Times New Roman" w:hAnsi="Times New Roman" w:cs="Times New Roman"/>
                 <w:sz w:val="24"/>
                 <w:szCs w:val="24"/>
               </w:rPr>
-              <w:t>Diamoutene</w:t>
-            </w:r>
-            <w:proofErr w:type="spellEnd"/>
-            <w:r>
-              <w:rPr>
-                <w:rFonts w:ascii="Times New Roman" w:hAnsi="Times New Roman" w:cs="Times New Roman"/>
-                <w:sz w:val="24"/>
-                <w:szCs w:val="24"/>
-              </w:rPr>
-              <w:t>,</w:t>
-            </w:r>
-            <w:r>
-              <w:rPr>
-                <w:rFonts w:ascii="Times New Roman" w:hAnsi="Times New Roman" w:cs="Times New Roman"/>
-                <w:sz w:val="24"/>
-                <w:szCs w:val="24"/>
-              </w:rPr>
-              <w:t xml:space="preserve"> </w:t>
-            </w:r>
-            <w:proofErr w:type="spellStart"/>
-            <w:r>
-              <w:rPr>
-                <w:rFonts w:ascii="Times New Roman" w:hAnsi="Times New Roman" w:cs="Times New Roman"/>
-                <w:sz w:val="24"/>
-                <w:szCs w:val="24"/>
-              </w:rPr>
-              <w:t>Tinotenda</w:t>
-            </w:r>
-            <w:proofErr w:type="spellEnd"/>
-            <w:r>
-              <w:rPr>
-                <w:rFonts w:ascii="Times New Roman" w:hAnsi="Times New Roman" w:cs="Times New Roman"/>
-                <w:sz w:val="24"/>
-                <w:szCs w:val="24"/>
-              </w:rPr>
-              <w:t xml:space="preserve"> </w:t>
-            </w:r>
-            <w:proofErr w:type="spellStart"/>
-            <w:r>
-              <w:rPr>
-                <w:rFonts w:ascii="Times New Roman" w:hAnsi="Times New Roman" w:cs="Times New Roman"/>
-                <w:sz w:val="24"/>
-                <w:szCs w:val="24"/>
-              </w:rPr>
-              <w:t>Mupati</w:t>
-            </w:r>
-            <w:proofErr w:type="spellEnd"/>
+              <w:t>Tinotenda Mupati</w:t>
+            </w:r>
           </w:p>
         </w:tc>
       </w:tr>
@@ -5249,25 +4985,7 @@
                 <w:sz w:val="24"/>
                 <w:szCs w:val="24"/>
               </w:rPr>
-              <w:t xml:space="preserve">Gathering </w:t>
-            </w:r>
-            <w:proofErr w:type="gramStart"/>
-            <w:r>
-              <w:rPr>
-                <w:rFonts w:ascii="Times New Roman" w:hAnsi="Times New Roman" w:cs="Times New Roman"/>
-                <w:sz w:val="24"/>
-                <w:szCs w:val="24"/>
-              </w:rPr>
-              <w:t>information ,</w:t>
-            </w:r>
-            <w:proofErr w:type="gramEnd"/>
-            <w:r>
-              <w:rPr>
-                <w:rFonts w:ascii="Times New Roman" w:hAnsi="Times New Roman" w:cs="Times New Roman"/>
-                <w:sz w:val="24"/>
-                <w:szCs w:val="24"/>
-              </w:rPr>
-              <w:t xml:space="preserve"> Researching and formatting the report</w:t>
+              <w:t>Gathering information , Researching and formatting the report</w:t>
             </w:r>
           </w:p>
         </w:tc>
@@ -5373,51 +5091,15 @@
           <w:sz w:val="24"/>
           <w:szCs w:val="24"/>
         </w:rPr>
-        <w:t xml:space="preserve">Since we’re all </w:t>
-      </w:r>
-      <w:proofErr w:type="gramStart"/>
-      <w:r>
-        <w:rPr>
-          <w:rFonts w:ascii="Times New Roman" w:hAnsi="Times New Roman" w:cs="Times New Roman"/>
-          <w:sz w:val="24"/>
-          <w:szCs w:val="24"/>
-        </w:rPr>
-        <w:t>beginners ,</w:t>
-      </w:r>
-      <w:proofErr w:type="gramEnd"/>
-      <w:r>
-        <w:rPr>
-          <w:rFonts w:ascii="Times New Roman" w:hAnsi="Times New Roman" w:cs="Times New Roman"/>
-          <w:sz w:val="24"/>
-          <w:szCs w:val="24"/>
-        </w:rPr>
-        <w:t xml:space="preserve"> we use Agile process model. In Agile</w:t>
-      </w:r>
-      <w:r>
-        <w:rPr>
-          <w:rFonts w:ascii="Times New Roman" w:hAnsi="Times New Roman" w:cs="Times New Roman"/>
-          <w:sz w:val="24"/>
-          <w:szCs w:val="24"/>
-        </w:rPr>
-        <w:t xml:space="preserve"> process </w:t>
-      </w:r>
-      <w:proofErr w:type="gramStart"/>
-      <w:r>
-        <w:rPr>
-          <w:rFonts w:ascii="Times New Roman" w:hAnsi="Times New Roman" w:cs="Times New Roman"/>
-          <w:sz w:val="24"/>
-          <w:szCs w:val="24"/>
-        </w:rPr>
-        <w:t>model ,</w:t>
-      </w:r>
-      <w:proofErr w:type="gramEnd"/>
-      <w:r>
-        <w:rPr>
-          <w:rFonts w:ascii="Times New Roman" w:hAnsi="Times New Roman" w:cs="Times New Roman"/>
-          <w:sz w:val="24"/>
-          <w:szCs w:val="24"/>
-        </w:rPr>
-        <w:t xml:space="preserve"> we can build everything step by step instead of planning everything at the beginning ,also using this process model we can fix mistakes early (since we’re beginners we’ll face </w:t>
+        <w:t>Since we’re all beginners , we use Agile process model. In Agile</w:t>
+      </w:r>
+      <w:r>
+        <w:rPr>
+          <w:rFonts w:ascii="Times New Roman" w:hAnsi="Times New Roman" w:cs="Times New Roman"/>
+          <w:sz w:val="24"/>
+          <w:szCs w:val="24"/>
+        </w:rPr>
+        <w:t xml:space="preserve"> process model , we can build everything step by step instead of planning everything at the beginning ,also using this process model we can fix mistakes early (since we’re beginners we’ll face </w:t>
       </w:r>
       <w:r>
         <w:rPr>
@@ -5830,78 +5512,24 @@
           <w:sz w:val="24"/>
           <w:szCs w:val="24"/>
         </w:rPr>
-        <w:t xml:space="preserve"> their feedback effect the usability of the system. </w:t>
-      </w:r>
-      <w:proofErr w:type="gramStart"/>
-      <w:r>
-        <w:rPr>
-          <w:rFonts w:ascii="Times New Roman" w:hAnsi="Times New Roman" w:cs="Times New Roman"/>
-          <w:sz w:val="24"/>
-          <w:szCs w:val="24"/>
-        </w:rPr>
-        <w:t>So</w:t>
-      </w:r>
-      <w:proofErr w:type="gramEnd"/>
-      <w:r>
-        <w:rPr>
-          <w:rFonts w:ascii="Times New Roman" w:hAnsi="Times New Roman" w:cs="Times New Roman"/>
-          <w:sz w:val="24"/>
-          <w:szCs w:val="24"/>
-        </w:rPr>
-        <w:t xml:space="preserve"> their influence is medium. The influence of the teachers is </w:t>
-      </w:r>
-      <w:proofErr w:type="gramStart"/>
-      <w:r>
-        <w:rPr>
-          <w:rFonts w:ascii="Times New Roman" w:hAnsi="Times New Roman" w:cs="Times New Roman"/>
-          <w:sz w:val="24"/>
-          <w:szCs w:val="24"/>
-        </w:rPr>
-        <w:t>high ,</w:t>
-      </w:r>
-      <w:proofErr w:type="gramEnd"/>
-      <w:r>
-        <w:rPr>
-          <w:rFonts w:ascii="Times New Roman" w:hAnsi="Times New Roman" w:cs="Times New Roman"/>
-          <w:sz w:val="24"/>
-          <w:szCs w:val="24"/>
-        </w:rPr>
-        <w:t xml:space="preserve"> since they define quiz content and affect system requirements.</w:t>
-      </w:r>
-    </w:p>
-    <w:p>
-      <w:pPr>
-        <w:rPr>
-          <w:rFonts w:ascii="Times New Roman" w:hAnsi="Times New Roman" w:cs="Times New Roman"/>
-          <w:sz w:val="24"/>
-          <w:szCs w:val="24"/>
-        </w:rPr>
-      </w:pPr>
-      <w:r>
-        <w:rPr>
-          <w:rFonts w:ascii="Times New Roman" w:hAnsi="Times New Roman" w:cs="Times New Roman"/>
-          <w:sz w:val="24"/>
-          <w:szCs w:val="24"/>
-        </w:rPr>
-        <w:t>Specific Requirements (students</w:t>
-      </w:r>
-      <w:proofErr w:type="gramStart"/>
-      <w:r>
-        <w:rPr>
-          <w:rFonts w:ascii="Times New Roman" w:hAnsi="Times New Roman" w:cs="Times New Roman"/>
-          <w:sz w:val="24"/>
-          <w:szCs w:val="24"/>
-        </w:rPr>
-        <w:t>) :</w:t>
-      </w:r>
-      <w:proofErr w:type="gramEnd"/>
-      <w:r>
-        <w:rPr>
-          <w:rFonts w:ascii="Times New Roman" w:hAnsi="Times New Roman" w:cs="Times New Roman"/>
-          <w:sz w:val="24"/>
-          <w:szCs w:val="24"/>
-        </w:rPr>
-        <w:t xml:space="preserve"> The system must have a simple login and user-friendly interface. It must have the ability to take quizzes easily without errors. It must give the student instant result. It must have timer and clear instructions during quizzes. </w:t>
+        <w:t xml:space="preserve"> their feedback effect the usability of the system. So their influence is medium. The influence of the teachers is high , since they define quiz content and affect system requirements.</w:t>
+      </w:r>
+    </w:p>
+    <w:p>
+      <w:pPr>
+        <w:rPr>
+          <w:rFonts w:ascii="Times New Roman" w:hAnsi="Times New Roman" w:cs="Times New Roman"/>
+          <w:sz w:val="24"/>
+          <w:szCs w:val="24"/>
+        </w:rPr>
+      </w:pPr>
+      <w:r>
+        <w:rPr>
+          <w:rFonts w:ascii="Times New Roman" w:hAnsi="Times New Roman" w:cs="Times New Roman"/>
+          <w:sz w:val="24"/>
+          <w:szCs w:val="24"/>
+        </w:rPr>
+        <w:t xml:space="preserve">Specific Requirements (students) : The system must have a simple login and user-friendly interface. It must have the ability to take quizzes easily without errors. It must give the student instant result. It must have timer and clear instructions during quizzes. </w:t>
       </w:r>
     </w:p>
     <w:p>
@@ -5982,25 +5610,7 @@
           <w:sz w:val="24"/>
           <w:szCs w:val="24"/>
         </w:rPr>
-        <w:t xml:space="preserve">We used brainstorming sessions in the team in order to find the main features and define the system scope. We also created user personas (student and teacher) to understand each </w:t>
-      </w:r>
-      <w:proofErr w:type="gramStart"/>
-      <w:r>
-        <w:rPr>
-          <w:rFonts w:ascii="Times New Roman" w:hAnsi="Times New Roman" w:cs="Times New Roman"/>
-          <w:sz w:val="24"/>
-          <w:szCs w:val="24"/>
-        </w:rPr>
-        <w:t>role ,</w:t>
-      </w:r>
-      <w:proofErr w:type="gramEnd"/>
-      <w:r>
-        <w:rPr>
-          <w:rFonts w:ascii="Times New Roman" w:hAnsi="Times New Roman" w:cs="Times New Roman"/>
-          <w:sz w:val="24"/>
-          <w:szCs w:val="24"/>
-        </w:rPr>
-        <w:t xml:space="preserve"> what they need, and their expectations. At the end, scenario-based discussions were used to see how the users interact with the system and extract functional requirements.</w:t>
+        <w:t>We used brainstorming sessions in the team in order to find the main features and define the system scope. We also created user personas (student and teacher) to understand each role , what they need, and their expectations. At the end, scenario-based discussions were used to see how the users interact with the system and extract functional requirements.</w:t>
       </w:r>
     </w:p>
     <w:p>
@@ -6482,25 +6092,7 @@
           <w:sz w:val="24"/>
           <w:szCs w:val="24"/>
         </w:rPr>
-        <w:t xml:space="preserve">The system must allow the </w:t>
-      </w:r>
-      <w:proofErr w:type="gramStart"/>
-      <w:r>
-        <w:rPr>
-          <w:rFonts w:ascii="Times New Roman" w:hAnsi="Times New Roman" w:cs="Times New Roman"/>
-          <w:sz w:val="24"/>
-          <w:szCs w:val="24"/>
-        </w:rPr>
-        <w:t>Instructor</w:t>
-      </w:r>
-      <w:proofErr w:type="gramEnd"/>
-      <w:r>
-        <w:rPr>
-          <w:rFonts w:ascii="Times New Roman" w:hAnsi="Times New Roman" w:cs="Times New Roman"/>
-          <w:sz w:val="24"/>
-          <w:szCs w:val="24"/>
-        </w:rPr>
-        <w:t xml:space="preserve"> to log in with administrative credentials, ensuring exclusive access to the management panel</w:t>
+        <w:t>The system must allow the Instructor to log in with administrative credentials, ensuring exclusive access to the management panel</w:t>
       </w:r>
     </w:p>
     <w:p>
@@ -7113,25 +6705,7 @@
           <w:sz w:val="24"/>
           <w:szCs w:val="24"/>
         </w:rPr>
-        <w:t xml:space="preserve">The system should allow the </w:t>
-      </w:r>
-      <w:proofErr w:type="gramStart"/>
-      <w:r>
-        <w:rPr>
-          <w:rFonts w:ascii="Times New Roman" w:hAnsi="Times New Roman" w:cs="Times New Roman"/>
-          <w:sz w:val="24"/>
-          <w:szCs w:val="24"/>
-        </w:rPr>
-        <w:t>Instructor</w:t>
-      </w:r>
-      <w:proofErr w:type="gramEnd"/>
-      <w:r>
-        <w:rPr>
-          <w:rFonts w:ascii="Times New Roman" w:hAnsi="Times New Roman" w:cs="Times New Roman"/>
-          <w:sz w:val="24"/>
-          <w:szCs w:val="24"/>
-        </w:rPr>
-        <w:t xml:space="preserve"> to create, edit, and delete quizzes.</w:t>
+        <w:t>The system should allow the Instructor to create, edit, and delete quizzes.</w:t>
       </w:r>
     </w:p>
     <w:p>
@@ -7369,25 +6943,7 @@
           <w:sz w:val="24"/>
           <w:szCs w:val="24"/>
         </w:rPr>
-        <w:t xml:space="preserve">allowing the </w:t>
-      </w:r>
-      <w:proofErr w:type="gramStart"/>
-      <w:r>
-        <w:rPr>
-          <w:rFonts w:ascii="Times New Roman" w:hAnsi="Times New Roman" w:cs="Times New Roman"/>
-          <w:sz w:val="24"/>
-          <w:szCs w:val="24"/>
-        </w:rPr>
-        <w:t>Instructor</w:t>
-      </w:r>
-      <w:proofErr w:type="gramEnd"/>
-      <w:r>
-        <w:rPr>
-          <w:rFonts w:ascii="Times New Roman" w:hAnsi="Times New Roman" w:cs="Times New Roman"/>
-          <w:sz w:val="24"/>
-          <w:szCs w:val="24"/>
-        </w:rPr>
-        <w:t xml:space="preserve"> to select the desired format at the time of creation.</w:t>
+        <w:t>allowing the Instructor to select the desired format at the time of creation.</w:t>
       </w:r>
     </w:p>
     <w:p>
@@ -7485,25 +7041,7 @@
           <w:sz w:val="24"/>
           <w:szCs w:val="24"/>
         </w:rPr>
-        <w:t xml:space="preserve">The system shall allow the </w:t>
-      </w:r>
-      <w:proofErr w:type="gramStart"/>
-      <w:r>
-        <w:rPr>
-          <w:rFonts w:ascii="Times New Roman" w:hAnsi="Times New Roman" w:cs="Times New Roman"/>
-          <w:sz w:val="24"/>
-          <w:szCs w:val="24"/>
-        </w:rPr>
-        <w:t>Instructor</w:t>
-      </w:r>
-      <w:proofErr w:type="gramEnd"/>
-      <w:r>
-        <w:rPr>
-          <w:rFonts w:ascii="Times New Roman" w:hAnsi="Times New Roman" w:cs="Times New Roman"/>
-          <w:sz w:val="24"/>
-          <w:szCs w:val="24"/>
-        </w:rPr>
-        <w:t xml:space="preserve"> to set a start date and an end date for each quiz.</w:t>
+        <w:t>The system shall allow the Instructor to set a start date and an end date for each quiz.</w:t>
       </w:r>
       <w:r>
         <w:rPr>
@@ -7614,25 +7152,7 @@
           <w:sz w:val="24"/>
           <w:szCs w:val="24"/>
         </w:rPr>
-        <w:t xml:space="preserve">The system shall allow the </w:t>
-      </w:r>
-      <w:proofErr w:type="gramStart"/>
-      <w:r>
-        <w:rPr>
-          <w:rFonts w:ascii="Times New Roman" w:hAnsi="Times New Roman" w:cs="Times New Roman"/>
-          <w:sz w:val="24"/>
-          <w:szCs w:val="24"/>
-        </w:rPr>
-        <w:t>Instructor</w:t>
-      </w:r>
-      <w:proofErr w:type="gramEnd"/>
-      <w:r>
-        <w:rPr>
-          <w:rFonts w:ascii="Times New Roman" w:hAnsi="Times New Roman" w:cs="Times New Roman"/>
-          <w:sz w:val="24"/>
-          <w:szCs w:val="24"/>
-        </w:rPr>
-        <w:t xml:space="preserve"> to consult users' results</w:t>
+        <w:t>The system shall allow the Instructor to consult users' results</w:t>
       </w:r>
     </w:p>
     <w:p>
@@ -7727,25 +7247,7 @@
           <w:sz w:val="24"/>
           <w:szCs w:val="24"/>
         </w:rPr>
-        <w:t xml:space="preserve">The system shall allow the </w:t>
-      </w:r>
-      <w:proofErr w:type="gramStart"/>
-      <w:r>
-        <w:rPr>
-          <w:rFonts w:ascii="Times New Roman" w:hAnsi="Times New Roman" w:cs="Times New Roman"/>
-          <w:sz w:val="24"/>
-          <w:szCs w:val="24"/>
-        </w:rPr>
-        <w:t>Instructor</w:t>
-      </w:r>
-      <w:proofErr w:type="gramEnd"/>
-      <w:r>
-        <w:rPr>
-          <w:rFonts w:ascii="Times New Roman" w:hAnsi="Times New Roman" w:cs="Times New Roman"/>
-          <w:sz w:val="24"/>
-          <w:szCs w:val="24"/>
-        </w:rPr>
-        <w:t xml:space="preserve"> to set a time for the completion of the quiz.</w:t>
+        <w:t>The system shall allow the Instructor to set a time for the completion of the quiz.</w:t>
       </w:r>
     </w:p>
     <w:p>
@@ -7783,28 +7285,15 @@
     </w:p>
     <w:p>
       <w:r>
-        <w:t xml:space="preserve">NFR-01: Password </w:t>
-      </w:r>
-      <w:proofErr w:type="gramStart"/>
-      <w:r>
-        <w:t>Security :</w:t>
-      </w:r>
-      <w:proofErr w:type="gramEnd"/>
+        <w:t>NFR-01: Password Security :</w:t>
+      </w:r>
       <w:r>
         <w:t xml:space="preserve"> The system shall store users' passwords securely using appropriate hash functions.</w:t>
       </w:r>
     </w:p>
     <w:p>
       <w:r>
-        <w:t xml:space="preserve">NFR-02: Access </w:t>
-      </w:r>
-      <w:proofErr w:type="gramStart"/>
-      <w:r>
-        <w:t>Control :</w:t>
-      </w:r>
-      <w:proofErr w:type="gramEnd"/>
-      <w:r>
-        <w:t xml:space="preserve"> </w:t>
+        <w:t xml:space="preserve">NFR-02: Access Control : </w:t>
       </w:r>
       <w:r>
         <w:t>Only the Authenticated Instructor can access the admin panel, with no access for regular users.</w:t>
@@ -7812,15 +7301,7 @@
     </w:p>
     <w:p>
       <w:r>
-        <w:t xml:space="preserve">NFR-03: Browser </w:t>
-      </w:r>
-      <w:proofErr w:type="gramStart"/>
-      <w:r>
-        <w:t>Compatibility :</w:t>
-      </w:r>
-      <w:proofErr w:type="gramEnd"/>
-      <w:r>
-        <w:t xml:space="preserve"> </w:t>
+        <w:t xml:space="preserve">NFR-03: Browser Compatibility : </w:t>
       </w:r>
       <w:r>
         <w:t>The application must be compatible with the latest browsers: Google Chrome, Mozilla Firefox, Safari, and Microsoft Edge.</w:t>
@@ -7828,15 +7309,7 @@
     </w:p>
     <w:p>
       <w:r>
-        <w:t>NFR-04: Data Recovery (Reliability</w:t>
-      </w:r>
-      <w:proofErr w:type="gramStart"/>
-      <w:r>
-        <w:t>) :</w:t>
-      </w:r>
-      <w:proofErr w:type="gramEnd"/>
-      <w:r>
-        <w:t xml:space="preserve"> The system shall ensure that user data and quizzes are not lost in the event of a network failure during a quiz run, returning to their previous state after</w:t>
+        <w:t>NFR-04: Data Recovery (Reliability) : The system shall ensure that user data and quizzes are not lost in the event of a network failure during a quiz run, returning to their previous state after</w:t>
       </w:r>
     </w:p>
     <w:p>
@@ -7846,15 +7319,7 @@
     </w:p>
     <w:p>
       <w:r>
-        <w:t xml:space="preserve">NFR-05: System </w:t>
-      </w:r>
-      <w:proofErr w:type="gramStart"/>
-      <w:r>
-        <w:t>Availability :</w:t>
-      </w:r>
-      <w:proofErr w:type="gramEnd"/>
-      <w:r>
-        <w:t xml:space="preserve"> </w:t>
+        <w:t xml:space="preserve">NFR-05: System Availability : </w:t>
       </w:r>
       <w:r>
         <w:t>The system shall be available at all times, except during scheduled maintenance periods</w:t>
@@ -7862,18 +7327,10 @@
     </w:p>
     <w:p>
       <w:r>
-        <w:t xml:space="preserve">NFR-06: Database Design </w:t>
-      </w:r>
-      <w:proofErr w:type="gramStart"/>
-      <w:r>
-        <w:t>Documentation</w:t>
-      </w:r>
-      <w:r>
-        <w:t xml:space="preserve"> :</w:t>
-      </w:r>
-      <w:proofErr w:type="gramEnd"/>
-      <w:r>
-        <w:t xml:space="preserve"> </w:t>
+        <w:t>NFR-06: Database Design Documentation</w:t>
+      </w:r>
+      <w:r>
+        <w:t xml:space="preserve"> : </w:t>
       </w:r>
       <w:r>
         <w:t>The database must be accompanied by an entity-relationship diagram</w:t>
@@ -7925,18 +7382,10 @@
     </w:p>
     <w:p>
       <w:r>
-        <w:t xml:space="preserve">NFR-11: Legal </w:t>
-      </w:r>
-      <w:proofErr w:type="gramStart"/>
-      <w:r>
-        <w:t>Compliance</w:t>
-      </w:r>
-      <w:r>
-        <w:t xml:space="preserve"> :</w:t>
-      </w:r>
-      <w:proofErr w:type="gramEnd"/>
-      <w:r>
-        <w:t xml:space="preserve"> </w:t>
+        <w:t>NFR-11: Legal Compliance</w:t>
+      </w:r>
+      <w:r>
+        <w:t xml:space="preserve"> : </w:t>
       </w:r>
       <w:r>
         <w:t>The development and operation of the system must comply with current copyright and intellectual property laws.</w:t>
@@ -7950,15 +7399,7 @@
         <w:t xml:space="preserve">: </w:t>
       </w:r>
       <w:r>
-        <w:t xml:space="preserve">The system must maintain an audit trail for all actions performed by the </w:t>
-      </w:r>
-      <w:proofErr w:type="gramStart"/>
-      <w:r>
-        <w:t>Instructor</w:t>
-      </w:r>
-      <w:proofErr w:type="gramEnd"/>
-      <w:r>
-        <w:t>, including creating, editing, and deleting quizzes and questions.</w:t>
+        <w:t>The system must maintain an audit trail for all actions performed by the Instructor, including creating, editing, and deleting quizzes and questions.</w:t>
       </w:r>
     </w:p>
     <w:p>
@@ -8486,23 +7927,13 @@
         </w:rPr>
         <w:t> </w:t>
       </w:r>
-      <w:proofErr w:type="gramStart"/>
-      <w:r>
-        <w:rPr>
-          <w:rFonts w:ascii="Times New Roman" w:hAnsi="Times New Roman" w:cs="Times New Roman"/>
-          <w:sz w:val="24"/>
-          <w:szCs w:val="24"/>
-        </w:rPr>
-        <w:t>New</w:t>
-      </w:r>
-      <w:proofErr w:type="gramEnd"/>
-      <w:r>
-        <w:rPr>
-          <w:rFonts w:ascii="Times New Roman" w:hAnsi="Times New Roman" w:cs="Times New Roman"/>
-          <w:sz w:val="24"/>
-          <w:szCs w:val="24"/>
-        </w:rPr>
-        <w:t xml:space="preserve"> account will be created</w:t>
+      <w:r>
+        <w:rPr>
+          <w:rFonts w:ascii="Times New Roman" w:hAnsi="Times New Roman" w:cs="Times New Roman"/>
+          <w:sz w:val="24"/>
+          <w:szCs w:val="24"/>
+        </w:rPr>
+        <w:t>New account will be created</w:t>
       </w:r>
       <w:r>
         <w:rPr>
@@ -8549,25 +7980,7 @@
           <w:sz w:val="24"/>
           <w:szCs w:val="24"/>
         </w:rPr>
-        <w:t xml:space="preserve">1.user gives username/student number/email and password </w:t>
-      </w:r>
-      <w:proofErr w:type="gramStart"/>
-      <w:r>
-        <w:rPr>
-          <w:rFonts w:ascii="Times New Roman" w:hAnsi="Times New Roman" w:cs="Times New Roman"/>
-          <w:sz w:val="24"/>
-          <w:szCs w:val="24"/>
-        </w:rPr>
-        <w:t>2.system</w:t>
-      </w:r>
-      <w:proofErr w:type="gramEnd"/>
-      <w:r>
-        <w:rPr>
-          <w:rFonts w:ascii="Times New Roman" w:hAnsi="Times New Roman" w:cs="Times New Roman"/>
-          <w:sz w:val="24"/>
-          <w:szCs w:val="24"/>
-        </w:rPr>
-        <w:t xml:space="preserve"> will check them if they are validated 3.account will be created </w:t>
+        <w:t xml:space="preserve">1.user gives username/student number/email and password 2.system will check them if they are validated 3.account will be created </w:t>
       </w:r>
     </w:p>
     <w:p>
@@ -9092,23 +8505,13 @@
         </w:rPr>
         <w:t> </w:t>
       </w:r>
-      <w:proofErr w:type="gramStart"/>
-      <w:r>
-        <w:rPr>
-          <w:rFonts w:ascii="Times New Roman" w:hAnsi="Times New Roman" w:cs="Times New Roman"/>
-          <w:sz w:val="24"/>
-          <w:szCs w:val="24"/>
-        </w:rPr>
-        <w:t>1.User</w:t>
-      </w:r>
-      <w:proofErr w:type="gramEnd"/>
-      <w:r>
-        <w:rPr>
-          <w:rFonts w:ascii="Times New Roman" w:hAnsi="Times New Roman" w:cs="Times New Roman"/>
-          <w:sz w:val="24"/>
-          <w:szCs w:val="24"/>
-        </w:rPr>
-        <w:t xml:space="preserve"> edits fields 2.Submit changes 3.System saves updated </w:t>
+      <w:r>
+        <w:rPr>
+          <w:rFonts w:ascii="Times New Roman" w:hAnsi="Times New Roman" w:cs="Times New Roman"/>
+          <w:sz w:val="24"/>
+          <w:szCs w:val="24"/>
+        </w:rPr>
+        <w:t xml:space="preserve">1.User edits fields 2.Submit changes 3.System saves updated </w:t>
       </w:r>
     </w:p>
     <w:p>
@@ -9341,23 +8744,13 @@
         </w:rPr>
         <w:t> </w:t>
       </w:r>
-      <w:proofErr w:type="gramStart"/>
-      <w:r>
-        <w:rPr>
-          <w:rFonts w:ascii="Times New Roman" w:hAnsi="Times New Roman" w:cs="Times New Roman"/>
-          <w:sz w:val="24"/>
-          <w:szCs w:val="24"/>
-        </w:rPr>
-        <w:t>1.User</w:t>
-      </w:r>
-      <w:proofErr w:type="gramEnd"/>
-      <w:r>
-        <w:rPr>
-          <w:rFonts w:ascii="Times New Roman" w:hAnsi="Times New Roman" w:cs="Times New Roman"/>
-          <w:sz w:val="24"/>
-          <w:szCs w:val="24"/>
-        </w:rPr>
-        <w:t xml:space="preserve"> requests quizzes 2.System fetches list 3.Display quizzes </w:t>
+      <w:r>
+        <w:rPr>
+          <w:rFonts w:ascii="Times New Roman" w:hAnsi="Times New Roman" w:cs="Times New Roman"/>
+          <w:sz w:val="24"/>
+          <w:szCs w:val="24"/>
+        </w:rPr>
+        <w:t xml:space="preserve">1.User requests quizzes 2.System fetches list 3.Display quizzes </w:t>
       </w:r>
     </w:p>
     <w:p>
@@ -9596,25 +8989,7 @@
           <w:sz w:val="24"/>
           <w:szCs w:val="24"/>
         </w:rPr>
-        <w:t xml:space="preserve">1.user selects quiz </w:t>
-      </w:r>
-      <w:proofErr w:type="gramStart"/>
-      <w:r>
-        <w:rPr>
-          <w:rFonts w:ascii="Times New Roman" w:hAnsi="Times New Roman" w:cs="Times New Roman"/>
-          <w:sz w:val="24"/>
-          <w:szCs w:val="24"/>
-        </w:rPr>
-        <w:t>2.answer</w:t>
-      </w:r>
-      <w:proofErr w:type="gramEnd"/>
-      <w:r>
-        <w:rPr>
-          <w:rFonts w:ascii="Times New Roman" w:hAnsi="Times New Roman" w:cs="Times New Roman"/>
-          <w:sz w:val="24"/>
-          <w:szCs w:val="24"/>
-        </w:rPr>
-        <w:t xml:space="preserve"> questions 3.submit quiz</w:t>
+        <w:t>1.user selects quiz 2.answer questions 3.submit quiz</w:t>
       </w:r>
     </w:p>
     <w:p>
@@ -9653,25 +9028,7 @@
           <w:sz w:val="24"/>
           <w:szCs w:val="24"/>
         </w:rPr>
-        <w:t xml:space="preserve">Timer </w:t>
-      </w:r>
-      <w:proofErr w:type="gramStart"/>
-      <w:r>
-        <w:rPr>
-          <w:rFonts w:ascii="Times New Roman" w:hAnsi="Times New Roman" w:cs="Times New Roman"/>
-          <w:sz w:val="24"/>
-          <w:szCs w:val="24"/>
-        </w:rPr>
-        <w:t>expires ,</w:t>
-      </w:r>
-      <w:proofErr w:type="gramEnd"/>
-      <w:r>
-        <w:rPr>
-          <w:rFonts w:ascii="Times New Roman" w:hAnsi="Times New Roman" w:cs="Times New Roman"/>
-          <w:sz w:val="24"/>
-          <w:szCs w:val="24"/>
-        </w:rPr>
-        <w:t xml:space="preserve"> user exits early</w:t>
+        <w:t>Timer expires , user exits early</w:t>
       </w:r>
     </w:p>
     <w:p>
@@ -9922,25 +9279,7 @@
           <w:sz w:val="24"/>
           <w:szCs w:val="24"/>
         </w:rPr>
-        <w:t xml:space="preserve">1.user selects result </w:t>
-      </w:r>
-      <w:proofErr w:type="gramStart"/>
-      <w:r>
-        <w:rPr>
-          <w:rFonts w:ascii="Times New Roman" w:hAnsi="Times New Roman" w:cs="Times New Roman"/>
-          <w:sz w:val="24"/>
-          <w:szCs w:val="24"/>
-        </w:rPr>
-        <w:t>2.system</w:t>
-      </w:r>
-      <w:proofErr w:type="gramEnd"/>
-      <w:r>
-        <w:rPr>
-          <w:rFonts w:ascii="Times New Roman" w:hAnsi="Times New Roman" w:cs="Times New Roman"/>
-          <w:sz w:val="24"/>
-          <w:szCs w:val="24"/>
-        </w:rPr>
-        <w:t xml:space="preserve"> retrieves score 3.Display result </w:t>
+        <w:t xml:space="preserve">1.user selects result 2.system retrieves score 3.Display result </w:t>
       </w:r>
     </w:p>
     <w:p>
@@ -10187,25 +9526,7 @@
           <w:sz w:val="24"/>
           <w:szCs w:val="24"/>
         </w:rPr>
-        <w:t xml:space="preserve">1.user opens history </w:t>
-      </w:r>
-      <w:proofErr w:type="gramStart"/>
-      <w:r>
-        <w:rPr>
-          <w:rFonts w:ascii="Times New Roman" w:hAnsi="Times New Roman" w:cs="Times New Roman"/>
-          <w:sz w:val="24"/>
-          <w:szCs w:val="24"/>
-        </w:rPr>
-        <w:t>2.system</w:t>
-      </w:r>
-      <w:proofErr w:type="gramEnd"/>
-      <w:r>
-        <w:rPr>
-          <w:rFonts w:ascii="Times New Roman" w:hAnsi="Times New Roman" w:cs="Times New Roman"/>
-          <w:sz w:val="24"/>
-          <w:szCs w:val="24"/>
-        </w:rPr>
-        <w:t xml:space="preserve"> retrieves past records 3.Display list</w:t>
+        <w:t>1.user opens history 2.system retrieves past records 3.Display list</w:t>
       </w:r>
     </w:p>
     <w:p>
@@ -10444,25 +9765,7 @@
           <w:sz w:val="24"/>
           <w:szCs w:val="24"/>
         </w:rPr>
-        <w:t xml:space="preserve">1.user finishes quiz </w:t>
-      </w:r>
-      <w:proofErr w:type="gramStart"/>
-      <w:r>
-        <w:rPr>
-          <w:rFonts w:ascii="Times New Roman" w:hAnsi="Times New Roman" w:cs="Times New Roman"/>
-          <w:sz w:val="24"/>
-          <w:szCs w:val="24"/>
-        </w:rPr>
-        <w:t>2.system</w:t>
-      </w:r>
-      <w:proofErr w:type="gramEnd"/>
-      <w:r>
-        <w:rPr>
-          <w:rFonts w:ascii="Times New Roman" w:hAnsi="Times New Roman" w:cs="Times New Roman"/>
-          <w:sz w:val="24"/>
-          <w:szCs w:val="24"/>
-        </w:rPr>
-        <w:t xml:space="preserve"> analyzes answers 3.shows correct/incorrect </w:t>
+        <w:t xml:space="preserve">1.user finishes quiz 2.system analyzes answers 3.shows correct/incorrect </w:t>
       </w:r>
     </w:p>
     <w:p>
@@ -11429,23 +10732,13 @@
         </w:rPr>
         <w:t> </w:t>
       </w:r>
-      <w:proofErr w:type="gramStart"/>
-      <w:r>
-        <w:rPr>
-          <w:rFonts w:ascii="Times New Roman" w:hAnsi="Times New Roman" w:cs="Times New Roman"/>
-          <w:sz w:val="24"/>
-          <w:szCs w:val="24"/>
-        </w:rPr>
-        <w:t>New</w:t>
-      </w:r>
-      <w:proofErr w:type="gramEnd"/>
-      <w:r>
-        <w:rPr>
-          <w:rFonts w:ascii="Times New Roman" w:hAnsi="Times New Roman" w:cs="Times New Roman"/>
-          <w:sz w:val="24"/>
-          <w:szCs w:val="24"/>
-        </w:rPr>
-        <w:t xml:space="preserve"> quiz created</w:t>
+      <w:r>
+        <w:rPr>
+          <w:rFonts w:ascii="Times New Roman" w:hAnsi="Times New Roman" w:cs="Times New Roman"/>
+          <w:sz w:val="24"/>
+          <w:szCs w:val="24"/>
+        </w:rPr>
+        <w:t>New quiz created</w:t>
       </w:r>
     </w:p>
     <w:p>
@@ -13244,18 +12537,8 @@
           <w:sz w:val="24"/>
           <w:szCs w:val="24"/>
         </w:rPr>
-        <w:t xml:space="preserve">1. Select quiz 2. System retrieves results </w:t>
-      </w:r>
-      <w:proofErr w:type="gramStart"/>
-      <w:r>
-        <w:rPr>
-          <w:rFonts w:ascii="Times New Roman" w:hAnsi="Times New Roman" w:cs="Times New Roman"/>
-          <w:sz w:val="24"/>
-          <w:szCs w:val="24"/>
-        </w:rPr>
-        <w:t>3.Display</w:t>
-      </w:r>
-      <w:proofErr w:type="gramEnd"/>
+        <w:t>1. Select quiz 2. System retrieves results 3.Display</w:t>
+      </w:r>
     </w:p>
     <w:p>
       <w:pPr>
@@ -14164,25 +13447,55 @@
       </w:pPr>
       <w:bookmarkStart w:id="23" w:name="_Toc223948354"/>
       <w:r>
+        <w:lastRenderedPageBreak/>
         <w:t>5.2.2 Sequence Diagrams</w:t>
       </w:r>
       <w:bookmarkEnd w:id="23"/>
-    </w:p>
-    <w:p>
-      <w:pPr>
-        <w:rPr>
-          <w:rFonts w:ascii="Times New Roman" w:hAnsi="Times New Roman" w:cs="Times New Roman"/>
-          <w:sz w:val="24"/>
-          <w:szCs w:val="24"/>
-        </w:rPr>
-      </w:pPr>
-      <w:r>
-        <w:rPr>
-          <w:rFonts w:ascii="Times New Roman" w:hAnsi="Times New Roman" w:cs="Times New Roman"/>
-          <w:sz w:val="24"/>
-          <w:szCs w:val="24"/>
-        </w:rPr>
-        <w:t>Show the interaction between objects over time for a specific scenario (e.g., the "successful login" scenario from the use case).</w:t>
+      <w:r>
+        <w:rPr>
+          <w:noProof/>
+        </w:rPr>
+        <w:drawing>
+          <wp:inline distT="0" distB="0" distL="0" distR="0" wp14:anchorId="438A4322" wp14:editId="56806E24">
+            <wp:extent cx="5943600" cy="6644005"/>
+            <wp:effectExtent l="0" t="0" r="0" b="4445"/>
+            <wp:docPr id="4" name="Picture 4"/>
+            <wp:cNvGraphicFramePr>
+              <a:graphicFrameLocks xmlns:a="http://schemas.openxmlformats.org/drawingml/2006/main" noChangeAspect="1"/>
+            </wp:cNvGraphicFramePr>
+            <a:graphic xmlns:a="http://schemas.openxmlformats.org/drawingml/2006/main">
+              <a:graphicData uri="http://schemas.openxmlformats.org/drawingml/2006/picture">
+                <pic:pic xmlns:pic="http://schemas.openxmlformats.org/drawingml/2006/picture">
+                  <pic:nvPicPr>
+                    <pic:cNvPr id="4" name="Picture 4"/>
+                    <pic:cNvPicPr/>
+                  </pic:nvPicPr>
+                  <pic:blipFill>
+                    <a:blip r:embed="rId9">
+                      <a:extLst>
+                        <a:ext uri="{28A0092B-C50C-407E-A947-70E740481C1C}">
+                          <a14:useLocalDpi xmlns:a14="http://schemas.microsoft.com/office/drawing/2010/main" val="0"/>
+                        </a:ext>
+                      </a:extLst>
+                    </a:blip>
+                    <a:stretch>
+                      <a:fillRect/>
+                    </a:stretch>
+                  </pic:blipFill>
+                  <pic:spPr>
+                    <a:xfrm>
+                      <a:off x="0" y="0"/>
+                      <a:ext cx="5943600" cy="6644005"/>
+                    </a:xfrm>
+                    <a:prstGeom prst="rect">
+                      <a:avLst/>
+                    </a:prstGeom>
+                  </pic:spPr>
+                </pic:pic>
+              </a:graphicData>
+            </a:graphic>
+          </wp:inline>
+        </w:drawing>
       </w:r>
     </w:p>
     <w:p>
@@ -14264,6 +13577,7 @@
       </w:pPr>
       <w:bookmarkStart w:id="26" w:name="_Toc223948357"/>
       <w:r>
+        <w:lastRenderedPageBreak/>
         <w:t>5.4 Data Flow Model</w:t>
       </w:r>
       <w:bookmarkEnd w:id="26"/>
@@ -15275,6 +14589,7 @@
           <w:sz w:val="24"/>
           <w:szCs w:val="24"/>
         </w:rPr>
+        <w:lastRenderedPageBreak/>
         <w:t>Briefly recap the project, the problem solved, and the key models produced.</w:t>
       </w:r>
     </w:p>
